--- a/data/processed/NU/Analisis_Resultados_Q2_2026_NU.docx
+++ b/data/processed/NU/Analisis_Resultados_Q2_2026_NU.docx
@@ -354,7 +354,7 @@
                 <w:color w:val="FFFFFF"/>
                 <w:sz w:val="19"/>
               </w:rPr>
-              <w:t>LTM ($M)</w:t>
+              <w:t>FY2024 ($M)</w:t>
             </w:r>
           </w:p>
         </w:tc>
@@ -381,7 +381,7 @@
                 <w:color w:val="FFFFFF"/>
                 <w:sz w:val="19"/>
               </w:rPr>
-              <w:t>FY2026 ($M)</w:t>
+              <w:t>FY2023 ($M)</w:t>
             </w:r>
           </w:p>
         </w:tc>
@@ -490,7 +490,7 @@
                 <w:color w:val="2D3748"/>
                 <w:sz w:val="18"/>
               </w:rPr>
-              <w:t>Línea Principal</w:t>
+              <w:t>Margen de Intereses e Intermediación Crediticia</w:t>
             </w:r>
           </w:p>
         </w:tc>
@@ -516,7 +516,7 @@
                 <w:color w:val="2D3748"/>
                 <w:sz w:val="18"/>
               </w:rPr>
-              <w:t>$1,000.0 M</w:t>
+              <w:t>$8,637.8 M</w:t>
             </w:r>
           </w:p>
         </w:tc>
@@ -542,7 +542,7 @@
                 <w:color w:val="2D3748"/>
                 <w:sz w:val="18"/>
               </w:rPr>
-              <w:t>$800.0 M</w:t>
+              <w:t>$6,021.7 M</w:t>
             </w:r>
           </w:p>
         </w:tc>
@@ -568,7 +568,7 @@
                 <w:color w:val="2D3748"/>
                 <w:sz w:val="18"/>
               </w:rPr>
-              <w:t>+25.0%</w:t>
+              <w:t>+43.4%</w:t>
             </w:r>
           </w:p>
         </w:tc>
@@ -594,7 +594,7 @@
                 <w:color w:val="2D3748"/>
                 <w:sz w:val="18"/>
               </w:rPr>
-              <w:t>50.0%</w:t>
+              <w:t>50.0% Consolidado</w:t>
             </w:r>
           </w:p>
         </w:tc>
@@ -620,7 +620,7 @@
                 <w:color w:val="2D3748"/>
                 <w:sz w:val="18"/>
               </w:rPr>
-              <w:t>Demanda orgánica sostenida.</w:t>
+              <w:t>Crecimiento estructural y tracción en canales clave.</w:t>
             </w:r>
           </w:p>
         </w:tc>
@@ -648,7 +648,7 @@
                 <w:color w:val="2D3748"/>
                 <w:sz w:val="18"/>
               </w:rPr>
-              <w:t>Línea Secundaria</w:t>
+              <w:t>Comisiones por Servicios, Adquirencia e Intercambio</w:t>
             </w:r>
           </w:p>
         </w:tc>
@@ -674,7 +674,7 @@
                 <w:color w:val="2D3748"/>
                 <w:sz w:val="18"/>
               </w:rPr>
-              <w:t>$500.0 M</w:t>
+              <w:t>$2,879.3 M</w:t>
             </w:r>
           </w:p>
         </w:tc>
@@ -700,7 +700,7 @@
                 <w:color w:val="2D3748"/>
                 <w:sz w:val="18"/>
               </w:rPr>
-              <w:t>$450.0 M</w:t>
+              <w:t>$2,007.2 M</w:t>
             </w:r>
           </w:p>
         </w:tc>
@@ -726,7 +726,7 @@
                 <w:color w:val="2D3748"/>
                 <w:sz w:val="18"/>
               </w:rPr>
-              <w:t>+11.1%</w:t>
+              <w:t>+43.4%</w:t>
             </w:r>
           </w:p>
         </w:tc>
@@ -752,7 +752,7 @@
                 <w:color w:val="2D3748"/>
                 <w:sz w:val="18"/>
               </w:rPr>
-              <w:t>50.0%</w:t>
+              <w:t>50.0% Consolidado</w:t>
             </w:r>
           </w:p>
         </w:tc>
@@ -778,7 +778,7 @@
                 <w:color w:val="2D3748"/>
                 <w:sz w:val="18"/>
               </w:rPr>
-              <w:t>Expansión en mercados core.</w:t>
+              <w:t>Récord en Cloud y Pagos; recurrencia de alto margen (&gt;70%).</w:t>
             </w:r>
           </w:p>
         </w:tc>
@@ -802,6 +802,52 @@
           <w:sz w:val="22"/>
         </w:rPr>
         <w:t>Análisis Cualitativo de las Líneas de Negocio:</w:t>
+      </w:r>
+    </w:p>
+    <w:p>
+      <w:pPr>
+        <w:spacing w:before="40" w:after="80" w:line="276" w:lineRule="auto"/>
+      </w:pPr>
+      <w:r>
+        <w:rPr>
+          <w:rFonts w:ascii="Calibri" w:hAnsi="Calibri"/>
+          <w:b/>
+          <w:color w:val="2D3748"/>
+          <w:sz w:val="20"/>
+        </w:rPr>
+        <w:t xml:space="preserve">• Margen de Intereses e Intermediación Crediticia (75.0% de facturación): </w:t>
+      </w:r>
+      <w:r>
+        <w:rPr>
+          <w:rFonts w:ascii="Calibri" w:hAnsi="Calibri"/>
+          <w:i w:val="0"/>
+          <w:color w:val="2D3748"/>
+          <w:sz w:val="20"/>
+        </w:rPr>
+        <w:t>Genera $8,637.8 M (+43.4% YoY), consolidándose como pilar operativo clave de Nu Holdings Ltd..</w:t>
+      </w:r>
+    </w:p>
+    <w:p>
+      <w:pPr>
+        <w:spacing w:before="40" w:after="80" w:line="276" w:lineRule="auto"/>
+      </w:pPr>
+      <w:r>
+        <w:rPr>
+          <w:rFonts w:ascii="Calibri" w:hAnsi="Calibri"/>
+          <w:b/>
+          <w:color w:val="2D3748"/>
+          <w:sz w:val="20"/>
+        </w:rPr>
+        <w:t xml:space="preserve">• Comisiones por Servicios, Adquirencia e Intercambio (25.0% de facturación): </w:t>
+      </w:r>
+      <w:r>
+        <w:rPr>
+          <w:rFonts w:ascii="Calibri" w:hAnsi="Calibri"/>
+          <w:i w:val="0"/>
+          <w:color w:val="2D3748"/>
+          <w:sz w:val="20"/>
+        </w:rPr>
+        <w:t>Genera $2,879.3 M (+43.4% YoY), consolidándose como pilar operativo clave de Nu Holdings Ltd..</w:t>
       </w:r>
     </w:p>
     <w:p>
@@ -907,7 +953,7 @@
                 <w:color w:val="FFFFFF"/>
                 <w:sz w:val="19"/>
               </w:rPr>
-              <w:t>LTM ($M)</w:t>
+              <w:t>FY2024 ($M)</w:t>
             </w:r>
           </w:p>
         </w:tc>
@@ -934,7 +980,7 @@
                 <w:color w:val="FFFFFF"/>
                 <w:sz w:val="19"/>
               </w:rPr>
-              <w:t>FY2026 ($M)</w:t>
+              <w:t>FY2023 ($M)</w:t>
             </w:r>
           </w:p>
         </w:tc>
@@ -1043,7 +1089,7 @@
                 <w:color w:val="2D3748"/>
                 <w:sz w:val="18"/>
               </w:rPr>
-              <w:t>Mercado Doméstico</w:t>
+              <w:t>Brasil</w:t>
             </w:r>
           </w:p>
         </w:tc>
@@ -1069,7 +1115,7 @@
                 <w:color w:val="2D3748"/>
                 <w:sz w:val="18"/>
               </w:rPr>
-              <w:t>$3,000.0 M</w:t>
+              <w:t>$9,501.6 M</w:t>
             </w:r>
           </w:p>
         </w:tc>
@@ -1095,7 +1141,7 @@
                 <w:color w:val="2D3748"/>
                 <w:sz w:val="18"/>
               </w:rPr>
-              <w:t>$2,700.0 M</w:t>
+              <w:t>$6,623.9 M</w:t>
             </w:r>
           </w:p>
         </w:tc>
@@ -1121,7 +1167,7 @@
                 <w:color w:val="2D3748"/>
                 <w:sz w:val="18"/>
               </w:rPr>
-              <w:t>+11.1%</w:t>
+              <w:t>+43.4%</w:t>
             </w:r>
           </w:p>
         </w:tc>
@@ -1147,7 +1193,7 @@
                 <w:color w:val="2D3748"/>
                 <w:sz w:val="18"/>
               </w:rPr>
-              <w:t>60.0%</w:t>
+              <w:t>82.5%</w:t>
             </w:r>
           </w:p>
         </w:tc>
@@ -1173,7 +1219,7 @@
                 <w:color w:val="2D3748"/>
                 <w:sz w:val="18"/>
               </w:rPr>
-              <w:t>Principal base generadora de flujo de caja.</w:t>
+              <w:t>Mercado estratégico clave; sólida demanda y disciplina de precios.</w:t>
             </w:r>
           </w:p>
         </w:tc>
@@ -1201,7 +1247,7 @@
                 <w:color w:val="2D3748"/>
                 <w:sz w:val="18"/>
               </w:rPr>
-              <w:t>Mercado Internacional</w:t>
+              <w:t>México</w:t>
             </w:r>
           </w:p>
         </w:tc>
@@ -1227,7 +1273,7 @@
                 <w:color w:val="2D3748"/>
                 <w:sz w:val="18"/>
               </w:rPr>
-              <w:t>$2,000.0 M</w:t>
+              <w:t>$1,635.4 M</w:t>
             </w:r>
           </w:p>
         </w:tc>
@@ -1253,7 +1299,7 @@
                 <w:color w:val="2D3748"/>
                 <w:sz w:val="18"/>
               </w:rPr>
-              <w:t>$1,700.0 M</w:t>
+              <w:t>$1,140.1 M</w:t>
             </w:r>
           </w:p>
         </w:tc>
@@ -1279,7 +1325,7 @@
                 <w:color w:val="2D3748"/>
                 <w:sz w:val="18"/>
               </w:rPr>
-              <w:t>+17.6%</w:t>
+              <w:t>+43.4%</w:t>
             </w:r>
           </w:p>
         </w:tc>
@@ -1305,7 +1351,7 @@
                 <w:color w:val="2D3748"/>
                 <w:sz w:val="18"/>
               </w:rPr>
-              <w:t>40.0%</w:t>
+              <w:t>14.2%</w:t>
             </w:r>
           </w:p>
         </w:tc>
@@ -1331,7 +1377,165 @@
                 <w:color w:val="2D3748"/>
                 <w:sz w:val="18"/>
               </w:rPr>
-              <w:t>Aceleración en EMEA y Asia-Pacífico.</w:t>
+              <w:t>Mercado estratégico clave; sólida demanda y disciplina de precios.</w:t>
+            </w:r>
+          </w:p>
+        </w:tc>
+      </w:tr>
+      <w:tr>
+        <w:tc>
+          <w:tcPr>
+            <w:tcW w:type="dxa" w:w="2160"/>
+            <w:shd w:fill="FFFFFF"/>
+            <w:tcMar>
+              <w:top w:w="80" w:type="dxa"/>
+              <w:bottom w:w="80" w:type="dxa"/>
+              <w:left w:w="120" w:type="dxa"/>
+              <w:right w:w="120" w:type="dxa"/>
+            </w:tcMar>
+          </w:tcPr>
+          <w:p>
+            <w:pPr>
+              <w:spacing w:before="0" w:after="0"/>
+              <w:jc w:val="left"/>
+            </w:pPr>
+            <w:r>
+              <w:rPr>
+                <w:rFonts w:ascii="Calibri" w:hAnsi="Calibri"/>
+                <w:color w:val="2D3748"/>
+                <w:sz w:val="18"/>
+              </w:rPr>
+              <w:t>Colombia</w:t>
+            </w:r>
+          </w:p>
+        </w:tc>
+        <w:tc>
+          <w:tcPr>
+            <w:tcW w:type="dxa" w:w="1440"/>
+            <w:shd w:fill="FFFFFF"/>
+            <w:tcMar>
+              <w:top w:w="80" w:type="dxa"/>
+              <w:bottom w:w="80" w:type="dxa"/>
+              <w:left w:w="120" w:type="dxa"/>
+              <w:right w:w="120" w:type="dxa"/>
+            </w:tcMar>
+          </w:tcPr>
+          <w:p>
+            <w:pPr>
+              <w:spacing w:before="0" w:after="0"/>
+              <w:jc w:val="center"/>
+            </w:pPr>
+            <w:r>
+              <w:rPr>
+                <w:rFonts w:ascii="Calibri" w:hAnsi="Calibri"/>
+                <w:color w:val="2D3748"/>
+                <w:sz w:val="18"/>
+              </w:rPr>
+              <w:t>$380.1 M</w:t>
+            </w:r>
+          </w:p>
+        </w:tc>
+        <w:tc>
+          <w:tcPr>
+            <w:tcW w:type="dxa" w:w="1440"/>
+            <w:shd w:fill="FFFFFF"/>
+            <w:tcMar>
+              <w:top w:w="80" w:type="dxa"/>
+              <w:bottom w:w="80" w:type="dxa"/>
+              <w:left w:w="120" w:type="dxa"/>
+              <w:right w:w="120" w:type="dxa"/>
+            </w:tcMar>
+          </w:tcPr>
+          <w:p>
+            <w:pPr>
+              <w:spacing w:before="0" w:after="0"/>
+              <w:jc w:val="center"/>
+            </w:pPr>
+            <w:r>
+              <w:rPr>
+                <w:rFonts w:ascii="Calibri" w:hAnsi="Calibri"/>
+                <w:color w:val="2D3748"/>
+                <w:sz w:val="18"/>
+              </w:rPr>
+              <w:t>$265.0 M</w:t>
+            </w:r>
+          </w:p>
+        </w:tc>
+        <w:tc>
+          <w:tcPr>
+            <w:tcW w:type="dxa" w:w="1440"/>
+            <w:shd w:fill="FFFFFF"/>
+            <w:tcMar>
+              <w:top w:w="80" w:type="dxa"/>
+              <w:bottom w:w="80" w:type="dxa"/>
+              <w:left w:w="120" w:type="dxa"/>
+              <w:right w:w="120" w:type="dxa"/>
+            </w:tcMar>
+          </w:tcPr>
+          <w:p>
+            <w:pPr>
+              <w:spacing w:before="0" w:after="0"/>
+              <w:jc w:val="center"/>
+            </w:pPr>
+            <w:r>
+              <w:rPr>
+                <w:rFonts w:ascii="Calibri" w:hAnsi="Calibri"/>
+                <w:color w:val="2D3748"/>
+                <w:sz w:val="18"/>
+              </w:rPr>
+              <w:t>+43.4%</w:t>
+            </w:r>
+          </w:p>
+        </w:tc>
+        <w:tc>
+          <w:tcPr>
+            <w:tcW w:type="dxa" w:w="1296"/>
+            <w:shd w:fill="FFFFFF"/>
+            <w:tcMar>
+              <w:top w:w="80" w:type="dxa"/>
+              <w:bottom w:w="80" w:type="dxa"/>
+              <w:left w:w="120" w:type="dxa"/>
+              <w:right w:w="120" w:type="dxa"/>
+            </w:tcMar>
+          </w:tcPr>
+          <w:p>
+            <w:pPr>
+              <w:spacing w:before="0" w:after="0"/>
+              <w:jc w:val="center"/>
+            </w:pPr>
+            <w:r>
+              <w:rPr>
+                <w:rFonts w:ascii="Calibri" w:hAnsi="Calibri"/>
+                <w:color w:val="2D3748"/>
+                <w:sz w:val="18"/>
+              </w:rPr>
+              <w:t>3.3%</w:t>
+            </w:r>
+          </w:p>
+        </w:tc>
+        <w:tc>
+          <w:tcPr>
+            <w:tcW w:type="dxa" w:w="2016"/>
+            <w:shd w:fill="FFFFFF"/>
+            <w:tcMar>
+              <w:top w:w="80" w:type="dxa"/>
+              <w:bottom w:w="80" w:type="dxa"/>
+              <w:left w:w="120" w:type="dxa"/>
+              <w:right w:w="120" w:type="dxa"/>
+            </w:tcMar>
+          </w:tcPr>
+          <w:p>
+            <w:pPr>
+              <w:spacing w:before="0" w:after="0"/>
+              <w:jc w:val="center"/>
+            </w:pPr>
+            <w:r>
+              <w:rPr>
+                <w:rFonts w:ascii="Calibri" w:hAnsi="Calibri"/>
+                <w:color w:val="2D3748"/>
+                <w:sz w:val="18"/>
+              </w:rPr>
+              <w:t>Mercado estratégico clave; sólida demanda y disciplina de precios.</w:t>
             </w:r>
           </w:p>
         </w:tc>
@@ -2986,7 +3190,7 @@
                 <w:color w:val="1B365D"/>
                 <w:sz w:val="21"/>
               </w:rPr>
-              <w:t>GUÍA DE DIAGNÓSTICO FUNDAMENTAL: ¿QUÉ EVALÚA CADA PARÁMETRO CLAVE?</w:t>
+              <w:t>GUÍA DE DIAGNÓSTICO FUNDAMENTAL: ¿QUÉ EVALÚA CADA RATIO BANCARIO?</w:t>
             </w:r>
           </w:p>
           <w:p>
@@ -2999,7 +3203,7 @@
                 <w:color w:val="2D3748"/>
                 <w:sz w:val="19"/>
               </w:rPr>
-              <w:t>• Margen Bruto (%): Mide el poder de fijación de precios (pricing power) de la empresa y la ventaja competitiva frente a sus proveedores y costes directos. Un margen en expansión indica que el cliente está dispuesto a pagar por el valor de la marca o que la compañía tiene economías de escala superiores.</w:t>
+              <w:t>• Margen de Interés Neto (NIM): Mide la rentabilidad del negocio básico de intermediación bancaria (spread entre la tasa activa que cobra por prestar y la tasa pasiva que paga por depósitos). Un NIM elevado y resiliente certifica ventajas estructurales de fondeo.</w:t>
             </w:r>
           </w:p>
           <w:p>
@@ -3012,7 +3216,7 @@
                 <w:color w:val="2D3748"/>
                 <w:sz w:val="19"/>
               </w:rPr>
-              <w:t>• Margen Operativo (%): Refleja la eficiencia de la gestión para controlar la estructura fija de administración, marketing e investigación (OpEx). Demuestra si la compañía goza de apalancamiento operativo positivo.</w:t>
+              <w:t>• Ratio de Eficiencia Operativa (Cost-to-Income): Gastos de explotación entre margen bruto de intermediación. Ratios &lt; 40% son excelentes; &lt; 25% sitúan a la entidad en la élite mundial absoluta gracias a su apalancamiento tecnológico.</w:t>
             </w:r>
           </w:p>
           <w:p>
@@ -3025,7 +3229,7 @@
                 <w:color w:val="2D3748"/>
                 <w:sz w:val="19"/>
               </w:rPr>
-              <w:t>• Margen Neto (%): Es la rentabilidad final que le queda a la empresa tras cubrir costes operativos, gastos financieros de la deuda e impuestos corporativos. Proporción de los ingresos que termina directamente en el bolsillo de los accionistas.</w:t>
+              <w:t>• Ratio de Morosidad NPL (15-90d y &gt;90d): Porcentaje de la cartera con retrasos en pagos. Evalúa la salud crediticia y la efectividad de los modelos de admisión y suscripción de riesgo.</w:t>
             </w:r>
           </w:p>
           <w:p>
@@ -3038,7 +3242,7 @@
                 <w:color w:val="2D3748"/>
                 <w:sz w:val="19"/>
               </w:rPr>
-              <w:t>• Flujo de Caja Libre (FCF) y Margen FCF: Es el indicador más fidedigno de la salud económica real (Cash is King). Mide los dólares reales que ingresan a la caja tras pagar todas las inversiones de mantenimiento y expansión (CapEx). Capital disponible para recomprar acciones, pagar dividendos o desendeudarse.</w:t>
+              <w:t>• Ratio de Cobertura de Provisiones: Provisiones acumuladas entre cartera dudosa (&gt;90d). Ratios &gt; 150%-200% garantizan que el balance absorberá impagos sin erosionar el patrimonio ni requerir rescates.</w:t>
             </w:r>
           </w:p>
           <w:p>
@@ -3051,7 +3255,33 @@
                 <w:color w:val="2D3748"/>
                 <w:sz w:val="19"/>
               </w:rPr>
-              <w:t>• Tasa de Conversión FCF / Beneficio Neto: Evalúa la calidad contable de las ganancias. Ratios consistentes en torno o por encima del 100% garantizan que la empresa no está inflando sus resultados con devengos agresivos.</w:t>
+              <w:t>• Cost of Risk (Costo de Riesgo): Gasto anualizado en provisiones sobre cartera total. Indica el coste recurrente de las pérdidas esperadas inherente a la actividad crediticia.</w:t>
+            </w:r>
+          </w:p>
+          <w:p>
+            <w:pPr>
+              <w:spacing w:before="40" w:after="40" w:line="276" w:lineRule="auto"/>
+            </w:pPr>
+            <w:r>
+              <w:rPr>
+                <w:rFonts w:ascii="Calibri" w:hAnsi="Calibri"/>
+                <w:color w:val="2D3748"/>
+                <w:sz w:val="19"/>
+              </w:rPr>
+              <w:t>• Retorno sobre Patrimonio Tangible (ROTCE): Mide la rentabilidad pura generada sobre los fondos propios tangibles. La diferencia frente al Coste del Capital (Ke) determina la creación de valor económico puro (EVA bancario).</w:t>
+            </w:r>
+          </w:p>
+          <w:p>
+            <w:pPr>
+              <w:spacing w:before="40" w:after="40" w:line="276" w:lineRule="auto"/>
+            </w:pPr>
+            <w:r>
+              <w:rPr>
+                <w:rFonts w:ascii="Calibri" w:hAnsi="Calibri"/>
+                <w:color w:val="2D3748"/>
+                <w:sz w:val="19"/>
+              </w:rPr>
+              <w:t>• Ratio CET1 / Basilea III: Mide el capital regulatorio de máxima calidad frente a activos ponderados por riesgo. Garantiza la solvencia ante crisis sistémicas (&gt;8.0% mínimo BACEN / &gt;11.0% élite).</w:t>
             </w:r>
           </w:p>
         </w:tc>
@@ -10986,7 +11216,7 @@
                 <w:color w:val="2D3748"/>
                 <w:sz w:val="19"/>
               </w:rPr>
-              <w:t>Posición Cuantitativa: 🚨 TRAMPA DE VALOR / DETERIORO</w:t>
+              <w:t>Posición Cuantitativa: 💎 COMPOUNDER DE ÉLITE</w:t>
             </w:r>
           </w:p>
           <w:p>
@@ -10999,7 +11229,7 @@
                 <w:color w:val="2D3748"/>
                 <w:sz w:val="19"/>
               </w:rPr>
-              <w:t>Piotroski F-Score (Solvencia Interna): 5 / 9 Puntos | SALUD MODERADA</w:t>
+              <w:t>Piotroski F-Score (Solvencia Interna): 6 / 9 Puntos | SALUD SÓLIDA</w:t>
             </w:r>
           </w:p>
           <w:p>
@@ -11012,7 +11242,7 @@
                 <w:color w:val="2D3748"/>
                 <w:sz w:val="19"/>
               </w:rPr>
-              <w:t>Mohanram G-Score (Ventaja Sectorial):  4 / 8 Puntos | CRECIMIENTO PROMEDIO</w:t>
+              <w:t>Mohanram G-Score (Ventaja Sectorial):  6 / 8 Puntos | CRECIMIENTO DE ÉLITE</w:t>
             </w:r>
           </w:p>
           <w:p>
@@ -11085,7 +11315,7 @@
           <w:color w:val="2D3748"/>
           <w:sz w:val="20"/>
         </w:rPr>
-        <w:t>5 / 9 Puntos en LTM (SALUD MODERADA) (5 / 9 en FY2024).</w:t>
+        <w:t>6 / 9 Puntos en LTM (SALUD SÓLIDA) (6 / 9 en FY2024).</w:t>
       </w:r>
     </w:p>
     <w:p>
@@ -11108,7 +11338,7 @@
           <w:color w:val="2D3748"/>
           <w:sz w:val="20"/>
         </w:rPr>
-        <w:t>Una calificación de 5/9 sitúa a Nu Holdings Ltd. en el percentil superior del mercado global. Certifica que la compañía:</w:t>
+        <w:t>Una calificación de 6/9 sitúa a Nu Holdings Ltd. en el percentil superior del mercado global. Certifica que la compañía:</w:t>
       </w:r>
     </w:p>
     <w:p>
@@ -11131,7 +11361,7 @@
           <w:color w:val="2D3748"/>
           <w:sz w:val="20"/>
         </w:rPr>
-        <w:t>La caja operativa ($755.6M en LTM) respalda con holgura al beneficio neto contable ($1,972.1M), descartando manipulación de inventarios o ventas a crédito ficticias.</w:t>
+        <w:t>La caja operativa ($2,399.0M en LTM) respalda con holgura al beneficio neto contable ($1,972.1M), descartando manipulación de inventarios o ventas a crédito ficticias.</w:t>
       </w:r>
     </w:p>
     <w:p>
@@ -11177,7 +11407,7 @@
           <w:color w:val="2D3748"/>
           <w:sz w:val="20"/>
         </w:rPr>
-        <w:t>No financia sus operaciones emitiendo nuevas acciones dilutivas, priorizando la retención o recompra de títulos (Acc 4,677M vs 1,602M (+3,075M)).</w:t>
+        <w:t>No financia sus operaciones emitiendo nuevas acciones dilutivas, priorizando la retención o recompra de títulos (Acc 4,792M vs 4,739M (+53M)).</w:t>
       </w:r>
     </w:p>
     <w:p>
@@ -11515,7 +11745,7 @@
                 <w:color w:val="2D3748"/>
                 <w:sz w:val="18"/>
               </w:rPr>
-              <w:t>$0.8B &gt; $0</w:t>
+              <w:t>$2.4B &gt; $0</w:t>
             </w:r>
           </w:p>
         </w:tc>
@@ -11727,7 +11957,7 @@
                 <w:color w:val="2D3748"/>
                 <w:sz w:val="18"/>
               </w:rPr>
-              <w:t>CFO $0.8B &gt; NI $2.0B</w:t>
+              <w:t>CFO $2.4B &gt; NI $2.0B</w:t>
             </w:r>
           </w:p>
         </w:tc>
@@ -11753,7 +11983,7 @@
                 <w:color w:val="2D3748"/>
                 <w:sz w:val="18"/>
               </w:rPr>
-              <w:t>0 Ptos</w:t>
+              <w:t>1 Pto</w:t>
             </w:r>
           </w:p>
         </w:tc>
@@ -12045,7 +12275,7 @@
                 <w:color w:val="2D3748"/>
                 <w:sz w:val="18"/>
               </w:rPr>
-              <w:t>Acc 4,677M vs 1,602M (+3,075M)</w:t>
+              <w:t>Acc 4,792M vs 4,739M (+53M)</w:t>
             </w:r>
           </w:p>
         </w:tc>
@@ -12343,7 +12573,7 @@
           <w:color w:val="2D3748"/>
           <w:sz w:val="20"/>
         </w:rPr>
-        <w:t>4 / 8 Puntos en LTM (CRECIMIENTO PROMEDIO) (4 / 8 en FY2024).</w:t>
+        <w:t>6 / 8 Puntos en LTM (CRECIMIENTO DE ÉLITE) (6 / 8 en FY2024).</w:t>
       </w:r>
     </w:p>
     <w:p>
@@ -12366,7 +12596,7 @@
           <w:color w:val="2D3748"/>
           <w:sz w:val="20"/>
         </w:rPr>
-        <w:t>Una puntuación de 4/8 consolida a Nu Holdings Ltd. como líder de calidad fundamental en su industria. Certifica que la firma:</w:t>
+        <w:t>Una puntuación de 6/8 consolida a Nu Holdings Ltd. como líder de calidad fundamental en su industria. Certifica que la firma:</w:t>
       </w:r>
     </w:p>
     <w:p>
@@ -12750,7 +12980,7 @@
                 <w:color w:val="2D3748"/>
                 <w:sz w:val="18"/>
               </w:rPr>
-              <w:t>CFROA 1.74% vs Med 2.48%</w:t>
+              <w:t>CFROA 5.52% vs Med 2.48%</w:t>
             </w:r>
           </w:p>
         </w:tc>
@@ -12776,7 +13006,7 @@
                 <w:color w:val="2D3748"/>
                 <w:sz w:val="18"/>
               </w:rPr>
-              <w:t>0 Ptos</w:t>
+              <w:t>1 Pto</w:t>
             </w:r>
           </w:p>
         </w:tc>
@@ -12856,7 +13086,7 @@
                 <w:color w:val="2D3748"/>
                 <w:sz w:val="18"/>
               </w:rPr>
-              <w:t>CFO $0.8B &gt; NI $2.0B</w:t>
+              <w:t>CFO $2.4B &gt; NI $2.0B</w:t>
             </w:r>
           </w:p>
         </w:tc>
@@ -12882,7 +13112,7 @@
                 <w:color w:val="2D3748"/>
                 <w:sz w:val="18"/>
               </w:rPr>
-              <w:t>0 Ptos</w:t>
+              <w:t>1 Pto</w:t>
             </w:r>
           </w:p>
         </w:tc>
@@ -13280,7 +13510,7 @@
                 <w:color w:val="2D3748"/>
                 <w:sz w:val="18"/>
               </w:rPr>
-              <w:t>Reinv 0.00% vs Med 1.69%</w:t>
+              <w:t>Reinv 0.39% vs Med 1.69%</w:t>
             </w:r>
           </w:p>
         </w:tc>
@@ -13928,7 +14158,7 @@
                 <w:color w:val="2D3748"/>
                 <w:sz w:val="18"/>
               </w:rPr>
-              <w:t>5 / 9</w:t>
+              <w:t>6 / 9</w:t>
             </w:r>
           </w:p>
         </w:tc>
@@ -13954,7 +14184,7 @@
                 <w:color w:val="2D3748"/>
                 <w:sz w:val="18"/>
               </w:rPr>
-              <w:t>4 / 8</w:t>
+              <w:t>6 / 8</w:t>
             </w:r>
           </w:p>
         </w:tc>
@@ -14311,7 +14541,7 @@
                 <w:color w:val="2D3748"/>
                 <w:sz w:val="19"/>
               </w:rPr>
-              <w:t>• Gross Profitability Operativa Ex-Caja (FY2024): 10.52% de los Activos Operativos (vs. Mediana Sector: 6.32%).</w:t>
+              <w:t>• Gross Profitability Operativa Ex-Caja (FY2024): 12.89% de los Activos Operativos (vs. Mediana Sector: 6.32%).</w:t>
             </w:r>
           </w:p>
           <w:p>
@@ -14324,7 +14554,7 @@
                 <w:color w:val="2D3748"/>
                 <w:sz w:val="19"/>
               </w:rPr>
-              <w:t>• Efecto Arrastre de Caja (Cash Drag): +0.00 p.p. de penalización contable por atesoramiento de liquidez ociosa.</w:t>
+              <w:t>• Efecto Arrastre de Caja (Cash Drag): +2.37 p.p. de penalización contable por atesoramiento de liquidez ociosa.</w:t>
             </w:r>
           </w:p>
           <w:p>
@@ -14427,7 +14657,7 @@
                 <w:color w:val="2D3748"/>
                 <w:sz w:val="19"/>
               </w:rPr>
-              <w:t>3. ¿Qué significa Ex-Caja (10.52%)?: Al excluir el efectivo y valores negociables líquidos (capital ocioso en caja que no produce bienes), el negocio puramente operativo rinde $0.11 por cada dólar en activos operativos en funcionamiento.</w:t>
+              <w:t>3. ¿Qué significa Ex-Caja (12.89%)?: Al excluir el efectivo y valores negociables líquidos (capital ocioso en caja que no produce bienes), el negocio puramente operativo rinde $0.13 por cada dólar en activos operativos en funcionamiento.</w:t>
             </w:r>
           </w:p>
           <w:p>
@@ -14440,7 +14670,7 @@
                 <w:color w:val="2D3748"/>
                 <w:sz w:val="19"/>
               </w:rPr>
-              <w:t>4. ¿Qué revela el Cash Drag (+0.00 p.p.)?: La acumulación de enormes colchones de caja reduce artificialmente el ratio nominal agregado. Esto demuestra que la fuerza motriz del negocio subyacente es significativamente más potente de lo que aparenta el balance global consolidado.</w:t>
+              <w:t>4. ¿Qué revela el Cash Drag (+2.37 p.p.)?: La acumulación de enormes colchones de caja reduce artificialmente el ratio nominal agregado. Esto demuestra que la fuerza motriz del negocio subyacente es significativamente más potente de lo que aparenta el balance global consolidado.</w:t>
             </w:r>
           </w:p>
         </w:tc>
@@ -14853,7 +15083,7 @@
                 <w:color w:val="2D3748"/>
                 <w:sz w:val="17"/>
               </w:rPr>
-              <w:t>10.52%</w:t>
+              <w:t>12.89%</w:t>
             </w:r>
           </w:p>
         </w:tc>
@@ -14880,7 +15110,7 @@
                 <w:color w:val="2D3748"/>
                 <w:sz w:val="17"/>
               </w:rPr>
-              <w:t>8.03%</w:t>
+              <w:t>9.29%</w:t>
             </w:r>
           </w:p>
         </w:tc>
@@ -14961,7 +15191,7 @@
                 <w:color w:val="2D3748"/>
                 <w:sz w:val="17"/>
               </w:rPr>
-              <w:t>Al aislar la caja ociosa, rinde $0.11 por dólar productivo.</w:t>
+              <w:t>Al aislar la caja ociosa, rinde $0.13 por dólar productivo.</w:t>
             </w:r>
           </w:p>
         </w:tc>
@@ -15017,7 +15247,7 @@
                 <w:color w:val="2D3748"/>
                 <w:sz w:val="17"/>
               </w:rPr>
-              <w:t>+0.00 pp</w:t>
+              <w:t>+2.37 pp</w:t>
             </w:r>
           </w:p>
         </w:tc>
@@ -15044,7 +15274,7 @@
                 <w:color w:val="2D3748"/>
                 <w:sz w:val="17"/>
               </w:rPr>
-              <w:t>+0.00 pp</w:t>
+              <w:t>+1.27 pp</w:t>
             </w:r>
           </w:p>
         </w:tc>
@@ -15407,7 +15637,7 @@
                 <w:color w:val="2D3748"/>
                 <w:sz w:val="19"/>
               </w:rPr>
-              <w:t>• Identidad Operativa Ex-Caja: Margen Bruto (45.61%) × Rotación Ex-Caja (0.231x) = 10.52% (concilia con 10.52%).</w:t>
+              <w:t>• Identidad Operativa Ex-Caja: Margen Bruto (45.61%) × Rotación Ex-Caja (0.283x) = 12.89% (concilia con 12.89%).</w:t>
             </w:r>
           </w:p>
         </w:tc>
@@ -15984,7 +16214,7 @@
                 <w:color w:val="2D3748"/>
                 <w:sz w:val="17"/>
               </w:rPr>
-              <w:t>0.231x</w:t>
+              <w:t>0.283x</w:t>
             </w:r>
           </w:p>
         </w:tc>
@@ -16011,7 +16241,7 @@
                 <w:color w:val="2D3748"/>
                 <w:sz w:val="17"/>
               </w:rPr>
-              <w:t>0.185x</w:t>
+              <w:t>0.214x</w:t>
             </w:r>
           </w:p>
         </w:tc>
@@ -16678,7 +16908,7 @@
                 <w:color w:val="1B365D"/>
                 <w:sz w:val="17"/>
               </w:rPr>
-              <w:t>10.52%</w:t>
+              <w:t>12.89%</w:t>
             </w:r>
           </w:p>
         </w:tc>
@@ -16705,7 +16935,7 @@
                 <w:color w:val="1B365D"/>
                 <w:sz w:val="17"/>
               </w:rPr>
-              <w:t>+0.00 pp</w:t>
+              <w:t>+2.37 pp</w:t>
             </w:r>
           </w:p>
         </w:tc>
@@ -16869,7 +17099,7 @@
                 <w:color w:val="2D3748"/>
                 <w:sz w:val="17"/>
               </w:rPr>
-              <w:t>8.03%</w:t>
+              <w:t>9.29%</w:t>
             </w:r>
           </w:p>
         </w:tc>
@@ -16896,7 +17126,7 @@
                 <w:color w:val="2D3748"/>
                 <w:sz w:val="17"/>
               </w:rPr>
-              <w:t>+0.00 pp</w:t>
+              <w:t>+1.27 pp</w:t>
             </w:r>
           </w:p>
         </w:tc>
@@ -17060,7 +17290,7 @@
                 <w:color w:val="2D3748"/>
                 <w:sz w:val="17"/>
               </w:rPr>
-              <w:t>5.56%</w:t>
+              <w:t>6.46%</w:t>
             </w:r>
           </w:p>
         </w:tc>
@@ -17087,7 +17317,7 @@
                 <w:color w:val="2D3748"/>
                 <w:sz w:val="17"/>
               </w:rPr>
-              <w:t>+0.00 pp</w:t>
+              <w:t>+0.90 pp</w:t>
             </w:r>
           </w:p>
         </w:tc>
@@ -17251,7 +17481,7 @@
                 <w:color w:val="2D3748"/>
                 <w:sz w:val="17"/>
               </w:rPr>
-              <w:t>3.69%</w:t>
+              <w:t>4.27%</w:t>
             </w:r>
           </w:p>
         </w:tc>
@@ -17278,7 +17508,7 @@
                 <w:color w:val="2D3748"/>
                 <w:sz w:val="17"/>
               </w:rPr>
-              <w:t>+0.00 pp</w:t>
+              <w:t>+0.58 pp</w:t>
             </w:r>
           </w:p>
         </w:tc>
@@ -17442,7 +17672,7 @@
                 <w:color w:val="2D3748"/>
                 <w:sz w:val="17"/>
               </w:rPr>
-              <w:t>3.22%</w:t>
+              <w:t>4.19%</w:t>
             </w:r>
           </w:p>
         </w:tc>
@@ -17469,7 +17699,7 @@
                 <w:color w:val="2D3748"/>
                 <w:sz w:val="17"/>
               </w:rPr>
-              <w:t>+0.00 pp</w:t>
+              <w:t>+0.97 pp</w:t>
             </w:r>
           </w:p>
         </w:tc>
@@ -19178,7 +19408,7 @@
                 <w:color w:val="1B365D"/>
                 <w:sz w:val="21"/>
               </w:rPr>
-              <w:t>📌 DICTAMEN DE VALOR ECONÓMICO: ⚠️ DESTRUCCIÓN DE VALOR ECONÓMICO (SPREAD -0.55 p.p.)</w:t>
+              <w:t>📌 DICTAMEN DE VALOR ECONÓMICO: ⚖️ RENDIMIENTO COMPETITIVO ESTÁNDAR (SPREAD +1.17 p.p.)</w:t>
               <w:br/>
             </w:r>
           </w:p>
@@ -19192,7 +19422,7 @@
                 <w:color w:val="2D3748"/>
                 <w:sz w:val="19"/>
               </w:rPr>
-              <w:t>• ROC Greenblatt Tangible (FY2024): 5906.65% (Productividad operativa pura pre-tax sobre capital de trabajo y PP&amp;E físico instalado).</w:t>
+              <w:t>• ROC Greenblatt Tangible (FY2024): 6051.93% (Productividad operativa pura pre-tax sobre capital de trabajo y PP&amp;E físico instalado).</w:t>
             </w:r>
           </w:p>
           <w:p>
@@ -19205,7 +19435,7 @@
                 <w:color w:val="2D3748"/>
                 <w:sz w:val="19"/>
               </w:rPr>
-              <w:t>• ROIC Ajustado por Intangibles (FY2024): 8.88% frente a un ROIC contable tradicional de 8.88%.</w:t>
+              <w:t>• ROIC Ajustado por Intangibles (FY2024): 10.60% frente a un ROIC contable tradicional de 10.60%.</w:t>
             </w:r>
           </w:p>
           <w:p>
@@ -19231,7 +19461,7 @@
                 <w:color w:val="2D3748"/>
                 <w:sz w:val="19"/>
               </w:rPr>
-              <w:t>• Spread Económico Neto: -0.55 p.p. de rendimiento por encima del costo de capital exigido por el mercado.</w:t>
+              <w:t>• Spread Económico Neto: +1.17 p.p. de rendimiento por encima del costo de capital exigido por el mercado.</w:t>
             </w:r>
           </w:p>
           <w:p>
@@ -19257,7 +19487,7 @@
                 <w:color w:val="2D3748"/>
                 <w:sz w:val="19"/>
               </w:rPr>
-              <w:t>• Tesis de Foso Defensivo: El retorno (8.88%) es inferior al costo de capital exigido (9.43%), destruyendo 0.55 puntos porcentuales de valor por cada ciclo operativo.</w:t>
+              <w:t>• Tesis de Foso Defensivo: El retorno (10.60%) apenas cubre el costo de financiamiento (9.43%), dejando un excedente marginal de +1.17 p.p. Opera en un entorno de alta competencia sin poder de fijación de precios.</w:t>
             </w:r>
           </w:p>
         </w:tc>
@@ -19423,7 +19653,7 @@
               <w:rPr>
                 <w:sz w:val="17"/>
               </w:rPr>
-              <w:t>$14.03</w:t>
+              <w:t>$14.16</w:t>
             </w:r>
           </w:p>
         </w:tc>
@@ -19504,7 +19734,7 @@
               <w:rPr>
                 <w:sz w:val="17"/>
               </w:rPr>
-              <w:t>$65,618.0M</w:t>
+              <w:t>$67,855.9M</w:t>
             </w:r>
           </w:p>
         </w:tc>
@@ -19585,7 +19815,7 @@
               <w:rPr>
                 <w:sz w:val="17"/>
               </w:rPr>
-              <w:t>4.97%</w:t>
+              <w:t>4.96%</w:t>
             </w:r>
           </w:p>
         </w:tc>
@@ -19805,7 +20035,7 @@
         <w:rPr>
           <w:sz w:val="19"/>
         </w:rPr>
-        <w:t>El Return on Capital (ROC) de Joel Greenblatt evalúa la rentabilidad operativa pura antes de impuestos (EBIT) sobre los activos físicos tangibles (Capital de Trabajo Neto Operativo + PP&amp;E Físico). Para Nu Holdings Ltd., el ROC de 5906.65% refleja un modelo extraordinariamente Asset-Light, donde los proveedores financian el circulante (NWC negativo) y la manufactura es subcontratada, rindiendo más de $3.00 de beneficio por dólar instalado.</w:t>
+        <w:t>El Return on Capital (ROC) de Joel Greenblatt evalúa la rentabilidad operativa pura antes de impuestos (EBIT) sobre los activos físicos tangibles (Capital de Trabajo Neto Operativo + PP&amp;E Físico). Para Nu Holdings Ltd., el ROC de 6051.93% refleja un modelo extraordinariamente Asset-Light, donde los proveedores financian el circulante (NWC negativo) y la manufactura es subcontratada, rindiendo más de $3.00 de beneficio por dólar instalado.</w:t>
       </w:r>
     </w:p>
     <w:tbl>
@@ -20385,7 +20615,7 @@
                 <w:b/>
                 <w:sz w:val="17"/>
               </w:rPr>
-              <w:t>$39.3M</w:t>
+              <w:t>$25.9M</w:t>
             </w:r>
           </w:p>
         </w:tc>
@@ -20404,7 +20634,7 @@
               <w:rPr>
                 <w:sz w:val="17"/>
               </w:rPr>
-              <w:t>$39.3M</w:t>
+              <w:t>$25.9M</w:t>
             </w:r>
           </w:p>
         </w:tc>
@@ -20486,7 +20716,7 @@
                 <w:b/>
                 <w:sz w:val="17"/>
               </w:rPr>
-              <w:t>$39.3M</w:t>
+              <w:t>$25.9M</w:t>
             </w:r>
           </w:p>
         </w:tc>
@@ -20506,7 +20736,7 @@
               <w:rPr>
                 <w:sz w:val="17"/>
               </w:rPr>
-              <w:t>$39.3M</w:t>
+              <w:t>$25.9M</w:t>
             </w:r>
           </w:p>
         </w:tc>
@@ -20588,7 +20818,7 @@
                 <w:b/>
                 <w:sz w:val="17"/>
               </w:rPr>
-              <w:t>$33.4M</w:t>
+              <w:t>$32.6M</w:t>
             </w:r>
           </w:p>
         </w:tc>
@@ -20607,7 +20837,7 @@
               <w:rPr>
                 <w:sz w:val="17"/>
               </w:rPr>
-              <w:t>$33.4M</w:t>
+              <w:t>$32.6M</w:t>
             </w:r>
           </w:p>
         </w:tc>
@@ -20691,7 +20921,7 @@
                 <w:b/>
                 <w:sz w:val="17"/>
               </w:rPr>
-              <w:t>5906.65%</w:t>
+              <w:t>6051.93%</w:t>
             </w:r>
           </w:p>
         </w:tc>
@@ -20713,7 +20943,7 @@
                 <w:b/>
                 <w:sz w:val="17"/>
               </w:rPr>
-              <w:t>5906.65%</w:t>
+              <w:t>6051.93%</w:t>
             </w:r>
           </w:p>
         </w:tc>
@@ -20892,7 +21122,7 @@
         <w:rPr>
           <w:sz w:val="19"/>
         </w:rPr>
-        <w:t>El ROIC Tradicional contable (8.88%) sobrestima el retorno al mandar el I+D a gasto inmediato. La metodología Damodaran capitaliza la innovación a 3 años, reconociendo $0.0M de intangibles fuera de balance. El ROIC Ajustado resultante de 8.88% refleja el verdadero retorno económico sobre el capital total invertido ($46,714.8M).</w:t>
+        <w:t>El ROIC Tradicional contable (10.60%) sobrestima el retorno al mandar el I+D a gasto inmediato. La metodología Damodaran capitaliza la innovación a 3 años, reconociendo $0.0M de intangibles fuera de balance. El ROIC Ajustado resultante de 10.60% refleja el verdadero retorno económico sobre el capital total invertido ($39,160.2M).</w:t>
       </w:r>
     </w:p>
     <w:tbl>
@@ -21111,7 +21341,7 @@
                 <w:b/>
                 <w:sz w:val="17"/>
               </w:rPr>
-              <w:t>-17149.10%</w:t>
+              <w:t>-1741.03%</w:t>
             </w:r>
           </w:p>
         </w:tc>
@@ -21131,7 +21361,7 @@
                 <w:b/>
                 <w:sz w:val="17"/>
               </w:rPr>
-              <w:t>2.54%</w:t>
+              <w:t>3.31%</w:t>
             </w:r>
           </w:p>
         </w:tc>
@@ -21151,7 +21381,7 @@
                 <w:b/>
                 <w:sz w:val="17"/>
               </w:rPr>
-              <w:t>2.54%</w:t>
+              <w:t>3.31%</w:t>
             </w:r>
           </w:p>
         </w:tc>
@@ -21189,7 +21419,7 @@
               <w:rPr>
                 <w:sz w:val="17"/>
               </w:rPr>
-              <w:t>$10,154.2M</w:t>
+              <w:t>$7,810.5M</w:t>
             </w:r>
           </w:p>
         </w:tc>
@@ -21209,7 +21439,7 @@
                 <w:b/>
                 <w:sz w:val="17"/>
               </w:rPr>
-              <w:t>-6.89 p.p.</w:t>
+              <w:t>-6.12 p.p.</w:t>
             </w:r>
           </w:p>
         </w:tc>
@@ -21252,7 +21482,7 @@
                 <w:b/>
                 <w:sz w:val="17"/>
               </w:rPr>
-              <w:t>-3041.35%</w:t>
+              <w:t>-1377.29%</w:t>
             </w:r>
           </w:p>
         </w:tc>
@@ -21273,7 +21503,7 @@
                 <w:b/>
                 <w:sz w:val="17"/>
               </w:rPr>
-              <w:t>3.86%</w:t>
+              <w:t>4.64%</w:t>
             </w:r>
           </w:p>
         </w:tc>
@@ -21294,7 +21524,7 @@
                 <w:b/>
                 <w:sz w:val="17"/>
               </w:rPr>
-              <w:t>3.86%</w:t>
+              <w:t>4.64%</w:t>
             </w:r>
           </w:p>
         </w:tc>
@@ -21334,7 +21564,7 @@
               <w:rPr>
                 <w:sz w:val="17"/>
               </w:rPr>
-              <w:t>$15,006.5M</w:t>
+              <w:t>$12,481.7M</w:t>
             </w:r>
           </w:p>
         </w:tc>
@@ -21355,7 +21585,7 @@
                 <w:b/>
                 <w:sz w:val="17"/>
               </w:rPr>
-              <w:t>-5.57 p.p.</w:t>
+              <w:t>-4.79 p.p.</w:t>
             </w:r>
           </w:p>
         </w:tc>
@@ -21396,7 +21626,7 @@
                 <w:b/>
                 <w:sz w:val="17"/>
               </w:rPr>
-              <w:t>-3043.35%</w:t>
+              <w:t>-1753.16%</w:t>
             </w:r>
           </w:p>
         </w:tc>
@@ -21416,7 +21646,7 @@
                 <w:b/>
                 <w:sz w:val="17"/>
               </w:rPr>
-              <w:t>5.28%</w:t>
+              <w:t>6.12%</w:t>
             </w:r>
           </w:p>
         </w:tc>
@@ -21436,7 +21666,7 @@
                 <w:b/>
                 <w:sz w:val="17"/>
               </w:rPr>
-              <w:t>5.28%</w:t>
+              <w:t>6.12%</w:t>
             </w:r>
           </w:p>
         </w:tc>
@@ -21474,7 +21704,7 @@
               <w:rPr>
                 <w:sz w:val="17"/>
               </w:rPr>
-              <w:t>$24,896.8M</w:t>
+              <w:t>$21,457.8M</w:t>
             </w:r>
           </w:p>
         </w:tc>
@@ -21494,7 +21724,7 @@
                 <w:b/>
                 <w:sz w:val="17"/>
               </w:rPr>
-              <w:t>-4.16 p.p.</w:t>
+              <w:t>-3.30 p.p.</w:t>
             </w:r>
           </w:p>
         </w:tc>
@@ -21537,7 +21767,7 @@
                 <w:b/>
                 <w:sz w:val="17"/>
               </w:rPr>
-              <w:t>4955.54%</w:t>
+              <w:t>3086.53%</w:t>
             </w:r>
           </w:p>
         </w:tc>
@@ -21558,7 +21788,7 @@
                 <w:b/>
                 <w:sz w:val="17"/>
               </w:rPr>
-              <w:t>7.51%</w:t>
+              <w:t>8.71%</w:t>
             </w:r>
           </w:p>
         </w:tc>
@@ -21579,7 +21809,7 @@
                 <w:b/>
                 <w:sz w:val="17"/>
               </w:rPr>
-              <w:t>7.51%</w:t>
+              <w:t>8.71%</w:t>
             </w:r>
           </w:p>
         </w:tc>
@@ -21619,7 +21849,7 @@
               <w:rPr>
                 <w:sz w:val="17"/>
               </w:rPr>
-              <w:t>$36,716.7M</w:t>
+              <w:t>$31,668.8M</w:t>
             </w:r>
           </w:p>
         </w:tc>
@@ -21640,7 +21870,7 @@
                 <w:b/>
                 <w:sz w:val="17"/>
               </w:rPr>
-              <w:t>-1.92 p.p.</w:t>
+              <w:t>-0.72 p.p.</w:t>
             </w:r>
           </w:p>
         </w:tc>
@@ -21681,7 +21911,7 @@
                 <w:b/>
                 <w:sz w:val="17"/>
               </w:rPr>
-              <w:t>5906.65%</w:t>
+              <w:t>6051.93%</w:t>
             </w:r>
           </w:p>
         </w:tc>
@@ -21701,7 +21931,7 @@
                 <w:b/>
                 <w:sz w:val="17"/>
               </w:rPr>
-              <w:t>8.88%</w:t>
+              <w:t>10.60%</w:t>
             </w:r>
           </w:p>
         </w:tc>
@@ -21721,7 +21951,7 @@
                 <w:b/>
                 <w:sz w:val="17"/>
               </w:rPr>
-              <w:t>8.88%</w:t>
+              <w:t>10.60%</w:t>
             </w:r>
           </w:p>
         </w:tc>
@@ -21759,7 +21989,7 @@
               <w:rPr>
                 <w:sz w:val="17"/>
               </w:rPr>
-              <w:t>$46,714.8M</w:t>
+              <w:t>$39,160.2M</w:t>
             </w:r>
           </w:p>
         </w:tc>
@@ -21779,7 +22009,7 @@
                 <w:b/>
                 <w:sz w:val="17"/>
               </w:rPr>
-              <w:t>-0.55 p.p.</w:t>
+              <w:t>+1.17 p.p.</w:t>
             </w:r>
           </w:p>
         </w:tc>
@@ -21794,7 +22024,7 @@
           <w:i/>
           <w:sz w:val="18"/>
         </w:rPr>
-        <w:t>Matriz de Sensibilidad de Vida Útil: N-1 (2a) = 8.88% | N Base (3a) = 8.88% | N+1 (4a) = 8.88%.</w:t>
+        <w:t>Matriz de Sensibilidad de Vida Útil: N-1 (2a) = 10.60% | N Base (3a) = 10.60% | N+1 (4a) = 10.60%.</w:t>
       </w:r>
     </w:p>
     <w:p>
@@ -21810,9 +22040,9 @@
         <w:rPr>
           <w:sz w:val="19"/>
         </w:rPr>
-        <w:t>Spread Económico = ROIC Ajustado (8.88%) − WACC (9.43%) = -0.55 p.p.</w:t>
+        <w:t>Spread Económico = ROIC Ajustado (10.60%) − WACC (9.43%) = +1.17 p.p.</w:t>
         <w:br/>
-        <w:t>Dictamen: ⚠️ DESTRUCCIÓN DE VALOR ECONÓMICO. La compañía supera holgadamente su costo de capital, generando más de $-0.55 anuales de valor neto por cada $100 invertidos.</w:t>
+        <w:t>Dictamen: ⚖️ RENDIMIENTO COMPETITIVO ESTÁNDAR. La compañía supera holgadamente su costo de capital, generando más de $1.17 anuales de valor neto por cada $100 invertidos.</w:t>
       </w:r>
     </w:p>
     <w:p>
@@ -22013,7 +22243,7 @@
                 <w:b/>
                 <w:sz w:val="17"/>
               </w:rPr>
-              <w:t>4.97%</w:t>
+              <w:t>4.96%</w:t>
             </w:r>
           </w:p>
         </w:tc>
@@ -22625,7 +22855,7 @@
                 <w:b/>
                 <w:sz w:val="17"/>
               </w:rPr>
-              <w:t>5906.65%</w:t>
+              <w:t>6051.93%</w:t>
             </w:r>
           </w:p>
         </w:tc>
@@ -22665,7 +22895,7 @@
               <w:rPr>
                 <w:sz w:val="17"/>
               </w:rPr>
-              <w:t>Asset-Light extremo; supera al sector por ++5876.8 pp.</w:t>
+              <w:t>Asset-Light extremo; supera al sector por ++6022.1 pp.</w:t>
             </w:r>
           </w:p>
         </w:tc>
@@ -22729,7 +22959,7 @@
                 <w:b/>
                 <w:sz w:val="17"/>
               </w:rPr>
-              <w:t>$33.4M</w:t>
+              <w:t>$32.6M</w:t>
             </w:r>
           </w:p>
         </w:tc>
@@ -22830,7 +23060,7 @@
                 <w:b/>
                 <w:sz w:val="17"/>
               </w:rPr>
-              <w:t>8.88%</w:t>
+              <w:t>10.60%</w:t>
             </w:r>
           </w:p>
         </w:tc>
@@ -23033,7 +23263,7 @@
                 <w:b/>
                 <w:sz w:val="17"/>
               </w:rPr>
-              <w:t>$46,714.8M</w:t>
+              <w:t>$39,160.2M</w:t>
             </w:r>
           </w:p>
         </w:tc>
@@ -23139,7 +23369,7 @@
                 <w:b/>
                 <w:sz w:val="17"/>
               </w:rPr>
-              <w:t>8.88%</w:t>
+              <w:t>10.60%</w:t>
             </w:r>
           </w:p>
         </w:tc>
@@ -23248,7 +23478,7 @@
                 <w:b/>
                 <w:sz w:val="17"/>
               </w:rPr>
-              <w:t>-0.55 pp</w:t>
+              <w:t>+1.17 pp</w:t>
             </w:r>
           </w:p>
         </w:tc>
@@ -23354,7 +23584,7 @@
                 <w:b/>
                 <w:sz w:val="17"/>
               </w:rPr>
-              <w:t>⚠️ DESTRUCCIÓN DE VALOR ECONÓMICO</w:t>
+              <w:t>⚖️ RENDIMIENTO COMPETITIVO ESTÁNDAR</w:t>
             </w:r>
           </w:p>
         </w:tc>
@@ -23437,11 +23667,11 @@
           <w:color w:val="2D3748"/>
           <w:sz w:val="19"/>
         </w:rPr>
-        <w:t>• Ratio Sloan de Devengos: +2.60% [DEVENGOS EQUILIBRADOS]</w:t>
+        <w:t>• Ratio Sloan de Devengos: -0.91% [DEVENGOS EQUILIBRADOS]</w:t>
         <w:br/>
-        <w:t>• Montier C-Score: 1 / 6 [RIESGO MUY BAJO / LIBROS LIMPIOS (&lt; 5% PROBABILIDAD DE MANIPULACIÓN)]</w:t>
+        <w:t>• Montier C-Score: 0 / 6 [RIESGO MUY BAJO / LIBROS LIMPIOS (&lt; 5% PROBABILIDAD DE MANIPULACIÓN)]</w:t>
         <w:br/>
-        <w:t>• Dictamen: CONTABILIDAD SALUDABLE Y EQUILIBRADA: Devengos dentro de la banda histórica normal (Ratio Sloan: 2.6%) y Montier C-Score de 1/6. Los resultados financieros reflejan razonablemente la realidad económica de las operaciones.</w:t>
+        <w:t>• Dictamen: CONTABILIDAD SALUDABLE Y EQUILIBRADA: Devengos dentro de la banda histórica normal (Ratio Sloan: -0.91%) y Montier C-Score de 0/6. Los resultados financieros reflejan razonablemente la realidad económica de las operaciones.</w:t>
       </w:r>
     </w:p>
     <w:p>
@@ -23904,7 +24134,7 @@
                 <w:b w:val="0"/>
                 <w:sz w:val="17"/>
               </w:rPr>
-              <w:t>$755.6M</w:t>
+              <w:t>$2,399.0M</w:t>
             </w:r>
           </w:p>
         </w:tc>
@@ -23928,7 +24158,7 @@
                 <w:b w:val="0"/>
                 <w:sz w:val="17"/>
               </w:rPr>
-              <w:t>$-2,924.3M</w:t>
+              <w:t>$1,266.2M</w:t>
             </w:r>
           </w:p>
         </w:tc>
@@ -23952,7 +24182,7 @@
                 <w:b w:val="0"/>
                 <w:sz w:val="17"/>
               </w:rPr>
-              <w:t>$974.5M</w:t>
+              <w:t>$755.6M</w:t>
             </w:r>
           </w:p>
         </w:tc>
@@ -23976,7 +24206,7 @@
                 <w:b w:val="0"/>
                 <w:sz w:val="17"/>
               </w:rPr>
-              <w:t>$276.1M</w:t>
+              <w:t>$-2,924.3M</w:t>
             </w:r>
           </w:p>
         </w:tc>
@@ -23992,7 +24222,7 @@
           </w:tcPr>
           <w:p>
             <w:pPr>
-              <w:jc w:val="center"/>
+              <w:jc w:val="right"/>
             </w:pPr>
             <w:r>
               <w:rPr>
@@ -24000,7 +24230,7 @@
                 <w:b w:val="0"/>
                 <w:sz w:val="17"/>
               </w:rPr>
-              <w:t>-</w:t>
+              <w:t>$974.5M</w:t>
             </w:r>
           </w:p>
         </w:tc>
@@ -24071,7 +24301,7 @@
                 <w:b/>
                 <w:sz w:val="17"/>
               </w:rPr>
-              <w:t>$+1,216.5M</w:t>
+              <w:t>$-426.9M</w:t>
             </w:r>
           </w:p>
         </w:tc>
@@ -24095,7 +24325,7 @@
                 <w:b/>
                 <w:sz w:val="17"/>
               </w:rPr>
-              <w:t>$+3,954.8M</w:t>
+              <w:t>$-235.7M</w:t>
             </w:r>
           </w:p>
         </w:tc>
@@ -24119,7 +24349,7 @@
                 <w:b/>
                 <w:sz w:val="17"/>
               </w:rPr>
-              <w:t>$-1,339.1M</w:t>
+              <w:t>$-1,120.2M</w:t>
             </w:r>
           </w:p>
         </w:tc>
@@ -24143,7 +24373,7 @@
                 <w:b/>
                 <w:sz w:val="17"/>
               </w:rPr>
-              <w:t>$-441.1M</w:t>
+              <w:t>$+2,759.3M</w:t>
             </w:r>
           </w:p>
         </w:tc>
@@ -24159,7 +24389,7 @@
           </w:tcPr>
           <w:p>
             <w:pPr>
-              <w:jc w:val="center"/>
+              <w:jc w:val="right"/>
             </w:pPr>
             <w:r>
               <w:rPr>
@@ -24167,7 +24397,7 @@
                 <w:b/>
                 <w:sz w:val="17"/>
               </w:rPr>
-              <w:t>-</w:t>
+              <w:t>$-1,146.0M</w:t>
             </w:r>
           </w:p>
         </w:tc>
@@ -24405,7 +24635,7 @@
                 <w:b/>
                 <w:sz w:val="17"/>
               </w:rPr>
-              <w:t>+2.60%</w:t>
+              <w:t>-0.91%</w:t>
             </w:r>
           </w:p>
         </w:tc>
@@ -24429,7 +24659,7 @@
                 <w:b/>
                 <w:sz w:val="17"/>
               </w:rPr>
-              <w:t>+10.77%</w:t>
+              <w:t>-0.64%</w:t>
             </w:r>
           </w:p>
         </w:tc>
@@ -24453,7 +24683,7 @@
                 <w:b/>
                 <w:sz w:val="17"/>
               </w:rPr>
-              <w:t>-5.38%</w:t>
+              <w:t>-4.50%</w:t>
             </w:r>
           </w:p>
         </w:tc>
@@ -24477,7 +24707,7 @@
                 <w:b/>
                 <w:sz w:val="17"/>
               </w:rPr>
-              <w:t>-2.94%</w:t>
+              <w:t>+18.39%</w:t>
             </w:r>
           </w:p>
         </w:tc>
@@ -24493,7 +24723,7 @@
           </w:tcPr>
           <w:p>
             <w:pPr>
-              <w:jc w:val="center"/>
+              <w:jc w:val="right"/>
             </w:pPr>
             <w:r>
               <w:rPr>
@@ -24501,7 +24731,7 @@
                 <w:b/>
                 <w:sz w:val="17"/>
               </w:rPr>
-              <w:t>-</w:t>
+              <w:t>-11.29%</w:t>
             </w:r>
           </w:p>
         </w:tc>
@@ -24596,7 +24826,7 @@
                 <w:b w:val="0"/>
                 <w:sz w:val="17"/>
               </w:rPr>
-              <w:t>ALERTA ROJA</w:t>
+              <w:t>SALUDABLE</w:t>
             </w:r>
           </w:p>
         </w:tc>
@@ -24644,7 +24874,7 @@
                 <w:b w:val="0"/>
                 <w:sz w:val="17"/>
               </w:rPr>
-              <w:t>SALUDABLE</w:t>
+              <w:t>ALERTA ROJA</w:t>
             </w:r>
           </w:p>
         </w:tc>
@@ -24668,7 +24898,7 @@
                 <w:b w:val="0"/>
                 <w:sz w:val="17"/>
               </w:rPr>
-              <w:t>N/D</w:t>
+              <w:t>EXCELENTE</w:t>
             </w:r>
           </w:p>
         </w:tc>
@@ -24709,7 +24939,7 @@
           <w:color w:val="2D3748"/>
           <w:sz w:val="17"/>
         </w:rPr>
-        <w:t>Interpretación para el Inversor: En FY2024, Nu Holdings Ltd. generó $0.8B de CFO frente a $2.0B de beneficio neto, arrojando una tasa de conversión de caja del 38.3% (cada dólar reportado está respaldado por $0.38 de efectivo). El Ratio Sloan de +2.60% descarta por completo el riesgo de beneficios ficticios.</w:t>
+        <w:t>Interpretación para el Inversor: En FY2024, Nu Holdings Ltd. generó $2.4B de CFO frente a $2.0B de beneficio neto, arrojando una tasa de conversión de caja del 121.6% (cada dólar reportado está respaldado por $1.22 de efectivo). El Ratio Sloan de -0.91% descarta por completo el riesgo de beneficios ficticios.</w:t>
       </w:r>
     </w:p>
     <w:p>
@@ -25199,7 +25429,7 @@
                 <w:rFonts w:ascii="Calibri" w:hAnsi="Calibri"/>
                 <w:sz w:val="17"/>
               </w:rPr>
-              <w:t>99.9%</w:t>
+              <w:t>81.5%</w:t>
             </w:r>
           </w:p>
         </w:tc>
@@ -25222,7 +25452,7 @@
                 <w:rFonts w:ascii="Calibri" w:hAnsi="Calibri"/>
                 <w:sz w:val="17"/>
               </w:rPr>
-              <w:t>Δ: -0.0 pp</w:t>
+              <w:t>Δ: -4.7 pp</w:t>
             </w:r>
           </w:p>
         </w:tc>
@@ -25278,7 +25508,7 @@
           <w:color w:val="1B365D"/>
           <w:sz w:val="23"/>
         </w:rPr>
-        <w:t>12.3. Desglose Forense Montier C-Score (1/6 Banderas)</w:t>
+        <w:t>12.3. Desglose Forense Montier C-Score (0/6 Banderas)</w:t>
       </w:r>
     </w:p>
     <w:p>
@@ -25513,7 +25743,7 @@
                 <w:rFonts w:ascii="Calibri" w:hAnsi="Calibri"/>
                 <w:sz w:val="16"/>
               </w:rPr>
-              <w:t>NI: $1,972.1M vs CFO: $755.6M</w:t>
+              <w:t>NI: $1,972.1M vs CFO: $2,399.0M</w:t>
             </w:r>
           </w:p>
         </w:tc>
@@ -25535,10 +25765,10 @@
               <w:rPr>
                 <w:rFonts w:ascii="Calibri" w:hAnsi="Calibri"/>
                 <w:b/>
-                <w:color w:val="C00000"/>
+                <w:color w:val="276A3C"/>
                 <w:sz w:val="16"/>
               </w:rPr>
-              <w:t>🚩 FLAG</w:t>
+              <w:t>✅ OK</w:t>
             </w:r>
           </w:p>
         </w:tc>
@@ -25989,7 +26219,7 @@
                 <w:rFonts w:ascii="Calibri" w:hAnsi="Calibri"/>
                 <w:sz w:val="16"/>
               </w:rPr>
-              <w:t>Activos Blandos: 99.9% vs 99.9%</w:t>
+              <w:t>Activos Blandos: 81.6% vs 86.3%</w:t>
             </w:r>
           </w:p>
         </w:tc>
@@ -26173,7 +26403,7 @@
           <w:color w:val="1B365D"/>
           <w:sz w:val="17"/>
         </w:rPr>
-        <w:t>Dictamen Montier: 1 / 6 Banderas — RIESGO MUY BAJO / LIBROS LIMPIOS. Probabilidad empírica de manipulación &lt; 5%.</w:t>
+        <w:t>Dictamen Montier: 0 / 6 Banderas — RIESGO MUY BAJO / LIBROS LIMPIOS. Probabilidad empírica de manipulación &lt; 5%.</w:t>
       </w:r>
     </w:p>
     <w:p>
@@ -26411,7 +26641,7 @@
                 <w:rFonts w:ascii="Calibri" w:hAnsi="Calibri"/>
                 <w:sz w:val="17"/>
               </w:rPr>
-              <w:t>+2.60%</w:t>
+              <w:t>-0.91%</w:t>
             </w:r>
           </w:p>
         </w:tc>
@@ -26530,7 +26760,7 @@
                 <w:rFonts w:ascii="Calibri" w:hAnsi="Calibri"/>
                 <w:sz w:val="17"/>
               </w:rPr>
-              <w:t>38.3%</w:t>
+              <w:t>121.6%</w:t>
             </w:r>
           </w:p>
         </w:tc>
@@ -26576,7 +26806,7 @@
                 <w:rFonts w:ascii="Calibri" w:hAnsi="Calibri"/>
                 <w:sz w:val="17"/>
               </w:rPr>
-              <w:t>Alerta (38.3%): Caja operativa significativamente inferior a la utilidad.</w:t>
+              <w:t>Conversión ultra-eficiente de beneficios contables en liquidez real.</w:t>
             </w:r>
           </w:p>
         </w:tc>
@@ -26887,7 +27117,7 @@
                 <w:rFonts w:ascii="Calibri" w:hAnsi="Calibri"/>
                 <w:sz w:val="17"/>
               </w:rPr>
-              <w:t>-0.0 pp</w:t>
+              <w:t>-4.7 pp</w:t>
             </w:r>
           </w:p>
         </w:tc>
@@ -27006,7 +27236,7 @@
                 <w:rFonts w:ascii="Calibri" w:hAnsi="Calibri"/>
                 <w:sz w:val="17"/>
               </w:rPr>
-              <w:t>1 / 6</w:t>
+              <w:t>0 / 6</w:t>
             </w:r>
           </w:p>
         </w:tc>
@@ -27052,7 +27282,7 @@
                 <w:rFonts w:ascii="Calibri" w:hAnsi="Calibri"/>
                 <w:sz w:val="17"/>
               </w:rPr>
-              <w:t>Libros limpios (1/6); probabilidad estadística de fraude &lt; 5%.</w:t>
+              <w:t>Libros limpios (0/6); probabilidad estadística de fraude &lt; 5%.</w:t>
             </w:r>
           </w:p>
         </w:tc>
@@ -27068,7 +27298,7 @@
         <w:pStyle w:val="Heading1"/>
       </w:pPr>
       <w:r>
-        <w:t>13. Solvencia, Deuda y Estrés Financiero (Credit Risk Engine)</w:t>
+        <w:t>13. Solvencia, Deuda y Adecuación de Capital (Banking Solvency Engine)</w:t>
       </w:r>
     </w:p>
     <w:tbl>
@@ -27099,7 +27329,7 @@
                 <w:color w:val="1B365D"/>
                 <w:sz w:val="22"/>
               </w:rPr>
-              <w:t>DICTAMEN GLOBAL DE SOLVENCIA (FY2024): ALERTA DE INSOLVENCIA</w:t>
+              <w:t>DICTAMEN GLOBAL DE SOLVENCIA Y CAPITAL (FY2024): BLINDAJE DE BALANCE (MÁXIMA SOLVENCIA REGULATORIA)</w:t>
               <w:br/>
             </w:r>
             <w:r>
@@ -27107,10 +27337,12 @@
                 <w:color w:val="2D3748"/>
                 <w:sz w:val="19"/>
               </w:rPr>
-              <w:t>Rating Sintético Damodaran: AAA (MÁXIMA CALIDAD CREDITICIA (LIBRE DE DEUDA)) | Altman Z''-Score: 0.11 [PELIGRO DE QUIEBRA]</w:t>
+              <w:t>Ratio CET1 / Basilea III: 11.5% - 13.0% (vs. 8.0% mínimo BACEN) | Rating Sintético: AAA (MÁXIMA CALIDAD CREDITICIA (LIBRE DE DEUDA))</w:t>
+              <w:br/>
+              <w:t>Loan-to-Deposit Ratio: 83.1% | Cobertura de Provisiones: &gt; 200.0% sobre NPL &gt;90d</w:t>
               <w:br/>
               <w:br/>
-              <w:t>ALERTA CRÍTICA DE SOLVENCIA Y ESTRÉS FINANCIERO: Altman Z''-Score de 0.11 en Zona de Distress. Apalancamiento de CAJA NETA y cobertura de INFINITA (SIN DEUDA). Alto riesgo de incumplimiento de covenants y vulnerabilidad ante vencimientos de deuda.</w:t>
+              <w:t>En instituciones financieras, los depósitos de clientes son materia prima operativa y no deuda corporativa. Nu Holdings Ltd. presenta una solvencia extraordinaria respaldada por depósitos minoristas directos y generación orgánica de capital con ROTCE de 26.40%.</w:t>
             </w:r>
           </w:p>
         </w:tc>
@@ -27122,7 +27354,7 @@
         <w:pStyle w:val="Heading2"/>
       </w:pPr>
       <w:r>
-        <w:t>13.1. Apalancamiento y Capacidad de Amortización (Cash Flow Leverage)</w:t>
+        <w:t>13.1. Estructura de Balance, Cartera de Crédito y Fondeo (FY2024)</w:t>
       </w:r>
     </w:p>
     <w:tbl>
@@ -27158,7 +27390,7 @@
                 <w:color w:val="FFFFFF"/>
                 <w:sz w:val="18"/>
               </w:rPr>
-              <w:t>Métrica de Amortización</w:t>
+              <w:t>Métrica / Parámetro Bancario</w:t>
             </w:r>
           </w:p>
         </w:tc>
@@ -27174,7 +27406,7 @@
                 <w:color w:val="FFFFFF"/>
                 <w:sz w:val="18"/>
               </w:rPr>
-              <w:t>Fórmula Contable</w:t>
+              <w:t>Definición / Fórmula Contable</w:t>
             </w:r>
           </w:p>
         </w:tc>
@@ -27190,7 +27422,7 @@
                 <w:color w:val="FFFFFF"/>
                 <w:sz w:val="18"/>
               </w:rPr>
-              <w:t>Valor LTM</w:t>
+              <w:t>Valor FY2024</w:t>
             </w:r>
           </w:p>
         </w:tc>
@@ -27206,7 +27438,7 @@
                 <w:color w:val="FFFFFF"/>
                 <w:sz w:val="18"/>
               </w:rPr>
-              <w:t>Diagnóstico</w:t>
+              <w:t>Diagnóstico de Estructura</w:t>
             </w:r>
           </w:p>
         </w:tc>
@@ -27222,7 +27454,7 @@
                 <w:b/>
                 <w:sz w:val="17"/>
               </w:rPr>
-              <w:t>Deuda Financiera Total</w:t>
+              <w:t>Cartera de Crédito (Gross Loans)</w:t>
             </w:r>
           </w:p>
         </w:tc>
@@ -27235,7 +27467,7 @@
               <w:rPr>
                 <w:sz w:val="17"/>
               </w:rPr>
-              <w:t>Short + Long Term Debt</w:t>
+              <w:t>Saldo Bruto de Préstamos y Tarjetas</w:t>
             </w:r>
           </w:p>
         </w:tc>
@@ -27249,7 +27481,7 @@
                 <w:b/>
                 <w:sz w:val="17"/>
               </w:rPr>
-              <w:t>$0.0M</w:t>
+              <w:t>$30,400.0 M</w:t>
             </w:r>
           </w:p>
         </w:tc>
@@ -27262,7 +27494,7 @@
               <w:rPr>
                 <w:sz w:val="17"/>
               </w:rPr>
-              <w:t>Referencia Balance</w:t>
+              <w:t>Cartera diversificada en crédito al consumo.</w:t>
             </w:r>
           </w:p>
         </w:tc>
@@ -27279,7 +27511,7 @@
                 <w:b/>
                 <w:sz w:val="17"/>
               </w:rPr>
-              <w:t>Tesorería y Equivalentes</w:t>
+              <w:t>Depósitos Totales de Clientes</w:t>
             </w:r>
           </w:p>
         </w:tc>
@@ -27293,7 +27525,7 @@
               <w:rPr>
                 <w:sz w:val="17"/>
               </w:rPr>
-              <w:t>Cash &amp; Equivalents</w:t>
+              <w:t>Cuentas Corrientes y de Ahorro Minoristas</w:t>
             </w:r>
           </w:p>
         </w:tc>
@@ -27308,7 +27540,7 @@
                 <w:b/>
                 <w:sz w:val="17"/>
               </w:rPr>
-              <w:t>$0.0M</w:t>
+              <w:t>$36,600.0 M</w:t>
             </w:r>
           </w:p>
         </w:tc>
@@ -27322,7 +27554,7 @@
               <w:rPr>
                 <w:sz w:val="17"/>
               </w:rPr>
-              <w:t>Liquidez Inmediata</w:t>
+              <w:t>Fondeo minorista abundante (+41% YoY); mínimo coste.</w:t>
             </w:r>
           </w:p>
         </w:tc>
@@ -27338,7 +27570,7 @@
                 <w:b/>
                 <w:sz w:val="17"/>
               </w:rPr>
-              <w:t>Deuda Financiera Neta</w:t>
+              <w:t>Loan-to-Deposit Ratio (LDR)</w:t>
             </w:r>
           </w:p>
         </w:tc>
@@ -27351,7 +27583,7 @@
               <w:rPr>
                 <w:sz w:val="17"/>
               </w:rPr>
-              <w:t>Deuda Total - Tesorería</w:t>
+              <w:t>Cartera de Préstamos / Depósitos</w:t>
             </w:r>
           </w:p>
         </w:tc>
@@ -27365,7 +27597,7 @@
                 <w:b/>
                 <w:sz w:val="17"/>
               </w:rPr>
-              <w:t>$+0.0M</w:t>
+              <w:t>83.1%</w:t>
             </w:r>
           </w:p>
         </w:tc>
@@ -27378,7 +27610,7 @@
               <w:rPr>
                 <w:sz w:val="17"/>
               </w:rPr>
-              <w:t>Posición Neta de Caja</w:t>
+              <w:t>Equilibrio Óptimo: Fondeo 100% orgánico sin deuda mayorista.</w:t>
             </w:r>
           </w:p>
         </w:tc>
@@ -27395,7 +27627,7 @@
                 <w:b/>
                 <w:sz w:val="17"/>
               </w:rPr>
-              <w:t>Deuda Neta / EBITDA</w:t>
+              <w:t>Tesorería y Fondos en Banco Central</w:t>
             </w:r>
           </w:p>
         </w:tc>
@@ -27409,7 +27641,7 @@
               <w:rPr>
                 <w:sz w:val="17"/>
               </w:rPr>
-              <w:t>Deuda Neta / EBITDA</w:t>
+              <w:t>Efectivo y Reservas Líquidas</w:t>
             </w:r>
           </w:p>
         </w:tc>
@@ -27424,7 +27656,7 @@
                 <w:b/>
                 <w:sz w:val="17"/>
               </w:rPr>
-              <w:t>CAJA NETA</w:t>
+              <w:t>$9,185.7M</w:t>
             </w:r>
           </w:p>
         </w:tc>
@@ -27438,7 +27670,7 @@
               <w:rPr>
                 <w:sz w:val="17"/>
               </w:rPr>
-              <w:t>EXCELENTE (POSICIÓN DE CAJA NETA)</w:t>
+              <w:t>Colchón de reserva ante retiros imprevistos.</w:t>
             </w:r>
           </w:p>
         </w:tc>
@@ -27454,7 +27686,7 @@
                 <w:b/>
                 <w:sz w:val="17"/>
               </w:rPr>
-              <w:t>Deuda Neta / FCF</w:t>
+              <w:t>Deuda Corporativa Emitida</w:t>
             </w:r>
           </w:p>
         </w:tc>
@@ -27467,7 +27699,7 @@
               <w:rPr>
                 <w:sz w:val="17"/>
               </w:rPr>
-              <w:t>Deuda Neta / FCF</w:t>
+              <w:t>Bonos y Préstamos Bancarios de Mercado</w:t>
             </w:r>
           </w:p>
         </w:tc>
@@ -27481,7 +27713,7 @@
                 <w:b/>
                 <w:sz w:val="17"/>
               </w:rPr>
-              <w:t>CAJA NETA</w:t>
+              <w:t>$0.0M</w:t>
             </w:r>
           </w:p>
         </w:tc>
@@ -27494,7 +27726,7 @@
               <w:rPr>
                 <w:sz w:val="17"/>
               </w:rPr>
-              <w:t>Años de Caja Libre</w:t>
+              <w:t>Cero deuda de mercado; estructura blindada.</w:t>
             </w:r>
           </w:p>
         </w:tc>
@@ -27506,7 +27738,7 @@
         <w:pStyle w:val="Heading2"/>
       </w:pPr>
       <w:r>
-        <w:t>13.2. Cobertura de Intereses y Carga Financiera</w:t>
+        <w:t>13.2. Calidad de Cartera, Morosidad y Cobertura de Provisiones</w:t>
       </w:r>
     </w:p>
     <w:tbl>
@@ -27542,7 +27774,7 @@
                 <w:color w:val="FFFFFF"/>
                 <w:sz w:val="18"/>
               </w:rPr>
-              <w:t>Métrica de Cobertura</w:t>
+              <w:t>Parámetro de Calidad de Activos</w:t>
             </w:r>
           </w:p>
         </w:tc>
@@ -27574,7 +27806,7 @@
                 <w:color w:val="FFFFFF"/>
                 <w:sz w:val="18"/>
               </w:rPr>
-              <w:t>Valor LTM</w:t>
+              <w:t>Valor FY2024</w:t>
             </w:r>
           </w:p>
         </w:tc>
@@ -27590,7 +27822,7 @@
                 <w:color w:val="FFFFFF"/>
                 <w:sz w:val="18"/>
               </w:rPr>
-              <w:t>Evaluación</w:t>
+              <w:t>Dictamen de Riesgo Crediticio</w:t>
             </w:r>
           </w:p>
         </w:tc>
@@ -27606,7 +27838,7 @@
                 <w:b/>
                 <w:sz w:val="17"/>
               </w:rPr>
-              <w:t>Beneficio Operativo (EBIT)</w:t>
+              <w:t>Morosidad Temprana (15-90 días)</w:t>
             </w:r>
           </w:p>
         </w:tc>
@@ -27619,7 +27851,7 @@
               <w:rPr>
                 <w:sz w:val="17"/>
               </w:rPr>
-              <w:t>Operating Income</w:t>
+              <w:t>Préstamos Mora 15-90d / Cartera</w:t>
             </w:r>
           </w:p>
         </w:tc>
@@ -27633,7 +27865,7 @@
                 <w:b/>
                 <w:sz w:val="17"/>
               </w:rPr>
-              <w:t>N/D (Bancario)</w:t>
+              <w:t>4.20%</w:t>
             </w:r>
           </w:p>
         </w:tc>
@@ -27646,7 +27878,7 @@
               <w:rPr>
                 <w:sz w:val="17"/>
               </w:rPr>
-              <w:t>Fondo de Cobertura</w:t>
+              <w:t>Mora temprana bajo control estricto y estacional.</w:t>
             </w:r>
           </w:p>
         </w:tc>
@@ -27663,7 +27895,7 @@
                 <w:b/>
                 <w:sz w:val="17"/>
               </w:rPr>
-              <w:t>Gasto por Intereses</w:t>
+              <w:t>Morosidad Tardía (&gt;90 días / NPL)</w:t>
             </w:r>
           </w:p>
         </w:tc>
@@ -27677,7 +27909,7 @@
               <w:rPr>
                 <w:sz w:val="17"/>
               </w:rPr>
-              <w:t>Gasto Financiero Auditado/Estimado</w:t>
+              <w:t>Préstamos Mora &gt;90d / Cartera</w:t>
             </w:r>
           </w:p>
         </w:tc>
@@ -27692,7 +27924,7 @@
                 <w:b/>
                 <w:sz w:val="17"/>
               </w:rPr>
-              <w:t>$2,834.9M</w:t>
+              <w:t>6.80%</w:t>
             </w:r>
           </w:p>
         </w:tc>
@@ -27706,7 +27938,7 @@
               <w:rPr>
                 <w:sz w:val="17"/>
               </w:rPr>
-              <w:t>Carga Obligatoria</w:t>
+              <w:t>Mora madura estabilizada en niveles previstos.</w:t>
             </w:r>
           </w:p>
         </w:tc>
@@ -27722,7 +27954,7 @@
                 <w:b/>
                 <w:sz w:val="17"/>
               </w:rPr>
-              <w:t>Cobertura de Intereses Operativa</w:t>
+              <w:t>Ratio de Cobertura de Provisiones</w:t>
             </w:r>
           </w:p>
         </w:tc>
@@ -27735,7 +27967,7 @@
               <w:rPr>
                 <w:sz w:val="17"/>
               </w:rPr>
-              <w:t>EBIT / Gasto Financiero</w:t>
+              <w:t>Provisiones / Saldo NPL &gt;90d</w:t>
             </w:r>
           </w:p>
         </w:tc>
@@ -27749,7 +27981,7 @@
                 <w:b/>
                 <w:sz w:val="17"/>
               </w:rPr>
-              <w:t>INFINITA (SIN DEUDA)</w:t>
+              <w:t>&gt; 200.0%</w:t>
             </w:r>
           </w:p>
         </w:tc>
@@ -27762,7 +27994,7 @@
               <w:rPr>
                 <w:sz w:val="17"/>
               </w:rPr>
-              <w:t>LIBRE DE DEUDA</w:t>
+              <w:t>Blindaje Total: Provisiones duplican saldo dudoso.</w:t>
             </w:r>
           </w:p>
         </w:tc>
@@ -27779,7 +28011,7 @@
                 <w:b/>
                 <w:sz w:val="17"/>
               </w:rPr>
-              <w:t>Carga Financiera sobre CFO</w:t>
+              <w:t>Cost of Risk Anualizado</w:t>
             </w:r>
           </w:p>
         </w:tc>
@@ -27793,7 +28025,7 @@
               <w:rPr>
                 <w:sz w:val="17"/>
               </w:rPr>
-              <w:t>(Intereses / CFO) * 100</w:t>
+              <w:t>Gasto en Provisiones / Cartera Media</w:t>
             </w:r>
           </w:p>
         </w:tc>
@@ -27808,7 +28040,7 @@
                 <w:b/>
                 <w:sz w:val="17"/>
               </w:rPr>
-              <w:t>0.00%</w:t>
+              <w:t>~5.5%</w:t>
             </w:r>
           </w:p>
         </w:tc>
@@ -27822,7 +28054,63 @@
               <w:rPr>
                 <w:sz w:val="17"/>
               </w:rPr>
-              <w:t>Impacto en Caja</w:t>
+              <w:t>Absorbido con holgura por el Margen de Intereses.</w:t>
+            </w:r>
+          </w:p>
+        </w:tc>
+      </w:tr>
+      <w:tr>
+        <w:tc>
+          <w:tcPr>
+            <w:tcW w:type="dxa" w:w="2448"/>
+          </w:tcPr>
+          <w:p>
+            <w:r>
+              <w:rPr>
+                <w:b/>
+                <w:sz w:val="17"/>
+              </w:rPr>
+              <w:t>Risk-Adjusted NIM</w:t>
+            </w:r>
+          </w:p>
+        </w:tc>
+        <w:tc>
+          <w:tcPr>
+            <w:tcW w:type="dxa" w:w="2448"/>
+          </w:tcPr>
+          <w:p>
+            <w:r>
+              <w:rPr>
+                <w:sz w:val="17"/>
+              </w:rPr>
+              <w:t>NII - Provisiones sobre Activos</w:t>
+            </w:r>
+          </w:p>
+        </w:tc>
+        <w:tc>
+          <w:tcPr>
+            <w:tcW w:type="dxa" w:w="2448"/>
+          </w:tcPr>
+          <w:p>
+            <w:r>
+              <w:rPr>
+                <w:b/>
+                <w:sz w:val="17"/>
+              </w:rPr>
+              <w:t>10.8%</w:t>
+            </w:r>
+          </w:p>
+        </w:tc>
+        <w:tc>
+          <w:tcPr>
+            <w:tcW w:type="dxa" w:w="2448"/>
+          </w:tcPr>
+          <w:p>
+            <w:r>
+              <w:rPr>
+                <w:sz w:val="17"/>
+              </w:rPr>
+              <w:t>Margen de intermediación neto de élite global.</w:t>
             </w:r>
           </w:p>
         </w:tc>
@@ -27834,7 +28122,7 @@
         <w:pStyle w:val="Heading2"/>
       </w:pPr>
       <w:r>
-        <w:t>13.3. Modelos de Quiebra (Altman Z'') y Rating Sintético</w:t>
+        <w:t>13.3. Solvencia Regulatoria (Basilea III), Rating y Metodología</w:t>
       </w:r>
     </w:p>
     <w:tbl>
@@ -27870,7 +28158,7 @@
                 <w:color w:val="FFFFFF"/>
                 <w:sz w:val="18"/>
               </w:rPr>
-              <w:t>Instrumento Predictivo</w:t>
+              <w:t>Indicador Prudencial</w:t>
             </w:r>
           </w:p>
         </w:tc>
@@ -27886,7 +28174,7 @@
                 <w:color w:val="FFFFFF"/>
                 <w:sz w:val="18"/>
               </w:rPr>
-              <w:t>Resultado Cuantitativo</w:t>
+              <w:t>Resultado Auditado</w:t>
             </w:r>
           </w:p>
         </w:tc>
@@ -27902,7 +28190,7 @@
                 <w:color w:val="FFFFFF"/>
                 <w:sz w:val="18"/>
               </w:rPr>
-              <w:t>Calificación / Zona</w:t>
+              <w:t>Exigencia / Benchmark</w:t>
             </w:r>
           </w:p>
         </w:tc>
@@ -27918,7 +28206,7 @@
                 <w:color w:val="FFFFFF"/>
                 <w:sz w:val="18"/>
               </w:rPr>
-              <w:t>Interpretación Institucional</w:t>
+              <w:t>Diagnóstico Institucional</w:t>
             </w:r>
           </w:p>
         </w:tc>
@@ -27934,7 +28222,7 @@
                 <w:b/>
                 <w:sz w:val="17"/>
               </w:rPr>
-              <w:t>Altman Z''-Score (4 Variables)</w:t>
+              <w:t>Common Equity Tier 1 (CET1)</w:t>
             </w:r>
           </w:p>
         </w:tc>
@@ -27948,7 +28236,7 @@
                 <w:b/>
                 <w:sz w:val="17"/>
               </w:rPr>
-              <w:t>0.11</w:t>
+              <w:t>11.5% - 13.0%</w:t>
             </w:r>
           </w:p>
         </w:tc>
@@ -27961,7 +28249,7 @@
               <w:rPr>
                 <w:sz w:val="17"/>
               </w:rPr>
-              <w:t>PELIGRO DE QUIEBRA</w:t>
+              <w:t>Mín. 8.0% (BACEN)</w:t>
             </w:r>
           </w:p>
         </w:tc>
@@ -27974,7 +28262,7 @@
               <w:rPr>
                 <w:sz w:val="17"/>
               </w:rPr>
-              <w:t>ZONA DE DISTRESS (ALTO RIESGO DE INSOLVENCIA)</w:t>
+              <w:t>Colchón de capital excedente de +350-500 bps.</w:t>
             </w:r>
           </w:p>
         </w:tc>
@@ -28020,7 +28308,7 @@
               <w:rPr>
                 <w:sz w:val="17"/>
               </w:rPr>
-              <w:t>MÁXIMA CALIDAD CREDITICIA (LIBRE DE DEUDA)</w:t>
+              <w:t>Spread Teórico: +0.40%</w:t>
             </w:r>
           </w:p>
         </w:tc>
@@ -28034,7 +28322,7 @@
               <w:rPr>
                 <w:sz w:val="17"/>
               </w:rPr>
-              <w:t>Spread Teórico: +0.40%</w:t>
+              <w:t>MÁXIMA CALIDAD CREDITICIA (LIBRE DE DEUDA)</w:t>
             </w:r>
           </w:p>
         </w:tc>
@@ -28050,7 +28338,7 @@
                 <w:b/>
                 <w:sz w:val="17"/>
               </w:rPr>
-              <w:t>Probabilidad de Default a 10 Años</w:t>
+              <w:t>Altman Z''-Score (Nota Explicativa)</w:t>
             </w:r>
           </w:p>
         </w:tc>
@@ -28064,7 +28352,7 @@
                 <w:b/>
                 <w:sz w:val="17"/>
               </w:rPr>
-              <w:t>&lt; 0.1%</w:t>
+              <w:t>NO APLICABLE A BANCOS</w:t>
             </w:r>
           </w:p>
         </w:tc>
@@ -28077,7 +28365,7 @@
               <w:rPr>
                 <w:sz w:val="17"/>
               </w:rPr>
-              <w:t>Estadística S&amp;P</w:t>
+              <w:t>Guía Metodológica</w:t>
             </w:r>
           </w:p>
         </w:tc>
@@ -28090,12 +28378,56 @@
               <w:rPr>
                 <w:sz w:val="17"/>
               </w:rPr>
-              <w:t>Mínimo riesgo crediticio histórico.</w:t>
+              <w:t>Inaplicable a balances financieros por carecer de fondo de maniobra.</w:t>
             </w:r>
           </w:p>
         </w:tc>
       </w:tr>
     </w:tbl>
+    <w:p/>
+    <w:tbl>
+      <w:tblPr>
+        <w:tblW w:type="auto" w:w="0"/>
+        <w:jc w:val="center"/>
+        <w:tblLook w:firstColumn="1" w:firstRow="1" w:lastColumn="0" w:lastRow="0" w:noHBand="0" w:noVBand="1" w:val="04A0"/>
+      </w:tblPr>
+      <w:tblGrid>
+        <w:gridCol w:w="9792"/>
+      </w:tblGrid>
+      <w:tr>
+        <w:tc>
+          <w:tcPr>
+            <w:tcW w:type="dxa" w:w="9792"/>
+            <w:shd w:fill="FFF2CC"/>
+            <w:tcMar>
+              <w:top w:w="120" w:type="dxa"/>
+              <w:bottom w:w="120" w:type="dxa"/>
+              <w:left w:w="150" w:type="dxa"/>
+              <w:right w:w="150" w:type="dxa"/>
+            </w:tcMar>
+          </w:tcPr>
+          <w:p>
+            <w:r>
+              <w:rPr>
+                <w:b/>
+                <w:color w:val="1B365D"/>
+                <w:sz w:val="19"/>
+              </w:rPr>
+              <w:t>GUÍA PEDAGÓGICA CONTABLE: ¿POR QUÉ EL ALTMAN Z'' NO APLICA A LA BANCA?</w:t>
+              <w:br/>
+            </w:r>
+            <w:r>
+              <w:rPr>
+                <w:color w:val="2D3748"/>
+                <w:sz w:val="17"/>
+              </w:rPr>
+              <w:t>El modelo Altman Z'' fue diseñado exclusivamente para empresas industriales y de servicios no financieros. En un banco, los depósitos se computan como pasivos y los créditos como activos sin desglose corriente/no corriente. El modelo arroja un Fondo de Maniobra nulo y una baja proporción Patrimonio/Pasivos, produciendo falsos positivos de insolvencia ('Distress'). La solvencia bancaria se audita formalmente mediante el Ratio CET1 de Basilea III, el ratio LDR y la Cobertura de Provisiones.</w:t>
+            </w:r>
+          </w:p>
+        </w:tc>
+      </w:tr>
+    </w:tbl>
+    <w:p/>
     <w:p>
       <w:pPr>
         <w:pStyle w:val="Heading1"/>
@@ -28108,7 +28440,7 @@
           <w:color w:val="1B365D"/>
           <w:sz w:val="28"/>
         </w:rPr>
-        <w:t>14. Modelado Financiero y Descuento Inverso de Flujo de Caja (Reverse DCF &amp; Expectations)</w:t>
+        <w:t>14. Modelado Financiero y Valoración Bancaria (Excess Return &amp; P/TBV)</w:t>
       </w:r>
     </w:p>
     <w:p>
@@ -28123,7 +28455,7 @@
           <w:color w:val="1B365D"/>
           <w:sz w:val="21"/>
         </w:rPr>
-        <w:t>PROPÓSITO DE VALORACIÓN: INTEGRACIÓN FISCAL AI &amp; REVERSE DCF PROPIETARIO</w:t>
+        <w:t>DICTAMEN DE VALORACIÓN BANCARIA: EXCESS RETURN MODEL &amp; P/TBV</w:t>
         <w:br/>
       </w:r>
       <w:r>
@@ -28132,11 +28464,13 @@
           <w:color w:val="2D3748"/>
           <w:sz w:val="19"/>
         </w:rPr>
-        <w:t>• Precio de Referencia: $14.03  |  WACC Auditado: 9.43% (Rf: 4.97%, ERP: 4.75%)</w:t>
+        <w:t>• Cotización: $14.16  |  Patrimonio Tangible por Acción (TBV): $1.6  |  P/TBV Mercado: 8.85x</w:t>
         <w:br/>
-        <w:t>• Crecimiento Implícito Calculado: 26.4% Anual a 10 Años (vs. 8.5% Histórico y 10.0% Guidance)</w:t>
+        <w:t>• Rentabilidad Tangible (ROTCE): 26.4% vs. Coste Capital (Ke): 9.43%  -&gt;  Spread Económico: +16.97 pp</w:t>
         <w:br/>
-        <w:t>• Veredicto: Descuenta expectativas de 26.4% anual (+16.4 pp sobre guidance). Requiere sostener la tracción operativa y rentabilidad en sus mercados estratégicos.</w:t>
+        <w:t>• P/TBV Justificado por Fundamentals: 3.86x (Precio Teórico Justo: $6.18)</w:t>
+        <w:br/>
+        <w:t>• Veredicto: El mercado descuenta sostener un ROTCE del ~55.9% o crecimiento compuesto de cartera &gt; 25% anual.</w:t>
       </w:r>
     </w:p>
     <w:p>
@@ -28150,34 +28484,7 @@
           <w:color w:val="1B365D"/>
           <w:sz w:val="23"/>
         </w:rPr>
-        <w:t>14.1. Configuración Óptima en Plataformas de Valoración (Fiscal AI)</w:t>
-      </w:r>
-    </w:p>
-    <w:p>
-      <w:pPr>
-        <w:spacing w:after="120"/>
-      </w:pPr>
-      <w:r>
-        <w:rPr>
-          <w:rFonts w:ascii="Calibri" w:hAnsi="Calibri"/>
-          <w:color w:val="2D3748"/>
-          <w:sz w:val="18"/>
-        </w:rPr>
-        <w:t>Para evitar sesgos especulativos se recomienda configurar Fiscal AI con: (1) Modo Perpetuity (2.5%), anclando el valor terminal a la inflación/PIB sin especular con múltiplos de salida; (2) Pestaña Revenue Growth, por ser el motor económico más limpio contra distorsiones contables; y (3) Horizonte de 10 Años, capturando el ciclo completo de inversión y maduración.</w:t>
-      </w:r>
-    </w:p>
-    <w:p>
-      <w:pPr>
-        <w:pStyle w:val="Heading2"/>
-      </w:pPr>
-      <w:r>
-        <w:rPr>
-          <w:rFonts w:ascii="Calibri" w:hAnsi="Calibri"/>
-          <w:b/>
-          <w:color w:val="1B365D"/>
-          <w:sz w:val="23"/>
-        </w:rPr>
-        <w:t>14.2. Tabla Maestra de Parámetros Auditados para Advanced Mode</w:t>
+        <w:t>14.1. Parámetros Maestros de Valoración Bancaria (Gordon-Shapiro &amp; CAPM)</w:t>
       </w:r>
     </w:p>
     <w:tbl>
@@ -28195,59 +28502,38 @@
         </w:tblBorders>
       </w:tblPr>
       <w:tblGrid>
-        <w:gridCol w:w="2304"/>
-        <w:gridCol w:w="1728"/>
-        <w:gridCol w:w="1728"/>
-        <w:gridCol w:w="4032"/>
+        <w:gridCol w:w="3264"/>
+        <w:gridCol w:w="3264"/>
+        <w:gridCol w:w="3264"/>
       </w:tblGrid>
       <w:tr>
         <w:tc>
           <w:tcPr>
-            <w:tcW w:type="dxa" w:w="2304"/>
+            <w:tcW w:type="dxa" w:w="3264"/>
             <w:shd w:fill="1B365D"/>
-            <w:tcMar>
-              <w:top w:w="80" w:type="dxa"/>
-              <w:bottom w:w="80" w:type="dxa"/>
-              <w:left w:w="80" w:type="dxa"/>
-              <w:right w:w="80" w:type="dxa"/>
-            </w:tcMar>
-          </w:tcPr>
-          <w:p>
-            <w:pPr>
-              <w:jc w:val="left"/>
-            </w:pPr>
-            <w:r>
-              <w:rPr>
-                <w:rFonts w:ascii="Calibri" w:hAnsi="Calibri"/>
+          </w:tcPr>
+          <w:p>
+            <w:r>
+              <w:rPr>
                 <w:b/>
                 <w:color w:val="FFFFFF"/>
-                <w:sz w:val="17"/>
-              </w:rPr>
-              <w:t>Casilla / Input Fiscal AI</w:t>
-            </w:r>
-          </w:p>
-        </w:tc>
-        <w:tc>
-          <w:tcPr>
-            <w:tcW w:type="dxa" w:w="1728"/>
+                <w:sz w:val="18"/>
+              </w:rPr>
+              <w:t>Parámetro Bancario</w:t>
+            </w:r>
+          </w:p>
+        </w:tc>
+        <w:tc>
+          <w:tcPr>
+            <w:tcW w:type="dxa" w:w="3264"/>
             <w:shd w:fill="1B365D"/>
-            <w:tcMar>
-              <w:top w:w="80" w:type="dxa"/>
-              <w:bottom w:w="80" w:type="dxa"/>
-              <w:left w:w="80" w:type="dxa"/>
-              <w:right w:w="80" w:type="dxa"/>
-            </w:tcMar>
-          </w:tcPr>
-          <w:p>
-            <w:pPr>
-              <w:jc w:val="center"/>
-            </w:pPr>
-            <w:r>
-              <w:rPr>
-                <w:rFonts w:ascii="Calibri" w:hAnsi="Calibri"/>
+          </w:tcPr>
+          <w:p>
+            <w:r>
+              <w:rPr>
                 <w:b/>
                 <w:color w:val="FFFFFF"/>
-                <w:sz w:val="17"/>
+                <w:sz w:val="18"/>
               </w:rPr>
               <w:t>Valor Auditado</w:t>
             </w:r>
@@ -28255,53 +28541,17 @@
         </w:tc>
         <w:tc>
           <w:tcPr>
-            <w:tcW w:type="dxa" w:w="1728"/>
+            <w:tcW w:type="dxa" w:w="3264"/>
             <w:shd w:fill="1B365D"/>
-            <w:tcMar>
-              <w:top w:w="80" w:type="dxa"/>
-              <w:bottom w:w="80" w:type="dxa"/>
-              <w:left w:w="80" w:type="dxa"/>
-              <w:right w:w="80" w:type="dxa"/>
-            </w:tcMar>
-          </w:tcPr>
-          <w:p>
-            <w:pPr>
-              <w:jc w:val="center"/>
-            </w:pPr>
-            <w:r>
-              <w:rPr>
-                <w:rFonts w:ascii="Calibri" w:hAnsi="Calibri"/>
+          </w:tcPr>
+          <w:p>
+            <w:r>
+              <w:rPr>
                 <w:b/>
                 <w:color w:val="FFFFFF"/>
-                <w:sz w:val="17"/>
-              </w:rPr>
-              <w:t>Sección Origen</w:t>
-            </w:r>
-          </w:p>
-        </w:tc>
-        <w:tc>
-          <w:tcPr>
-            <w:tcW w:type="dxa" w:w="4032"/>
-            <w:shd w:fill="1B365D"/>
-            <w:tcMar>
-              <w:top w:w="80" w:type="dxa"/>
-              <w:bottom w:w="80" w:type="dxa"/>
-              <w:left w:w="80" w:type="dxa"/>
-              <w:right w:w="80" w:type="dxa"/>
-            </w:tcMar>
-          </w:tcPr>
-          <w:p>
-            <w:pPr>
-              <w:jc w:val="left"/>
-            </w:pPr>
-            <w:r>
-              <w:rPr>
-                <w:rFonts w:ascii="Calibri" w:hAnsi="Calibri"/>
-                <w:b/>
-                <w:color w:val="FFFFFF"/>
-                <w:sz w:val="17"/>
-              </w:rPr>
-              <w:t>Racional Técnico y Sustento Fundamental</w:t>
+                <w:sz w:val="18"/>
+              </w:rPr>
+              <w:t>Interpretación y Racional Técnico</w:t>
             </w:r>
           </w:p>
         </w:tc>
@@ -28309,95 +28559,42 @@
       <w:tr>
         <w:tc>
           <w:tcPr>
-            <w:tcW w:type="dxa" w:w="2304"/>
-            <w:tcMar>
-              <w:top w:w="50" w:type="dxa"/>
-              <w:bottom w:w="50" w:type="dxa"/>
-              <w:left w:w="60" w:type="dxa"/>
-              <w:right w:w="60" w:type="dxa"/>
-            </w:tcMar>
-          </w:tcPr>
-          <w:p>
-            <w:pPr>
-              <w:jc w:val="left"/>
-            </w:pPr>
-            <w:r>
-              <w:rPr>
-                <w:rFonts w:ascii="Calibri" w:hAnsi="Calibri"/>
+            <w:tcW w:type="dxa" w:w="3264"/>
+          </w:tcPr>
+          <w:p>
+            <w:r>
+              <w:rPr>
                 <w:b/>
-                <w:sz w:val="16"/>
-              </w:rPr>
-              <w:t>Precio Referencia ($P_0$)</w:t>
-            </w:r>
-          </w:p>
-        </w:tc>
-        <w:tc>
-          <w:tcPr>
-            <w:tcW w:type="dxa" w:w="1728"/>
-            <w:tcMar>
-              <w:top w:w="50" w:type="dxa"/>
-              <w:bottom w:w="50" w:type="dxa"/>
-              <w:left w:w="60" w:type="dxa"/>
-              <w:right w:w="60" w:type="dxa"/>
-            </w:tcMar>
-          </w:tcPr>
-          <w:p>
-            <w:pPr>
-              <w:jc w:val="center"/>
-            </w:pPr>
-            <w:r>
-              <w:rPr>
-                <w:rFonts w:ascii="Calibri" w:hAnsi="Calibri"/>
+                <w:sz w:val="17"/>
+              </w:rPr>
+              <w:t>Patrimonio Tangible Total (TBV)</w:t>
+            </w:r>
+          </w:p>
+        </w:tc>
+        <w:tc>
+          <w:tcPr>
+            <w:tcW w:type="dxa" w:w="3264"/>
+          </w:tcPr>
+          <w:p>
+            <w:r>
+              <w:rPr>
                 <w:b/>
-                <w:sz w:val="16"/>
-              </w:rPr>
-              <w:t>$14.03</w:t>
-            </w:r>
-          </w:p>
-        </w:tc>
-        <w:tc>
-          <w:tcPr>
-            <w:tcW w:type="dxa" w:w="1728"/>
-            <w:tcMar>
-              <w:top w:w="50" w:type="dxa"/>
-              <w:bottom w:w="50" w:type="dxa"/>
-              <w:left w:w="60" w:type="dxa"/>
-              <w:right w:w="60" w:type="dxa"/>
-            </w:tcMar>
-          </w:tcPr>
-          <w:p>
-            <w:pPr>
-              <w:jc w:val="center"/>
-            </w:pPr>
-            <w:r>
-              <w:rPr>
-                <w:rFonts w:ascii="Calibri" w:hAnsi="Calibri"/>
-                <w:sz w:val="16"/>
-              </w:rPr>
-              <w:t>Mercado en Vivo</w:t>
-            </w:r>
-          </w:p>
-        </w:tc>
-        <w:tc>
-          <w:tcPr>
-            <w:tcW w:type="dxa" w:w="4032"/>
-            <w:tcMar>
-              <w:top w:w="50" w:type="dxa"/>
-              <w:bottom w:w="50" w:type="dxa"/>
-              <w:left w:w="60" w:type="dxa"/>
-              <w:right w:w="60" w:type="dxa"/>
-            </w:tcMar>
-          </w:tcPr>
-          <w:p>
-            <w:pPr>
-              <w:jc w:val="left"/>
-            </w:pPr>
-            <w:r>
-              <w:rPr>
-                <w:rFonts w:ascii="Calibri" w:hAnsi="Calibri"/>
-                <w:sz w:val="16"/>
-              </w:rPr>
-              <w:t>Cotización auditada en tiempo real por consenso bursátil.</w:t>
+                <w:sz w:val="17"/>
+              </w:rPr>
+              <w:t>$7,646.3 M</w:t>
+            </w:r>
+          </w:p>
+        </w:tc>
+        <w:tc>
+          <w:tcPr>
+            <w:tcW w:type="dxa" w:w="3264"/>
+          </w:tcPr>
+          <w:p>
+            <w:r>
+              <w:rPr>
+                <w:sz w:val="17"/>
+              </w:rPr>
+              <w:t>Fondos propios auditados en el último balance oficial SEC.</w:t>
             </w:r>
           </w:p>
         </w:tc>
@@ -28405,95 +28602,45 @@
       <w:tr>
         <w:tc>
           <w:tcPr>
-            <w:tcW w:type="dxa" w:w="2304"/>
-            <w:tcMar>
-              <w:top w:w="50" w:type="dxa"/>
-              <w:bottom w:w="50" w:type="dxa"/>
-              <w:left w:w="60" w:type="dxa"/>
-              <w:right w:w="60" w:type="dxa"/>
-            </w:tcMar>
-          </w:tcPr>
-          <w:p>
-            <w:pPr>
-              <w:jc w:val="left"/>
-            </w:pPr>
-            <w:r>
-              <w:rPr>
-                <w:rFonts w:ascii="Calibri" w:hAnsi="Calibri"/>
+            <w:tcW w:type="dxa" w:w="3264"/>
+            <w:shd w:fill="F7FAFC"/>
+          </w:tcPr>
+          <w:p>
+            <w:r>
+              <w:rPr>
                 <w:b/>
-                <w:sz w:val="16"/>
-              </w:rPr>
-              <w:t>Risk-Free Rate ($R_f$)</w:t>
-            </w:r>
-          </w:p>
-        </w:tc>
-        <w:tc>
-          <w:tcPr>
-            <w:tcW w:type="dxa" w:w="1728"/>
-            <w:tcMar>
-              <w:top w:w="50" w:type="dxa"/>
-              <w:bottom w:w="50" w:type="dxa"/>
-              <w:left w:w="60" w:type="dxa"/>
-              <w:right w:w="60" w:type="dxa"/>
-            </w:tcMar>
-          </w:tcPr>
-          <w:p>
-            <w:pPr>
-              <w:jc w:val="center"/>
-            </w:pPr>
-            <w:r>
-              <w:rPr>
-                <w:rFonts w:ascii="Calibri" w:hAnsi="Calibri"/>
+                <w:sz w:val="17"/>
+              </w:rPr>
+              <w:t>Patrimonio Tangible por Acción</w:t>
+            </w:r>
+          </w:p>
+        </w:tc>
+        <w:tc>
+          <w:tcPr>
+            <w:tcW w:type="dxa" w:w="3264"/>
+            <w:shd w:fill="F7FAFC"/>
+          </w:tcPr>
+          <w:p>
+            <w:r>
+              <w:rPr>
                 <w:b/>
-                <w:sz w:val="16"/>
-              </w:rPr>
-              <w:t>4.97%</w:t>
-            </w:r>
-          </w:p>
-        </w:tc>
-        <w:tc>
-          <w:tcPr>
-            <w:tcW w:type="dxa" w:w="1728"/>
-            <w:tcMar>
-              <w:top w:w="50" w:type="dxa"/>
-              <w:bottom w:w="50" w:type="dxa"/>
-              <w:left w:w="60" w:type="dxa"/>
-              <w:right w:w="60" w:type="dxa"/>
-            </w:tcMar>
-          </w:tcPr>
-          <w:p>
-            <w:pPr>
-              <w:jc w:val="center"/>
-            </w:pPr>
-            <w:r>
-              <w:rPr>
-                <w:rFonts w:ascii="Calibri" w:hAnsi="Calibri"/>
-                <w:sz w:val="16"/>
-              </w:rPr>
-              <w:t>Sección 11.1</w:t>
-            </w:r>
-          </w:p>
-        </w:tc>
-        <w:tc>
-          <w:tcPr>
-            <w:tcW w:type="dxa" w:w="4032"/>
-            <w:tcMar>
-              <w:top w:w="50" w:type="dxa"/>
-              <w:bottom w:w="50" w:type="dxa"/>
-              <w:left w:w="60" w:type="dxa"/>
-              <w:right w:w="60" w:type="dxa"/>
-            </w:tcMar>
-          </w:tcPr>
-          <w:p>
-            <w:pPr>
-              <w:jc w:val="left"/>
-            </w:pPr>
-            <w:r>
-              <w:rPr>
-                <w:rFonts w:ascii="Calibri" w:hAnsi="Calibri"/>
-                <w:sz w:val="16"/>
-              </w:rPr>
-              <w:t>Rendimiento en tiempo real del Bono del Tesoro 10Y (US10Y).</w:t>
+                <w:sz w:val="17"/>
+              </w:rPr>
+              <w:t>$1.6</w:t>
+            </w:r>
+          </w:p>
+        </w:tc>
+        <w:tc>
+          <w:tcPr>
+            <w:tcW w:type="dxa" w:w="3264"/>
+            <w:shd w:fill="F7FAFC"/>
+          </w:tcPr>
+          <w:p>
+            <w:r>
+              <w:rPr>
+                <w:sz w:val="17"/>
+              </w:rPr>
+              <w:t>Valor en libros puro por título en circulación.</w:t>
             </w:r>
           </w:p>
         </w:tc>
@@ -28501,95 +28648,42 @@
       <w:tr>
         <w:tc>
           <w:tcPr>
-            <w:tcW w:type="dxa" w:w="2304"/>
-            <w:tcMar>
-              <w:top w:w="50" w:type="dxa"/>
-              <w:bottom w:w="50" w:type="dxa"/>
-              <w:left w:w="60" w:type="dxa"/>
-              <w:right w:w="60" w:type="dxa"/>
-            </w:tcMar>
-          </w:tcPr>
-          <w:p>
-            <w:pPr>
-              <w:jc w:val="left"/>
-            </w:pPr>
-            <w:r>
-              <w:rPr>
-                <w:rFonts w:ascii="Calibri" w:hAnsi="Calibri"/>
+            <w:tcW w:type="dxa" w:w="3264"/>
+          </w:tcPr>
+          <w:p>
+            <w:r>
+              <w:rPr>
                 <w:b/>
-                <w:sz w:val="16"/>
-              </w:rPr>
-              <w:t>Equity Risk Premium (ERP)</w:t>
-            </w:r>
-          </w:p>
-        </w:tc>
-        <w:tc>
-          <w:tcPr>
-            <w:tcW w:type="dxa" w:w="1728"/>
-            <w:tcMar>
-              <w:top w:w="50" w:type="dxa"/>
-              <w:bottom w:w="50" w:type="dxa"/>
-              <w:left w:w="60" w:type="dxa"/>
-              <w:right w:w="60" w:type="dxa"/>
-            </w:tcMar>
-          </w:tcPr>
-          <w:p>
-            <w:pPr>
-              <w:jc w:val="center"/>
-            </w:pPr>
-            <w:r>
-              <w:rPr>
-                <w:rFonts w:ascii="Calibri" w:hAnsi="Calibri"/>
+                <w:sz w:val="17"/>
+              </w:rPr>
+              <w:t>Rentabilidad Tangible (ROTCE)</w:t>
+            </w:r>
+          </w:p>
+        </w:tc>
+        <w:tc>
+          <w:tcPr>
+            <w:tcW w:type="dxa" w:w="3264"/>
+          </w:tcPr>
+          <w:p>
+            <w:r>
+              <w:rPr>
                 <w:b/>
-                <w:sz w:val="16"/>
-              </w:rPr>
-              <w:t>4.75%</w:t>
-            </w:r>
-          </w:p>
-        </w:tc>
-        <w:tc>
-          <w:tcPr>
-            <w:tcW w:type="dxa" w:w="1728"/>
-            <w:tcMar>
-              <w:top w:w="50" w:type="dxa"/>
-              <w:bottom w:w="50" w:type="dxa"/>
-              <w:left w:w="60" w:type="dxa"/>
-              <w:right w:w="60" w:type="dxa"/>
-            </w:tcMar>
-          </w:tcPr>
-          <w:p>
-            <w:pPr>
-              <w:jc w:val="center"/>
-            </w:pPr>
-            <w:r>
-              <w:rPr>
-                <w:rFonts w:ascii="Calibri" w:hAnsi="Calibri"/>
-                <w:sz w:val="16"/>
-              </w:rPr>
-              <w:t>Sección 11.1</w:t>
-            </w:r>
-          </w:p>
-        </w:tc>
-        <w:tc>
-          <w:tcPr>
-            <w:tcW w:type="dxa" w:w="4032"/>
-            <w:tcMar>
-              <w:top w:w="50" w:type="dxa"/>
-              <w:bottom w:w="50" w:type="dxa"/>
-              <w:left w:w="60" w:type="dxa"/>
-              <w:right w:w="60" w:type="dxa"/>
-            </w:tcMar>
-          </w:tcPr>
-          <w:p>
-            <w:pPr>
-              <w:jc w:val="left"/>
-            </w:pPr>
-            <w:r>
-              <w:rPr>
-                <w:rFonts w:ascii="Calibri" w:hAnsi="Calibri"/>
-                <w:sz w:val="16"/>
-              </w:rPr>
-              <w:t>Prima de riesgo implícita Damodaran (Stern NYU).</w:t>
+                <w:sz w:val="17"/>
+              </w:rPr>
+              <w:t>26.4%</w:t>
+            </w:r>
+          </w:p>
+        </w:tc>
+        <w:tc>
+          <w:tcPr>
+            <w:tcW w:type="dxa" w:w="3264"/>
+          </w:tcPr>
+          <w:p>
+            <w:r>
+              <w:rPr>
+                <w:sz w:val="17"/>
+              </w:rPr>
+              <w:t>Capacidad de generar utilidad neta sobre capital tangible.</w:t>
             </w:r>
           </w:p>
         </w:tc>
@@ -28597,95 +28691,45 @@
       <w:tr>
         <w:tc>
           <w:tcPr>
-            <w:tcW w:type="dxa" w:w="2304"/>
-            <w:tcMar>
-              <w:top w:w="50" w:type="dxa"/>
-              <w:bottom w:w="50" w:type="dxa"/>
-              <w:left w:w="60" w:type="dxa"/>
-              <w:right w:w="60" w:type="dxa"/>
-            </w:tcMar>
-          </w:tcPr>
-          <w:p>
-            <w:pPr>
-              <w:jc w:val="left"/>
-            </w:pPr>
-            <w:r>
-              <w:rPr>
-                <w:rFonts w:ascii="Calibri" w:hAnsi="Calibri"/>
+            <w:tcW w:type="dxa" w:w="3264"/>
+            <w:shd w:fill="F7FAFC"/>
+          </w:tcPr>
+          <w:p>
+            <w:r>
+              <w:rPr>
                 <w:b/>
-                <w:sz w:val="16"/>
-              </w:rPr>
-              <w:t>Beta Apalancada (Consenso)</w:t>
-            </w:r>
-          </w:p>
-        </w:tc>
-        <w:tc>
-          <w:tcPr>
-            <w:tcW w:type="dxa" w:w="1728"/>
-            <w:tcMar>
-              <w:top w:w="50" w:type="dxa"/>
-              <w:bottom w:w="50" w:type="dxa"/>
-              <w:left w:w="60" w:type="dxa"/>
-              <w:right w:w="60" w:type="dxa"/>
-            </w:tcMar>
-          </w:tcPr>
-          <w:p>
-            <w:pPr>
-              <w:jc w:val="center"/>
-            </w:pPr>
-            <w:r>
-              <w:rPr>
-                <w:rFonts w:ascii="Calibri" w:hAnsi="Calibri"/>
+                <w:sz w:val="17"/>
+              </w:rPr>
+              <w:t>Coste del Capital Propio (Ke)</w:t>
+            </w:r>
+          </w:p>
+        </w:tc>
+        <w:tc>
+          <w:tcPr>
+            <w:tcW w:type="dxa" w:w="3264"/>
+            <w:shd w:fill="F7FAFC"/>
+          </w:tcPr>
+          <w:p>
+            <w:r>
+              <w:rPr>
                 <w:b/>
-                <w:sz w:val="16"/>
-              </w:rPr>
-              <w:t>0.94</w:t>
-            </w:r>
-          </w:p>
-        </w:tc>
-        <w:tc>
-          <w:tcPr>
-            <w:tcW w:type="dxa" w:w="1728"/>
-            <w:tcMar>
-              <w:top w:w="50" w:type="dxa"/>
-              <w:bottom w:w="50" w:type="dxa"/>
-              <w:left w:w="60" w:type="dxa"/>
-              <w:right w:w="60" w:type="dxa"/>
-            </w:tcMar>
-          </w:tcPr>
-          <w:p>
-            <w:pPr>
-              <w:jc w:val="center"/>
-            </w:pPr>
-            <w:r>
-              <w:rPr>
-                <w:rFonts w:ascii="Calibri" w:hAnsi="Calibri"/>
-                <w:sz w:val="16"/>
-              </w:rPr>
-              <w:t>Sección 11.1</w:t>
-            </w:r>
-          </w:p>
-        </w:tc>
-        <w:tc>
-          <w:tcPr>
-            <w:tcW w:type="dxa" w:w="4032"/>
-            <w:tcMar>
-              <w:top w:w="50" w:type="dxa"/>
-              <w:bottom w:w="50" w:type="dxa"/>
-              <w:left w:w="60" w:type="dxa"/>
-              <w:right w:w="60" w:type="dxa"/>
-            </w:tcMar>
-          </w:tcPr>
-          <w:p>
-            <w:pPr>
-              <w:jc w:val="left"/>
-            </w:pPr>
-            <w:r>
-              <w:rPr>
-                <w:rFonts w:ascii="Calibri" w:hAnsi="Calibri"/>
-                <w:sz w:val="16"/>
-              </w:rPr>
-              <w:t>Sensibilidad sistemática frente al S&amp;P 500.</w:t>
+                <w:sz w:val="17"/>
+              </w:rPr>
+              <w:t>9.43%</w:t>
+            </w:r>
+          </w:p>
+        </w:tc>
+        <w:tc>
+          <w:tcPr>
+            <w:tcW w:type="dxa" w:w="3264"/>
+            <w:shd w:fill="F7FAFC"/>
+          </w:tcPr>
+          <w:p>
+            <w:r>
+              <w:rPr>
+                <w:sz w:val="17"/>
+              </w:rPr>
+              <w:t>Tasa de descuento de corte según modelo CAPM.</w:t>
             </w:r>
           </w:p>
         </w:tc>
@@ -28693,95 +28737,42 @@
       <w:tr>
         <w:tc>
           <w:tcPr>
-            <w:tcW w:type="dxa" w:w="2304"/>
-            <w:tcMar>
-              <w:top w:w="50" w:type="dxa"/>
-              <w:bottom w:w="50" w:type="dxa"/>
-              <w:left w:w="60" w:type="dxa"/>
-              <w:right w:w="60" w:type="dxa"/>
-            </w:tcMar>
-          </w:tcPr>
-          <w:p>
-            <w:pPr>
-              <w:jc w:val="left"/>
-            </w:pPr>
-            <w:r>
-              <w:rPr>
-                <w:rFonts w:ascii="Calibri" w:hAnsi="Calibri"/>
+            <w:tcW w:type="dxa" w:w="3264"/>
+          </w:tcPr>
+          <w:p>
+            <w:r>
+              <w:rPr>
                 <w:b/>
-                <w:sz w:val="16"/>
-              </w:rPr>
-              <w:t>Cost of Debt ($K_d$ Pre-Tax)</w:t>
-            </w:r>
-          </w:p>
-        </w:tc>
-        <w:tc>
-          <w:tcPr>
-            <w:tcW w:type="dxa" w:w="1728"/>
-            <w:tcMar>
-              <w:top w:w="50" w:type="dxa"/>
-              <w:bottom w:w="50" w:type="dxa"/>
-              <w:left w:w="60" w:type="dxa"/>
-              <w:right w:w="60" w:type="dxa"/>
-            </w:tcMar>
-          </w:tcPr>
-          <w:p>
-            <w:pPr>
-              <w:jc w:val="center"/>
-            </w:pPr>
-            <w:r>
-              <w:rPr>
-                <w:rFonts w:ascii="Calibri" w:hAnsi="Calibri"/>
+                <w:sz w:val="17"/>
+              </w:rPr>
+              <w:t>Spread de Creación de Valor</w:t>
+            </w:r>
+          </w:p>
+        </w:tc>
+        <w:tc>
+          <w:tcPr>
+            <w:tcW w:type="dxa" w:w="3264"/>
+          </w:tcPr>
+          <w:p>
+            <w:r>
+              <w:rPr>
                 <w:b/>
-                <w:sz w:val="16"/>
-              </w:rPr>
-              <w:t>4.5%</w:t>
-            </w:r>
-          </w:p>
-        </w:tc>
-        <w:tc>
-          <w:tcPr>
-            <w:tcW w:type="dxa" w:w="1728"/>
-            <w:tcMar>
-              <w:top w:w="50" w:type="dxa"/>
-              <w:bottom w:w="50" w:type="dxa"/>
-              <w:left w:w="60" w:type="dxa"/>
-              <w:right w:w="60" w:type="dxa"/>
-            </w:tcMar>
-          </w:tcPr>
-          <w:p>
-            <w:pPr>
-              <w:jc w:val="center"/>
-            </w:pPr>
-            <w:r>
-              <w:rPr>
-                <w:rFonts w:ascii="Calibri" w:hAnsi="Calibri"/>
-                <w:sz w:val="16"/>
-              </w:rPr>
-              <w:t>Sección 11.1</w:t>
-            </w:r>
-          </w:p>
-        </w:tc>
-        <w:tc>
-          <w:tcPr>
-            <w:tcW w:type="dxa" w:w="4032"/>
-            <w:tcMar>
-              <w:top w:w="50" w:type="dxa"/>
-              <w:bottom w:w="50" w:type="dxa"/>
-              <w:left w:w="60" w:type="dxa"/>
-              <w:right w:w="60" w:type="dxa"/>
-            </w:tcMar>
-          </w:tcPr>
-          <w:p>
-            <w:pPr>
-              <w:jc w:val="left"/>
-            </w:pPr>
-            <w:r>
-              <w:rPr>
-                <w:rFonts w:ascii="Calibri" w:hAnsi="Calibri"/>
-                <w:sz w:val="16"/>
-              </w:rPr>
-              <w:t>Coste financiero bruto estimado por rating sintético.</w:t>
+                <w:sz w:val="17"/>
+              </w:rPr>
+              <w:t>+16.97 pp</w:t>
+            </w:r>
+          </w:p>
+        </w:tc>
+        <w:tc>
+          <w:tcPr>
+            <w:tcW w:type="dxa" w:w="3264"/>
+          </w:tcPr>
+          <w:p>
+            <w:r>
+              <w:rPr>
+                <w:sz w:val="17"/>
+              </w:rPr>
+              <w:t>Excedente de retorno que genera renta residual positiva.</w:t>
             </w:r>
           </w:p>
         </w:tc>
@@ -28789,95 +28780,45 @@
       <w:tr>
         <w:tc>
           <w:tcPr>
-            <w:tcW w:type="dxa" w:w="2304"/>
-            <w:tcMar>
-              <w:top w:w="50" w:type="dxa"/>
-              <w:bottom w:w="50" w:type="dxa"/>
-              <w:left w:w="60" w:type="dxa"/>
-              <w:right w:w="60" w:type="dxa"/>
-            </w:tcMar>
-          </w:tcPr>
-          <w:p>
-            <w:pPr>
-              <w:jc w:val="left"/>
-            </w:pPr>
-            <w:r>
-              <w:rPr>
-                <w:rFonts w:ascii="Calibri" w:hAnsi="Calibri"/>
+            <w:tcW w:type="dxa" w:w="3264"/>
+            <w:shd w:fill="F7FAFC"/>
+          </w:tcPr>
+          <w:p>
+            <w:r>
+              <w:rPr>
                 <w:b/>
-                <w:sz w:val="16"/>
-              </w:rPr>
-              <w:t>Cost of Debt ($K_d$ After-Tax)</w:t>
-            </w:r>
-          </w:p>
-        </w:tc>
-        <w:tc>
-          <w:tcPr>
-            <w:tcW w:type="dxa" w:w="1728"/>
-            <w:tcMar>
-              <w:top w:w="50" w:type="dxa"/>
-              <w:bottom w:w="50" w:type="dxa"/>
-              <w:left w:w="60" w:type="dxa"/>
-              <w:right w:w="60" w:type="dxa"/>
-            </w:tcMar>
-          </w:tcPr>
-          <w:p>
-            <w:pPr>
-              <w:jc w:val="center"/>
-            </w:pPr>
-            <w:r>
-              <w:rPr>
-                <w:rFonts w:ascii="Calibri" w:hAnsi="Calibri"/>
+                <w:sz w:val="17"/>
+              </w:rPr>
+              <w:t>Ratio P/TBV Justificado</w:t>
+            </w:r>
+          </w:p>
+        </w:tc>
+        <w:tc>
+          <w:tcPr>
+            <w:tcW w:type="dxa" w:w="3264"/>
+            <w:shd w:fill="F7FAFC"/>
+          </w:tcPr>
+          <w:p>
+            <w:r>
+              <w:rPr>
                 <w:b/>
-                <w:sz w:val="16"/>
-              </w:rPr>
-              <w:t>3.5%</w:t>
-            </w:r>
-          </w:p>
-        </w:tc>
-        <w:tc>
-          <w:tcPr>
-            <w:tcW w:type="dxa" w:w="1728"/>
-            <w:tcMar>
-              <w:top w:w="50" w:type="dxa"/>
-              <w:bottom w:w="50" w:type="dxa"/>
-              <w:left w:w="60" w:type="dxa"/>
-              <w:right w:w="60" w:type="dxa"/>
-            </w:tcMar>
-          </w:tcPr>
-          <w:p>
-            <w:pPr>
-              <w:jc w:val="center"/>
-            </w:pPr>
-            <w:r>
-              <w:rPr>
-                <w:rFonts w:ascii="Calibri" w:hAnsi="Calibri"/>
-                <w:sz w:val="16"/>
-              </w:rPr>
-              <w:t>Sección 11.1</w:t>
-            </w:r>
-          </w:p>
-        </w:tc>
-        <w:tc>
-          <w:tcPr>
-            <w:tcW w:type="dxa" w:w="4032"/>
-            <w:tcMar>
-              <w:top w:w="50" w:type="dxa"/>
-              <w:bottom w:w="50" w:type="dxa"/>
-              <w:left w:w="60" w:type="dxa"/>
-              <w:right w:w="60" w:type="dxa"/>
-            </w:tcMar>
-          </w:tcPr>
-          <w:p>
-            <w:pPr>
-              <w:jc w:val="left"/>
-            </w:pPr>
-            <w:r>
-              <w:rPr>
-                <w:rFonts w:ascii="Calibri" w:hAnsi="Calibri"/>
-                <w:sz w:val="16"/>
-              </w:rPr>
-              <w:t>Coste neto con escudo fiscal: Kd * (1 - t).</w:t>
+                <w:sz w:val="17"/>
+              </w:rPr>
+              <w:t>3.86x</w:t>
+            </w:r>
+          </w:p>
+        </w:tc>
+        <w:tc>
+          <w:tcPr>
+            <w:tcW w:type="dxa" w:w="3264"/>
+            <w:shd w:fill="F7FAFC"/>
+          </w:tcPr>
+          <w:p>
+            <w:r>
+              <w:rPr>
+                <w:sz w:val="17"/>
+              </w:rPr>
+              <w:t>Múltiplo teórico derivado de: (ROTCE - g) / (Ke - g).</w:t>
             </w:r>
           </w:p>
         </w:tc>
@@ -28885,676 +28826,48 @@
       <w:tr>
         <w:tc>
           <w:tcPr>
-            <w:tcW w:type="dxa" w:w="2304"/>
-            <w:tcMar>
-              <w:top w:w="50" w:type="dxa"/>
-              <w:bottom w:w="50" w:type="dxa"/>
-              <w:left w:w="60" w:type="dxa"/>
-              <w:right w:w="60" w:type="dxa"/>
-            </w:tcMar>
-          </w:tcPr>
-          <w:p>
-            <w:pPr>
-              <w:jc w:val="left"/>
-            </w:pPr>
-            <w:r>
-              <w:rPr>
-                <w:rFonts w:ascii="Calibri" w:hAnsi="Calibri"/>
+            <w:tcW w:type="dxa" w:w="3264"/>
+          </w:tcPr>
+          <w:p>
+            <w:r>
+              <w:rPr>
                 <w:b/>
-                <w:sz w:val="16"/>
-              </w:rPr>
-              <w:t>Effective Tax Rate ($t$)</w:t>
-            </w:r>
-          </w:p>
-        </w:tc>
-        <w:tc>
-          <w:tcPr>
-            <w:tcW w:type="dxa" w:w="1728"/>
-            <w:tcMar>
-              <w:top w:w="50" w:type="dxa"/>
-              <w:bottom w:w="50" w:type="dxa"/>
-              <w:left w:w="60" w:type="dxa"/>
-              <w:right w:w="60" w:type="dxa"/>
-            </w:tcMar>
-          </w:tcPr>
-          <w:p>
-            <w:pPr>
-              <w:jc w:val="center"/>
-            </w:pPr>
-            <w:r>
-              <w:rPr>
-                <w:rFonts w:ascii="Calibri" w:hAnsi="Calibri"/>
+                <w:sz w:val="17"/>
+              </w:rPr>
+              <w:t>Valor Intrínseco Fundamental</w:t>
+            </w:r>
+          </w:p>
+        </w:tc>
+        <w:tc>
+          <w:tcPr>
+            <w:tcW w:type="dxa" w:w="3264"/>
+          </w:tcPr>
+          <w:p>
+            <w:r>
+              <w:rPr>
                 <w:b/>
-                <w:sz w:val="16"/>
-              </w:rPr>
-              <w:t>21.0%</w:t>
-            </w:r>
-          </w:p>
-        </w:tc>
-        <w:tc>
-          <w:tcPr>
-            <w:tcW w:type="dxa" w:w="1728"/>
-            <w:tcMar>
-              <w:top w:w="50" w:type="dxa"/>
-              <w:bottom w:w="50" w:type="dxa"/>
-              <w:left w:w="60" w:type="dxa"/>
-              <w:right w:w="60" w:type="dxa"/>
-            </w:tcMar>
-          </w:tcPr>
-          <w:p>
-            <w:pPr>
-              <w:jc w:val="center"/>
-            </w:pPr>
-            <w:r>
-              <w:rPr>
-                <w:rFonts w:ascii="Calibri" w:hAnsi="Calibri"/>
-                <w:sz w:val="16"/>
-              </w:rPr>
-              <w:t>Sección 11.1</w:t>
-            </w:r>
-          </w:p>
-        </w:tc>
-        <w:tc>
-          <w:tcPr>
-            <w:tcW w:type="dxa" w:w="4032"/>
-            <w:tcMar>
-              <w:top w:w="50" w:type="dxa"/>
-              <w:bottom w:w="50" w:type="dxa"/>
-              <w:left w:w="60" w:type="dxa"/>
-              <w:right w:w="60" w:type="dxa"/>
-            </w:tcMar>
-          </w:tcPr>
-          <w:p>
-            <w:pPr>
-              <w:jc w:val="left"/>
-            </w:pPr>
-            <w:r>
-              <w:rPr>
-                <w:rFonts w:ascii="Calibri" w:hAnsi="Calibri"/>
-                <w:sz w:val="16"/>
-              </w:rPr>
-              <w:t>Tasa impositiva estructural auditada.</w:t>
-            </w:r>
-          </w:p>
-        </w:tc>
-      </w:tr>
-      <w:tr>
-        <w:tc>
-          <w:tcPr>
-            <w:tcW w:type="dxa" w:w="2304"/>
-            <w:tcMar>
-              <w:top w:w="50" w:type="dxa"/>
-              <w:bottom w:w="50" w:type="dxa"/>
-              <w:left w:w="60" w:type="dxa"/>
-              <w:right w:w="60" w:type="dxa"/>
-            </w:tcMar>
-          </w:tcPr>
-          <w:p>
-            <w:pPr>
-              <w:jc w:val="left"/>
-            </w:pPr>
-            <w:r>
-              <w:rPr>
-                <w:rFonts w:ascii="Calibri" w:hAnsi="Calibri"/>
-                <w:b/>
-                <w:sz w:val="16"/>
-              </w:rPr>
-              <w:t>Weight of Debt ($W_d$)</w:t>
-            </w:r>
-          </w:p>
-        </w:tc>
-        <w:tc>
-          <w:tcPr>
-            <w:tcW w:type="dxa" w:w="1728"/>
-            <w:tcMar>
-              <w:top w:w="50" w:type="dxa"/>
-              <w:bottom w:w="50" w:type="dxa"/>
-              <w:left w:w="60" w:type="dxa"/>
-              <w:right w:w="60" w:type="dxa"/>
-            </w:tcMar>
-          </w:tcPr>
-          <w:p>
-            <w:pPr>
-              <w:jc w:val="center"/>
-            </w:pPr>
-            <w:r>
-              <w:rPr>
-                <w:rFonts w:ascii="Calibri" w:hAnsi="Calibri"/>
-                <w:b/>
-                <w:sz w:val="16"/>
-              </w:rPr>
-              <w:t>5.0%</w:t>
-            </w:r>
-          </w:p>
-        </w:tc>
-        <w:tc>
-          <w:tcPr>
-            <w:tcW w:type="dxa" w:w="1728"/>
-            <w:tcMar>
-              <w:top w:w="50" w:type="dxa"/>
-              <w:bottom w:w="50" w:type="dxa"/>
-              <w:left w:w="60" w:type="dxa"/>
-              <w:right w:w="60" w:type="dxa"/>
-            </w:tcMar>
-          </w:tcPr>
-          <w:p>
-            <w:pPr>
-              <w:jc w:val="center"/>
-            </w:pPr>
-            <w:r>
-              <w:rPr>
-                <w:rFonts w:ascii="Calibri" w:hAnsi="Calibri"/>
-                <w:sz w:val="16"/>
-              </w:rPr>
-              <w:t>Estructura Cap.</w:t>
-            </w:r>
-          </w:p>
-        </w:tc>
-        <w:tc>
-          <w:tcPr>
-            <w:tcW w:type="dxa" w:w="4032"/>
-            <w:tcMar>
-              <w:top w:w="50" w:type="dxa"/>
-              <w:bottom w:w="50" w:type="dxa"/>
-              <w:left w:w="60" w:type="dxa"/>
-              <w:right w:w="60" w:type="dxa"/>
-            </w:tcMar>
-          </w:tcPr>
-          <w:p>
-            <w:pPr>
-              <w:jc w:val="left"/>
-            </w:pPr>
-            <w:r>
-              <w:rPr>
-                <w:rFonts w:ascii="Calibri" w:hAnsi="Calibri"/>
-                <w:sz w:val="16"/>
-              </w:rPr>
-              <w:t>Ponderación de la deuda financiera en la estructura de capital.</w:t>
-            </w:r>
-          </w:p>
-        </w:tc>
-      </w:tr>
-      <w:tr>
-        <w:tc>
-          <w:tcPr>
-            <w:tcW w:type="dxa" w:w="2304"/>
-            <w:tcMar>
-              <w:top w:w="50" w:type="dxa"/>
-              <w:bottom w:w="50" w:type="dxa"/>
-              <w:left w:w="60" w:type="dxa"/>
-              <w:right w:w="60" w:type="dxa"/>
-            </w:tcMar>
-          </w:tcPr>
-          <w:p>
-            <w:pPr>
-              <w:jc w:val="left"/>
-            </w:pPr>
-            <w:r>
-              <w:rPr>
-                <w:rFonts w:ascii="Calibri" w:hAnsi="Calibri"/>
-                <w:b/>
-                <w:sz w:val="16"/>
-              </w:rPr>
-              <w:t>Weight of Equity ($W_e$)</w:t>
-            </w:r>
-          </w:p>
-        </w:tc>
-        <w:tc>
-          <w:tcPr>
-            <w:tcW w:type="dxa" w:w="1728"/>
-            <w:tcMar>
-              <w:top w:w="50" w:type="dxa"/>
-              <w:bottom w:w="50" w:type="dxa"/>
-              <w:left w:w="60" w:type="dxa"/>
-              <w:right w:w="60" w:type="dxa"/>
-            </w:tcMar>
-          </w:tcPr>
-          <w:p>
-            <w:pPr>
-              <w:jc w:val="center"/>
-            </w:pPr>
-            <w:r>
-              <w:rPr>
-                <w:rFonts w:ascii="Calibri" w:hAnsi="Calibri"/>
-                <w:b/>
-                <w:sz w:val="16"/>
-              </w:rPr>
-              <w:t>100.0%</w:t>
-            </w:r>
-          </w:p>
-        </w:tc>
-        <w:tc>
-          <w:tcPr>
-            <w:tcW w:type="dxa" w:w="1728"/>
-            <w:tcMar>
-              <w:top w:w="50" w:type="dxa"/>
-              <w:bottom w:w="50" w:type="dxa"/>
-              <w:left w:w="60" w:type="dxa"/>
-              <w:right w:w="60" w:type="dxa"/>
-            </w:tcMar>
-          </w:tcPr>
-          <w:p>
-            <w:pPr>
-              <w:jc w:val="center"/>
-            </w:pPr>
-            <w:r>
-              <w:rPr>
-                <w:rFonts w:ascii="Calibri" w:hAnsi="Calibri"/>
-                <w:sz w:val="16"/>
-              </w:rPr>
-              <w:t>Estructura Cap.</w:t>
-            </w:r>
-          </w:p>
-        </w:tc>
-        <w:tc>
-          <w:tcPr>
-            <w:tcW w:type="dxa" w:w="4032"/>
-            <w:tcMar>
-              <w:top w:w="50" w:type="dxa"/>
-              <w:bottom w:w="50" w:type="dxa"/>
-              <w:left w:w="60" w:type="dxa"/>
-              <w:right w:w="60" w:type="dxa"/>
-            </w:tcMar>
-          </w:tcPr>
-          <w:p>
-            <w:pPr>
-              <w:jc w:val="left"/>
-            </w:pPr>
-            <w:r>
-              <w:rPr>
-                <w:rFonts w:ascii="Calibri" w:hAnsi="Calibri"/>
-                <w:sz w:val="16"/>
-              </w:rPr>
-              <w:t>Ponderación de los fondos propios en la estructura de capital.</w:t>
-            </w:r>
-          </w:p>
-        </w:tc>
-      </w:tr>
-      <w:tr>
-        <w:tc>
-          <w:tcPr>
-            <w:tcW w:type="dxa" w:w="2304"/>
-            <w:tcMar>
-              <w:top w:w="50" w:type="dxa"/>
-              <w:bottom w:w="50" w:type="dxa"/>
-              <w:left w:w="60" w:type="dxa"/>
-              <w:right w:w="60" w:type="dxa"/>
-            </w:tcMar>
-          </w:tcPr>
-          <w:p>
-            <w:pPr>
-              <w:jc w:val="left"/>
-            </w:pPr>
-            <w:r>
-              <w:rPr>
-                <w:rFonts w:ascii="Calibri" w:hAnsi="Calibri"/>
-                <w:b/>
-                <w:sz w:val="16"/>
-              </w:rPr>
-              <w:t>WACC Auditado (Hurdle Rate)</w:t>
-            </w:r>
-          </w:p>
-        </w:tc>
-        <w:tc>
-          <w:tcPr>
-            <w:tcW w:type="dxa" w:w="1728"/>
-            <w:tcMar>
-              <w:top w:w="50" w:type="dxa"/>
-              <w:bottom w:w="50" w:type="dxa"/>
-              <w:left w:w="60" w:type="dxa"/>
-              <w:right w:w="60" w:type="dxa"/>
-            </w:tcMar>
-          </w:tcPr>
-          <w:p>
-            <w:pPr>
-              <w:jc w:val="center"/>
-            </w:pPr>
-            <w:r>
-              <w:rPr>
-                <w:rFonts w:ascii="Calibri" w:hAnsi="Calibri"/>
-                <w:b/>
-                <w:sz w:val="16"/>
-              </w:rPr>
-              <w:t>9.43%</w:t>
-            </w:r>
-          </w:p>
-        </w:tc>
-        <w:tc>
-          <w:tcPr>
-            <w:tcW w:type="dxa" w:w="1728"/>
-            <w:tcMar>
-              <w:top w:w="50" w:type="dxa"/>
-              <w:bottom w:w="50" w:type="dxa"/>
-              <w:left w:w="60" w:type="dxa"/>
-              <w:right w:w="60" w:type="dxa"/>
-            </w:tcMar>
-          </w:tcPr>
-          <w:p>
-            <w:pPr>
-              <w:jc w:val="center"/>
-            </w:pPr>
-            <w:r>
-              <w:rPr>
-                <w:rFonts w:ascii="Calibri" w:hAnsi="Calibri"/>
-                <w:sz w:val="16"/>
-              </w:rPr>
-              <w:t>Sección 11.1</w:t>
-            </w:r>
-          </w:p>
-        </w:tc>
-        <w:tc>
-          <w:tcPr>
-            <w:tcW w:type="dxa" w:w="4032"/>
-            <w:tcMar>
-              <w:top w:w="50" w:type="dxa"/>
-              <w:bottom w:w="50" w:type="dxa"/>
-              <w:left w:w="60" w:type="dxa"/>
-              <w:right w:w="60" w:type="dxa"/>
-            </w:tcMar>
-          </w:tcPr>
-          <w:p>
-            <w:pPr>
-              <w:jc w:val="left"/>
-            </w:pPr>
-            <w:r>
-              <w:rPr>
-                <w:rFonts w:ascii="Calibri" w:hAnsi="Calibri"/>
-                <w:sz w:val="16"/>
-              </w:rPr>
-              <w:t>Tasa de descuento de corte para flujos libres de la firma.</w:t>
-            </w:r>
-          </w:p>
-        </w:tc>
-      </w:tr>
-      <w:tr>
-        <w:tc>
-          <w:tcPr>
-            <w:tcW w:type="dxa" w:w="2304"/>
-            <w:tcMar>
-              <w:top w:w="50" w:type="dxa"/>
-              <w:bottom w:w="50" w:type="dxa"/>
-              <w:left w:w="60" w:type="dxa"/>
-              <w:right w:w="60" w:type="dxa"/>
-            </w:tcMar>
-          </w:tcPr>
-          <w:p>
-            <w:pPr>
-              <w:jc w:val="left"/>
-            </w:pPr>
-            <w:r>
-              <w:rPr>
-                <w:rFonts w:ascii="Calibri" w:hAnsi="Calibri"/>
-                <w:b/>
-                <w:sz w:val="16"/>
-              </w:rPr>
-              <w:t>Margen FCF Normalizado</w:t>
-            </w:r>
-          </w:p>
-        </w:tc>
-        <w:tc>
-          <w:tcPr>
-            <w:tcW w:type="dxa" w:w="1728"/>
-            <w:tcMar>
-              <w:top w:w="50" w:type="dxa"/>
-              <w:bottom w:w="50" w:type="dxa"/>
-              <w:left w:w="60" w:type="dxa"/>
-              <w:right w:w="60" w:type="dxa"/>
-            </w:tcMar>
-          </w:tcPr>
-          <w:p>
-            <w:pPr>
-              <w:jc w:val="center"/>
-            </w:pPr>
-            <w:r>
-              <w:rPr>
-                <w:rFonts w:ascii="Calibri" w:hAnsi="Calibri"/>
-                <w:b/>
-                <w:sz w:val="16"/>
-              </w:rPr>
-              <w:t>6.6%</w:t>
-            </w:r>
-          </w:p>
-        </w:tc>
-        <w:tc>
-          <w:tcPr>
-            <w:tcW w:type="dxa" w:w="1728"/>
-            <w:tcMar>
-              <w:top w:w="50" w:type="dxa"/>
-              <w:bottom w:w="50" w:type="dxa"/>
-              <w:left w:w="60" w:type="dxa"/>
-              <w:right w:w="60" w:type="dxa"/>
-            </w:tcMar>
-          </w:tcPr>
-          <w:p>
-            <w:pPr>
-              <w:jc w:val="center"/>
-            </w:pPr>
-            <w:r>
-              <w:rPr>
-                <w:rFonts w:ascii="Calibri" w:hAnsi="Calibri"/>
-                <w:sz w:val="16"/>
-              </w:rPr>
-              <w:t>Sección 4 &amp; Solv.</w:t>
-            </w:r>
-          </w:p>
-        </w:tc>
-        <w:tc>
-          <w:tcPr>
-            <w:tcW w:type="dxa" w:w="4032"/>
-            <w:tcMar>
-              <w:top w:w="50" w:type="dxa"/>
-              <w:bottom w:w="50" w:type="dxa"/>
-              <w:left w:w="60" w:type="dxa"/>
-              <w:right w:w="60" w:type="dxa"/>
-            </w:tcMar>
-          </w:tcPr>
-          <w:p>
-            <w:pPr>
-              <w:jc w:val="left"/>
-            </w:pPr>
-            <w:r>
-              <w:rPr>
-                <w:rFonts w:ascii="Calibri" w:hAnsi="Calibri"/>
-                <w:sz w:val="16"/>
-              </w:rPr>
-              <w:t>Conversión operativa a caja libre tras inversiones de capital.</w:t>
-            </w:r>
-          </w:p>
-        </w:tc>
-      </w:tr>
-      <w:tr>
-        <w:tc>
-          <w:tcPr>
-            <w:tcW w:type="dxa" w:w="2304"/>
-            <w:tcMar>
-              <w:top w:w="50" w:type="dxa"/>
-              <w:bottom w:w="50" w:type="dxa"/>
-              <w:left w:w="60" w:type="dxa"/>
-              <w:right w:w="60" w:type="dxa"/>
-            </w:tcMar>
-          </w:tcPr>
-          <w:p>
-            <w:pPr>
-              <w:jc w:val="left"/>
-            </w:pPr>
-            <w:r>
-              <w:rPr>
-                <w:rFonts w:ascii="Calibri" w:hAnsi="Calibri"/>
-                <w:b/>
-                <w:sz w:val="16"/>
-              </w:rPr>
-              <w:t>Terminal Growth Rate ($g_n$)</w:t>
-            </w:r>
-          </w:p>
-        </w:tc>
-        <w:tc>
-          <w:tcPr>
-            <w:tcW w:type="dxa" w:w="1728"/>
-            <w:tcMar>
-              <w:top w:w="50" w:type="dxa"/>
-              <w:bottom w:w="50" w:type="dxa"/>
-              <w:left w:w="60" w:type="dxa"/>
-              <w:right w:w="60" w:type="dxa"/>
-            </w:tcMar>
-          </w:tcPr>
-          <w:p>
-            <w:pPr>
-              <w:jc w:val="center"/>
-            </w:pPr>
-            <w:r>
-              <w:rPr>
-                <w:rFonts w:ascii="Calibri" w:hAnsi="Calibri"/>
-                <w:b/>
-                <w:sz w:val="16"/>
-              </w:rPr>
-              <w:t>2.5%</w:t>
-            </w:r>
-          </w:p>
-        </w:tc>
-        <w:tc>
-          <w:tcPr>
-            <w:tcW w:type="dxa" w:w="1728"/>
-            <w:tcMar>
-              <w:top w:w="50" w:type="dxa"/>
-              <w:bottom w:w="50" w:type="dxa"/>
-              <w:left w:w="60" w:type="dxa"/>
-              <w:right w:w="60" w:type="dxa"/>
-            </w:tcMar>
-          </w:tcPr>
-          <w:p>
-            <w:pPr>
-              <w:jc w:val="center"/>
-            </w:pPr>
-            <w:r>
-              <w:rPr>
-                <w:rFonts w:ascii="Calibri" w:hAnsi="Calibri"/>
-                <w:sz w:val="16"/>
-              </w:rPr>
-              <w:t>Hipótesis Canónica</w:t>
-            </w:r>
-          </w:p>
-        </w:tc>
-        <w:tc>
-          <w:tcPr>
-            <w:tcW w:type="dxa" w:w="4032"/>
-            <w:tcMar>
-              <w:top w:w="50" w:type="dxa"/>
-              <w:bottom w:w="50" w:type="dxa"/>
-              <w:left w:w="60" w:type="dxa"/>
-              <w:right w:w="60" w:type="dxa"/>
-            </w:tcMar>
-          </w:tcPr>
-          <w:p>
-            <w:pPr>
-              <w:jc w:val="left"/>
-            </w:pPr>
-            <w:r>
-              <w:rPr>
-                <w:rFonts w:ascii="Calibri" w:hAnsi="Calibri"/>
-                <w:sz w:val="16"/>
-              </w:rPr>
-              <w:t>Crecimiento tendencial sostenible de la economía global.</w:t>
-            </w:r>
-          </w:p>
-        </w:tc>
-      </w:tr>
-      <w:tr>
-        <w:tc>
-          <w:tcPr>
-            <w:tcW w:type="dxa" w:w="2304"/>
-            <w:tcMar>
-              <w:top w:w="50" w:type="dxa"/>
-              <w:bottom w:w="50" w:type="dxa"/>
-              <w:left w:w="60" w:type="dxa"/>
-              <w:right w:w="60" w:type="dxa"/>
-            </w:tcMar>
-          </w:tcPr>
-          <w:p>
-            <w:pPr>
-              <w:jc w:val="left"/>
-            </w:pPr>
-            <w:r>
-              <w:rPr>
-                <w:rFonts w:ascii="Calibri" w:hAnsi="Calibri"/>
-                <w:b/>
-                <w:sz w:val="16"/>
-              </w:rPr>
-              <w:t>Forecast Period</w:t>
-            </w:r>
-          </w:p>
-        </w:tc>
-        <w:tc>
-          <w:tcPr>
-            <w:tcW w:type="dxa" w:w="1728"/>
-            <w:tcMar>
-              <w:top w:w="50" w:type="dxa"/>
-              <w:bottom w:w="50" w:type="dxa"/>
-              <w:left w:w="60" w:type="dxa"/>
-              <w:right w:w="60" w:type="dxa"/>
-            </w:tcMar>
-          </w:tcPr>
-          <w:p>
-            <w:pPr>
-              <w:jc w:val="center"/>
-            </w:pPr>
-            <w:r>
-              <w:rPr>
-                <w:rFonts w:ascii="Calibri" w:hAnsi="Calibri"/>
-                <w:b/>
-                <w:sz w:val="16"/>
-              </w:rPr>
-              <w:t>10 Años</w:t>
-            </w:r>
-          </w:p>
-        </w:tc>
-        <w:tc>
-          <w:tcPr>
-            <w:tcW w:type="dxa" w:w="1728"/>
-            <w:tcMar>
-              <w:top w:w="50" w:type="dxa"/>
-              <w:bottom w:w="50" w:type="dxa"/>
-              <w:left w:w="60" w:type="dxa"/>
-              <w:right w:w="60" w:type="dxa"/>
-            </w:tcMar>
-          </w:tcPr>
-          <w:p>
-            <w:pPr>
-              <w:jc w:val="center"/>
-            </w:pPr>
-            <w:r>
-              <w:rPr>
-                <w:rFonts w:ascii="Calibri" w:hAnsi="Calibri"/>
-                <w:sz w:val="16"/>
-              </w:rPr>
-              <w:t>Estándar Institucional</w:t>
-            </w:r>
-          </w:p>
-        </w:tc>
-        <w:tc>
-          <w:tcPr>
-            <w:tcW w:type="dxa" w:w="4032"/>
-            <w:tcMar>
-              <w:top w:w="50" w:type="dxa"/>
-              <w:bottom w:w="50" w:type="dxa"/>
-              <w:left w:w="60" w:type="dxa"/>
-              <w:right w:w="60" w:type="dxa"/>
-            </w:tcMar>
-          </w:tcPr>
-          <w:p>
-            <w:pPr>
-              <w:jc w:val="left"/>
-            </w:pPr>
-            <w:r>
-              <w:rPr>
-                <w:rFonts w:ascii="Calibri" w:hAnsi="Calibri"/>
-                <w:sz w:val="16"/>
-              </w:rPr>
-              <w:t>Ciclo completo de maduración y despliegue operativo.</w:t>
+                <w:sz w:val="17"/>
+              </w:rPr>
+              <w:t>$6.18</w:t>
+            </w:r>
+          </w:p>
+        </w:tc>
+        <w:tc>
+          <w:tcPr>
+            <w:tcW w:type="dxa" w:w="3264"/>
+          </w:tcPr>
+          <w:p>
+            <w:r>
+              <w:rPr>
+                <w:sz w:val="17"/>
+              </w:rPr>
+              <w:t>Precio teórico fundamental por modelo de retorno excedente.</w:t>
             </w:r>
           </w:p>
         </w:tc>
       </w:tr>
     </w:tbl>
+    <w:p/>
     <w:p>
       <w:pPr>
         <w:pStyle w:val="Heading2"/>
@@ -29566,40 +28879,7 @@
           <w:color w:val="1B365D"/>
           <w:sz w:val="23"/>
         </w:rPr>
-        <w:t>14.3. Motor Propietario de Reverse DCF &amp; Brecha de Expectativas</w:t>
-      </w:r>
-    </w:p>
-    <w:p>
-      <w:pPr>
-        <w:spacing w:after="120"/>
-      </w:pPr>
-      <w:r>
-        <w:rPr>
-          <w:rFonts w:ascii="Calibri" w:hAnsi="Calibri"/>
-          <w:color w:val="2D3748"/>
-          <w:sz w:val="18"/>
-        </w:rPr>
-        <w:t>• Crecimiento Histórico SEC (CAGR 5 Años): 8.5% anual (CAGR 10A: 8.0%, CAGR 3A: 6.0%)</w:t>
-        <w:br/>
-        <w:t>• Guidance de Crecimiento: 10.0% anual</w:t>
-        <w:br/>
-        <w:t>• Crecimiento Implícito Descontado por el Precio ($14.03): 26.4% anual (con WACC 9.43%) y 11.6% (con WACC 10.9%)</w:t>
-        <w:br/>
-        <w:t>• Brecha de Expectativas: +17.9 pp frente al histórico y +16.4 pp frente al guidance.</w:t>
-      </w:r>
-    </w:p>
-    <w:p>
-      <w:pPr>
-        <w:pStyle w:val="Heading2"/>
-      </w:pPr>
-      <w:r>
-        <w:rPr>
-          <w:rFonts w:ascii="Calibri" w:hAnsi="Calibri"/>
-          <w:b/>
-          <w:color w:val="1B365D"/>
-          <w:sz w:val="23"/>
-        </w:rPr>
-        <w:t>14.4. Matriz de Sensibilidad Bidimensional (WACC vs. Perpetuidad)</w:t>
+        <w:t>14.2. Matriz Bidimensional de Sensibilidad (Ke vs. ROTCE)</w:t>
       </w:r>
     </w:p>
     <w:tbl>
@@ -29617,219 +28897,139 @@
         </w:tblBorders>
       </w:tblPr>
       <w:tblGrid>
-        <w:gridCol w:w="1728"/>
-        <w:gridCol w:w="1008"/>
-        <w:gridCol w:w="1008"/>
-        <w:gridCol w:w="1008"/>
-        <w:gridCol w:w="1008"/>
-        <w:gridCol w:w="1008"/>
-        <w:gridCol w:w="1008"/>
-        <w:gridCol w:w="2016"/>
+        <w:gridCol w:w="1224"/>
+        <w:gridCol w:w="1224"/>
+        <w:gridCol w:w="1224"/>
+        <w:gridCol w:w="1224"/>
+        <w:gridCol w:w="1224"/>
+        <w:gridCol w:w="1224"/>
+        <w:gridCol w:w="1224"/>
+        <w:gridCol w:w="1224"/>
       </w:tblGrid>
       <w:tr>
         <w:tc>
           <w:tcPr>
-            <w:tcW w:type="dxa" w:w="1728"/>
+            <w:tcW w:type="dxa" w:w="1224"/>
             <w:shd w:fill="1B365D"/>
-            <w:tcMar>
-              <w:top w:w="80" w:type="dxa"/>
-              <w:bottom w:w="80" w:type="dxa"/>
-              <w:left w:w="60" w:type="dxa"/>
-              <w:right w:w="60" w:type="dxa"/>
-            </w:tcMar>
-          </w:tcPr>
-          <w:p>
-            <w:pPr>
-              <w:jc w:val="center"/>
-            </w:pPr>
-            <w:r>
-              <w:rPr>
-                <w:rFonts w:ascii="Calibri" w:hAnsi="Calibri"/>
+          </w:tcPr>
+          <w:p>
+            <w:r>
+              <w:rPr>
                 <w:b/>
                 <w:color w:val="FFFFFF"/>
-                <w:sz w:val="16"/>
-              </w:rPr>
-              <w:t>WACC / gn</w:t>
-            </w:r>
-          </w:p>
-        </w:tc>
-        <w:tc>
-          <w:tcPr>
-            <w:tcW w:type="dxa" w:w="1008"/>
+                <w:sz w:val="17"/>
+              </w:rPr>
+              <w:t>Coste Ke \ ROTCE</w:t>
+            </w:r>
+          </w:p>
+        </w:tc>
+        <w:tc>
+          <w:tcPr>
+            <w:tcW w:type="dxa" w:w="1224"/>
             <w:shd w:fill="1B365D"/>
-            <w:tcMar>
-              <w:top w:w="80" w:type="dxa"/>
-              <w:bottom w:w="80" w:type="dxa"/>
-              <w:left w:w="60" w:type="dxa"/>
-              <w:right w:w="60" w:type="dxa"/>
-            </w:tcMar>
-          </w:tcPr>
-          <w:p>
-            <w:pPr>
-              <w:jc w:val="center"/>
-            </w:pPr>
-            <w:r>
-              <w:rPr>
-                <w:rFonts w:ascii="Calibri" w:hAnsi="Calibri"/>
+          </w:tcPr>
+          <w:p>
+            <w:r>
+              <w:rPr>
                 <w:b/>
                 <w:color w:val="FFFFFF"/>
-                <w:sz w:val="16"/>
-              </w:rPr>
-              <w:t>1.0%</w:t>
-            </w:r>
-          </w:p>
-        </w:tc>
-        <w:tc>
-          <w:tcPr>
-            <w:tcW w:type="dxa" w:w="1008"/>
+                <w:sz w:val="17"/>
+              </w:rPr>
+              <w:t>18.0%</w:t>
+            </w:r>
+          </w:p>
+        </w:tc>
+        <w:tc>
+          <w:tcPr>
+            <w:tcW w:type="dxa" w:w="1224"/>
             <w:shd w:fill="1B365D"/>
-            <w:tcMar>
-              <w:top w:w="80" w:type="dxa"/>
-              <w:bottom w:w="80" w:type="dxa"/>
-              <w:left w:w="60" w:type="dxa"/>
-              <w:right w:w="60" w:type="dxa"/>
-            </w:tcMar>
-          </w:tcPr>
-          <w:p>
-            <w:pPr>
-              <w:jc w:val="center"/>
-            </w:pPr>
-            <w:r>
-              <w:rPr>
-                <w:rFonts w:ascii="Calibri" w:hAnsi="Calibri"/>
+          </w:tcPr>
+          <w:p>
+            <w:r>
+              <w:rPr>
                 <w:b/>
                 <w:color w:val="FFFFFF"/>
-                <w:sz w:val="16"/>
-              </w:rPr>
-              <w:t>1.5%</w:t>
-            </w:r>
-          </w:p>
-        </w:tc>
-        <w:tc>
-          <w:tcPr>
-            <w:tcW w:type="dxa" w:w="1008"/>
+                <w:sz w:val="17"/>
+              </w:rPr>
+              <w:t>20.0%</w:t>
+            </w:r>
+          </w:p>
+        </w:tc>
+        <w:tc>
+          <w:tcPr>
+            <w:tcW w:type="dxa" w:w="1224"/>
             <w:shd w:fill="1B365D"/>
-            <w:tcMar>
-              <w:top w:w="80" w:type="dxa"/>
-              <w:bottom w:w="80" w:type="dxa"/>
-              <w:left w:w="60" w:type="dxa"/>
-              <w:right w:w="60" w:type="dxa"/>
-            </w:tcMar>
-          </w:tcPr>
-          <w:p>
-            <w:pPr>
-              <w:jc w:val="center"/>
-            </w:pPr>
-            <w:r>
-              <w:rPr>
-                <w:rFonts w:ascii="Calibri" w:hAnsi="Calibri"/>
+          </w:tcPr>
+          <w:p>
+            <w:r>
+              <w:rPr>
                 <w:b/>
                 <w:color w:val="FFFFFF"/>
-                <w:sz w:val="16"/>
-              </w:rPr>
-              <w:t>2.0%</w:t>
-            </w:r>
-          </w:p>
-        </w:tc>
-        <w:tc>
-          <w:tcPr>
-            <w:tcW w:type="dxa" w:w="1008"/>
-            <w:shd w:fill="0A3641"/>
-            <w:tcMar>
-              <w:top w:w="80" w:type="dxa"/>
-              <w:bottom w:w="80" w:type="dxa"/>
-              <w:left w:w="60" w:type="dxa"/>
-              <w:right w:w="60" w:type="dxa"/>
-            </w:tcMar>
-          </w:tcPr>
-          <w:p>
-            <w:pPr>
-              <w:jc w:val="center"/>
-            </w:pPr>
-            <w:r>
-              <w:rPr>
-                <w:rFonts w:ascii="Calibri" w:hAnsi="Calibri"/>
-                <w:b/>
-                <w:color w:val="FFD700"/>
-                <w:sz w:val="16"/>
-              </w:rPr>
-              <w:t>2.5%</w:t>
-            </w:r>
-          </w:p>
-        </w:tc>
-        <w:tc>
-          <w:tcPr>
-            <w:tcW w:type="dxa" w:w="1008"/>
+                <w:sz w:val="17"/>
+              </w:rPr>
+              <w:t>22.0%</w:t>
+            </w:r>
+          </w:p>
+        </w:tc>
+        <w:tc>
+          <w:tcPr>
+            <w:tcW w:type="dxa" w:w="1224"/>
             <w:shd w:fill="1B365D"/>
-            <w:tcMar>
-              <w:top w:w="80" w:type="dxa"/>
-              <w:bottom w:w="80" w:type="dxa"/>
-              <w:left w:w="60" w:type="dxa"/>
-              <w:right w:w="60" w:type="dxa"/>
-            </w:tcMar>
-          </w:tcPr>
-          <w:p>
-            <w:pPr>
-              <w:jc w:val="center"/>
-            </w:pPr>
-            <w:r>
-              <w:rPr>
-                <w:rFonts w:ascii="Calibri" w:hAnsi="Calibri"/>
+          </w:tcPr>
+          <w:p>
+            <w:r>
+              <w:rPr>
                 <w:b/>
                 <w:color w:val="FFFFFF"/>
-                <w:sz w:val="16"/>
-              </w:rPr>
-              <w:t>3.0%</w:t>
-            </w:r>
-          </w:p>
-        </w:tc>
-        <w:tc>
-          <w:tcPr>
-            <w:tcW w:type="dxa" w:w="1008"/>
+                <w:sz w:val="17"/>
+              </w:rPr>
+              <w:t>24.5%</w:t>
+            </w:r>
+          </w:p>
+        </w:tc>
+        <w:tc>
+          <w:tcPr>
+            <w:tcW w:type="dxa" w:w="1224"/>
             <w:shd w:fill="1B365D"/>
-            <w:tcMar>
-              <w:top w:w="80" w:type="dxa"/>
-              <w:bottom w:w="80" w:type="dxa"/>
-              <w:left w:w="60" w:type="dxa"/>
-              <w:right w:w="60" w:type="dxa"/>
-            </w:tcMar>
-          </w:tcPr>
-          <w:p>
-            <w:pPr>
-              <w:jc w:val="center"/>
-            </w:pPr>
-            <w:r>
-              <w:rPr>
-                <w:rFonts w:ascii="Calibri" w:hAnsi="Calibri"/>
+          </w:tcPr>
+          <w:p>
+            <w:r>
+              <w:rPr>
                 <w:b/>
                 <w:color w:val="FFFFFF"/>
-                <w:sz w:val="16"/>
-              </w:rPr>
-              <w:t>3.5%</w:t>
-            </w:r>
-          </w:p>
-        </w:tc>
-        <w:tc>
-          <w:tcPr>
-            <w:tcW w:type="dxa" w:w="2016"/>
+                <w:sz w:val="17"/>
+              </w:rPr>
+              <w:t>26.4%</w:t>
+            </w:r>
+          </w:p>
+        </w:tc>
+        <w:tc>
+          <w:tcPr>
+            <w:tcW w:type="dxa" w:w="1224"/>
             <w:shd w:fill="1B365D"/>
-            <w:tcMar>
-              <w:top w:w="80" w:type="dxa"/>
-              <w:bottom w:w="80" w:type="dxa"/>
-              <w:left w:w="60" w:type="dxa"/>
-              <w:right w:w="60" w:type="dxa"/>
-            </w:tcMar>
-          </w:tcPr>
-          <w:p>
-            <w:pPr>
-              <w:jc w:val="left"/>
-            </w:pPr>
-            <w:r>
-              <w:rPr>
-                <w:rFonts w:ascii="Calibri" w:hAnsi="Calibri"/>
+          </w:tcPr>
+          <w:p>
+            <w:r>
+              <w:rPr>
                 <w:b/>
                 <w:color w:val="FFFFFF"/>
-                <w:sz w:val="16"/>
+                <w:sz w:val="17"/>
+              </w:rPr>
+              <w:t>28.0%</w:t>
+            </w:r>
+          </w:p>
+        </w:tc>
+        <w:tc>
+          <w:tcPr>
+            <w:tcW w:type="dxa" w:w="1224"/>
+            <w:shd w:fill="1B365D"/>
+          </w:tcPr>
+          <w:p>
+            <w:r>
+              <w:rPr>
+                <w:b/>
+                <w:color w:val="FFFFFF"/>
+                <w:sz w:val="17"/>
               </w:rPr>
               <w:t>Diagnóstico</w:t>
             </w:r>
@@ -29839,187 +29039,221 @@
       <w:tr>
         <w:tc>
           <w:tcPr>
-            <w:tcW w:type="dxa" w:w="1728"/>
-            <w:tcMar>
-              <w:top w:w="50" w:type="dxa"/>
-              <w:bottom w:w="50" w:type="dxa"/>
-              <w:left w:w="60" w:type="dxa"/>
-              <w:right w:w="60" w:type="dxa"/>
-            </w:tcMar>
-          </w:tcPr>
-          <w:p>
-            <w:pPr>
-              <w:jc w:val="center"/>
-            </w:pPr>
-            <w:r>
-              <w:rPr>
-                <w:rFonts w:ascii="Calibri" w:hAnsi="Calibri"/>
+            <w:tcW w:type="dxa" w:w="1224"/>
+          </w:tcPr>
+          <w:p>
+            <w:r>
+              <w:rPr>
+                <w:sz w:val="16"/>
+              </w:rPr>
+              <w:t>8.43% (Bajo / Optimista)</w:t>
+            </w:r>
+          </w:p>
+        </w:tc>
+        <w:tc>
+          <w:tcPr>
+            <w:tcW w:type="dxa" w:w="1224"/>
+          </w:tcPr>
+          <w:p>
+            <w:r>
+              <w:rPr>
+                <w:sz w:val="16"/>
+              </w:rPr>
+              <w:t>$4.71</w:t>
+            </w:r>
+          </w:p>
+        </w:tc>
+        <w:tc>
+          <w:tcPr>
+            <w:tcW w:type="dxa" w:w="1224"/>
+          </w:tcPr>
+          <w:p>
+            <w:r>
+              <w:rPr>
+                <w:sz w:val="16"/>
+              </w:rPr>
+              <w:t>$5.36</w:t>
+            </w:r>
+          </w:p>
+        </w:tc>
+        <w:tc>
+          <w:tcPr>
+            <w:tcW w:type="dxa" w:w="1224"/>
+          </w:tcPr>
+          <w:p>
+            <w:r>
+              <w:rPr>
+                <w:sz w:val="16"/>
+              </w:rPr>
+              <w:t>$6.01</w:t>
+            </w:r>
+          </w:p>
+        </w:tc>
+        <w:tc>
+          <w:tcPr>
+            <w:tcW w:type="dxa" w:w="1224"/>
+          </w:tcPr>
+          <w:p>
+            <w:r>
+              <w:rPr>
+                <w:sz w:val="16"/>
+              </w:rPr>
+              <w:t>$6.82</w:t>
+            </w:r>
+          </w:p>
+        </w:tc>
+        <w:tc>
+          <w:tcPr>
+            <w:tcW w:type="dxa" w:w="1224"/>
+          </w:tcPr>
+          <w:p>
+            <w:r>
+              <w:rPr>
                 <w:b/>
                 <w:sz w:val="16"/>
               </w:rPr>
-              <w:t>8.43% (Bajo / Expansión)</w:t>
-            </w:r>
-          </w:p>
-        </w:tc>
-        <w:tc>
-          <w:tcPr>
-            <w:tcW w:type="dxa" w:w="1008"/>
-            <w:tcMar>
-              <w:top w:w="50" w:type="dxa"/>
-              <w:bottom w:w="50" w:type="dxa"/>
-              <w:left w:w="60" w:type="dxa"/>
-              <w:right w:w="60" w:type="dxa"/>
-            </w:tcMar>
-          </w:tcPr>
-          <w:p>
-            <w:pPr>
-              <w:jc w:val="center"/>
-            </w:pPr>
-            <w:r>
-              <w:rPr>
-                <w:rFonts w:ascii="Calibri" w:hAnsi="Calibri"/>
+              <w:t>$7.44</w:t>
+            </w:r>
+          </w:p>
+        </w:tc>
+        <w:tc>
+          <w:tcPr>
+            <w:tcW w:type="dxa" w:w="1224"/>
+          </w:tcPr>
+          <w:p>
+            <w:r>
+              <w:rPr>
                 <w:sz w:val="16"/>
               </w:rPr>
-              <w:t>26.1%</w:t>
-            </w:r>
-          </w:p>
-        </w:tc>
-        <w:tc>
-          <w:tcPr>
-            <w:tcW w:type="dxa" w:w="1008"/>
-            <w:tcMar>
-              <w:top w:w="50" w:type="dxa"/>
-              <w:bottom w:w="50" w:type="dxa"/>
-              <w:left w:w="60" w:type="dxa"/>
-              <w:right w:w="60" w:type="dxa"/>
-            </w:tcMar>
-          </w:tcPr>
-          <w:p>
-            <w:pPr>
-              <w:jc w:val="center"/>
-            </w:pPr>
-            <w:r>
-              <w:rPr>
-                <w:rFonts w:ascii="Calibri" w:hAnsi="Calibri"/>
+              <w:t>$7.96</w:t>
+            </w:r>
+          </w:p>
+        </w:tc>
+        <w:tc>
+          <w:tcPr>
+            <w:tcW w:type="dxa" w:w="1224"/>
+          </w:tcPr>
+          <w:p>
+            <w:r>
+              <w:rPr>
                 <w:sz w:val="16"/>
               </w:rPr>
-              <w:t>25.4%</w:t>
-            </w:r>
-          </w:p>
-        </w:tc>
-        <w:tc>
-          <w:tcPr>
-            <w:tcW w:type="dxa" w:w="1008"/>
-            <w:tcMar>
-              <w:top w:w="50" w:type="dxa"/>
-              <w:bottom w:w="50" w:type="dxa"/>
-              <w:left w:w="60" w:type="dxa"/>
-              <w:right w:w="60" w:type="dxa"/>
-            </w:tcMar>
-          </w:tcPr>
-          <w:p>
-            <w:pPr>
-              <w:jc w:val="center"/>
-            </w:pPr>
-            <w:r>
-              <w:rPr>
-                <w:rFonts w:ascii="Calibri" w:hAnsi="Calibri"/>
+              <w:t>Favorable: Expansión de múltiplos por menor prima de riesgo.</w:t>
+            </w:r>
+          </w:p>
+        </w:tc>
+      </w:tr>
+      <w:tr>
+        <w:tc>
+          <w:tcPr>
+            <w:tcW w:type="dxa" w:w="1224"/>
+            <w:shd w:fill="F7FAFC"/>
+          </w:tcPr>
+          <w:p>
+            <w:r>
+              <w:rPr>
                 <w:sz w:val="16"/>
               </w:rPr>
-              <w:t>24.6%</w:t>
-            </w:r>
-          </w:p>
-        </w:tc>
-        <w:tc>
-          <w:tcPr>
-            <w:tcW w:type="dxa" w:w="1008"/>
-            <w:tcMar>
-              <w:top w:w="50" w:type="dxa"/>
-              <w:bottom w:w="50" w:type="dxa"/>
-              <w:left w:w="60" w:type="dxa"/>
-              <w:right w:w="60" w:type="dxa"/>
-            </w:tcMar>
-          </w:tcPr>
-          <w:p>
-            <w:pPr>
-              <w:jc w:val="center"/>
-            </w:pPr>
-            <w:r>
-              <w:rPr>
-                <w:rFonts w:ascii="Calibri" w:hAnsi="Calibri"/>
+              <w:t>8.93% (Favorable)</w:t>
+            </w:r>
+          </w:p>
+        </w:tc>
+        <w:tc>
+          <w:tcPr>
+            <w:tcW w:type="dxa" w:w="1224"/>
+            <w:shd w:fill="F7FAFC"/>
+          </w:tcPr>
+          <w:p>
+            <w:r>
+              <w:rPr>
+                <w:sz w:val="16"/>
+              </w:rPr>
+              <w:t>$4.28</w:t>
+            </w:r>
+          </w:p>
+        </w:tc>
+        <w:tc>
+          <w:tcPr>
+            <w:tcW w:type="dxa" w:w="1224"/>
+            <w:shd w:fill="F7FAFC"/>
+          </w:tcPr>
+          <w:p>
+            <w:r>
+              <w:rPr>
+                <w:sz w:val="16"/>
+              </w:rPr>
+              <w:t>$4.87</w:t>
+            </w:r>
+          </w:p>
+        </w:tc>
+        <w:tc>
+          <w:tcPr>
+            <w:tcW w:type="dxa" w:w="1224"/>
+            <w:shd w:fill="F7FAFC"/>
+          </w:tcPr>
+          <w:p>
+            <w:r>
+              <w:rPr>
+                <w:sz w:val="16"/>
+              </w:rPr>
+              <w:t>$5.46</w:t>
+            </w:r>
+          </w:p>
+        </w:tc>
+        <w:tc>
+          <w:tcPr>
+            <w:tcW w:type="dxa" w:w="1224"/>
+            <w:shd w:fill="F7FAFC"/>
+          </w:tcPr>
+          <w:p>
+            <w:r>
+              <w:rPr>
+                <w:sz w:val="16"/>
+              </w:rPr>
+              <w:t>$6.19</w:t>
+            </w:r>
+          </w:p>
+        </w:tc>
+        <w:tc>
+          <w:tcPr>
+            <w:tcW w:type="dxa" w:w="1224"/>
+            <w:shd w:fill="F7FAFC"/>
+          </w:tcPr>
+          <w:p>
+            <w:r>
+              <w:rPr>
                 <w:b/>
                 <w:sz w:val="16"/>
               </w:rPr>
-              <w:t>23.7%</w:t>
-            </w:r>
-          </w:p>
-        </w:tc>
-        <w:tc>
-          <w:tcPr>
-            <w:tcW w:type="dxa" w:w="1008"/>
-            <w:tcMar>
-              <w:top w:w="50" w:type="dxa"/>
-              <w:bottom w:w="50" w:type="dxa"/>
-              <w:left w:w="60" w:type="dxa"/>
-              <w:right w:w="60" w:type="dxa"/>
-            </w:tcMar>
-          </w:tcPr>
-          <w:p>
-            <w:pPr>
-              <w:jc w:val="center"/>
-            </w:pPr>
-            <w:r>
-              <w:rPr>
-                <w:rFonts w:ascii="Calibri" w:hAnsi="Calibri"/>
+              <w:t>$6.75</w:t>
+            </w:r>
+          </w:p>
+        </w:tc>
+        <w:tc>
+          <w:tcPr>
+            <w:tcW w:type="dxa" w:w="1224"/>
+            <w:shd w:fill="F7FAFC"/>
+          </w:tcPr>
+          <w:p>
+            <w:r>
+              <w:rPr>
                 <w:sz w:val="16"/>
               </w:rPr>
-              <w:t>22.8%</w:t>
-            </w:r>
-          </w:p>
-        </w:tc>
-        <w:tc>
-          <w:tcPr>
-            <w:tcW w:type="dxa" w:w="1008"/>
-            <w:tcMar>
-              <w:top w:w="50" w:type="dxa"/>
-              <w:bottom w:w="50" w:type="dxa"/>
-              <w:left w:w="60" w:type="dxa"/>
-              <w:right w:w="60" w:type="dxa"/>
-            </w:tcMar>
-          </w:tcPr>
-          <w:p>
-            <w:pPr>
-              <w:jc w:val="center"/>
-            </w:pPr>
-            <w:r>
-              <w:rPr>
-                <w:rFonts w:ascii="Calibri" w:hAnsi="Calibri"/>
+              <w:t>$7.22</w:t>
+            </w:r>
+          </w:p>
+        </w:tc>
+        <w:tc>
+          <w:tcPr>
+            <w:tcW w:type="dxa" w:w="1224"/>
+            <w:shd w:fill="F7FAFC"/>
+          </w:tcPr>
+          <w:p>
+            <w:r>
+              <w:rPr>
                 <w:sz w:val="16"/>
               </w:rPr>
-              <w:t>21.8%</w:t>
-            </w:r>
-          </w:p>
-        </w:tc>
-        <w:tc>
-          <w:tcPr>
-            <w:tcW w:type="dxa" w:w="2016"/>
-            <w:tcMar>
-              <w:top w:w="50" w:type="dxa"/>
-              <w:bottom w:w="50" w:type="dxa"/>
-              <w:left w:w="60" w:type="dxa"/>
-              <w:right w:w="60" w:type="dxa"/>
-            </w:tcMar>
-          </w:tcPr>
-          <w:p>
-            <w:pPr>
-              <w:jc w:val="left"/>
-            </w:pPr>
-            <w:r>
-              <w:rPr>
-                <w:rFonts w:ascii="Calibri" w:hAnsi="Calibri"/>
-                <w:sz w:val="16"/>
-              </w:rPr>
-              <w:t>Escenario favorable; exigencia de crecimiento más moderada.</w:t>
+              <w:t>Escenario de sensibilidad financiera.</w:t>
             </w:r>
           </w:p>
         </w:tc>
@@ -30027,187 +29261,119 @@
       <w:tr>
         <w:tc>
           <w:tcPr>
-            <w:tcW w:type="dxa" w:w="1728"/>
-            <w:tcMar>
-              <w:top w:w="50" w:type="dxa"/>
-              <w:bottom w:w="50" w:type="dxa"/>
-              <w:left w:w="60" w:type="dxa"/>
-              <w:right w:w="60" w:type="dxa"/>
-            </w:tcMar>
-          </w:tcPr>
-          <w:p>
-            <w:pPr>
-              <w:jc w:val="center"/>
-            </w:pPr>
-            <w:r>
-              <w:rPr>
-                <w:rFonts w:ascii="Calibri" w:hAnsi="Calibri"/>
+            <w:tcW w:type="dxa" w:w="1224"/>
+            <w:shd w:fill="F7FAFC"/>
+          </w:tcPr>
+          <w:p>
+            <w:r>
+              <w:rPr>
+                <w:sz w:val="16"/>
+              </w:rPr>
+              <w:t>9.43% (Ke Auditado Base)</w:t>
+            </w:r>
+          </w:p>
+        </w:tc>
+        <w:tc>
+          <w:tcPr>
+            <w:tcW w:type="dxa" w:w="1224"/>
+            <w:shd w:fill="F7FAFC"/>
+          </w:tcPr>
+          <w:p>
+            <w:r>
+              <w:rPr>
                 <w:b/>
                 <w:sz w:val="16"/>
               </w:rPr>
-              <w:t>8.93% (Favorable)</w:t>
-            </w:r>
-          </w:p>
-        </w:tc>
-        <w:tc>
-          <w:tcPr>
-            <w:tcW w:type="dxa" w:w="1008"/>
-            <w:tcMar>
-              <w:top w:w="50" w:type="dxa"/>
-              <w:bottom w:w="50" w:type="dxa"/>
-              <w:left w:w="60" w:type="dxa"/>
-              <w:right w:w="60" w:type="dxa"/>
-            </w:tcMar>
-          </w:tcPr>
-          <w:p>
-            <w:pPr>
-              <w:jc w:val="center"/>
-            </w:pPr>
-            <w:r>
-              <w:rPr>
-                <w:rFonts w:ascii="Calibri" w:hAnsi="Calibri"/>
-                <w:sz w:val="16"/>
-              </w:rPr>
-              <w:t>27.4%</w:t>
-            </w:r>
-          </w:p>
-        </w:tc>
-        <w:tc>
-          <w:tcPr>
-            <w:tcW w:type="dxa" w:w="1008"/>
-            <w:tcMar>
-              <w:top w:w="50" w:type="dxa"/>
-              <w:bottom w:w="50" w:type="dxa"/>
-              <w:left w:w="60" w:type="dxa"/>
-              <w:right w:w="60" w:type="dxa"/>
-            </w:tcMar>
-          </w:tcPr>
-          <w:p>
-            <w:pPr>
-              <w:jc w:val="center"/>
-            </w:pPr>
-            <w:r>
-              <w:rPr>
-                <w:rFonts w:ascii="Calibri" w:hAnsi="Calibri"/>
-                <w:sz w:val="16"/>
-              </w:rPr>
-              <w:t>26.7%</w:t>
-            </w:r>
-          </w:p>
-        </w:tc>
-        <w:tc>
-          <w:tcPr>
-            <w:tcW w:type="dxa" w:w="1008"/>
-            <w:tcMar>
-              <w:top w:w="50" w:type="dxa"/>
-              <w:bottom w:w="50" w:type="dxa"/>
-              <w:left w:w="60" w:type="dxa"/>
-              <w:right w:w="60" w:type="dxa"/>
-            </w:tcMar>
-          </w:tcPr>
-          <w:p>
-            <w:pPr>
-              <w:jc w:val="center"/>
-            </w:pPr>
-            <w:r>
-              <w:rPr>
-                <w:rFonts w:ascii="Calibri" w:hAnsi="Calibri"/>
-                <w:sz w:val="16"/>
-              </w:rPr>
-              <w:t>25.9%</w:t>
-            </w:r>
-          </w:p>
-        </w:tc>
-        <w:tc>
-          <w:tcPr>
-            <w:tcW w:type="dxa" w:w="1008"/>
-            <w:tcMar>
-              <w:top w:w="50" w:type="dxa"/>
-              <w:bottom w:w="50" w:type="dxa"/>
-              <w:left w:w="60" w:type="dxa"/>
-              <w:right w:w="60" w:type="dxa"/>
-            </w:tcMar>
-          </w:tcPr>
-          <w:p>
-            <w:pPr>
-              <w:jc w:val="center"/>
-            </w:pPr>
-            <w:r>
-              <w:rPr>
-                <w:rFonts w:ascii="Calibri" w:hAnsi="Calibri"/>
+              <w:t>$3.91</w:t>
+            </w:r>
+          </w:p>
+        </w:tc>
+        <w:tc>
+          <w:tcPr>
+            <w:tcW w:type="dxa" w:w="1224"/>
+            <w:shd w:fill="F7FAFC"/>
+          </w:tcPr>
+          <w:p>
+            <w:r>
+              <w:rPr>
                 <w:b/>
                 <w:sz w:val="16"/>
               </w:rPr>
-              <w:t>25.1%</w:t>
-            </w:r>
-          </w:p>
-        </w:tc>
-        <w:tc>
-          <w:tcPr>
-            <w:tcW w:type="dxa" w:w="1008"/>
-            <w:tcMar>
-              <w:top w:w="50" w:type="dxa"/>
-              <w:bottom w:w="50" w:type="dxa"/>
-              <w:left w:w="60" w:type="dxa"/>
-              <w:right w:w="60" w:type="dxa"/>
-            </w:tcMar>
-          </w:tcPr>
-          <w:p>
-            <w:pPr>
-              <w:jc w:val="center"/>
-            </w:pPr>
-            <w:r>
-              <w:rPr>
-                <w:rFonts w:ascii="Calibri" w:hAnsi="Calibri"/>
+              <w:t>$4.45</w:t>
+            </w:r>
+          </w:p>
+        </w:tc>
+        <w:tc>
+          <w:tcPr>
+            <w:tcW w:type="dxa" w:w="1224"/>
+            <w:shd w:fill="F7FAFC"/>
+          </w:tcPr>
+          <w:p>
+            <w:r>
+              <w:rPr>
+                <w:b/>
                 <w:sz w:val="16"/>
               </w:rPr>
-              <w:t>24.2%</w:t>
-            </w:r>
-          </w:p>
-        </w:tc>
-        <w:tc>
-          <w:tcPr>
-            <w:tcW w:type="dxa" w:w="1008"/>
-            <w:tcMar>
-              <w:top w:w="50" w:type="dxa"/>
-              <w:bottom w:w="50" w:type="dxa"/>
-              <w:left w:w="60" w:type="dxa"/>
-              <w:right w:w="60" w:type="dxa"/>
-            </w:tcMar>
-          </w:tcPr>
-          <w:p>
-            <w:pPr>
-              <w:jc w:val="center"/>
-            </w:pPr>
-            <w:r>
-              <w:rPr>
-                <w:rFonts w:ascii="Calibri" w:hAnsi="Calibri"/>
+              <w:t>$4.99</w:t>
+            </w:r>
+          </w:p>
+        </w:tc>
+        <w:tc>
+          <w:tcPr>
+            <w:tcW w:type="dxa" w:w="1224"/>
+            <w:shd w:fill="F7FAFC"/>
+          </w:tcPr>
+          <w:p>
+            <w:r>
+              <w:rPr>
+                <w:b/>
                 <w:sz w:val="16"/>
               </w:rPr>
-              <w:t>23.3%</w:t>
-            </w:r>
-          </w:p>
-        </w:tc>
-        <w:tc>
-          <w:tcPr>
-            <w:tcW w:type="dxa" w:w="2016"/>
-            <w:tcMar>
-              <w:top w:w="50" w:type="dxa"/>
-              <w:bottom w:w="50" w:type="dxa"/>
-              <w:left w:w="60" w:type="dxa"/>
-              <w:right w:w="60" w:type="dxa"/>
-            </w:tcMar>
-          </w:tcPr>
-          <w:p>
-            <w:pPr>
-              <w:jc w:val="left"/>
-            </w:pPr>
-            <w:r>
-              <w:rPr>
-                <w:rFonts w:ascii="Calibri" w:hAnsi="Calibri"/>
+              <w:t>$5.67</w:t>
+            </w:r>
+          </w:p>
+        </w:tc>
+        <w:tc>
+          <w:tcPr>
+            <w:tcW w:type="dxa" w:w="1224"/>
+            <w:shd w:fill="FFF2CC"/>
+          </w:tcPr>
+          <w:p>
+            <w:r>
+              <w:rPr>
+                <w:b/>
                 <w:sz w:val="16"/>
               </w:rPr>
-              <w:t>Escenario de sensibilidad operativa.</w:t>
+              <w:t>$6.18</w:t>
+            </w:r>
+          </w:p>
+        </w:tc>
+        <w:tc>
+          <w:tcPr>
+            <w:tcW w:type="dxa" w:w="1224"/>
+            <w:shd w:fill="F7FAFC"/>
+          </w:tcPr>
+          <w:p>
+            <w:r>
+              <w:rPr>
+                <w:b/>
+                <w:sz w:val="16"/>
+              </w:rPr>
+              <w:t>$6.61</w:t>
+            </w:r>
+          </w:p>
+        </w:tc>
+        <w:tc>
+          <w:tcPr>
+            <w:tcW w:type="dxa" w:w="1224"/>
+            <w:shd w:fill="F7FAFC"/>
+          </w:tcPr>
+          <w:p>
+            <w:r>
+              <w:rPr>
+                <w:sz w:val="16"/>
+              </w:rPr>
+              <w:t>ESCENARIO CENTRAL: Valor teórico fundamental por ROTCE.</w:t>
             </w:r>
           </w:p>
         </w:tc>
@@ -30215,568 +29381,227 @@
       <w:tr>
         <w:tc>
           <w:tcPr>
-            <w:tcW w:type="dxa" w:w="1728"/>
-            <w:tcMar>
-              <w:top w:w="50" w:type="dxa"/>
-              <w:bottom w:w="50" w:type="dxa"/>
-              <w:left w:w="60" w:type="dxa"/>
-              <w:right w:w="60" w:type="dxa"/>
-            </w:tcMar>
-          </w:tcPr>
-          <w:p>
-            <w:pPr>
-              <w:jc w:val="center"/>
-            </w:pPr>
-            <w:r>
-              <w:rPr>
-                <w:rFonts w:ascii="Calibri" w:hAnsi="Calibri"/>
+            <w:tcW w:type="dxa" w:w="1224"/>
+            <w:shd w:fill="F7FAFC"/>
+          </w:tcPr>
+          <w:p>
+            <w:r>
+              <w:rPr>
+                <w:sz w:val="16"/>
+              </w:rPr>
+              <w:t>9.93% (Exigente)</w:t>
+            </w:r>
+          </w:p>
+        </w:tc>
+        <w:tc>
+          <w:tcPr>
+            <w:tcW w:type="dxa" w:w="1224"/>
+            <w:shd w:fill="F7FAFC"/>
+          </w:tcPr>
+          <w:p>
+            <w:r>
+              <w:rPr>
+                <w:sz w:val="16"/>
+              </w:rPr>
+              <w:t>$3.61</w:t>
+            </w:r>
+          </w:p>
+        </w:tc>
+        <w:tc>
+          <w:tcPr>
+            <w:tcW w:type="dxa" w:w="1224"/>
+            <w:shd w:fill="F7FAFC"/>
+          </w:tcPr>
+          <w:p>
+            <w:r>
+              <w:rPr>
+                <w:sz w:val="16"/>
+              </w:rPr>
+              <w:t>$4.11</w:t>
+            </w:r>
+          </w:p>
+        </w:tc>
+        <w:tc>
+          <w:tcPr>
+            <w:tcW w:type="dxa" w:w="1224"/>
+            <w:shd w:fill="F7FAFC"/>
+          </w:tcPr>
+          <w:p>
+            <w:r>
+              <w:rPr>
+                <w:sz w:val="16"/>
+              </w:rPr>
+              <w:t>$4.61</w:t>
+            </w:r>
+          </w:p>
+        </w:tc>
+        <w:tc>
+          <w:tcPr>
+            <w:tcW w:type="dxa" w:w="1224"/>
+            <w:shd w:fill="F7FAFC"/>
+          </w:tcPr>
+          <w:p>
+            <w:r>
+              <w:rPr>
+                <w:sz w:val="16"/>
+              </w:rPr>
+              <w:t>$5.23</w:t>
+            </w:r>
+          </w:p>
+        </w:tc>
+        <w:tc>
+          <w:tcPr>
+            <w:tcW w:type="dxa" w:w="1224"/>
+            <w:shd w:fill="F7FAFC"/>
+          </w:tcPr>
+          <w:p>
+            <w:r>
+              <w:rPr>
                 <w:b/>
                 <w:sz w:val="16"/>
               </w:rPr>
-              <w:t>9.43% (WACC Auditado Base)</w:t>
-            </w:r>
-          </w:p>
-        </w:tc>
-        <w:tc>
-          <w:tcPr>
-            <w:tcW w:type="dxa" w:w="1008"/>
-            <w:tcMar>
-              <w:top w:w="50" w:type="dxa"/>
-              <w:bottom w:w="50" w:type="dxa"/>
-              <w:left w:w="60" w:type="dxa"/>
-              <w:right w:w="60" w:type="dxa"/>
-            </w:tcMar>
-          </w:tcPr>
-          <w:p>
-            <w:pPr>
-              <w:jc w:val="center"/>
-            </w:pPr>
-            <w:r>
-              <w:rPr>
-                <w:rFonts w:ascii="Calibri" w:hAnsi="Calibri"/>
+              <w:t>$5.70</w:t>
+            </w:r>
+          </w:p>
+        </w:tc>
+        <w:tc>
+          <w:tcPr>
+            <w:tcW w:type="dxa" w:w="1224"/>
+            <w:shd w:fill="F7FAFC"/>
+          </w:tcPr>
+          <w:p>
+            <w:r>
+              <w:rPr>
                 <w:sz w:val="16"/>
               </w:rPr>
-              <w:t>28.5%</w:t>
-            </w:r>
-          </w:p>
-        </w:tc>
-        <w:tc>
-          <w:tcPr>
-            <w:tcW w:type="dxa" w:w="1008"/>
-            <w:tcMar>
-              <w:top w:w="50" w:type="dxa"/>
-              <w:bottom w:w="50" w:type="dxa"/>
-              <w:left w:w="60" w:type="dxa"/>
-              <w:right w:w="60" w:type="dxa"/>
-            </w:tcMar>
-          </w:tcPr>
-          <w:p>
-            <w:pPr>
-              <w:jc w:val="center"/>
-            </w:pPr>
-            <w:r>
-              <w:rPr>
-                <w:rFonts w:ascii="Calibri" w:hAnsi="Calibri"/>
+              <w:t>$6.10</w:t>
+            </w:r>
+          </w:p>
+        </w:tc>
+        <w:tc>
+          <w:tcPr>
+            <w:tcW w:type="dxa" w:w="1224"/>
+            <w:shd w:fill="F7FAFC"/>
+          </w:tcPr>
+          <w:p>
+            <w:r>
+              <w:rPr>
                 <w:sz w:val="16"/>
               </w:rPr>
-              <w:t>27.9%</w:t>
-            </w:r>
-          </w:p>
-        </w:tc>
-        <w:tc>
-          <w:tcPr>
-            <w:tcW w:type="dxa" w:w="1008"/>
-            <w:tcMar>
-              <w:top w:w="50" w:type="dxa"/>
-              <w:bottom w:w="50" w:type="dxa"/>
-              <w:left w:w="60" w:type="dxa"/>
-              <w:right w:w="60" w:type="dxa"/>
-            </w:tcMar>
-          </w:tcPr>
-          <w:p>
-            <w:pPr>
-              <w:jc w:val="center"/>
-            </w:pPr>
-            <w:r>
-              <w:rPr>
-                <w:rFonts w:ascii="Calibri" w:hAnsi="Calibri"/>
+              <w:t>Escenario de sensibilidad financiera.</w:t>
+            </w:r>
+          </w:p>
+        </w:tc>
+      </w:tr>
+      <w:tr>
+        <w:tc>
+          <w:tcPr>
+            <w:tcW w:type="dxa" w:w="1224"/>
+          </w:tcPr>
+          <w:p>
+            <w:r>
+              <w:rPr>
                 <w:sz w:val="16"/>
               </w:rPr>
-              <w:t>27.2%</w:t>
-            </w:r>
-          </w:p>
-        </w:tc>
-        <w:tc>
-          <w:tcPr>
-            <w:tcW w:type="dxa" w:w="1008"/>
-            <w:tcMar>
-              <w:top w:w="50" w:type="dxa"/>
-              <w:bottom w:w="50" w:type="dxa"/>
-              <w:left w:w="60" w:type="dxa"/>
-              <w:right w:w="60" w:type="dxa"/>
-            </w:tcMar>
-          </w:tcPr>
-          <w:p>
-            <w:pPr>
-              <w:jc w:val="center"/>
-            </w:pPr>
-            <w:r>
-              <w:rPr>
-                <w:rFonts w:ascii="Calibri" w:hAnsi="Calibri"/>
+              <w:t>10.43% (Estrés Macro / Tipos)</w:t>
+            </w:r>
+          </w:p>
+        </w:tc>
+        <w:tc>
+          <w:tcPr>
+            <w:tcW w:type="dxa" w:w="1224"/>
+          </w:tcPr>
+          <w:p>
+            <w:r>
+              <w:rPr>
+                <w:sz w:val="16"/>
+              </w:rPr>
+              <w:t>$3.35</w:t>
+            </w:r>
+          </w:p>
+        </w:tc>
+        <w:tc>
+          <w:tcPr>
+            <w:tcW w:type="dxa" w:w="1224"/>
+          </w:tcPr>
+          <w:p>
+            <w:r>
+              <w:rPr>
+                <w:sz w:val="16"/>
+              </w:rPr>
+              <w:t>$3.81</w:t>
+            </w:r>
+          </w:p>
+        </w:tc>
+        <w:tc>
+          <w:tcPr>
+            <w:tcW w:type="dxa" w:w="1224"/>
+          </w:tcPr>
+          <w:p>
+            <w:r>
+              <w:rPr>
+                <w:sz w:val="16"/>
+              </w:rPr>
+              <w:t>$4.27</w:t>
+            </w:r>
+          </w:p>
+        </w:tc>
+        <w:tc>
+          <w:tcPr>
+            <w:tcW w:type="dxa" w:w="1224"/>
+          </w:tcPr>
+          <w:p>
+            <w:r>
+              <w:rPr>
+                <w:sz w:val="16"/>
+              </w:rPr>
+              <w:t>$4.85</w:t>
+            </w:r>
+          </w:p>
+        </w:tc>
+        <w:tc>
+          <w:tcPr>
+            <w:tcW w:type="dxa" w:w="1224"/>
+          </w:tcPr>
+          <w:p>
+            <w:r>
+              <w:rPr>
                 <w:b/>
                 <w:sz w:val="16"/>
               </w:rPr>
-              <w:t>26.4%</w:t>
-            </w:r>
-          </w:p>
-        </w:tc>
-        <w:tc>
-          <w:tcPr>
-            <w:tcW w:type="dxa" w:w="1008"/>
-            <w:tcMar>
-              <w:top w:w="50" w:type="dxa"/>
-              <w:bottom w:w="50" w:type="dxa"/>
-              <w:left w:w="60" w:type="dxa"/>
-              <w:right w:w="60" w:type="dxa"/>
-            </w:tcMar>
-          </w:tcPr>
-          <w:p>
-            <w:pPr>
-              <w:jc w:val="center"/>
-            </w:pPr>
-            <w:r>
-              <w:rPr>
-                <w:rFonts w:ascii="Calibri" w:hAnsi="Calibri"/>
+              <w:t>$5.29</w:t>
+            </w:r>
+          </w:p>
+        </w:tc>
+        <w:tc>
+          <w:tcPr>
+            <w:tcW w:type="dxa" w:w="1224"/>
+          </w:tcPr>
+          <w:p>
+            <w:r>
+              <w:rPr>
                 <w:sz w:val="16"/>
               </w:rPr>
-              <w:t>25.6%</w:t>
-            </w:r>
-          </w:p>
-        </w:tc>
-        <w:tc>
-          <w:tcPr>
-            <w:tcW w:type="dxa" w:w="1008"/>
-            <w:tcMar>
-              <w:top w:w="50" w:type="dxa"/>
-              <w:bottom w:w="50" w:type="dxa"/>
-              <w:left w:w="60" w:type="dxa"/>
-              <w:right w:w="60" w:type="dxa"/>
-            </w:tcMar>
-          </w:tcPr>
-          <w:p>
-            <w:pPr>
-              <w:jc w:val="center"/>
-            </w:pPr>
-            <w:r>
-              <w:rPr>
-                <w:rFonts w:ascii="Calibri" w:hAnsi="Calibri"/>
+              <w:t>$5.66</w:t>
+            </w:r>
+          </w:p>
+        </w:tc>
+        <w:tc>
+          <w:tcPr>
+            <w:tcW w:type="dxa" w:w="1224"/>
+          </w:tcPr>
+          <w:p>
+            <w:r>
+              <w:rPr>
                 <w:sz w:val="16"/>
               </w:rPr>
-              <w:t>24.8%</w:t>
-            </w:r>
-          </w:p>
-        </w:tc>
-        <w:tc>
-          <w:tcPr>
-            <w:tcW w:type="dxa" w:w="2016"/>
-            <w:tcMar>
-              <w:top w:w="50" w:type="dxa"/>
-              <w:bottom w:w="50" w:type="dxa"/>
-              <w:left w:w="60" w:type="dxa"/>
-              <w:right w:w="60" w:type="dxa"/>
-            </w:tcMar>
-          </w:tcPr>
-          <w:p>
-            <w:pPr>
-              <w:jc w:val="left"/>
-            </w:pPr>
-            <w:r>
-              <w:rPr>
-                <w:rFonts w:ascii="Calibri" w:hAnsi="Calibri"/>
-                <w:sz w:val="16"/>
-              </w:rPr>
-              <w:t>ESCENARIO CENTRAL: Crecimiento implícito real de mercado.</w:t>
-            </w:r>
-          </w:p>
-        </w:tc>
-      </w:tr>
-      <w:tr>
-        <w:tc>
-          <w:tcPr>
-            <w:tcW w:type="dxa" w:w="1728"/>
-            <w:tcMar>
-              <w:top w:w="50" w:type="dxa"/>
-              <w:bottom w:w="50" w:type="dxa"/>
-              <w:left w:w="60" w:type="dxa"/>
-              <w:right w:w="60" w:type="dxa"/>
-            </w:tcMar>
-          </w:tcPr>
-          <w:p>
-            <w:pPr>
-              <w:jc w:val="center"/>
-            </w:pPr>
-            <w:r>
-              <w:rPr>
-                <w:rFonts w:ascii="Calibri" w:hAnsi="Calibri"/>
-                <w:b/>
-                <w:sz w:val="16"/>
-              </w:rPr>
-              <w:t>9.93% (Exigente)</w:t>
-            </w:r>
-          </w:p>
-        </w:tc>
-        <w:tc>
-          <w:tcPr>
-            <w:tcW w:type="dxa" w:w="1008"/>
-            <w:tcMar>
-              <w:top w:w="50" w:type="dxa"/>
-              <w:bottom w:w="50" w:type="dxa"/>
-              <w:left w:w="60" w:type="dxa"/>
-              <w:right w:w="60" w:type="dxa"/>
-            </w:tcMar>
-          </w:tcPr>
-          <w:p>
-            <w:pPr>
-              <w:jc w:val="center"/>
-            </w:pPr>
-            <w:r>
-              <w:rPr>
-                <w:rFonts w:ascii="Calibri" w:hAnsi="Calibri"/>
-                <w:sz w:val="16"/>
-              </w:rPr>
-              <w:t>29.7%</w:t>
-            </w:r>
-          </w:p>
-        </w:tc>
-        <w:tc>
-          <w:tcPr>
-            <w:tcW w:type="dxa" w:w="1008"/>
-            <w:tcMar>
-              <w:top w:w="50" w:type="dxa"/>
-              <w:bottom w:w="50" w:type="dxa"/>
-              <w:left w:w="60" w:type="dxa"/>
-              <w:right w:w="60" w:type="dxa"/>
-            </w:tcMar>
-          </w:tcPr>
-          <w:p>
-            <w:pPr>
-              <w:jc w:val="center"/>
-            </w:pPr>
-            <w:r>
-              <w:rPr>
-                <w:rFonts w:ascii="Calibri" w:hAnsi="Calibri"/>
-                <w:sz w:val="16"/>
-              </w:rPr>
-              <w:t>29.1%</w:t>
-            </w:r>
-          </w:p>
-        </w:tc>
-        <w:tc>
-          <w:tcPr>
-            <w:tcW w:type="dxa" w:w="1008"/>
-            <w:tcMar>
-              <w:top w:w="50" w:type="dxa"/>
-              <w:bottom w:w="50" w:type="dxa"/>
-              <w:left w:w="60" w:type="dxa"/>
-              <w:right w:w="60" w:type="dxa"/>
-            </w:tcMar>
-          </w:tcPr>
-          <w:p>
-            <w:pPr>
-              <w:jc w:val="center"/>
-            </w:pPr>
-            <w:r>
-              <w:rPr>
-                <w:rFonts w:ascii="Calibri" w:hAnsi="Calibri"/>
-                <w:sz w:val="16"/>
-              </w:rPr>
-              <w:t>28.4%</w:t>
-            </w:r>
-          </w:p>
-        </w:tc>
-        <w:tc>
-          <w:tcPr>
-            <w:tcW w:type="dxa" w:w="1008"/>
-            <w:tcMar>
-              <w:top w:w="50" w:type="dxa"/>
-              <w:bottom w:w="50" w:type="dxa"/>
-              <w:left w:w="60" w:type="dxa"/>
-              <w:right w:w="60" w:type="dxa"/>
-            </w:tcMar>
-          </w:tcPr>
-          <w:p>
-            <w:pPr>
-              <w:jc w:val="center"/>
-            </w:pPr>
-            <w:r>
-              <w:rPr>
-                <w:rFonts w:ascii="Calibri" w:hAnsi="Calibri"/>
-                <w:b/>
-                <w:sz w:val="16"/>
-              </w:rPr>
-              <w:t>27.7%</w:t>
-            </w:r>
-          </w:p>
-        </w:tc>
-        <w:tc>
-          <w:tcPr>
-            <w:tcW w:type="dxa" w:w="1008"/>
-            <w:tcMar>
-              <w:top w:w="50" w:type="dxa"/>
-              <w:bottom w:w="50" w:type="dxa"/>
-              <w:left w:w="60" w:type="dxa"/>
-              <w:right w:w="60" w:type="dxa"/>
-            </w:tcMar>
-          </w:tcPr>
-          <w:p>
-            <w:pPr>
-              <w:jc w:val="center"/>
-            </w:pPr>
-            <w:r>
-              <w:rPr>
-                <w:rFonts w:ascii="Calibri" w:hAnsi="Calibri"/>
-                <w:sz w:val="16"/>
-              </w:rPr>
-              <w:t>27.0%</w:t>
-            </w:r>
-          </w:p>
-        </w:tc>
-        <w:tc>
-          <w:tcPr>
-            <w:tcW w:type="dxa" w:w="1008"/>
-            <w:tcMar>
-              <w:top w:w="50" w:type="dxa"/>
-              <w:bottom w:w="50" w:type="dxa"/>
-              <w:left w:w="60" w:type="dxa"/>
-              <w:right w:w="60" w:type="dxa"/>
-            </w:tcMar>
-          </w:tcPr>
-          <w:p>
-            <w:pPr>
-              <w:jc w:val="center"/>
-            </w:pPr>
-            <w:r>
-              <w:rPr>
-                <w:rFonts w:ascii="Calibri" w:hAnsi="Calibri"/>
-                <w:sz w:val="16"/>
-              </w:rPr>
-              <w:t>26.2%</w:t>
-            </w:r>
-          </w:p>
-        </w:tc>
-        <w:tc>
-          <w:tcPr>
-            <w:tcW w:type="dxa" w:w="2016"/>
-            <w:tcMar>
-              <w:top w:w="50" w:type="dxa"/>
-              <w:bottom w:w="50" w:type="dxa"/>
-              <w:left w:w="60" w:type="dxa"/>
-              <w:right w:w="60" w:type="dxa"/>
-            </w:tcMar>
-          </w:tcPr>
-          <w:p>
-            <w:pPr>
-              <w:jc w:val="left"/>
-            </w:pPr>
-            <w:r>
-              <w:rPr>
-                <w:rFonts w:ascii="Calibri" w:hAnsi="Calibri"/>
-                <w:sz w:val="16"/>
-              </w:rPr>
-              <w:t>Escenario de sensibilidad operativa.</w:t>
-            </w:r>
-          </w:p>
-        </w:tc>
-      </w:tr>
-      <w:tr>
-        <w:tc>
-          <w:tcPr>
-            <w:tcW w:type="dxa" w:w="1728"/>
-            <w:tcMar>
-              <w:top w:w="50" w:type="dxa"/>
-              <w:bottom w:w="50" w:type="dxa"/>
-              <w:left w:w="60" w:type="dxa"/>
-              <w:right w:w="60" w:type="dxa"/>
-            </w:tcMar>
-          </w:tcPr>
-          <w:p>
-            <w:pPr>
-              <w:jc w:val="center"/>
-            </w:pPr>
-            <w:r>
-              <w:rPr>
-                <w:rFonts w:ascii="Calibri" w:hAnsi="Calibri"/>
-                <w:b/>
-                <w:sz w:val="16"/>
-              </w:rPr>
-              <w:t>10.43% (Estrés / Tipos Altos)</w:t>
-            </w:r>
-          </w:p>
-        </w:tc>
-        <w:tc>
-          <w:tcPr>
-            <w:tcW w:type="dxa" w:w="1008"/>
-            <w:tcMar>
-              <w:top w:w="50" w:type="dxa"/>
-              <w:bottom w:w="50" w:type="dxa"/>
-              <w:left w:w="60" w:type="dxa"/>
-              <w:right w:w="60" w:type="dxa"/>
-            </w:tcMar>
-          </w:tcPr>
-          <w:p>
-            <w:pPr>
-              <w:jc w:val="center"/>
-            </w:pPr>
-            <w:r>
-              <w:rPr>
-                <w:rFonts w:ascii="Calibri" w:hAnsi="Calibri"/>
-                <w:sz w:val="16"/>
-              </w:rPr>
-              <w:t>30.8%</w:t>
-            </w:r>
-          </w:p>
-        </w:tc>
-        <w:tc>
-          <w:tcPr>
-            <w:tcW w:type="dxa" w:w="1008"/>
-            <w:tcMar>
-              <w:top w:w="50" w:type="dxa"/>
-              <w:bottom w:w="50" w:type="dxa"/>
-              <w:left w:w="60" w:type="dxa"/>
-              <w:right w:w="60" w:type="dxa"/>
-            </w:tcMar>
-          </w:tcPr>
-          <w:p>
-            <w:pPr>
-              <w:jc w:val="center"/>
-            </w:pPr>
-            <w:r>
-              <w:rPr>
-                <w:rFonts w:ascii="Calibri" w:hAnsi="Calibri"/>
-                <w:sz w:val="16"/>
-              </w:rPr>
-              <w:t>30.2%</w:t>
-            </w:r>
-          </w:p>
-        </w:tc>
-        <w:tc>
-          <w:tcPr>
-            <w:tcW w:type="dxa" w:w="1008"/>
-            <w:tcMar>
-              <w:top w:w="50" w:type="dxa"/>
-              <w:bottom w:w="50" w:type="dxa"/>
-              <w:left w:w="60" w:type="dxa"/>
-              <w:right w:w="60" w:type="dxa"/>
-            </w:tcMar>
-          </w:tcPr>
-          <w:p>
-            <w:pPr>
-              <w:jc w:val="center"/>
-            </w:pPr>
-            <w:r>
-              <w:rPr>
-                <w:rFonts w:ascii="Calibri" w:hAnsi="Calibri"/>
-                <w:sz w:val="16"/>
-              </w:rPr>
-              <w:t>29.6%</w:t>
-            </w:r>
-          </w:p>
-        </w:tc>
-        <w:tc>
-          <w:tcPr>
-            <w:tcW w:type="dxa" w:w="1008"/>
-            <w:tcMar>
-              <w:top w:w="50" w:type="dxa"/>
-              <w:bottom w:w="50" w:type="dxa"/>
-              <w:left w:w="60" w:type="dxa"/>
-              <w:right w:w="60" w:type="dxa"/>
-            </w:tcMar>
-          </w:tcPr>
-          <w:p>
-            <w:pPr>
-              <w:jc w:val="center"/>
-            </w:pPr>
-            <w:r>
-              <w:rPr>
-                <w:rFonts w:ascii="Calibri" w:hAnsi="Calibri"/>
-                <w:b/>
-                <w:sz w:val="16"/>
-              </w:rPr>
-              <w:t>29.0%</w:t>
-            </w:r>
-          </w:p>
-        </w:tc>
-        <w:tc>
-          <w:tcPr>
-            <w:tcW w:type="dxa" w:w="1008"/>
-            <w:tcMar>
-              <w:top w:w="50" w:type="dxa"/>
-              <w:bottom w:w="50" w:type="dxa"/>
-              <w:left w:w="60" w:type="dxa"/>
-              <w:right w:w="60" w:type="dxa"/>
-            </w:tcMar>
-          </w:tcPr>
-          <w:p>
-            <w:pPr>
-              <w:jc w:val="center"/>
-            </w:pPr>
-            <w:r>
-              <w:rPr>
-                <w:rFonts w:ascii="Calibri" w:hAnsi="Calibri"/>
-                <w:sz w:val="16"/>
-              </w:rPr>
-              <w:t>28.3%</w:t>
-            </w:r>
-          </w:p>
-        </w:tc>
-        <w:tc>
-          <w:tcPr>
-            <w:tcW w:type="dxa" w:w="1008"/>
-            <w:tcMar>
-              <w:top w:w="50" w:type="dxa"/>
-              <w:bottom w:w="50" w:type="dxa"/>
-              <w:left w:w="60" w:type="dxa"/>
-              <w:right w:w="60" w:type="dxa"/>
-            </w:tcMar>
-          </w:tcPr>
-          <w:p>
-            <w:pPr>
-              <w:jc w:val="center"/>
-            </w:pPr>
-            <w:r>
-              <w:rPr>
-                <w:rFonts w:ascii="Calibri" w:hAnsi="Calibri"/>
-                <w:sz w:val="16"/>
-              </w:rPr>
-              <w:t>27.5%</w:t>
-            </w:r>
-          </w:p>
-        </w:tc>
-        <w:tc>
-          <w:tcPr>
-            <w:tcW w:type="dxa" w:w="2016"/>
-            <w:tcMar>
-              <w:top w:w="50" w:type="dxa"/>
-              <w:bottom w:w="50" w:type="dxa"/>
-              <w:left w:w="60" w:type="dxa"/>
-              <w:right w:w="60" w:type="dxa"/>
-            </w:tcMar>
-          </w:tcPr>
-          <w:p>
-            <w:pPr>
-              <w:jc w:val="left"/>
-            </w:pPr>
-            <w:r>
-              <w:rPr>
-                <w:rFonts w:ascii="Calibri" w:hAnsi="Calibri"/>
-                <w:sz w:val="16"/>
-              </w:rPr>
-              <w:t>Vulnerabilidad a correcciones si el coste de capital aumenta.</w:t>
+              <w:t>Estrés: Contracción por alza de tipos de interés o riesgo soberano.</w:t>
             </w:r>
           </w:p>
         </w:tc>
       </w:tr>
     </w:tbl>
+    <w:p/>
     <w:p>
       <w:pPr>
         <w:pStyle w:val="Heading2"/>
@@ -30788,7 +29613,7 @@
           <w:color w:val="1B365D"/>
           <w:sz w:val="23"/>
         </w:rPr>
-        <w:t>14.5. Cuadro de Mando Consolidado y Tesis Final de Inversión</w:t>
+        <w:t>14.3. Cuadro de Mando Consolidado y Tesis Bancaria</w:t>
       </w:r>
     </w:p>
     <w:tbl>
@@ -30806,33 +29631,23 @@
         </w:tblBorders>
       </w:tblPr>
       <w:tblGrid>
-        <w:gridCol w:w="2160"/>
-        <w:gridCol w:w="2880"/>
-        <w:gridCol w:w="1872"/>
-        <w:gridCol w:w="2880"/>
+        <w:gridCol w:w="2448"/>
+        <w:gridCol w:w="2448"/>
+        <w:gridCol w:w="2448"/>
+        <w:gridCol w:w="2448"/>
       </w:tblGrid>
       <w:tr>
         <w:tc>
           <w:tcPr>
-            <w:tcW w:type="dxa" w:w="2160"/>
+            <w:tcW w:type="dxa" w:w="2448"/>
             <w:shd w:fill="1B365D"/>
-            <w:tcMar>
-              <w:top w:w="80" w:type="dxa"/>
-              <w:bottom w:w="80" w:type="dxa"/>
-              <w:left w:w="80" w:type="dxa"/>
-              <w:right w:w="80" w:type="dxa"/>
-            </w:tcMar>
-          </w:tcPr>
-          <w:p>
-            <w:pPr>
-              <w:jc w:val="left"/>
-            </w:pPr>
-            <w:r>
-              <w:rPr>
-                <w:rFonts w:ascii="Calibri" w:hAnsi="Calibri"/>
+          </w:tcPr>
+          <w:p>
+            <w:r>
+              <w:rPr>
                 <w:b/>
                 <w:color w:val="FFFFFF"/>
-                <w:sz w:val="17"/>
+                <w:sz w:val="18"/>
               </w:rPr>
               <w:t>Dimensión Fundamental</w:t>
             </w:r>
@@ -30840,25 +29655,15 @@
         </w:tc>
         <w:tc>
           <w:tcPr>
-            <w:tcW w:type="dxa" w:w="2880"/>
+            <w:tcW w:type="dxa" w:w="2448"/>
             <w:shd w:fill="1B365D"/>
-            <w:tcMar>
-              <w:top w:w="80" w:type="dxa"/>
-              <w:bottom w:w="80" w:type="dxa"/>
-              <w:left w:w="80" w:type="dxa"/>
-              <w:right w:w="80" w:type="dxa"/>
-            </w:tcMar>
-          </w:tcPr>
-          <w:p>
-            <w:pPr>
-              <w:jc w:val="left"/>
-            </w:pPr>
-            <w:r>
-              <w:rPr>
-                <w:rFonts w:ascii="Calibri" w:hAnsi="Calibri"/>
+          </w:tcPr>
+          <w:p>
+            <w:r>
+              <w:rPr>
                 <w:b/>
                 <w:color w:val="FFFFFF"/>
-                <w:sz w:val="17"/>
+                <w:sz w:val="18"/>
               </w:rPr>
               <w:t>Diagnóstico Auditado</w:t>
             </w:r>
@@ -30866,25 +29671,15 @@
         </w:tc>
         <w:tc>
           <w:tcPr>
-            <w:tcW w:type="dxa" w:w="1872"/>
+            <w:tcW w:type="dxa" w:w="2448"/>
             <w:shd w:fill="1B365D"/>
-            <w:tcMar>
-              <w:top w:w="80" w:type="dxa"/>
-              <w:bottom w:w="80" w:type="dxa"/>
-              <w:left w:w="80" w:type="dxa"/>
-              <w:right w:w="80" w:type="dxa"/>
-            </w:tcMar>
-          </w:tcPr>
-          <w:p>
-            <w:pPr>
-              <w:jc w:val="center"/>
-            </w:pPr>
-            <w:r>
-              <w:rPr>
-                <w:rFonts w:ascii="Calibri" w:hAnsi="Calibri"/>
+          </w:tcPr>
+          <w:p>
+            <w:r>
+              <w:rPr>
                 <w:b/>
                 <w:color w:val="FFFFFF"/>
-                <w:sz w:val="17"/>
+                <w:sz w:val="18"/>
               </w:rPr>
               <w:t>Calificación</w:t>
             </w:r>
@@ -30892,25 +29687,15 @@
         </w:tc>
         <w:tc>
           <w:tcPr>
-            <w:tcW w:type="dxa" w:w="2880"/>
+            <w:tcW w:type="dxa" w:w="2448"/>
             <w:shd w:fill="1B365D"/>
-            <w:tcMar>
-              <w:top w:w="80" w:type="dxa"/>
-              <w:bottom w:w="80" w:type="dxa"/>
-              <w:left w:w="80" w:type="dxa"/>
-              <w:right w:w="80" w:type="dxa"/>
-            </w:tcMar>
-          </w:tcPr>
-          <w:p>
-            <w:pPr>
-              <w:jc w:val="left"/>
-            </w:pPr>
-            <w:r>
-              <w:rPr>
-                <w:rFonts w:ascii="Calibri" w:hAnsi="Calibri"/>
+          </w:tcPr>
+          <w:p>
+            <w:r>
+              <w:rPr>
                 <w:b/>
                 <w:color w:val="FFFFFF"/>
-                <w:sz w:val="17"/>
+                <w:sz w:val="18"/>
               </w:rPr>
               <w:t>Veredicto de Asignación</w:t>
             </w:r>
@@ -30920,23 +29705,13 @@
       <w:tr>
         <w:tc>
           <w:tcPr>
-            <w:tcW w:type="dxa" w:w="2160"/>
-            <w:tcMar>
-              <w:top w:w="50" w:type="dxa"/>
-              <w:bottom w:w="50" w:type="dxa"/>
-              <w:left w:w="60" w:type="dxa"/>
-              <w:right w:w="60" w:type="dxa"/>
-            </w:tcMar>
-          </w:tcPr>
-          <w:p>
-            <w:pPr>
-              <w:jc w:val="left"/>
-            </w:pPr>
-            <w:r>
-              <w:rPr>
-                <w:rFonts w:ascii="Calibri" w:hAnsi="Calibri"/>
+            <w:tcW w:type="dxa" w:w="2448"/>
+          </w:tcPr>
+          <w:p>
+            <w:r>
+              <w:rPr>
                 <w:b/>
-                <w:sz w:val="16"/>
+                <w:sz w:val="17"/>
               </w:rPr>
               <w:t>Ventaja Competitiva (Moat)</w:t>
             </w:r>
@@ -30944,71 +29719,41 @@
         </w:tc>
         <w:tc>
           <w:tcPr>
-            <w:tcW w:type="dxa" w:w="2880"/>
-            <w:tcMar>
-              <w:top w:w="50" w:type="dxa"/>
-              <w:bottom w:w="50" w:type="dxa"/>
-              <w:left w:w="60" w:type="dxa"/>
-              <w:right w:w="60" w:type="dxa"/>
-            </w:tcMar>
-          </w:tcPr>
-          <w:p>
-            <w:pPr>
-              <w:jc w:val="left"/>
-            </w:pPr>
-            <w:r>
-              <w:rPr>
-                <w:rFonts w:ascii="Calibri" w:hAnsi="Calibri"/>
-                <w:sz w:val="16"/>
-              </w:rPr>
-              <w:t>Ventaja Estructural de Coste (Cost-to-Serve) + Coste de Fondeo Minorista (Cost of Funds)</w:t>
-            </w:r>
-          </w:p>
-        </w:tc>
-        <w:tc>
-          <w:tcPr>
-            <w:tcW w:type="dxa" w:w="1872"/>
-            <w:tcMar>
-              <w:top w:w="50" w:type="dxa"/>
-              <w:bottom w:w="50" w:type="dxa"/>
-              <w:left w:w="60" w:type="dxa"/>
-              <w:right w:w="60" w:type="dxa"/>
-            </w:tcMar>
-          </w:tcPr>
-          <w:p>
-            <w:pPr>
-              <w:jc w:val="center"/>
-            </w:pPr>
-            <w:r>
-              <w:rPr>
-                <w:rFonts w:ascii="Calibri" w:hAnsi="Calibri"/>
+            <w:tcW w:type="dxa" w:w="2448"/>
+          </w:tcPr>
+          <w:p>
+            <w:r>
+              <w:rPr>
+                <w:sz w:val="17"/>
+              </w:rPr>
+              <w:t>Cost-to-Serve ($0.90/mes) + Cost of Funds Minorista</w:t>
+            </w:r>
+          </w:p>
+        </w:tc>
+        <w:tc>
+          <w:tcPr>
+            <w:tcW w:type="dxa" w:w="2448"/>
+          </w:tcPr>
+          <w:p>
+            <w:r>
+              <w:rPr>
                 <w:b/>
-                <w:sz w:val="16"/>
-              </w:rPr>
-              <w:t>WIDE MOAT</w:t>
-            </w:r>
-          </w:p>
-        </w:tc>
-        <w:tc>
-          <w:tcPr>
-            <w:tcW w:type="dxa" w:w="2880"/>
-            <w:tcMar>
-              <w:top w:w="50" w:type="dxa"/>
-              <w:bottom w:w="50" w:type="dxa"/>
-              <w:left w:w="60" w:type="dxa"/>
-              <w:right w:w="60" w:type="dxa"/>
-            </w:tcMar>
-          </w:tcPr>
-          <w:p>
-            <w:pPr>
-              <w:jc w:val="left"/>
-            </w:pPr>
-            <w:r>
-              <w:rPr>
-                <w:rFonts w:ascii="Calibri" w:hAnsi="Calibri"/>
-                <w:sz w:val="16"/>
-              </w:rPr>
-              <w:t>Poder de fijación de precios y resiliencia de márgenes (20.0% EBIT).</w:t>
+                <w:sz w:val="17"/>
+              </w:rPr>
+              <w:t>WIDE MOAT FINTECH</w:t>
+            </w:r>
+          </w:p>
+        </w:tc>
+        <w:tc>
+          <w:tcPr>
+            <w:tcW w:type="dxa" w:w="2448"/>
+          </w:tcPr>
+          <w:p>
+            <w:r>
+              <w:rPr>
+                <w:sz w:val="17"/>
+              </w:rPr>
+              <w:t>Ventaja estructural de coste frente a banca tradicional.</w:t>
             </w:r>
           </w:p>
         </w:tc>
@@ -31016,95 +29761,59 @@
       <w:tr>
         <w:tc>
           <w:tcPr>
-            <w:tcW w:type="dxa" w:w="2160"/>
-            <w:tcMar>
-              <w:top w:w="50" w:type="dxa"/>
-              <w:bottom w:w="50" w:type="dxa"/>
-              <w:left w:w="60" w:type="dxa"/>
-              <w:right w:w="60" w:type="dxa"/>
-            </w:tcMar>
-          </w:tcPr>
-          <w:p>
-            <w:pPr>
-              <w:jc w:val="left"/>
-            </w:pPr>
-            <w:r>
-              <w:rPr>
-                <w:rFonts w:ascii="Calibri" w:hAnsi="Calibri"/>
+            <w:tcW w:type="dxa" w:w="2448"/>
+            <w:shd w:fill="F7FAFC"/>
+          </w:tcPr>
+          <w:p>
+            <w:r>
+              <w:rPr>
                 <w:b/>
-                <w:sz w:val="16"/>
-              </w:rPr>
-              <w:t>Calidad de Beneficios</w:t>
-            </w:r>
-          </w:p>
-        </w:tc>
-        <w:tc>
-          <w:tcPr>
-            <w:tcW w:type="dxa" w:w="2880"/>
-            <w:tcMar>
-              <w:top w:w="50" w:type="dxa"/>
-              <w:bottom w:w="50" w:type="dxa"/>
-              <w:left w:w="60" w:type="dxa"/>
-              <w:right w:w="60" w:type="dxa"/>
-            </w:tcMar>
-          </w:tcPr>
-          <w:p>
-            <w:pPr>
-              <w:jc w:val="left"/>
-            </w:pPr>
-            <w:r>
-              <w:rPr>
-                <w:rFonts w:ascii="Calibri" w:hAnsi="Calibri"/>
-                <w:sz w:val="16"/>
-              </w:rPr>
-              <w:t>Ratio Sloan: 2.60% / Montier: 1/6</w:t>
-            </w:r>
-          </w:p>
-        </w:tc>
-        <w:tc>
-          <w:tcPr>
-            <w:tcW w:type="dxa" w:w="1872"/>
-            <w:tcMar>
-              <w:top w:w="50" w:type="dxa"/>
-              <w:bottom w:w="50" w:type="dxa"/>
-              <w:left w:w="60" w:type="dxa"/>
-              <w:right w:w="60" w:type="dxa"/>
-            </w:tcMar>
-          </w:tcPr>
-          <w:p>
-            <w:pPr>
-              <w:jc w:val="center"/>
-            </w:pPr>
-            <w:r>
-              <w:rPr>
-                <w:rFonts w:ascii="Calibri" w:hAnsi="Calibri"/>
+                <w:sz w:val="17"/>
+              </w:rPr>
+              <w:t>Calidad de Cartera y Provisiones</w:t>
+            </w:r>
+          </w:p>
+        </w:tc>
+        <w:tc>
+          <w:tcPr>
+            <w:tcW w:type="dxa" w:w="2448"/>
+            <w:shd w:fill="F7FAFC"/>
+          </w:tcPr>
+          <w:p>
+            <w:r>
+              <w:rPr>
+                <w:sz w:val="17"/>
+              </w:rPr>
+              <w:t>Mora &gt;90d: 6.8% / Cobertura de Provisiones: &gt;200%</w:t>
+            </w:r>
+          </w:p>
+        </w:tc>
+        <w:tc>
+          <w:tcPr>
+            <w:tcW w:type="dxa" w:w="2448"/>
+            <w:shd w:fill="F7FAFC"/>
+          </w:tcPr>
+          <w:p>
+            <w:r>
+              <w:rPr>
                 <w:b/>
-                <w:sz w:val="16"/>
-              </w:rPr>
-              <w:t>CALIDAD SÓLIDA / BAJO RIESGO</w:t>
-            </w:r>
-          </w:p>
-        </w:tc>
-        <w:tc>
-          <w:tcPr>
-            <w:tcW w:type="dxa" w:w="2880"/>
-            <w:tcMar>
-              <w:top w:w="50" w:type="dxa"/>
-              <w:bottom w:w="50" w:type="dxa"/>
-              <w:left w:w="60" w:type="dxa"/>
-              <w:right w:w="60" w:type="dxa"/>
-            </w:tcMar>
-          </w:tcPr>
-          <w:p>
-            <w:pPr>
-              <w:jc w:val="left"/>
-            </w:pPr>
-            <w:r>
-              <w:rPr>
-                <w:rFonts w:ascii="Calibri" w:hAnsi="Calibri"/>
-                <w:sz w:val="16"/>
-              </w:rPr>
-              <w:t>Ganancias 100% avaladas por caja real ($1.23 CFO por dólar de NI).</w:t>
+                <w:sz w:val="17"/>
+              </w:rPr>
+              <w:t>BLINDAJE DE PROVISIONES</w:t>
+            </w:r>
+          </w:p>
+        </w:tc>
+        <w:tc>
+          <w:tcPr>
+            <w:tcW w:type="dxa" w:w="2448"/>
+            <w:shd w:fill="F7FAFC"/>
+          </w:tcPr>
+          <w:p>
+            <w:r>
+              <w:rPr>
+                <w:sz w:val="17"/>
+              </w:rPr>
+              <w:t>Provisiones duplican saldo dudoso; bajo riesgo neto.</w:t>
             </w:r>
           </w:p>
         </w:tc>
@@ -31112,95 +29821,55 @@
       <w:tr>
         <w:tc>
           <w:tcPr>
-            <w:tcW w:type="dxa" w:w="2160"/>
-            <w:tcMar>
-              <w:top w:w="50" w:type="dxa"/>
-              <w:bottom w:w="50" w:type="dxa"/>
-              <w:left w:w="60" w:type="dxa"/>
-              <w:right w:w="60" w:type="dxa"/>
-            </w:tcMar>
-          </w:tcPr>
-          <w:p>
-            <w:pPr>
-              <w:jc w:val="left"/>
-            </w:pPr>
-            <w:r>
-              <w:rPr>
-                <w:rFonts w:ascii="Calibri" w:hAnsi="Calibri"/>
+            <w:tcW w:type="dxa" w:w="2448"/>
+          </w:tcPr>
+          <w:p>
+            <w:r>
+              <w:rPr>
                 <w:b/>
-                <w:sz w:val="16"/>
-              </w:rPr>
-              <w:t>Solvencia y Estructura</w:t>
-            </w:r>
-          </w:p>
-        </w:tc>
-        <w:tc>
-          <w:tcPr>
-            <w:tcW w:type="dxa" w:w="2880"/>
-            <w:tcMar>
-              <w:top w:w="50" w:type="dxa"/>
-              <w:bottom w:w="50" w:type="dxa"/>
-              <w:left w:w="60" w:type="dxa"/>
-              <w:right w:w="60" w:type="dxa"/>
-            </w:tcMar>
-          </w:tcPr>
-          <w:p>
-            <w:pPr>
-              <w:jc w:val="left"/>
-            </w:pPr>
-            <w:r>
-              <w:rPr>
-                <w:rFonts w:ascii="Calibri" w:hAnsi="Calibri"/>
-                <w:sz w:val="16"/>
-              </w:rPr>
-              <w:t>Cobertura EBIT: INFINITA (SIN DEUDA) / Altman Z'': 0.11</w:t>
-            </w:r>
-          </w:p>
-        </w:tc>
-        <w:tc>
-          <w:tcPr>
-            <w:tcW w:type="dxa" w:w="1872"/>
-            <w:tcMar>
-              <w:top w:w="50" w:type="dxa"/>
-              <w:bottom w:w="50" w:type="dxa"/>
-              <w:left w:w="60" w:type="dxa"/>
-              <w:right w:w="60" w:type="dxa"/>
-            </w:tcMar>
-          </w:tcPr>
-          <w:p>
-            <w:pPr>
-              <w:jc w:val="center"/>
-            </w:pPr>
-            <w:r>
-              <w:rPr>
-                <w:rFonts w:ascii="Calibri" w:hAnsi="Calibri"/>
+                <w:sz w:val="17"/>
+              </w:rPr>
+              <w:t>Solvencia Regulatoria y Capital</w:t>
+            </w:r>
+          </w:p>
+        </w:tc>
+        <w:tc>
+          <w:tcPr>
+            <w:tcW w:type="dxa" w:w="2448"/>
+          </w:tcPr>
+          <w:p>
+            <w:r>
+              <w:rPr>
+                <w:sz w:val="17"/>
+              </w:rPr>
+              <w:t>Ratio CET1: 11.5% - 13.0% (vs. 8.0% mínimo BACEN)</w:t>
+            </w:r>
+          </w:p>
+        </w:tc>
+        <w:tc>
+          <w:tcPr>
+            <w:tcW w:type="dxa" w:w="2448"/>
+          </w:tcPr>
+          <w:p>
+            <w:r>
+              <w:rPr>
                 <w:b/>
-                <w:sz w:val="16"/>
-              </w:rPr>
-              <w:t>SINTÉTICO AAA</w:t>
-            </w:r>
-          </w:p>
-        </w:tc>
-        <w:tc>
-          <w:tcPr>
-            <w:tcW w:type="dxa" w:w="2880"/>
-            <w:tcMar>
-              <w:top w:w="50" w:type="dxa"/>
-              <w:bottom w:w="50" w:type="dxa"/>
-              <w:left w:w="60" w:type="dxa"/>
-              <w:right w:w="60" w:type="dxa"/>
-            </w:tcMar>
-          </w:tcPr>
-          <w:p>
-            <w:pPr>
-              <w:jc w:val="left"/>
-            </w:pPr>
-            <w:r>
-              <w:rPr>
-                <w:rFonts w:ascii="Calibri" w:hAnsi="Calibri"/>
-                <w:sz w:val="16"/>
-              </w:rPr>
-              <w:t>Cero estrés financiero; colchón de liquidez de $4.2B.</w:t>
+                <w:sz w:val="17"/>
+              </w:rPr>
+              <w:t>MÁXIMA SOLVENCIA CET1</w:t>
+            </w:r>
+          </w:p>
+        </w:tc>
+        <w:tc>
+          <w:tcPr>
+            <w:tcW w:type="dxa" w:w="2448"/>
+          </w:tcPr>
+          <w:p>
+            <w:r>
+              <w:rPr>
+                <w:sz w:val="17"/>
+              </w:rPr>
+              <w:t>Colchón de capital anticíclico y autofinanciación orgánica.</w:t>
             </w:r>
           </w:p>
         </w:tc>
@@ -31208,23 +29877,14 @@
       <w:tr>
         <w:tc>
           <w:tcPr>
-            <w:tcW w:type="dxa" w:w="2160"/>
-            <w:tcMar>
-              <w:top w:w="50" w:type="dxa"/>
-              <w:bottom w:w="50" w:type="dxa"/>
-              <w:left w:w="60" w:type="dxa"/>
-              <w:right w:w="60" w:type="dxa"/>
-            </w:tcMar>
-          </w:tcPr>
-          <w:p>
-            <w:pPr>
-              <w:jc w:val="left"/>
-            </w:pPr>
-            <w:r>
-              <w:rPr>
-                <w:rFonts w:ascii="Calibri" w:hAnsi="Calibri"/>
+            <w:tcW w:type="dxa" w:w="2448"/>
+            <w:shd w:fill="F7FAFC"/>
+          </w:tcPr>
+          <w:p>
+            <w:r>
+              <w:rPr>
                 <w:b/>
-                <w:sz w:val="16"/>
+                <w:sz w:val="17"/>
               </w:rPr>
               <w:t>Productividad del Capital</w:t>
             </w:r>
@@ -31232,71 +29892,44 @@
         </w:tc>
         <w:tc>
           <w:tcPr>
-            <w:tcW w:type="dxa" w:w="2880"/>
-            <w:tcMar>
-              <w:top w:w="50" w:type="dxa"/>
-              <w:bottom w:w="50" w:type="dxa"/>
-              <w:left w:w="60" w:type="dxa"/>
-              <w:right w:w="60" w:type="dxa"/>
-            </w:tcMar>
-          </w:tcPr>
-          <w:p>
-            <w:pPr>
-              <w:jc w:val="left"/>
-            </w:pPr>
-            <w:r>
-              <w:rPr>
-                <w:rFonts w:ascii="Calibri" w:hAnsi="Calibri"/>
-                <w:sz w:val="16"/>
-              </w:rPr>
-              <w:t>ROC Greenblatt: 5906.6% / ROIC Adj: 8.9%</w:t>
-            </w:r>
-          </w:p>
-        </w:tc>
-        <w:tc>
-          <w:tcPr>
-            <w:tcW w:type="dxa" w:w="1872"/>
-            <w:tcMar>
-              <w:top w:w="50" w:type="dxa"/>
-              <w:bottom w:w="50" w:type="dxa"/>
-              <w:left w:w="60" w:type="dxa"/>
-              <w:right w:w="60" w:type="dxa"/>
-            </w:tcMar>
-          </w:tcPr>
-          <w:p>
-            <w:pPr>
-              <w:jc w:val="center"/>
-            </w:pPr>
-            <w:r>
-              <w:rPr>
-                <w:rFonts w:ascii="Calibri" w:hAnsi="Calibri"/>
+            <w:tcW w:type="dxa" w:w="2448"/>
+            <w:shd w:fill="F7FAFC"/>
+          </w:tcPr>
+          <w:p>
+            <w:r>
+              <w:rPr>
+                <w:sz w:val="17"/>
+              </w:rPr>
+              <w:t>ROTCE Tangible: 26.4% vs Ke 9.43%</w:t>
+            </w:r>
+          </w:p>
+        </w:tc>
+        <w:tc>
+          <w:tcPr>
+            <w:tcW w:type="dxa" w:w="2448"/>
+            <w:shd w:fill="F7FAFC"/>
+          </w:tcPr>
+          <w:p>
+            <w:r>
+              <w:rPr>
                 <w:b/>
-                <w:sz w:val="16"/>
-              </w:rPr>
-              <w:t>DESTRUCTOR DE VALOR</w:t>
-            </w:r>
-          </w:p>
-        </w:tc>
-        <w:tc>
-          <w:tcPr>
-            <w:tcW w:type="dxa" w:w="2880"/>
-            <w:tcMar>
-              <w:top w:w="50" w:type="dxa"/>
-              <w:bottom w:w="50" w:type="dxa"/>
-              <w:left w:w="60" w:type="dxa"/>
-              <w:right w:w="60" w:type="dxa"/>
-            </w:tcMar>
-          </w:tcPr>
-          <w:p>
-            <w:pPr>
-              <w:jc w:val="left"/>
-            </w:pPr>
-            <w:r>
-              <w:rPr>
-                <w:rFonts w:ascii="Calibri" w:hAnsi="Calibri"/>
-                <w:sz w:val="16"/>
-              </w:rPr>
-              <w:t>Spread económico de -0.5 pp sobre WACC (Creación de valor de élite).</w:t>
+                <w:sz w:val="17"/>
+              </w:rPr>
+              <w:t>COMPOUNDING MACHINE</w:t>
+            </w:r>
+          </w:p>
+        </w:tc>
+        <w:tc>
+          <w:tcPr>
+            <w:tcW w:type="dxa" w:w="2448"/>
+            <w:shd w:fill="F7FAFC"/>
+          </w:tcPr>
+          <w:p>
+            <w:r>
+              <w:rPr>
+                <w:sz w:val="17"/>
+              </w:rPr>
+              <w:t>Spread económico de +17.0 pp sobre coste de capital.</w:t>
             </w:r>
           </w:p>
         </w:tc>
@@ -31304,23 +29937,13 @@
       <w:tr>
         <w:tc>
           <w:tcPr>
-            <w:tcW w:type="dxa" w:w="2160"/>
-            <w:tcMar>
-              <w:top w:w="50" w:type="dxa"/>
-              <w:bottom w:w="50" w:type="dxa"/>
-              <w:left w:w="60" w:type="dxa"/>
-              <w:right w:w="60" w:type="dxa"/>
-            </w:tcMar>
-          </w:tcPr>
-          <w:p>
-            <w:pPr>
-              <w:jc w:val="left"/>
-            </w:pPr>
-            <w:r>
-              <w:rPr>
-                <w:rFonts w:ascii="Calibri" w:hAnsi="Calibri"/>
+            <w:tcW w:type="dxa" w:w="2448"/>
+          </w:tcPr>
+          <w:p>
+            <w:r>
+              <w:rPr>
                 <w:b/>
-                <w:sz w:val="16"/>
+                <w:sz w:val="17"/>
               </w:rPr>
               <w:t>Valoración de Mercado</w:t>
             </w:r>
@@ -31328,81 +29951,46 @@
         </w:tc>
         <w:tc>
           <w:tcPr>
-            <w:tcW w:type="dxa" w:w="2880"/>
-            <w:tcMar>
-              <w:top w:w="50" w:type="dxa"/>
-              <w:bottom w:w="50" w:type="dxa"/>
-              <w:left w:w="60" w:type="dxa"/>
-              <w:right w:w="60" w:type="dxa"/>
-            </w:tcMar>
-          </w:tcPr>
-          <w:p>
-            <w:pPr>
-              <w:jc w:val="left"/>
-            </w:pPr>
-            <w:r>
-              <w:rPr>
-                <w:rFonts w:ascii="Calibri" w:hAnsi="Calibri"/>
-                <w:sz w:val="16"/>
-              </w:rPr>
-              <w:t>Crecimiento Implícito: 26.4% - 11.6%</w:t>
-            </w:r>
-          </w:p>
-        </w:tc>
-        <w:tc>
-          <w:tcPr>
-            <w:tcW w:type="dxa" w:w="1872"/>
-            <w:tcMar>
-              <w:top w:w="50" w:type="dxa"/>
-              <w:bottom w:w="50" w:type="dxa"/>
-              <w:left w:w="60" w:type="dxa"/>
-              <w:right w:w="60" w:type="dxa"/>
-            </w:tcMar>
-          </w:tcPr>
-          <w:p>
-            <w:pPr>
-              <w:jc w:val="center"/>
-            </w:pPr>
-            <w:r>
-              <w:rPr>
-                <w:rFonts w:ascii="Calibri" w:hAnsi="Calibri"/>
+            <w:tcW w:type="dxa" w:w="2448"/>
+          </w:tcPr>
+          <w:p>
+            <w:r>
+              <w:rPr>
+                <w:sz w:val="17"/>
+              </w:rPr>
+              <w:t>P/TBV: 8.8x vs P/TBV Teórico: 3.9x</w:t>
+            </w:r>
+          </w:p>
+        </w:tc>
+        <w:tc>
+          <w:tcPr>
+            <w:tcW w:type="dxa" w:w="2448"/>
+          </w:tcPr>
+          <w:p>
+            <w:r>
+              <w:rPr>
                 <w:b/>
-                <w:sz w:val="16"/>
-              </w:rPr>
-              <w:t>PRICED FOR PERFECTION</w:t>
-            </w:r>
-          </w:p>
-        </w:tc>
-        <w:tc>
-          <w:tcPr>
-            <w:tcW w:type="dxa" w:w="2880"/>
-            <w:tcMar>
-              <w:top w:w="50" w:type="dxa"/>
-              <w:bottom w:w="50" w:type="dxa"/>
-              <w:left w:w="60" w:type="dxa"/>
-              <w:right w:w="60" w:type="dxa"/>
-            </w:tcMar>
-          </w:tcPr>
-          <w:p>
-            <w:pPr>
-              <w:jc w:val="left"/>
-            </w:pPr>
-            <w:r>
-              <w:rPr>
-                <w:rFonts w:ascii="Calibri" w:hAnsi="Calibri"/>
-                <w:sz w:val="16"/>
-              </w:rPr>
-              <w:t>Requiere sostener la tracción operativa y rentabilidad en sus mercados estratégicos.</w:t>
+                <w:sz w:val="17"/>
+              </w:rPr>
+              <w:t>PRICED FOR HYPERGROWTH</w:t>
+            </w:r>
+          </w:p>
+        </w:tc>
+        <w:tc>
+          <w:tcPr>
+            <w:tcW w:type="dxa" w:w="2448"/>
+          </w:tcPr>
+          <w:p>
+            <w:r>
+              <w:rPr>
+                <w:sz w:val="17"/>
+              </w:rPr>
+              <w:t>Cotización descuenta sostener crecimiento de cartera &gt; 25% anual.</w:t>
             </w:r>
           </w:p>
         </w:tc>
       </w:tr>
     </w:tbl>
-    <w:p>
-      <w:pPr>
-        <w:spacing w:after="160"/>
-      </w:pPr>
-    </w:p>
     <w:p>
       <w:pPr>
         <w:spacing w:before="400"/>

--- a/data/processed/NU/Analisis_Resultados_Q2_2026_NU.docx
+++ b/data/processed/NU/Analisis_Resultados_Q2_2026_NU.docx
@@ -65,7 +65,7 @@
                 <w:color w:val="D1DFF5"/>
                 <w:sz w:val="17"/>
               </w:rPr>
-              <w:t>Fecha de Análisis: 22 de Septiembre de 2026 | Período Contable: 30 de Junio de 2026</w:t>
+              <w:t>Fecha de Análisis: 13 de Septiembre de 2026 | Período Contable: 30 de Junio de 2026</w:t>
               <w:br/>
               <w:t>Fuente Oficial: Formulario 6-K, Formulario 20-F (SEC EDGAR) &amp; Q2 2026 Earnings Call Transcript</w:t>
             </w:r>
@@ -354,7 +354,7 @@
                 <w:color w:val="FFFFFF"/>
                 <w:sz w:val="19"/>
               </w:rPr>
-              <w:t>FY2024 ($M)</w:t>
+              <w:t>LTM ($M)</w:t>
             </w:r>
           </w:p>
         </w:tc>
@@ -381,7 +381,7 @@
                 <w:color w:val="FFFFFF"/>
                 <w:sz w:val="19"/>
               </w:rPr>
-              <w:t>FY2023 ($M)</w:t>
+              <w:t>FY2026 ($M)</w:t>
             </w:r>
           </w:p>
         </w:tc>
@@ -490,7 +490,7 @@
                 <w:color w:val="2D3748"/>
                 <w:sz w:val="18"/>
               </w:rPr>
-              <w:t>Margen de Intereses e Intermediación Crediticia</w:t>
+              <w:t>Cartera de Tarjetas de Crédito (Credit Card Receivables)</w:t>
             </w:r>
           </w:p>
         </w:tc>
@@ -516,7 +516,7 @@
                 <w:color w:val="2D3748"/>
                 <w:sz w:val="18"/>
               </w:rPr>
-              <w:t>$8,637.8 M</w:t>
+              <w:t>$21,494.4 M</w:t>
             </w:r>
           </w:p>
         </w:tc>
@@ -542,7 +542,7 @@
                 <w:color w:val="2D3748"/>
                 <w:sz w:val="18"/>
               </w:rPr>
-              <w:t>$6,021.7 M</w:t>
+              <w:t>$0.0 M</w:t>
             </w:r>
           </w:p>
         </w:tc>
@@ -568,7 +568,7 @@
                 <w:color w:val="2D3748"/>
                 <w:sz w:val="18"/>
               </w:rPr>
-              <w:t>+43.4%</w:t>
+              <w:t>+0.0%</w:t>
             </w:r>
           </w:p>
         </w:tc>
@@ -594,7 +594,7 @@
                 <w:color w:val="2D3748"/>
                 <w:sz w:val="18"/>
               </w:rPr>
-              <w:t>50.0% Consolidado</w:t>
+              <w:t>14.3% Mix</w:t>
             </w:r>
           </w:p>
         </w:tc>
@@ -620,7 +620,7 @@
                 <w:color w:val="2D3748"/>
                 <w:sz w:val="18"/>
               </w:rPr>
-              <w:t>Crecimiento estructural y tracción en canales clave.</w:t>
+              <w:t>Desempeño estable (+0.0% YoY); consolidación en mercados y canales core.</w:t>
             </w:r>
           </w:p>
         </w:tc>
@@ -648,7 +648,7 @@
                 <w:color w:val="2D3748"/>
                 <w:sz w:val="18"/>
               </w:rPr>
-              <w:t>Comisiones por Servicios, Adquirencia e Intercambio</w:t>
+              <w:t>Cartera de Préstamos Personales (Loans to Customers)</w:t>
             </w:r>
           </w:p>
         </w:tc>
@@ -674,7 +674,7 @@
                 <w:color w:val="2D3748"/>
                 <w:sz w:val="18"/>
               </w:rPr>
-              <w:t>$2,879.3 M</w:t>
+              <w:t>$11,317.4 M</w:t>
             </w:r>
           </w:p>
         </w:tc>
@@ -700,7 +700,7 @@
                 <w:color w:val="2D3748"/>
                 <w:sz w:val="18"/>
               </w:rPr>
-              <w:t>$2,007.2 M</w:t>
+              <w:t>$0.0 M</w:t>
             </w:r>
           </w:p>
         </w:tc>
@@ -726,7 +726,7 @@
                 <w:color w:val="2D3748"/>
                 <w:sz w:val="18"/>
               </w:rPr>
-              <w:t>+43.4%</w:t>
+              <w:t>+0.0%</w:t>
             </w:r>
           </w:p>
         </w:tc>
@@ -752,7 +752,7 @@
                 <w:color w:val="2D3748"/>
                 <w:sz w:val="18"/>
               </w:rPr>
-              <w:t>50.0% Consolidado</w:t>
+              <w:t>7.5% Mix</w:t>
             </w:r>
           </w:p>
         </w:tc>
@@ -778,7 +778,487 @@
                 <w:color w:val="2D3748"/>
                 <w:sz w:val="18"/>
               </w:rPr>
-              <w:t>Récord en Cloud y Pagos; recurrencia de alto margen (&gt;70%).</w:t>
+              <w:t>Desempeño estable (+0.0% YoY); consolidación en mercados y canales core.</w:t>
+            </w:r>
+          </w:p>
+        </w:tc>
+      </w:tr>
+      <w:tr>
+        <w:tc>
+          <w:tcPr>
+            <w:tcW w:type="dxa" w:w="2160"/>
+            <w:shd w:fill="FFFFFF"/>
+            <w:tcMar>
+              <w:top w:w="80" w:type="dxa"/>
+              <w:bottom w:w="80" w:type="dxa"/>
+              <w:left w:w="120" w:type="dxa"/>
+              <w:right w:w="120" w:type="dxa"/>
+            </w:tcMar>
+          </w:tcPr>
+          <w:p>
+            <w:pPr>
+              <w:spacing w:before="0" w:after="0"/>
+              <w:jc w:val="left"/>
+            </w:pPr>
+            <w:r>
+              <w:rPr>
+                <w:rFonts w:ascii="Calibri" w:hAnsi="Calibri"/>
+                <w:color w:val="2D3748"/>
+                <w:sz w:val="18"/>
+              </w:rPr>
+              <w:t>(=) Cartera Bruta de Crédito Total (Total Gross Credit Portfolio)</w:t>
+            </w:r>
+          </w:p>
+        </w:tc>
+        <w:tc>
+          <w:tcPr>
+            <w:tcW w:type="dxa" w:w="1440"/>
+            <w:shd w:fill="FFFFFF"/>
+            <w:tcMar>
+              <w:top w:w="80" w:type="dxa"/>
+              <w:bottom w:w="80" w:type="dxa"/>
+              <w:left w:w="120" w:type="dxa"/>
+              <w:right w:w="120" w:type="dxa"/>
+            </w:tcMar>
+          </w:tcPr>
+          <w:p>
+            <w:pPr>
+              <w:spacing w:before="0" w:after="0"/>
+              <w:jc w:val="center"/>
+            </w:pPr>
+            <w:r>
+              <w:rPr>
+                <w:rFonts w:ascii="Calibri" w:hAnsi="Calibri"/>
+                <w:color w:val="2D3748"/>
+                <w:sz w:val="18"/>
+              </w:rPr>
+              <w:t>$32,811.8 M</w:t>
+            </w:r>
+          </w:p>
+        </w:tc>
+        <w:tc>
+          <w:tcPr>
+            <w:tcW w:type="dxa" w:w="1440"/>
+            <w:shd w:fill="FFFFFF"/>
+            <w:tcMar>
+              <w:top w:w="80" w:type="dxa"/>
+              <w:bottom w:w="80" w:type="dxa"/>
+              <w:left w:w="120" w:type="dxa"/>
+              <w:right w:w="120" w:type="dxa"/>
+            </w:tcMar>
+          </w:tcPr>
+          <w:p>
+            <w:pPr>
+              <w:spacing w:before="0" w:after="0"/>
+              <w:jc w:val="center"/>
+            </w:pPr>
+            <w:r>
+              <w:rPr>
+                <w:rFonts w:ascii="Calibri" w:hAnsi="Calibri"/>
+                <w:color w:val="2D3748"/>
+                <w:sz w:val="18"/>
+              </w:rPr>
+              <w:t>$0.0 M</w:t>
+            </w:r>
+          </w:p>
+        </w:tc>
+        <w:tc>
+          <w:tcPr>
+            <w:tcW w:type="dxa" w:w="1440"/>
+            <w:shd w:fill="FFFFFF"/>
+            <w:tcMar>
+              <w:top w:w="80" w:type="dxa"/>
+              <w:bottom w:w="80" w:type="dxa"/>
+              <w:left w:w="120" w:type="dxa"/>
+              <w:right w:w="120" w:type="dxa"/>
+            </w:tcMar>
+          </w:tcPr>
+          <w:p>
+            <w:pPr>
+              <w:spacing w:before="0" w:after="0"/>
+              <w:jc w:val="center"/>
+            </w:pPr>
+            <w:r>
+              <w:rPr>
+                <w:rFonts w:ascii="Calibri" w:hAnsi="Calibri"/>
+                <w:color w:val="2D3748"/>
+                <w:sz w:val="18"/>
+              </w:rPr>
+              <w:t>+0.0%</w:t>
+            </w:r>
+          </w:p>
+        </w:tc>
+        <w:tc>
+          <w:tcPr>
+            <w:tcW w:type="dxa" w:w="1296"/>
+            <w:shd w:fill="FFFFFF"/>
+            <w:tcMar>
+              <w:top w:w="80" w:type="dxa"/>
+              <w:bottom w:w="80" w:type="dxa"/>
+              <w:left w:w="120" w:type="dxa"/>
+              <w:right w:w="120" w:type="dxa"/>
+            </w:tcMar>
+          </w:tcPr>
+          <w:p>
+            <w:pPr>
+              <w:spacing w:before="0" w:after="0"/>
+              <w:jc w:val="center"/>
+            </w:pPr>
+            <w:r>
+              <w:rPr>
+                <w:rFonts w:ascii="Calibri" w:hAnsi="Calibri"/>
+                <w:color w:val="2D3748"/>
+                <w:sz w:val="18"/>
+              </w:rPr>
+              <w:t>Subtotal</w:t>
+            </w:r>
+          </w:p>
+        </w:tc>
+        <w:tc>
+          <w:tcPr>
+            <w:tcW w:type="dxa" w:w="2016"/>
+            <w:shd w:fill="FFFFFF"/>
+            <w:tcMar>
+              <w:top w:w="80" w:type="dxa"/>
+              <w:bottom w:w="80" w:type="dxa"/>
+              <w:left w:w="120" w:type="dxa"/>
+              <w:right w:w="120" w:type="dxa"/>
+            </w:tcMar>
+          </w:tcPr>
+          <w:p>
+            <w:pPr>
+              <w:spacing w:before="0" w:after="0"/>
+              <w:jc w:val="center"/>
+            </w:pPr>
+            <w:r>
+              <w:rPr>
+                <w:rFonts w:ascii="Calibri" w:hAnsi="Calibri"/>
+                <w:color w:val="2D3748"/>
+                <w:sz w:val="18"/>
+              </w:rPr>
+              <w:t>Subtotal consolidado de canal/categoría (+0.0% YoY).</w:t>
+            </w:r>
+          </w:p>
+        </w:tc>
+      </w:tr>
+      <w:tr>
+        <w:tc>
+          <w:tcPr>
+            <w:tcW w:type="dxa" w:w="2160"/>
+            <w:shd w:fill="F7FAFC"/>
+            <w:tcMar>
+              <w:top w:w="80" w:type="dxa"/>
+              <w:bottom w:w="80" w:type="dxa"/>
+              <w:left w:w="120" w:type="dxa"/>
+              <w:right w:w="120" w:type="dxa"/>
+            </w:tcMar>
+          </w:tcPr>
+          <w:p>
+            <w:pPr>
+              <w:spacing w:before="0" w:after="0"/>
+              <w:jc w:val="left"/>
+            </w:pPr>
+            <w:r>
+              <w:rPr>
+                <w:rFonts w:ascii="Calibri" w:hAnsi="Calibri"/>
+                <w:color w:val="2D3748"/>
+                <w:sz w:val="18"/>
+              </w:rPr>
+              <w:t>Volumen de Compras con Tarjetas (Purchase Volume - PV)</w:t>
+            </w:r>
+          </w:p>
+        </w:tc>
+        <w:tc>
+          <w:tcPr>
+            <w:tcW w:type="dxa" w:w="1440"/>
+            <w:shd w:fill="F7FAFC"/>
+            <w:tcMar>
+              <w:top w:w="80" w:type="dxa"/>
+              <w:bottom w:w="80" w:type="dxa"/>
+              <w:left w:w="120" w:type="dxa"/>
+              <w:right w:w="120" w:type="dxa"/>
+            </w:tcMar>
+          </w:tcPr>
+          <w:p>
+            <w:pPr>
+              <w:spacing w:before="0" w:after="0"/>
+              <w:jc w:val="center"/>
+            </w:pPr>
+            <w:r>
+              <w:rPr>
+                <w:rFonts w:ascii="Calibri" w:hAnsi="Calibri"/>
+                <w:color w:val="2D3748"/>
+                <w:sz w:val="18"/>
+              </w:rPr>
+              <w:t>$72,500.0 M</w:t>
+            </w:r>
+          </w:p>
+        </w:tc>
+        <w:tc>
+          <w:tcPr>
+            <w:tcW w:type="dxa" w:w="1440"/>
+            <w:shd w:fill="F7FAFC"/>
+            <w:tcMar>
+              <w:top w:w="80" w:type="dxa"/>
+              <w:bottom w:w="80" w:type="dxa"/>
+              <w:left w:w="120" w:type="dxa"/>
+              <w:right w:w="120" w:type="dxa"/>
+            </w:tcMar>
+          </w:tcPr>
+          <w:p>
+            <w:pPr>
+              <w:spacing w:before="0" w:after="0"/>
+              <w:jc w:val="center"/>
+            </w:pPr>
+            <w:r>
+              <w:rPr>
+                <w:rFonts w:ascii="Calibri" w:hAnsi="Calibri"/>
+                <w:color w:val="2D3748"/>
+                <w:sz w:val="18"/>
+              </w:rPr>
+              <w:t>$0.0 M</w:t>
+            </w:r>
+          </w:p>
+        </w:tc>
+        <w:tc>
+          <w:tcPr>
+            <w:tcW w:type="dxa" w:w="1440"/>
+            <w:shd w:fill="F7FAFC"/>
+            <w:tcMar>
+              <w:top w:w="80" w:type="dxa"/>
+              <w:bottom w:w="80" w:type="dxa"/>
+              <w:left w:w="120" w:type="dxa"/>
+              <w:right w:w="120" w:type="dxa"/>
+            </w:tcMar>
+          </w:tcPr>
+          <w:p>
+            <w:pPr>
+              <w:spacing w:before="0" w:after="0"/>
+              <w:jc w:val="center"/>
+            </w:pPr>
+            <w:r>
+              <w:rPr>
+                <w:rFonts w:ascii="Calibri" w:hAnsi="Calibri"/>
+                <w:color w:val="2D3748"/>
+                <w:sz w:val="18"/>
+              </w:rPr>
+              <w:t>+0.0%</w:t>
+            </w:r>
+          </w:p>
+        </w:tc>
+        <w:tc>
+          <w:tcPr>
+            <w:tcW w:type="dxa" w:w="1296"/>
+            <w:shd w:fill="F7FAFC"/>
+            <w:tcMar>
+              <w:top w:w="80" w:type="dxa"/>
+              <w:bottom w:w="80" w:type="dxa"/>
+              <w:left w:w="120" w:type="dxa"/>
+              <w:right w:w="120" w:type="dxa"/>
+            </w:tcMar>
+          </w:tcPr>
+          <w:p>
+            <w:pPr>
+              <w:spacing w:before="0" w:after="0"/>
+              <w:jc w:val="center"/>
+            </w:pPr>
+            <w:r>
+              <w:rPr>
+                <w:rFonts w:ascii="Calibri" w:hAnsi="Calibri"/>
+                <w:color w:val="2D3748"/>
+                <w:sz w:val="18"/>
+              </w:rPr>
+              <w:t>48.1% Mix</w:t>
+            </w:r>
+          </w:p>
+        </w:tc>
+        <w:tc>
+          <w:tcPr>
+            <w:tcW w:type="dxa" w:w="2016"/>
+            <w:shd w:fill="F7FAFC"/>
+            <w:tcMar>
+              <w:top w:w="80" w:type="dxa"/>
+              <w:bottom w:w="80" w:type="dxa"/>
+              <w:left w:w="120" w:type="dxa"/>
+              <w:right w:w="120" w:type="dxa"/>
+            </w:tcMar>
+          </w:tcPr>
+          <w:p>
+            <w:pPr>
+              <w:spacing w:before="0" w:after="0"/>
+              <w:jc w:val="center"/>
+            </w:pPr>
+            <w:r>
+              <w:rPr>
+                <w:rFonts w:ascii="Calibri" w:hAnsi="Calibri"/>
+                <w:color w:val="2D3748"/>
+                <w:sz w:val="18"/>
+              </w:rPr>
+              <w:t>Desempeño estable (+0.0% YoY); consolidación en mercados y canales core.</w:t>
+            </w:r>
+          </w:p>
+        </w:tc>
+      </w:tr>
+      <w:tr>
+        <w:tc>
+          <w:tcPr>
+            <w:tcW w:type="dxa" w:w="2160"/>
+            <w:shd w:fill="E2E8F0"/>
+            <w:tcMar>
+              <w:top w:w="80" w:type="dxa"/>
+              <w:bottom w:w="80" w:type="dxa"/>
+              <w:left w:w="120" w:type="dxa"/>
+              <w:right w:w="120" w:type="dxa"/>
+            </w:tcMar>
+          </w:tcPr>
+          <w:p>
+            <w:pPr>
+              <w:spacing w:before="0" w:after="0"/>
+              <w:jc w:val="left"/>
+            </w:pPr>
+            <w:r>
+              <w:rPr>
+                <w:rFonts w:ascii="Calibri" w:hAnsi="Calibri"/>
+                <w:b/>
+                <w:color w:val="2D3748"/>
+                <w:sz w:val="18"/>
+              </w:rPr>
+              <w:t>Depósitos Totales de Clientes (Customer Deposits)</w:t>
+            </w:r>
+          </w:p>
+        </w:tc>
+        <w:tc>
+          <w:tcPr>
+            <w:tcW w:type="dxa" w:w="1440"/>
+            <w:shd w:fill="E2E8F0"/>
+            <w:tcMar>
+              <w:top w:w="80" w:type="dxa"/>
+              <w:bottom w:w="80" w:type="dxa"/>
+              <w:left w:w="120" w:type="dxa"/>
+              <w:right w:w="120" w:type="dxa"/>
+            </w:tcMar>
+          </w:tcPr>
+          <w:p>
+            <w:pPr>
+              <w:spacing w:before="0" w:after="0"/>
+              <w:jc w:val="center"/>
+            </w:pPr>
+            <w:r>
+              <w:rPr>
+                <w:rFonts w:ascii="Calibri" w:hAnsi="Calibri"/>
+                <w:b/>
+                <w:color w:val="2D3748"/>
+                <w:sz w:val="18"/>
+              </w:rPr>
+              <w:t>$45,328.4 M</w:t>
+            </w:r>
+          </w:p>
+        </w:tc>
+        <w:tc>
+          <w:tcPr>
+            <w:tcW w:type="dxa" w:w="1440"/>
+            <w:shd w:fill="E2E8F0"/>
+            <w:tcMar>
+              <w:top w:w="80" w:type="dxa"/>
+              <w:bottom w:w="80" w:type="dxa"/>
+              <w:left w:w="120" w:type="dxa"/>
+              <w:right w:w="120" w:type="dxa"/>
+            </w:tcMar>
+          </w:tcPr>
+          <w:p>
+            <w:pPr>
+              <w:spacing w:before="0" w:after="0"/>
+              <w:jc w:val="center"/>
+            </w:pPr>
+            <w:r>
+              <w:rPr>
+                <w:rFonts w:ascii="Calibri" w:hAnsi="Calibri"/>
+                <w:b/>
+                <w:color w:val="2D3748"/>
+                <w:sz w:val="18"/>
+              </w:rPr>
+              <w:t>$0.0 M</w:t>
+            </w:r>
+          </w:p>
+        </w:tc>
+        <w:tc>
+          <w:tcPr>
+            <w:tcW w:type="dxa" w:w="1440"/>
+            <w:shd w:fill="E2E8F0"/>
+            <w:tcMar>
+              <w:top w:w="80" w:type="dxa"/>
+              <w:bottom w:w="80" w:type="dxa"/>
+              <w:left w:w="120" w:type="dxa"/>
+              <w:right w:w="120" w:type="dxa"/>
+            </w:tcMar>
+          </w:tcPr>
+          <w:p>
+            <w:pPr>
+              <w:spacing w:before="0" w:after="0"/>
+              <w:jc w:val="center"/>
+            </w:pPr>
+            <w:r>
+              <w:rPr>
+                <w:rFonts w:ascii="Calibri" w:hAnsi="Calibri"/>
+                <w:b/>
+                <w:color w:val="2D3748"/>
+                <w:sz w:val="18"/>
+              </w:rPr>
+              <w:t>+0.0%</w:t>
+            </w:r>
+          </w:p>
+        </w:tc>
+        <w:tc>
+          <w:tcPr>
+            <w:tcW w:type="dxa" w:w="1296"/>
+            <w:shd w:fill="E2E8F0"/>
+            <w:tcMar>
+              <w:top w:w="80" w:type="dxa"/>
+              <w:bottom w:w="80" w:type="dxa"/>
+              <w:left w:w="120" w:type="dxa"/>
+              <w:right w:w="120" w:type="dxa"/>
+            </w:tcMar>
+          </w:tcPr>
+          <w:p>
+            <w:pPr>
+              <w:spacing w:before="0" w:after="0"/>
+              <w:jc w:val="center"/>
+            </w:pPr>
+            <w:r>
+              <w:rPr>
+                <w:rFonts w:ascii="Calibri" w:hAnsi="Calibri"/>
+                <w:b/>
+                <w:color w:val="2D3748"/>
+                <w:sz w:val="18"/>
+              </w:rPr>
+              <w:t>30.1% Mix</w:t>
+            </w:r>
+          </w:p>
+        </w:tc>
+        <w:tc>
+          <w:tcPr>
+            <w:tcW w:type="dxa" w:w="2016"/>
+            <w:shd w:fill="E2E8F0"/>
+            <w:tcMar>
+              <w:top w:w="80" w:type="dxa"/>
+              <w:bottom w:w="80" w:type="dxa"/>
+              <w:left w:w="120" w:type="dxa"/>
+              <w:right w:w="120" w:type="dxa"/>
+            </w:tcMar>
+          </w:tcPr>
+          <w:p>
+            <w:pPr>
+              <w:spacing w:before="0" w:after="0"/>
+              <w:jc w:val="center"/>
+            </w:pPr>
+            <w:r>
+              <w:rPr>
+                <w:rFonts w:ascii="Calibri" w:hAnsi="Calibri"/>
+                <w:b/>
+                <w:color w:val="2D3748"/>
+                <w:sz w:val="18"/>
+              </w:rPr>
+              <w:t>Desempeño estable (+0.0% YoY); consolidación en mercados y canales core.</w:t>
             </w:r>
           </w:p>
         </w:tc>
@@ -815,7 +1295,7 @@
           <w:color w:val="2D3748"/>
           <w:sz w:val="20"/>
         </w:rPr>
-        <w:t xml:space="preserve">• Margen de Intereses e Intermediación Crediticia (75.0% de facturación): </w:t>
+        <w:t xml:space="preserve">• Cartera de Tarjetas de Crédito (Credit Card Receivables) (14.3% de facturación): </w:t>
       </w:r>
       <w:r>
         <w:rPr>
@@ -824,7 +1304,7 @@
           <w:color w:val="2D3748"/>
           <w:sz w:val="20"/>
         </w:rPr>
-        <w:t>Genera $8,637.8 M (+43.4% YoY), consolidándose como pilar operativo clave de Nu Holdings Ltd..</w:t>
+        <w:t>Genera $21,494.4 M (+0.0% YoY), consolidándose como pilar operativo clave de Nu Holdings Ltd..</w:t>
       </w:r>
     </w:p>
     <w:p>
@@ -838,7 +1318,7 @@
           <w:color w:val="2D3748"/>
           <w:sz w:val="20"/>
         </w:rPr>
-        <w:t xml:space="preserve">• Comisiones por Servicios, Adquirencia e Intercambio (25.0% de facturación): </w:t>
+        <w:t xml:space="preserve">• Cartera de Préstamos Personales (Loans to Customers) (7.5% de facturación): </w:t>
       </w:r>
       <w:r>
         <w:rPr>
@@ -847,7 +1327,53 @@
           <w:color w:val="2D3748"/>
           <w:sz w:val="20"/>
         </w:rPr>
-        <w:t>Genera $2,879.3 M (+43.4% YoY), consolidándose como pilar operativo clave de Nu Holdings Ltd..</w:t>
+        <w:t>Genera $11,317.4 M (+0.0% YoY), consolidándose como pilar operativo clave de Nu Holdings Ltd..</w:t>
+      </w:r>
+    </w:p>
+    <w:p>
+      <w:pPr>
+        <w:spacing w:before="40" w:after="80" w:line="276" w:lineRule="auto"/>
+      </w:pPr>
+      <w:r>
+        <w:rPr>
+          <w:rFonts w:ascii="Calibri" w:hAnsi="Calibri"/>
+          <w:b/>
+          <w:color w:val="2D3748"/>
+          <w:sz w:val="20"/>
+        </w:rPr>
+        <w:t xml:space="preserve">• Volumen de Compras con Tarjetas (Purchase Volume - PV) (48.1% de facturación): </w:t>
+      </w:r>
+      <w:r>
+        <w:rPr>
+          <w:rFonts w:ascii="Calibri" w:hAnsi="Calibri"/>
+          <w:i w:val="0"/>
+          <w:color w:val="2D3748"/>
+          <w:sz w:val="20"/>
+        </w:rPr>
+        <w:t>Genera $72,500.0 M (+0.0% YoY), consolidándose como pilar operativo clave de Nu Holdings Ltd..</w:t>
+      </w:r>
+    </w:p>
+    <w:p>
+      <w:pPr>
+        <w:spacing w:before="40" w:after="80" w:line="276" w:lineRule="auto"/>
+      </w:pPr>
+      <w:r>
+        <w:rPr>
+          <w:rFonts w:ascii="Calibri" w:hAnsi="Calibri"/>
+          <w:b/>
+          <w:color w:val="2D3748"/>
+          <w:sz w:val="20"/>
+        </w:rPr>
+        <w:t xml:space="preserve">• Depósitos Totales de Clientes (Customer Deposits) (30.1% de facturación): </w:t>
+      </w:r>
+      <w:r>
+        <w:rPr>
+          <w:rFonts w:ascii="Calibri" w:hAnsi="Calibri"/>
+          <w:i w:val="0"/>
+          <w:color w:val="2D3748"/>
+          <w:sz w:val="20"/>
+        </w:rPr>
+        <w:t>Genera $45,328.4 M (+0.0% YoY), consolidándose como pilar operativo clave de Nu Holdings Ltd..</w:t>
       </w:r>
     </w:p>
     <w:p>
@@ -953,7 +1479,7 @@
                 <w:color w:val="FFFFFF"/>
                 <w:sz w:val="19"/>
               </w:rPr>
-              <w:t>FY2024 ($M)</w:t>
+              <w:t>LTM ($M)</w:t>
             </w:r>
           </w:p>
         </w:tc>
@@ -980,7 +1506,7 @@
                 <w:color w:val="FFFFFF"/>
                 <w:sz w:val="19"/>
               </w:rPr>
-              <w:t>FY2023 ($M)</w:t>
+              <w:t>FY2026 ($M)</w:t>
             </w:r>
           </w:p>
         </w:tc>
@@ -1089,7 +1615,7 @@
                 <w:color w:val="2D3748"/>
                 <w:sz w:val="18"/>
               </w:rPr>
-              <w:t>Brasil</w:t>
+              <w:t>Brasil (Nu Pagamentos - Depósitos Totales)</w:t>
             </w:r>
           </w:p>
         </w:tc>
@@ -1115,7 +1641,7 @@
                 <w:color w:val="2D3748"/>
                 <w:sz w:val="18"/>
               </w:rPr>
-              <w:t>$9,501.6 M</w:t>
+              <w:t>$36,128.4 M</w:t>
             </w:r>
           </w:p>
         </w:tc>
@@ -1141,7 +1667,7 @@
                 <w:color w:val="2D3748"/>
                 <w:sz w:val="18"/>
               </w:rPr>
-              <w:t>$6,623.9 M</w:t>
+              <w:t>$0.0 M</w:t>
             </w:r>
           </w:p>
         </w:tc>
@@ -1167,7 +1693,7 @@
                 <w:color w:val="2D3748"/>
                 <w:sz w:val="18"/>
               </w:rPr>
-              <w:t>+43.4%</w:t>
+              <w:t>+0.0%</w:t>
             </w:r>
           </w:p>
         </w:tc>
@@ -1193,7 +1719,7 @@
                 <w:color w:val="2D3748"/>
                 <w:sz w:val="18"/>
               </w:rPr>
-              <w:t>82.5%</w:t>
+              <w:t>79.7%</w:t>
             </w:r>
           </w:p>
         </w:tc>
@@ -1219,7 +1745,7 @@
                 <w:color w:val="2D3748"/>
                 <w:sz w:val="18"/>
               </w:rPr>
-              <w:t>Mercado estratégico clave; sólida demanda y disciplina de precios.</w:t>
+              <w:t>Mercado en ajuste (+0.0% YoY); presión macroeconómica o vientos cambiarios (FX).</w:t>
             </w:r>
           </w:p>
         </w:tc>
@@ -1247,7 +1773,7 @@
                 <w:color w:val="2D3748"/>
                 <w:sz w:val="18"/>
               </w:rPr>
-              <w:t>México</w:t>
+              <w:t>México (Nu México - Depósitos Totales)</w:t>
             </w:r>
           </w:p>
         </w:tc>
@@ -1273,7 +1799,7 @@
                 <w:color w:val="2D3748"/>
                 <w:sz w:val="18"/>
               </w:rPr>
-              <w:t>$1,635.4 M</w:t>
+              <w:t>$6,400.0 M</w:t>
             </w:r>
           </w:p>
         </w:tc>
@@ -1299,7 +1825,7 @@
                 <w:color w:val="2D3748"/>
                 <w:sz w:val="18"/>
               </w:rPr>
-              <w:t>$1,140.1 M</w:t>
+              <w:t>$0.0 M</w:t>
             </w:r>
           </w:p>
         </w:tc>
@@ -1325,7 +1851,7 @@
                 <w:color w:val="2D3748"/>
                 <w:sz w:val="18"/>
               </w:rPr>
-              <w:t>+43.4%</w:t>
+              <w:t>+0.0%</w:t>
             </w:r>
           </w:p>
         </w:tc>
@@ -1351,7 +1877,7 @@
                 <w:color w:val="2D3748"/>
                 <w:sz w:val="18"/>
               </w:rPr>
-              <w:t>14.2%</w:t>
+              <w:t>14.1%</w:t>
             </w:r>
           </w:p>
         </w:tc>
@@ -1377,7 +1903,7 @@
                 <w:color w:val="2D3748"/>
                 <w:sz w:val="18"/>
               </w:rPr>
-              <w:t>Mercado estratégico clave; sólida demanda y disciplina de precios.</w:t>
+              <w:t>Mercado en ajuste (+0.0% YoY); presión macroeconómica o vientos cambiarios (FX).</w:t>
             </w:r>
           </w:p>
         </w:tc>
@@ -1405,7 +1931,7 @@
                 <w:color w:val="2D3748"/>
                 <w:sz w:val="18"/>
               </w:rPr>
-              <w:t>Colombia</w:t>
+              <w:t>Colombia (Nu Colombia - Depósitos Totales)</w:t>
             </w:r>
           </w:p>
         </w:tc>
@@ -1431,7 +1957,7 @@
                 <w:color w:val="2D3748"/>
                 <w:sz w:val="18"/>
               </w:rPr>
-              <w:t>$380.1 M</w:t>
+              <w:t>$2,800.0 M</w:t>
             </w:r>
           </w:p>
         </w:tc>
@@ -1457,7 +1983,7 @@
                 <w:color w:val="2D3748"/>
                 <w:sz w:val="18"/>
               </w:rPr>
-              <w:t>$265.0 M</w:t>
+              <w:t>$0.0 M</w:t>
             </w:r>
           </w:p>
         </w:tc>
@@ -1483,7 +2009,7 @@
                 <w:color w:val="2D3748"/>
                 <w:sz w:val="18"/>
               </w:rPr>
-              <w:t>+43.4%</w:t>
+              <w:t>+0.0%</w:t>
             </w:r>
           </w:p>
         </w:tc>
@@ -1509,7 +2035,7 @@
                 <w:color w:val="2D3748"/>
                 <w:sz w:val="18"/>
               </w:rPr>
-              <w:t>3.3%</w:t>
+              <w:t>6.2%</w:t>
             </w:r>
           </w:p>
         </w:tc>
@@ -1535,7 +2061,171 @@
                 <w:color w:val="2D3748"/>
                 <w:sz w:val="18"/>
               </w:rPr>
-              <w:t>Mercado estratégico clave; sólida demanda y disciplina de precios.</w:t>
+              <w:t>Mercado en ajuste (+0.0% YoY); presión macroeconómica o vientos cambiarios (FX).</w:t>
+            </w:r>
+          </w:p>
+        </w:tc>
+      </w:tr>
+      <w:tr>
+        <w:tc>
+          <w:tcPr>
+            <w:tcW w:type="dxa" w:w="2160"/>
+            <w:shd w:fill="E2E8F0"/>
+            <w:tcMar>
+              <w:top w:w="80" w:type="dxa"/>
+              <w:bottom w:w="80" w:type="dxa"/>
+              <w:left w:w="120" w:type="dxa"/>
+              <w:right w:w="120" w:type="dxa"/>
+            </w:tcMar>
+          </w:tcPr>
+          <w:p>
+            <w:pPr>
+              <w:spacing w:before="0" w:after="0"/>
+              <w:jc w:val="left"/>
+            </w:pPr>
+            <w:r>
+              <w:rPr>
+                <w:rFonts w:ascii="Calibri" w:hAnsi="Calibri"/>
+                <w:b/>
+                <w:color w:val="2D3748"/>
+                <w:sz w:val="18"/>
+              </w:rPr>
+              <w:t>(=) Total Depósitos Internacionales LatAm</w:t>
+            </w:r>
+          </w:p>
+        </w:tc>
+        <w:tc>
+          <w:tcPr>
+            <w:tcW w:type="dxa" w:w="1440"/>
+            <w:shd w:fill="E2E8F0"/>
+            <w:tcMar>
+              <w:top w:w="80" w:type="dxa"/>
+              <w:bottom w:w="80" w:type="dxa"/>
+              <w:left w:w="120" w:type="dxa"/>
+              <w:right w:w="120" w:type="dxa"/>
+            </w:tcMar>
+          </w:tcPr>
+          <w:p>
+            <w:pPr>
+              <w:spacing w:before="0" w:after="0"/>
+              <w:jc w:val="center"/>
+            </w:pPr>
+            <w:r>
+              <w:rPr>
+                <w:rFonts w:ascii="Calibri" w:hAnsi="Calibri"/>
+                <w:b/>
+                <w:color w:val="2D3748"/>
+                <w:sz w:val="18"/>
+              </w:rPr>
+              <w:t>$45,328.4 M</w:t>
+            </w:r>
+          </w:p>
+        </w:tc>
+        <w:tc>
+          <w:tcPr>
+            <w:tcW w:type="dxa" w:w="1440"/>
+            <w:shd w:fill="E2E8F0"/>
+            <w:tcMar>
+              <w:top w:w="80" w:type="dxa"/>
+              <w:bottom w:w="80" w:type="dxa"/>
+              <w:left w:w="120" w:type="dxa"/>
+              <w:right w:w="120" w:type="dxa"/>
+            </w:tcMar>
+          </w:tcPr>
+          <w:p>
+            <w:pPr>
+              <w:spacing w:before="0" w:after="0"/>
+              <w:jc w:val="center"/>
+            </w:pPr>
+            <w:r>
+              <w:rPr>
+                <w:rFonts w:ascii="Calibri" w:hAnsi="Calibri"/>
+                <w:b/>
+                <w:color w:val="2D3748"/>
+                <w:sz w:val="18"/>
+              </w:rPr>
+              <w:t>$0.0 M</w:t>
+            </w:r>
+          </w:p>
+        </w:tc>
+        <w:tc>
+          <w:tcPr>
+            <w:tcW w:type="dxa" w:w="1440"/>
+            <w:shd w:fill="E2E8F0"/>
+            <w:tcMar>
+              <w:top w:w="80" w:type="dxa"/>
+              <w:bottom w:w="80" w:type="dxa"/>
+              <w:left w:w="120" w:type="dxa"/>
+              <w:right w:w="120" w:type="dxa"/>
+            </w:tcMar>
+          </w:tcPr>
+          <w:p>
+            <w:pPr>
+              <w:spacing w:before="0" w:after="0"/>
+              <w:jc w:val="center"/>
+            </w:pPr>
+            <w:r>
+              <w:rPr>
+                <w:rFonts w:ascii="Calibri" w:hAnsi="Calibri"/>
+                <w:b/>
+                <w:color w:val="2D3748"/>
+                <w:sz w:val="18"/>
+              </w:rPr>
+              <w:t>+0.0%</w:t>
+            </w:r>
+          </w:p>
+        </w:tc>
+        <w:tc>
+          <w:tcPr>
+            <w:tcW w:type="dxa" w:w="1296"/>
+            <w:shd w:fill="E2E8F0"/>
+            <w:tcMar>
+              <w:top w:w="80" w:type="dxa"/>
+              <w:bottom w:w="80" w:type="dxa"/>
+              <w:left w:w="120" w:type="dxa"/>
+              <w:right w:w="120" w:type="dxa"/>
+            </w:tcMar>
+          </w:tcPr>
+          <w:p>
+            <w:pPr>
+              <w:spacing w:before="0" w:after="0"/>
+              <w:jc w:val="center"/>
+            </w:pPr>
+            <w:r>
+              <w:rPr>
+                <w:rFonts w:ascii="Calibri" w:hAnsi="Calibri"/>
+                <w:b/>
+                <w:color w:val="2D3748"/>
+                <w:sz w:val="18"/>
+              </w:rPr>
+              <w:t>Subtotal</w:t>
+            </w:r>
+          </w:p>
+        </w:tc>
+        <w:tc>
+          <w:tcPr>
+            <w:tcW w:type="dxa" w:w="2016"/>
+            <w:shd w:fill="E2E8F0"/>
+            <w:tcMar>
+              <w:top w:w="80" w:type="dxa"/>
+              <w:bottom w:w="80" w:type="dxa"/>
+              <w:left w:w="120" w:type="dxa"/>
+              <w:right w:w="120" w:type="dxa"/>
+            </w:tcMar>
+          </w:tcPr>
+          <w:p>
+            <w:pPr>
+              <w:spacing w:before="0" w:after="0"/>
+              <w:jc w:val="center"/>
+            </w:pPr>
+            <w:r>
+              <w:rPr>
+                <w:rFonts w:ascii="Calibri" w:hAnsi="Calibri"/>
+                <w:b/>
+                <w:color w:val="2D3748"/>
+                <w:sz w:val="18"/>
+              </w:rPr>
+              <w:t>Subtotal consolidado de región (+0.0% YoY).</w:t>
             </w:r>
           </w:p>
         </w:tc>
@@ -3281,7 +3971,7 @@
                 <w:color w:val="2D3748"/>
                 <w:sz w:val="19"/>
               </w:rPr>
-              <w:t>• Ratio CET1 / Basilea III: Mide el capital regulatorio de máxima calidad frente a activos ponderados por riesgo. Garantiza la solvencia ante crisis sistémicas (&gt;8.0% mínimo BACEN / &gt;11.0% élite).</w:t>
+              <w:t>• Ratio CET1 / Basilea III: Mide el capital regulatorio de máxima calidad frente a activos ponderados por riesgo. Garantiza solvencia ante crisis sistémicas (&gt;10.5% estándar regulatorio Basilea III).</w:t>
             </w:r>
           </w:p>
         </w:tc>
@@ -11216,7 +11906,7 @@
                 <w:color w:val="2D3748"/>
                 <w:sz w:val="19"/>
               </w:rPr>
-              <w:t>Posición Cuantitativa: 💎 COMPOUNDER DE ÉLITE</w:t>
+              <w:t>Posición Cuantitativa: 🚨 TRAMPA DE VALOR / DETERIORO</w:t>
             </w:r>
           </w:p>
           <w:p>
@@ -11229,7 +11919,7 @@
                 <w:color w:val="2D3748"/>
                 <w:sz w:val="19"/>
               </w:rPr>
-              <w:t>Piotroski F-Score (Solvencia Interna): 6 / 9 Puntos | SALUD SÓLIDA</w:t>
+              <w:t>Piotroski F-Score (Solvencia Interna): 2 / 9 Puntos | VULNERABILIDAD FINANCIERA</w:t>
             </w:r>
           </w:p>
           <w:p>
@@ -11242,7 +11932,7 @@
                 <w:color w:val="2D3748"/>
                 <w:sz w:val="19"/>
               </w:rPr>
-              <w:t>Mohanram G-Score (Ventaja Sectorial):  6 / 8 Puntos | CRECIMIENTO DE ÉLITE</w:t>
+              <w:t>Mohanram G-Score (Ventaja Sectorial):  4 / 8 Puntos | CRECIMIENTO PROMEDIO</w:t>
             </w:r>
           </w:p>
           <w:p>
@@ -11315,7 +12005,7 @@
           <w:color w:val="2D3748"/>
           <w:sz w:val="20"/>
         </w:rPr>
-        <w:t>6 / 9 Puntos en LTM (SALUD SÓLIDA) (6 / 9 en FY2024).</w:t>
+        <w:t>2 / 9 Puntos en LTM (VULNERABILIDAD FINANCIERA) (5 / 9 en FY2025).</w:t>
       </w:r>
     </w:p>
     <w:p>
@@ -11338,7 +12028,7 @@
           <w:color w:val="2D3748"/>
           <w:sz w:val="20"/>
         </w:rPr>
-        <w:t>Una calificación de 6/9 sitúa a Nu Holdings Ltd. en el percentil superior del mercado global. Certifica que la compañía:</w:t>
+        <w:t>Una calificación de 2/9 sitúa a Nu Holdings Ltd. en el percentil superior del mercado global. Certifica que la compañía:</w:t>
       </w:r>
     </w:p>
     <w:p>
@@ -11361,7 +12051,7 @@
           <w:color w:val="2D3748"/>
           <w:sz w:val="20"/>
         </w:rPr>
-        <w:t>La caja operativa ($2,399.0M en LTM) respalda con holgura al beneficio neto contable ($1,972.1M), descartando manipulación de inventarios o ventas a crédito ficticias.</w:t>
+        <w:t>La caja operativa ($-1,381.6M en LTM) respalda con holgura al beneficio neto contable ($3,610.0M), descartando manipulación de inventarios o ventas a crédito ficticias.</w:t>
       </w:r>
     </w:p>
     <w:p>
@@ -11384,7 +12074,7 @@
           <w:color w:val="2D3748"/>
           <w:sz w:val="20"/>
         </w:rPr>
-        <w:t>Mantiene una estructura financiera solvente con disciplina en el endeudamiento (Deuda 0.0% vs 0.0% (+0.00%)).</w:t>
+        <w:t>Mantiene una estructura financiera solvente con disciplina en el endeudamiento (Deuda 6.9% vs 6.9% (+0.02%)).</w:t>
       </w:r>
     </w:p>
     <w:p>
@@ -11407,7 +12097,7 @@
           <w:color w:val="2D3748"/>
           <w:sz w:val="20"/>
         </w:rPr>
-        <w:t>No financia sus operaciones emitiendo nuevas acciones dilutivas, priorizando la retención o recompra de títulos (Acc 4,792M vs 4,739M (+53M)).</w:t>
+        <w:t>No financia sus operaciones emitiendo nuevas acciones dilutivas, priorizando la retención o recompra de títulos (Acc 4,833M vs 4,833M (+0M)).</w:t>
       </w:r>
     </w:p>
     <w:p>
@@ -11430,7 +12120,7 @@
           <w:color w:val="2D3748"/>
           <w:sz w:val="20"/>
         </w:rPr>
-        <w:t>Optimiza tanto su margen comercial (MB 45.6% vs 43.5% (+2.13%)) como la productividad de sus activos instalados (Rot 0.26x vs 0.27x (-0.00x)).</w:t>
+        <w:t>Optimiza tanto su margen comercial (MB 47.8% vs 59.2% (-11.38%)) como la productividad de sus activos instalados (Rot 0.19x vs 0.22x (-0.04x)).</w:t>
       </w:r>
     </w:p>
     <w:tbl>
@@ -11639,7 +12329,7 @@
                 <w:color w:val="2D3748"/>
                 <w:sz w:val="18"/>
               </w:rPr>
-              <w:t>4.53% &gt; 0%</w:t>
+              <w:t>4.82% &gt; 0%</w:t>
             </w:r>
           </w:p>
         </w:tc>
@@ -11745,7 +12435,7 @@
                 <w:color w:val="2D3748"/>
                 <w:sz w:val="18"/>
               </w:rPr>
-              <w:t>$2.4B &gt; $0</w:t>
+              <w:t>$-1,381.6M &gt; $0</w:t>
             </w:r>
           </w:p>
         </w:tc>
@@ -11771,7 +12461,7 @@
                 <w:color w:val="2D3748"/>
                 <w:sz w:val="18"/>
               </w:rPr>
-              <w:t>1 Pto</w:t>
+              <w:t>0 Ptos</w:t>
             </w:r>
           </w:p>
         </w:tc>
@@ -11851,7 +12541,7 @@
                 <w:color w:val="2D3748"/>
                 <w:sz w:val="18"/>
               </w:rPr>
-              <w:t>4.5% vs 3.4% (+1.09%)</w:t>
+              <w:t>4.8% vs 5.8% (-0.93%)</w:t>
             </w:r>
           </w:p>
         </w:tc>
@@ -11877,7 +12567,7 @@
                 <w:color w:val="2D3748"/>
                 <w:sz w:val="18"/>
               </w:rPr>
-              <w:t>1 Pto</w:t>
+              <w:t>0 Ptos</w:t>
             </w:r>
           </w:p>
         </w:tc>
@@ -11957,7 +12647,7 @@
                 <w:color w:val="2D3748"/>
                 <w:sz w:val="18"/>
               </w:rPr>
-              <w:t>CFO $2.4B &gt; NI $2.0B</w:t>
+              <w:t>CFO $-1,381.6M &gt; NI $3,610.0M</w:t>
             </w:r>
           </w:p>
         </w:tc>
@@ -11983,7 +12673,7 @@
                 <w:color w:val="2D3748"/>
                 <w:sz w:val="18"/>
               </w:rPr>
-              <w:t>1 Pto</w:t>
+              <w:t>0 Ptos</w:t>
             </w:r>
           </w:p>
         </w:tc>
@@ -12063,7 +12753,7 @@
                 <w:color w:val="2D3748"/>
                 <w:sz w:val="18"/>
               </w:rPr>
-              <w:t>Deuda 0.0% vs 0.0% (+0.00%)</w:t>
+              <w:t>Deuda 6.9% vs 6.9% (+0.02%)</w:t>
             </w:r>
           </w:p>
         </w:tc>
@@ -12089,7 +12779,7 @@
                 <w:color w:val="2D3748"/>
                 <w:sz w:val="18"/>
               </w:rPr>
-              <w:t>1 Pto</w:t>
+              <w:t>0 Ptos</w:t>
             </w:r>
           </w:p>
         </w:tc>
@@ -12275,7 +12965,7 @@
                 <w:color w:val="2D3748"/>
                 <w:sz w:val="18"/>
               </w:rPr>
-              <w:t>Acc 4,792M vs 4,739M (+53M)</w:t>
+              <w:t>Acc 4,833M vs 4,833M (+0M)</w:t>
             </w:r>
           </w:p>
         </w:tc>
@@ -12301,7 +12991,7 @@
                 <w:color w:val="2D3748"/>
                 <w:sz w:val="18"/>
               </w:rPr>
-              <w:t>0 Ptos</w:t>
+              <w:t>1 Pto</w:t>
             </w:r>
           </w:p>
         </w:tc>
@@ -12381,7 +13071,7 @@
                 <w:color w:val="2D3748"/>
                 <w:sz w:val="18"/>
               </w:rPr>
-              <w:t>MB 45.6% vs 43.5% (+2.13%)</w:t>
+              <w:t>MB 47.8% vs 59.2% (-11.38%)</w:t>
             </w:r>
           </w:p>
         </w:tc>
@@ -12407,7 +13097,7 @@
                 <w:color w:val="2D3748"/>
                 <w:sz w:val="18"/>
               </w:rPr>
-              <w:t>1 Pto</w:t>
+              <w:t>0 Ptos</w:t>
             </w:r>
           </w:p>
         </w:tc>
@@ -12487,7 +13177,7 @@
                 <w:color w:val="2D3748"/>
                 <w:sz w:val="18"/>
               </w:rPr>
-              <w:t>Rot 0.26x vs 0.27x (-0.00x)</w:t>
+              <w:t>Rot 0.19x vs 0.22x (-0.04x)</w:t>
             </w:r>
           </w:p>
         </w:tc>
@@ -12573,7 +13263,7 @@
           <w:color w:val="2D3748"/>
           <w:sz w:val="20"/>
         </w:rPr>
-        <w:t>6 / 8 Puntos en LTM (CRECIMIENTO DE ÉLITE) (6 / 8 en FY2024).</w:t>
+        <w:t>4 / 8 Puntos en LTM (CRECIMIENTO PROMEDIO) (6 / 8 en FY2025).</w:t>
       </w:r>
     </w:p>
     <w:p>
@@ -12596,7 +13286,7 @@
           <w:color w:val="2D3748"/>
           <w:sz w:val="20"/>
         </w:rPr>
-        <w:t>Una puntuación de 6/8 consolida a Nu Holdings Ltd. como líder de calidad fundamental en su industria. Certifica que la firma:</w:t>
+        <w:t>Una puntuación de 4/8 consolida a Nu Holdings Ltd. como líder de calidad fundamental en su industria. Certifica que la firma:</w:t>
       </w:r>
     </w:p>
     <w:p>
@@ -12874,7 +13564,7 @@
                 <w:color w:val="2D3748"/>
                 <w:sz w:val="18"/>
               </w:rPr>
-              <w:t>ROA 4.53% vs Med 1.40%</w:t>
+              <w:t>ROA 4.82% vs Med 1.40%</w:t>
             </w:r>
           </w:p>
         </w:tc>
@@ -12980,7 +13670,7 @@
                 <w:color w:val="2D3748"/>
                 <w:sz w:val="18"/>
               </w:rPr>
-              <w:t>CFROA 5.52% vs Med 2.48%</w:t>
+              <w:t>CFROA -1.84% vs Med 2.48%</w:t>
             </w:r>
           </w:p>
         </w:tc>
@@ -13006,7 +13696,7 @@
                 <w:color w:val="2D3748"/>
                 <w:sz w:val="18"/>
               </w:rPr>
-              <w:t>1 Pto</w:t>
+              <w:t>0 Ptos</w:t>
             </w:r>
           </w:p>
         </w:tc>
@@ -13086,7 +13776,7 @@
                 <w:color w:val="2D3748"/>
                 <w:sz w:val="18"/>
               </w:rPr>
-              <w:t>CFO $2.4B &gt; NI $2.0B</w:t>
+              <w:t>CFO $-1,381.6M &gt; NI $3,610.0M</w:t>
             </w:r>
           </w:p>
         </w:tc>
@@ -13112,7 +13802,7 @@
                 <w:color w:val="2D3748"/>
                 <w:sz w:val="18"/>
               </w:rPr>
-              <w:t>1 Pto</w:t>
+              <w:t>0 Ptos</w:t>
             </w:r>
           </w:p>
         </w:tc>
@@ -13192,7 +13882,7 @@
                 <w:color w:val="2D3748"/>
                 <w:sz w:val="18"/>
               </w:rPr>
-              <w:t>CV 4.83 &lt; 0.40 (o P75)</w:t>
+              <w:t>CV 1.54 &lt; 0.40 (o P75)</w:t>
             </w:r>
           </w:p>
         </w:tc>
@@ -13298,7 +13988,7 @@
                 <w:color w:val="2D3748"/>
                 <w:sz w:val="18"/>
               </w:rPr>
-              <w:t>CV 0.59 vs 0.35</w:t>
+              <w:t>CV 0.68 vs 0.35</w:t>
             </w:r>
           </w:p>
         </w:tc>
@@ -13510,7 +14200,7 @@
                 <w:color w:val="2D3748"/>
                 <w:sz w:val="18"/>
               </w:rPr>
-              <w:t>Reinv 0.39% vs Med 1.69%</w:t>
+              <w:t>Reinv 0.38% vs Med 1.69%</w:t>
             </w:r>
           </w:p>
         </w:tc>
@@ -14028,7 +14718,7 @@
                 <w:color w:val="2D3748"/>
                 <w:sz w:val="18"/>
               </w:rPr>
-              <w:t>$5,000 M</w:t>
+              <w:t>N/D</w:t>
             </w:r>
           </w:p>
         </w:tc>
@@ -14054,7 +14744,7 @@
                 <w:color w:val="2D3748"/>
                 <w:sz w:val="18"/>
               </w:rPr>
-              <w:t>50.0%</w:t>
+              <w:t>N/D</w:t>
             </w:r>
           </w:p>
         </w:tc>
@@ -14080,7 +14770,7 @@
                 <w:color w:val="2D3748"/>
                 <w:sz w:val="18"/>
               </w:rPr>
-              <w:t>20.0%</w:t>
+              <w:t>N/D</w:t>
             </w:r>
           </w:p>
         </w:tc>
@@ -14106,7 +14796,7 @@
                 <w:color w:val="2D3748"/>
                 <w:sz w:val="18"/>
               </w:rPr>
-              <w:t>30.0%</w:t>
+              <w:t>N/D</w:t>
             </w:r>
           </w:p>
         </w:tc>
@@ -14132,7 +14822,7 @@
                 <w:color w:val="2D3748"/>
                 <w:sz w:val="18"/>
               </w:rPr>
-              <w:t>50.0%</w:t>
+              <w:t>N/D</w:t>
             </w:r>
           </w:p>
         </w:tc>
@@ -14158,7 +14848,7 @@
                 <w:color w:val="2D3748"/>
                 <w:sz w:val="18"/>
               </w:rPr>
-              <w:t>6 / 9</w:t>
+              <w:t>2 / 9</w:t>
             </w:r>
           </w:p>
         </w:tc>
@@ -14184,7 +14874,7 @@
                 <w:color w:val="2D3748"/>
                 <w:sz w:val="18"/>
               </w:rPr>
-              <w:t>6 / 8</w:t>
+              <w:t>4 / 8</w:t>
             </w:r>
           </w:p>
         </w:tc>
@@ -14264,7 +14954,7 @@
                 <w:color w:val="2D3748"/>
                 <w:sz w:val="18"/>
               </w:rPr>
-              <w:t>$5,000 M</w:t>
+              <w:t>N/D</w:t>
             </w:r>
           </w:p>
         </w:tc>
@@ -14290,7 +14980,7 @@
                 <w:color w:val="2D3748"/>
                 <w:sz w:val="18"/>
               </w:rPr>
-              <w:t>40.0%</w:t>
+              <w:t>N/D</w:t>
             </w:r>
           </w:p>
         </w:tc>
@@ -14316,7 +15006,7 @@
                 <w:color w:val="2D3748"/>
                 <w:sz w:val="18"/>
               </w:rPr>
-              <w:t>10.0%</w:t>
+              <w:t>N/D</w:t>
             </w:r>
           </w:p>
         </w:tc>
@@ -14342,7 +15032,7 @@
                 <w:color w:val="2D3748"/>
                 <w:sz w:val="18"/>
               </w:rPr>
-              <w:t>15.0%</w:t>
+              <w:t>N/D</w:t>
             </w:r>
           </w:p>
         </w:tc>
@@ -14368,7 +15058,7 @@
                 <w:color w:val="2D3748"/>
                 <w:sz w:val="18"/>
               </w:rPr>
-              <w:t>30.0%</w:t>
+              <w:t>N/D</w:t>
             </w:r>
           </w:p>
         </w:tc>
@@ -14394,7 +15084,7 @@
                 <w:color w:val="2D3748"/>
                 <w:sz w:val="18"/>
               </w:rPr>
-              <w:t>6 / 9</w:t>
+              <w:t>N/D</w:t>
             </w:r>
           </w:p>
         </w:tc>
@@ -14420,7 +15110,7 @@
                 <w:color w:val="2D3748"/>
                 <w:sz w:val="18"/>
               </w:rPr>
-              <w:t>4 / 8</w:t>
+              <w:t>N/D</w:t>
             </w:r>
           </w:p>
         </w:tc>
@@ -14514,7 +15204,7 @@
                 <w:color w:val="1B365D"/>
                 <w:sz w:val="21"/>
               </w:rPr>
-              <w:t>📌 CALIFICACIÓN Y CALIDAD DE CAPITAL: PRODUCTIVIDAD SOBRESALIENTE (TOP 25% (PERCENTIL 75+))</w:t>
+              <w:t>📌 CALIFICACIÓN Y CALIDAD DE CAPITAL: PRODUCTIVIDAD SÓLIDA (SUPERIOR A LA MEDIANA (PERCENTIL 50-75))</w:t>
               <w:br/>
             </w:r>
           </w:p>
@@ -14528,7 +15218,7 @@
                 <w:color w:val="2D3748"/>
                 <w:sz w:val="19"/>
               </w:rPr>
-              <w:t>• Gross Profitability Total (FY2024): 10.52% de los Activos Totales (vs. Mediana Sector: 5.76%).</w:t>
+              <w:t>• Gross Profitability Total (LTM): 8.01% de los Activos Totales (vs. Mediana Sector: 5.76%).</w:t>
             </w:r>
           </w:p>
           <w:p>
@@ -14541,7 +15231,7 @@
                 <w:color w:val="2D3748"/>
                 <w:sz w:val="19"/>
               </w:rPr>
-              <w:t>• Gross Profitability Operativa Ex-Caja (FY2024): 12.89% de los Activos Operativos (vs. Mediana Sector: 6.32%).</w:t>
+              <w:t>• Gross Profitability Operativa Ex-Caja (LTM): 11.03% de los Activos Operativos (vs. Mediana Sector: 6.32%).</w:t>
             </w:r>
           </w:p>
           <w:p>
@@ -14554,7 +15244,7 @@
                 <w:color w:val="2D3748"/>
                 <w:sz w:val="19"/>
               </w:rPr>
-              <w:t>• Efecto Arrastre de Caja (Cash Drag): +2.37 p.p. de penalización contable por atesoramiento de liquidez ociosa.</w:t>
+              <w:t>• Efecto Arrastre de Caja (Cash Drag): +3.03 p.p. de penalización contable por atesoramiento de liquidez ociosa.</w:t>
             </w:r>
           </w:p>
           <w:p>
@@ -14567,7 +15257,7 @@
                 <w:color w:val="2D3748"/>
                 <w:sz w:val="19"/>
               </w:rPr>
-              <w:t>• Posición Sectorial (Industry De-meaning): Supera a la mediana de competidores en +4.76 p.p., confirmando un foso de capital de primer orden mundial.</w:t>
+              <w:t>• Posición Sectorial (Industry De-meaning): Supera a la mediana de competidores en +2.25 p.p., confirmando un foso de capital de primer orden mundial.</w:t>
             </w:r>
           </w:p>
         </w:tc>
@@ -14631,7 +15321,7 @@
                 <w:color w:val="2D3748"/>
                 <w:sz w:val="19"/>
               </w:rPr>
-              <w:t>1. ¿Qué significa el Top 25% (Percentil 75+)?: Significa que la rentabilidad de capital de NU supera al 95% de sus competidores directos en la industria. De cada 100 empresas comparables, solo 5 logran una eficiencia igual o superior en la generación de utilidad bruta por dólar de activo instalado.</w:t>
+              <w:t>1. ¿Qué significa el Superior a la Mediana (Percentil 50-75)?: Significa que la rentabilidad de capital de NU supera al 95% de sus competidores directos en la industria. De cada 100 empresas comparables, solo 5 logran una eficiencia igual o superior en la generación de utilidad bruta por dólar de activo instalado.</w:t>
             </w:r>
           </w:p>
           <w:p>
@@ -14644,7 +15334,7 @@
                 <w:color w:val="2D3748"/>
                 <w:sz w:val="19"/>
               </w:rPr>
-              <w:t>2. ¿Qué significa Gross Profitability de 10.52%?: Por cada $1.00 de activo total en su balance general, la empresa produce $0.11 de utilidad bruta pura al año, antes de deducciones operativas, intereses e impuestos.</w:t>
+              <w:t>2. ¿Qué significa Gross Profitability de 8.01%?: Por cada $1.00 de activo total en su balance general, la empresa produce $0.08 de utilidad bruta pura al año, antes de deducciones operativas, intereses e impuestos.</w:t>
             </w:r>
           </w:p>
           <w:p>
@@ -14657,7 +15347,7 @@
                 <w:color w:val="2D3748"/>
                 <w:sz w:val="19"/>
               </w:rPr>
-              <w:t>3. ¿Qué significa Ex-Caja (12.89%)?: Al excluir el efectivo y valores negociables líquidos (capital ocioso en caja que no produce bienes), el negocio puramente operativo rinde $0.13 por cada dólar en activos operativos en funcionamiento.</w:t>
+              <w:t>3. ¿Qué significa Ex-Caja (11.03%)?: Al excluir el efectivo y valores negociables líquidos (capital ocioso en caja que no produce bienes), el negocio puramente operativo rinde $0.11 por cada dólar en activos operativos en funcionamiento.</w:t>
             </w:r>
           </w:p>
           <w:p>
@@ -14670,7 +15360,7 @@
                 <w:color w:val="2D3748"/>
                 <w:sz w:val="19"/>
               </w:rPr>
-              <w:t>4. ¿Qué revela el Cash Drag (+2.37 p.p.)?: La acumulación de enormes colchones de caja reduce artificialmente el ratio nominal agregado. Esto demuestra que la fuerza motriz del negocio subyacente es significativamente más potente de lo que aparenta el balance global consolidado.</w:t>
+              <w:t>4. ¿Qué revela el Cash Drag (+3.03 p.p.)?: La acumulación de enormes colchones de caja reduce artificialmente el ratio nominal agregado. Esto demuestra que la fuerza motriz del negocio subyacente es significativamente más potente de lo que aparenta el balance global consolidado.</w:t>
             </w:r>
           </w:p>
         </w:tc>
@@ -14755,7 +15445,7 @@
                 <w:color w:val="FFFFFF"/>
                 <w:sz w:val="18"/>
               </w:rPr>
-              <w:t>FY2024</w:t>
+              <w:t>LTM</w:t>
             </w:r>
           </w:p>
         </w:tc>
@@ -14782,7 +15472,7 @@
                 <w:color w:val="FFFFFF"/>
                 <w:sz w:val="18"/>
               </w:rPr>
-              <w:t>FY2023</w:t>
+              <w:t>FY2025</w:t>
             </w:r>
           </w:p>
         </w:tc>
@@ -14919,7 +15609,7 @@
                 <w:color w:val="1B365D"/>
                 <w:sz w:val="17"/>
               </w:rPr>
-              <w:t>10.52%</w:t>
+              <w:t>8.01%</w:t>
             </w:r>
           </w:p>
         </w:tc>
@@ -14946,7 +15636,7 @@
                 <w:color w:val="1B365D"/>
                 <w:sz w:val="17"/>
               </w:rPr>
-              <w:t>8.03%</w:t>
+              <w:t>8.85%</w:t>
             </w:r>
           </w:p>
         </w:tc>
@@ -15000,7 +15690,7 @@
                 <w:color w:val="1B365D"/>
                 <w:sz w:val="17"/>
               </w:rPr>
-              <w:t>✅ Top 25% (Percentil 75+)</w:t>
+              <w:t>✅ Superior a la Mediana (Percentil 50-75)</w:t>
             </w:r>
           </w:p>
         </w:tc>
@@ -15027,7 +15717,7 @@
                 <w:color w:val="1B365D"/>
                 <w:sz w:val="17"/>
               </w:rPr>
-              <w:t>Genera $0.11 de utilidad bruta por cada $1.00 de activo total.</w:t>
+              <w:t>Genera $0.08 de utilidad bruta por cada $1.00 de activo total.</w:t>
             </w:r>
           </w:p>
         </w:tc>
@@ -15083,7 +15773,7 @@
                 <w:color w:val="2D3748"/>
                 <w:sz w:val="17"/>
               </w:rPr>
-              <w:t>12.89%</w:t>
+              <w:t>11.03%</w:t>
             </w:r>
           </w:p>
         </w:tc>
@@ -15110,7 +15800,7 @@
                 <w:color w:val="2D3748"/>
                 <w:sz w:val="17"/>
               </w:rPr>
-              <w:t>9.29%</w:t>
+              <w:t>13.16%</w:t>
             </w:r>
           </w:p>
         </w:tc>
@@ -15191,7 +15881,7 @@
                 <w:color w:val="2D3748"/>
                 <w:sz w:val="17"/>
               </w:rPr>
-              <w:t>Al aislar la caja ociosa, rinde $0.13 por dólar productivo.</w:t>
+              <w:t>Al aislar la caja ociosa, rinde $0.11 por dólar productivo.</w:t>
             </w:r>
           </w:p>
         </w:tc>
@@ -15247,7 +15937,7 @@
                 <w:color w:val="2D3748"/>
                 <w:sz w:val="17"/>
               </w:rPr>
-              <w:t>+2.37 pp</w:t>
+              <w:t>+3.03 pp</w:t>
             </w:r>
           </w:p>
         </w:tc>
@@ -15274,7 +15964,7 @@
                 <w:color w:val="2D3748"/>
                 <w:sz w:val="17"/>
               </w:rPr>
-              <w:t>+1.27 pp</w:t>
+              <w:t>+4.31 pp</w:t>
             </w:r>
           </w:p>
         </w:tc>
@@ -15411,7 +16101,7 @@
                 <w:color w:val="2D3748"/>
                 <w:sz w:val="17"/>
               </w:rPr>
-              <w:t>+4.76 pp</w:t>
+              <w:t>+2.25 pp</w:t>
             </w:r>
           </w:p>
         </w:tc>
@@ -15438,7 +16128,7 @@
                 <w:color w:val="2D3748"/>
                 <w:sz w:val="17"/>
               </w:rPr>
-              <w:t>+2.27 pp</w:t>
+              <w:t>+3.09 pp</w:t>
             </w:r>
           </w:p>
         </w:tc>
@@ -15519,7 +16209,7 @@
                 <w:color w:val="2D3748"/>
                 <w:sz w:val="17"/>
               </w:rPr>
-              <w:t>Supera en +4.76 puntos porcentuales a la mediana del sector.</w:t>
+              <w:t>Supera en +2.25 puntos porcentuales a la mediana del sector.</w:t>
             </w:r>
           </w:p>
         </w:tc>
@@ -15598,7 +16288,7 @@
                 <w:color w:val="2D3748"/>
                 <w:sz w:val="19"/>
               </w:rPr>
-              <w:t>Ventaja impulsada por rotación: márgenes ajustados (45.6% vs mediana 49.7%), pero alta velocidad de despliegue de activos (0.23x vs mediana 0.12x). Modelo tipo distribución mayorista, retail masivo o manufactura ultraeficiente.</w:t>
+              <w:t>Ventaja impulsada por rotación: márgenes ajustados (47.8% vs mediana 49.7%), pero alta velocidad de despliegue de activos (0.17x vs mediana 0.12x). Modelo tipo distribución mayorista, retail masivo o manufactura ultraeficiente.</w:t>
             </w:r>
           </w:p>
           <w:p>
@@ -15611,7 +16301,7 @@
                 <w:color w:val="2D3748"/>
                 <w:sz w:val="19"/>
               </w:rPr>
-              <w:t>• Verificación Matemática de Identidad DuPont (FY2024):</w:t>
+              <w:t>• Verificación Matemática de Identidad DuPont (LTM):</w:t>
             </w:r>
           </w:p>
           <w:p>
@@ -15624,7 +16314,7 @@
                 <w:color w:val="2D3748"/>
                 <w:sz w:val="19"/>
               </w:rPr>
-              <w:t xml:space="preserve">  Margen Bruto (45.61%) × Rotación de Activos (0.231x) = 10.52% (Concilia al 100.0% con GP/A de 10.52%).</w:t>
+              <w:t xml:space="preserve">  Margen Bruto (47.79%) × Rotación de Activos (0.168x) = 8.01% (Concilia al 100.0% con GP/A de 8.01%).</w:t>
             </w:r>
           </w:p>
           <w:p>
@@ -15637,7 +16327,7 @@
                 <w:color w:val="2D3748"/>
                 <w:sz w:val="19"/>
               </w:rPr>
-              <w:t>• Identidad Operativa Ex-Caja: Margen Bruto (45.61%) × Rotación Ex-Caja (0.283x) = 12.89% (concilia con 12.89%).</w:t>
+              <w:t>• Identidad Operativa Ex-Caja: Margen Bruto (47.79%) × Rotación Ex-Caja (0.231x) = 11.03% (concilia con 11.03%).</w:t>
             </w:r>
           </w:p>
         </w:tc>
@@ -15722,7 +16412,7 @@
                 <w:color w:val="FFFFFF"/>
                 <w:sz w:val="18"/>
               </w:rPr>
-              <w:t>FY2024</w:t>
+              <w:t>LTM</w:t>
             </w:r>
           </w:p>
         </w:tc>
@@ -15749,7 +16439,7 @@
                 <w:color w:val="FFFFFF"/>
                 <w:sz w:val="18"/>
               </w:rPr>
-              <w:t>FY2023</w:t>
+              <w:t>FY2025</w:t>
             </w:r>
           </w:p>
         </w:tc>
@@ -15886,7 +16576,7 @@
                 <w:color w:val="2D3748"/>
                 <w:sz w:val="17"/>
               </w:rPr>
-              <w:t>45.61%</w:t>
+              <w:t>47.79%</w:t>
             </w:r>
           </w:p>
         </w:tc>
@@ -15913,7 +16603,7 @@
                 <w:color w:val="2D3748"/>
                 <w:sz w:val="17"/>
               </w:rPr>
-              <w:t>43.48%</w:t>
+              <w:t>59.17%</w:t>
             </w:r>
           </w:p>
         </w:tc>
@@ -15967,7 +16657,7 @@
                 <w:color w:val="2D3748"/>
                 <w:sz w:val="17"/>
               </w:rPr>
-              <w:t>-4.05 pp</w:t>
+              <w:t>-1.86 pp</w:t>
             </w:r>
           </w:p>
         </w:tc>
@@ -16050,7 +16740,7 @@
                 <w:color w:val="1B365D"/>
                 <w:sz w:val="17"/>
               </w:rPr>
-              <w:t>0.231x</w:t>
+              <w:t>0.168x</w:t>
             </w:r>
           </w:p>
         </w:tc>
@@ -16077,7 +16767,7 @@
                 <w:color w:val="1B365D"/>
                 <w:sz w:val="17"/>
               </w:rPr>
-              <w:t>0.185x</w:t>
+              <w:t>0.149x</w:t>
             </w:r>
           </w:p>
         </w:tc>
@@ -16131,7 +16821,7 @@
                 <w:color w:val="1B365D"/>
                 <w:sz w:val="17"/>
               </w:rPr>
-              <w:t>+0.11x</w:t>
+              <w:t>+0.05x</w:t>
             </w:r>
           </w:p>
         </w:tc>
@@ -16214,7 +16904,7 @@
                 <w:color w:val="2D3748"/>
                 <w:sz w:val="17"/>
               </w:rPr>
-              <w:t>0.283x</w:t>
+              <w:t>0.231x</w:t>
             </w:r>
           </w:p>
         </w:tc>
@@ -16241,7 +16931,7 @@
                 <w:color w:val="2D3748"/>
                 <w:sz w:val="17"/>
               </w:rPr>
-              <w:t>0.214x</w:t>
+              <w:t>0.222x</w:t>
             </w:r>
           </w:p>
         </w:tc>
@@ -16378,7 +17068,7 @@
                 <w:color w:val="1B365D"/>
                 <w:sz w:val="17"/>
               </w:rPr>
-              <w:t>10.52%</w:t>
+              <w:t>8.01%</w:t>
             </w:r>
           </w:p>
         </w:tc>
@@ -16405,7 +17095,7 @@
                 <w:color w:val="1B365D"/>
                 <w:sz w:val="17"/>
               </w:rPr>
-              <w:t>8.03%</w:t>
+              <w:t>8.85%</w:t>
             </w:r>
           </w:p>
         </w:tc>
@@ -16459,7 +17149,7 @@
                 <w:color w:val="1B365D"/>
                 <w:sz w:val="17"/>
               </w:rPr>
-              <w:t>+4.76 pp</w:t>
+              <w:t>+2.25 pp</w:t>
             </w:r>
           </w:p>
         </w:tc>
@@ -16565,7 +17255,7 @@
                 <w:color w:val="2D3748"/>
                 <w:sz w:val="19"/>
               </w:rPr>
-              <w:t>• Expansión a 3 Años (vs. FY2022): +4.96 puntos porcentuales.</w:t>
+              <w:t>• Expansión a 3 Años (vs. FY2023): -0.05 puntos porcentuales.</w:t>
             </w:r>
           </w:p>
           <w:p>
@@ -16578,7 +17268,7 @@
                 <w:color w:val="2D3748"/>
                 <w:sz w:val="19"/>
               </w:rPr>
-              <w:t>• Expansión a 5 Años (vs. FY2020): +7.30 puntos porcentuales.</w:t>
+              <w:t>• Expansión a 5 Años (vs. FY2021): +4.32 puntos porcentuales.</w:t>
             </w:r>
           </w:p>
           <w:p>
@@ -16591,7 +17281,7 @@
                 <w:color w:val="2D3748"/>
                 <w:sz w:val="19"/>
               </w:rPr>
-              <w:t>• Coeficiente de Variación (CV GP/A): 0.494 (indica una trayectoria predecible y baja volatilidad operativa).</w:t>
+              <w:t>• Coeficiente de Variación (CV GP/A): 0.370 (indica una trayectoria predecible y baja volatilidad operativa).</w:t>
             </w:r>
           </w:p>
           <w:p>
@@ -16604,7 +17294,7 @@
                 <w:color w:val="2D3748"/>
                 <w:sz w:val="19"/>
               </w:rPr>
-              <w:t>• Conclusión de Tendencia: Expansión estructural acelerada (+7.30 p.p. en 5 años); aumento continuo de la productividad pura de capital.</w:t>
+              <w:t>• Conclusión de Tendencia: Trayectoria constructiva y estable (+4.32 p.p. en 5 años); foso económico protegido.</w:t>
             </w:r>
           </w:p>
         </w:tc>
@@ -16854,7 +17544,7 @@
                 <w:color w:val="1B365D"/>
                 <w:sz w:val="17"/>
               </w:rPr>
-              <w:t>FY2024</w:t>
+              <w:t>LTM</w:t>
             </w:r>
           </w:p>
         </w:tc>
@@ -16881,7 +17571,7 @@
                 <w:color w:val="1B365D"/>
                 <w:sz w:val="17"/>
               </w:rPr>
-              <w:t>10.52%</w:t>
+              <w:t>8.01%</w:t>
             </w:r>
           </w:p>
         </w:tc>
@@ -16908,7 +17598,7 @@
                 <w:color w:val="1B365D"/>
                 <w:sz w:val="17"/>
               </w:rPr>
-              <w:t>12.89%</w:t>
+              <w:t>11.03%</w:t>
             </w:r>
           </w:p>
         </w:tc>
@@ -16935,7 +17625,7 @@
                 <w:color w:val="1B365D"/>
                 <w:sz w:val="17"/>
               </w:rPr>
-              <w:t>+2.37 pp</w:t>
+              <w:t>+3.03 pp</w:t>
             </w:r>
           </w:p>
         </w:tc>
@@ -16962,7 +17652,7 @@
                 <w:color w:val="1B365D"/>
                 <w:sz w:val="17"/>
               </w:rPr>
-              <w:t>45.61%</w:t>
+              <w:t>47.79%</w:t>
             </w:r>
           </w:p>
         </w:tc>
@@ -16989,7 +17679,7 @@
                 <w:color w:val="1B365D"/>
                 <w:sz w:val="17"/>
               </w:rPr>
-              <w:t>0.231x</w:t>
+              <w:t>0.168x</w:t>
             </w:r>
           </w:p>
         </w:tc>
@@ -17045,7 +17735,7 @@
                 <w:color w:val="2D3748"/>
                 <w:sz w:val="17"/>
               </w:rPr>
-              <w:t>FY2023</w:t>
+              <w:t>FY2025</w:t>
             </w:r>
           </w:p>
         </w:tc>
@@ -17072,7 +17762,7 @@
                 <w:color w:val="2D3748"/>
                 <w:sz w:val="17"/>
               </w:rPr>
-              <w:t>8.03%</w:t>
+              <w:t>8.85%</w:t>
             </w:r>
           </w:p>
         </w:tc>
@@ -17099,7 +17789,7 @@
                 <w:color w:val="2D3748"/>
                 <w:sz w:val="17"/>
               </w:rPr>
-              <w:t>9.29%</w:t>
+              <w:t>13.16%</w:t>
             </w:r>
           </w:p>
         </w:tc>
@@ -17126,7 +17816,7 @@
                 <w:color w:val="2D3748"/>
                 <w:sz w:val="17"/>
               </w:rPr>
-              <w:t>+1.27 pp</w:t>
+              <w:t>+4.31 pp</w:t>
             </w:r>
           </w:p>
         </w:tc>
@@ -17153,7 +17843,7 @@
                 <w:color w:val="2D3748"/>
                 <w:sz w:val="17"/>
               </w:rPr>
-              <w:t>43.48%</w:t>
+              <w:t>59.17%</w:t>
             </w:r>
           </w:p>
         </w:tc>
@@ -17180,7 +17870,7 @@
                 <w:color w:val="2D3748"/>
                 <w:sz w:val="17"/>
               </w:rPr>
-              <w:t>0.185x</w:t>
+              <w:t>0.149x</w:t>
             </w:r>
           </w:p>
         </w:tc>
@@ -17207,7 +17897,7 @@
                 <w:color w:val="2D3748"/>
                 <w:sz w:val="17"/>
               </w:rPr>
-              <w:t>LÍDER EN VOLUMEN Y ESCALA</w:t>
+              <w:t>COMPOUNDER DE ÉLITE</w:t>
             </w:r>
           </w:p>
         </w:tc>
@@ -17236,7 +17926,7 @@
                 <w:color w:val="2D3748"/>
                 <w:sz w:val="17"/>
               </w:rPr>
-              <w:t>FY2022</w:t>
+              <w:t>FY2024</w:t>
             </w:r>
           </w:p>
         </w:tc>
@@ -17263,7 +17953,7 @@
                 <w:color w:val="2D3748"/>
                 <w:sz w:val="17"/>
               </w:rPr>
-              <w:t>5.56%</w:t>
+              <w:t>10.52%</w:t>
             </w:r>
           </w:p>
         </w:tc>
@@ -17290,7 +17980,7 @@
                 <w:color w:val="2D3748"/>
                 <w:sz w:val="17"/>
               </w:rPr>
-              <w:t>6.46%</w:t>
+              <w:t>15.45%</w:t>
             </w:r>
           </w:p>
         </w:tc>
@@ -17317,7 +18007,7 @@
                 <w:color w:val="2D3748"/>
                 <w:sz w:val="17"/>
               </w:rPr>
-              <w:t>+0.90 pp</w:t>
+              <w:t>+4.93 pp</w:t>
             </w:r>
           </w:p>
         </w:tc>
@@ -17344,7 +18034,7 @@
                 <w:color w:val="2D3748"/>
                 <w:sz w:val="17"/>
               </w:rPr>
-              <w:t>34.70%</w:t>
+              <w:t>60.50%</w:t>
             </w:r>
           </w:p>
         </w:tc>
@@ -17371,7 +18061,7 @@
                 <w:color w:val="2D3748"/>
                 <w:sz w:val="17"/>
               </w:rPr>
-              <w:t>0.160x</w:t>
+              <w:t>0.174x</w:t>
             </w:r>
           </w:p>
         </w:tc>
@@ -17398,7 +18088,7 @@
                 <w:color w:val="2D3748"/>
                 <w:sz w:val="17"/>
               </w:rPr>
-              <w:t>LÍDER EN VOLUMEN Y ESCALA</w:t>
+              <w:t>COMPOUNDER DE ÉLITE</w:t>
             </w:r>
           </w:p>
         </w:tc>
@@ -17427,7 +18117,7 @@
                 <w:color w:val="2D3748"/>
                 <w:sz w:val="17"/>
               </w:rPr>
-              <w:t>FY2021</w:t>
+              <w:t>FY2023</w:t>
             </w:r>
           </w:p>
         </w:tc>
@@ -17454,7 +18144,7 @@
                 <w:color w:val="2D3748"/>
                 <w:sz w:val="17"/>
               </w:rPr>
-              <w:t>3.69%</w:t>
+              <w:t>8.05%</w:t>
             </w:r>
           </w:p>
         </w:tc>
@@ -17481,7 +18171,7 @@
                 <w:color w:val="2D3748"/>
                 <w:sz w:val="17"/>
               </w:rPr>
-              <w:t>4.27%</w:t>
+              <w:t>11.65%</w:t>
             </w:r>
           </w:p>
         </w:tc>
@@ -17508,7 +18198,7 @@
                 <w:color w:val="2D3748"/>
                 <w:sz w:val="17"/>
               </w:rPr>
-              <w:t>+0.58 pp</w:t>
+              <w:t>+3.59 pp</w:t>
             </w:r>
           </w:p>
         </w:tc>
@@ -17535,7 +18225,7 @@
                 <w:color w:val="2D3748"/>
                 <w:sz w:val="17"/>
               </w:rPr>
-              <w:t>43.16%</w:t>
+              <w:t>58.26%</w:t>
             </w:r>
           </w:p>
         </w:tc>
@@ -17562,7 +18252,7 @@
                 <w:color w:val="2D3748"/>
                 <w:sz w:val="17"/>
               </w:rPr>
-              <w:t>0.086x</w:t>
+              <w:t>0.138x</w:t>
             </w:r>
           </w:p>
         </w:tc>
@@ -17589,7 +18279,7 @@
                 <w:color w:val="2D3748"/>
                 <w:sz w:val="17"/>
               </w:rPr>
-              <w:t>BAJA PRODUCTIVIDAD DE CAPITAL</w:t>
+              <w:t>COMPOUNDER DE ÉLITE</w:t>
             </w:r>
           </w:p>
         </w:tc>
@@ -17618,7 +18308,7 @@
                 <w:color w:val="2D3748"/>
                 <w:sz w:val="17"/>
               </w:rPr>
-              <w:t>FY2020</w:t>
+              <w:t>FY2022</w:t>
             </w:r>
           </w:p>
         </w:tc>
@@ -17645,7 +18335,7 @@
                 <w:color w:val="2D3748"/>
                 <w:sz w:val="17"/>
               </w:rPr>
-              <w:t>3.22%</w:t>
+              <w:t>5.56%</w:t>
             </w:r>
           </w:p>
         </w:tc>
@@ -17672,7 +18362,7 @@
                 <w:color w:val="2D3748"/>
                 <w:sz w:val="17"/>
               </w:rPr>
-              <w:t>4.19%</w:t>
+              <w:t>7.24%</w:t>
             </w:r>
           </w:p>
         </w:tc>
@@ -17699,7 +18389,7 @@
                 <w:color w:val="2D3748"/>
                 <w:sz w:val="17"/>
               </w:rPr>
-              <w:t>+0.97 pp</w:t>
+              <w:t>+1.68 pp</w:t>
             </w:r>
           </w:p>
         </w:tc>
@@ -17726,7 +18416,7 @@
                 <w:color w:val="2D3748"/>
                 <w:sz w:val="17"/>
               </w:rPr>
-              <w:t>44.35%</w:t>
+              <w:t>51.26%</w:t>
             </w:r>
           </w:p>
         </w:tc>
@@ -17753,7 +18443,7 @@
                 <w:color w:val="2D3748"/>
                 <w:sz w:val="17"/>
               </w:rPr>
-              <w:t>0.073x</w:t>
+              <w:t>0.108x</w:t>
             </w:r>
           </w:p>
         </w:tc>
@@ -17761,6 +18451,579 @@
           <w:tcPr>
             <w:tcW w:type="dxa" w:w="1584"/>
             <w:shd w:fill="FFFFFF"/>
+            <w:tcMar>
+              <w:top w:w="70" w:type="dxa"/>
+              <w:bottom w:w="70" w:type="dxa"/>
+              <w:left w:w="100" w:type="dxa"/>
+              <w:right w:w="100" w:type="dxa"/>
+            </w:tcMar>
+          </w:tcPr>
+          <w:p>
+            <w:pPr>
+              <w:spacing w:before="0" w:after="0"/>
+              <w:jc w:val="left"/>
+            </w:pPr>
+            <w:r>
+              <w:rPr>
+                <w:rFonts w:ascii="Calibri" w:hAnsi="Calibri"/>
+                <w:b w:val="0"/>
+                <w:color w:val="2D3748"/>
+                <w:sz w:val="17"/>
+              </w:rPr>
+              <w:t>MONOPOLIO / PODER DE MARCA</w:t>
+            </w:r>
+          </w:p>
+        </w:tc>
+      </w:tr>
+      <w:tr>
+        <w:tc>
+          <w:tcPr>
+            <w:tcW w:type="dxa" w:w="1440"/>
+            <w:shd w:fill="F7FAFC"/>
+            <w:tcMar>
+              <w:top w:w="70" w:type="dxa"/>
+              <w:bottom w:w="70" w:type="dxa"/>
+              <w:left w:w="100" w:type="dxa"/>
+              <w:right w:w="100" w:type="dxa"/>
+            </w:tcMar>
+          </w:tcPr>
+          <w:p>
+            <w:pPr>
+              <w:spacing w:before="0" w:after="0"/>
+              <w:jc w:val="left"/>
+            </w:pPr>
+            <w:r>
+              <w:rPr>
+                <w:rFonts w:ascii="Calibri" w:hAnsi="Calibri"/>
+                <w:b w:val="0"/>
+                <w:color w:val="2D3748"/>
+                <w:sz w:val="17"/>
+              </w:rPr>
+              <w:t>FY2021</w:t>
+            </w:r>
+          </w:p>
+        </w:tc>
+        <w:tc>
+          <w:tcPr>
+            <w:tcW w:type="dxa" w:w="1440"/>
+            <w:shd w:fill="F7FAFC"/>
+            <w:tcMar>
+              <w:top w:w="70" w:type="dxa"/>
+              <w:bottom w:w="70" w:type="dxa"/>
+              <w:left w:w="100" w:type="dxa"/>
+              <w:right w:w="100" w:type="dxa"/>
+            </w:tcMar>
+          </w:tcPr>
+          <w:p>
+            <w:pPr>
+              <w:spacing w:before="0" w:after="0"/>
+              <w:jc w:val="right"/>
+            </w:pPr>
+            <w:r>
+              <w:rPr>
+                <w:rFonts w:ascii="Calibri" w:hAnsi="Calibri"/>
+                <w:b w:val="0"/>
+                <w:color w:val="2D3748"/>
+                <w:sz w:val="17"/>
+              </w:rPr>
+              <w:t>3.69%</w:t>
+            </w:r>
+          </w:p>
+        </w:tc>
+        <w:tc>
+          <w:tcPr>
+            <w:tcW w:type="dxa" w:w="1440"/>
+            <w:shd w:fill="F7FAFC"/>
+            <w:tcMar>
+              <w:top w:w="70" w:type="dxa"/>
+              <w:bottom w:w="70" w:type="dxa"/>
+              <w:left w:w="100" w:type="dxa"/>
+              <w:right w:w="100" w:type="dxa"/>
+            </w:tcMar>
+          </w:tcPr>
+          <w:p>
+            <w:pPr>
+              <w:spacing w:before="0" w:after="0"/>
+              <w:jc w:val="right"/>
+            </w:pPr>
+            <w:r>
+              <w:rPr>
+                <w:rFonts w:ascii="Calibri" w:hAnsi="Calibri"/>
+                <w:b w:val="0"/>
+                <w:color w:val="2D3748"/>
+                <w:sz w:val="17"/>
+              </w:rPr>
+              <w:t>4.52%</w:t>
+            </w:r>
+          </w:p>
+        </w:tc>
+        <w:tc>
+          <w:tcPr>
+            <w:tcW w:type="dxa" w:w="1296"/>
+            <w:shd w:fill="F7FAFC"/>
+            <w:tcMar>
+              <w:top w:w="70" w:type="dxa"/>
+              <w:bottom w:w="70" w:type="dxa"/>
+              <w:left w:w="100" w:type="dxa"/>
+              <w:right w:w="100" w:type="dxa"/>
+            </w:tcMar>
+          </w:tcPr>
+          <w:p>
+            <w:pPr>
+              <w:spacing w:before="0" w:after="0"/>
+              <w:jc w:val="right"/>
+            </w:pPr>
+            <w:r>
+              <w:rPr>
+                <w:rFonts w:ascii="Calibri" w:hAnsi="Calibri"/>
+                <w:b w:val="0"/>
+                <w:color w:val="2D3748"/>
+                <w:sz w:val="17"/>
+              </w:rPr>
+              <w:t>+0.83 pp</w:t>
+            </w:r>
+          </w:p>
+        </w:tc>
+        <w:tc>
+          <w:tcPr>
+            <w:tcW w:type="dxa" w:w="1440"/>
+            <w:shd w:fill="F7FAFC"/>
+            <w:tcMar>
+              <w:top w:w="70" w:type="dxa"/>
+              <w:bottom w:w="70" w:type="dxa"/>
+              <w:left w:w="100" w:type="dxa"/>
+              <w:right w:w="100" w:type="dxa"/>
+            </w:tcMar>
+          </w:tcPr>
+          <w:p>
+            <w:pPr>
+              <w:spacing w:before="0" w:after="0"/>
+              <w:jc w:val="right"/>
+            </w:pPr>
+            <w:r>
+              <w:rPr>
+                <w:rFonts w:ascii="Calibri" w:hAnsi="Calibri"/>
+                <w:b w:val="0"/>
+                <w:color w:val="2D3748"/>
+                <w:sz w:val="17"/>
+              </w:rPr>
+              <w:t>55.08%</w:t>
+            </w:r>
+          </w:p>
+        </w:tc>
+        <w:tc>
+          <w:tcPr>
+            <w:tcW w:type="dxa" w:w="1152"/>
+            <w:shd w:fill="F7FAFC"/>
+            <w:tcMar>
+              <w:top w:w="70" w:type="dxa"/>
+              <w:bottom w:w="70" w:type="dxa"/>
+              <w:left w:w="100" w:type="dxa"/>
+              <w:right w:w="100" w:type="dxa"/>
+            </w:tcMar>
+          </w:tcPr>
+          <w:p>
+            <w:pPr>
+              <w:spacing w:before="0" w:after="0"/>
+              <w:jc w:val="right"/>
+            </w:pPr>
+            <w:r>
+              <w:rPr>
+                <w:rFonts w:ascii="Calibri" w:hAnsi="Calibri"/>
+                <w:b w:val="0"/>
+                <w:color w:val="2D3748"/>
+                <w:sz w:val="17"/>
+              </w:rPr>
+              <w:t>0.067x</w:t>
+            </w:r>
+          </w:p>
+        </w:tc>
+        <w:tc>
+          <w:tcPr>
+            <w:tcW w:type="dxa" w:w="1584"/>
+            <w:shd w:fill="F7FAFC"/>
+            <w:tcMar>
+              <w:top w:w="70" w:type="dxa"/>
+              <w:bottom w:w="70" w:type="dxa"/>
+              <w:left w:w="100" w:type="dxa"/>
+              <w:right w:w="100" w:type="dxa"/>
+            </w:tcMar>
+          </w:tcPr>
+          <w:p>
+            <w:pPr>
+              <w:spacing w:before="0" w:after="0"/>
+              <w:jc w:val="left"/>
+            </w:pPr>
+            <w:r>
+              <w:rPr>
+                <w:rFonts w:ascii="Calibri" w:hAnsi="Calibri"/>
+                <w:b w:val="0"/>
+                <w:color w:val="2D3748"/>
+                <w:sz w:val="17"/>
+              </w:rPr>
+              <w:t>MONOPOLIO / PODER DE MARCA</w:t>
+            </w:r>
+          </w:p>
+        </w:tc>
+      </w:tr>
+      <w:tr>
+        <w:tc>
+          <w:tcPr>
+            <w:tcW w:type="dxa" w:w="1440"/>
+            <w:shd w:fill="FFFFFF"/>
+            <w:tcMar>
+              <w:top w:w="70" w:type="dxa"/>
+              <w:bottom w:w="70" w:type="dxa"/>
+              <w:left w:w="100" w:type="dxa"/>
+              <w:right w:w="100" w:type="dxa"/>
+            </w:tcMar>
+          </w:tcPr>
+          <w:p>
+            <w:pPr>
+              <w:spacing w:before="0" w:after="0"/>
+              <w:jc w:val="left"/>
+            </w:pPr>
+            <w:r>
+              <w:rPr>
+                <w:rFonts w:ascii="Calibri" w:hAnsi="Calibri"/>
+                <w:b w:val="0"/>
+                <w:color w:val="2D3748"/>
+                <w:sz w:val="17"/>
+              </w:rPr>
+              <w:t>FY2020</w:t>
+            </w:r>
+          </w:p>
+        </w:tc>
+        <w:tc>
+          <w:tcPr>
+            <w:tcW w:type="dxa" w:w="1440"/>
+            <w:shd w:fill="FFFFFF"/>
+            <w:tcMar>
+              <w:top w:w="70" w:type="dxa"/>
+              <w:bottom w:w="70" w:type="dxa"/>
+              <w:left w:w="100" w:type="dxa"/>
+              <w:right w:w="100" w:type="dxa"/>
+            </w:tcMar>
+          </w:tcPr>
+          <w:p>
+            <w:pPr>
+              <w:spacing w:before="0" w:after="0"/>
+              <w:jc w:val="right"/>
+            </w:pPr>
+            <w:r>
+              <w:rPr>
+                <w:rFonts w:ascii="Calibri" w:hAnsi="Calibri"/>
+                <w:b w:val="0"/>
+                <w:color w:val="2D3748"/>
+                <w:sz w:val="17"/>
+              </w:rPr>
+              <w:t>3.22%</w:t>
+            </w:r>
+          </w:p>
+        </w:tc>
+        <w:tc>
+          <w:tcPr>
+            <w:tcW w:type="dxa" w:w="1440"/>
+            <w:shd w:fill="FFFFFF"/>
+            <w:tcMar>
+              <w:top w:w="70" w:type="dxa"/>
+              <w:bottom w:w="70" w:type="dxa"/>
+              <w:left w:w="100" w:type="dxa"/>
+              <w:right w:w="100" w:type="dxa"/>
+            </w:tcMar>
+          </w:tcPr>
+          <w:p>
+            <w:pPr>
+              <w:spacing w:before="0" w:after="0"/>
+              <w:jc w:val="right"/>
+            </w:pPr>
+            <w:r>
+              <w:rPr>
+                <w:rFonts w:ascii="Calibri" w:hAnsi="Calibri"/>
+                <w:b w:val="0"/>
+                <w:color w:val="2D3748"/>
+                <w:sz w:val="17"/>
+              </w:rPr>
+              <w:t>4.21%</w:t>
+            </w:r>
+          </w:p>
+        </w:tc>
+        <w:tc>
+          <w:tcPr>
+            <w:tcW w:type="dxa" w:w="1296"/>
+            <w:shd w:fill="FFFFFF"/>
+            <w:tcMar>
+              <w:top w:w="70" w:type="dxa"/>
+              <w:bottom w:w="70" w:type="dxa"/>
+              <w:left w:w="100" w:type="dxa"/>
+              <w:right w:w="100" w:type="dxa"/>
+            </w:tcMar>
+          </w:tcPr>
+          <w:p>
+            <w:pPr>
+              <w:spacing w:before="0" w:after="0"/>
+              <w:jc w:val="right"/>
+            </w:pPr>
+            <w:r>
+              <w:rPr>
+                <w:rFonts w:ascii="Calibri" w:hAnsi="Calibri"/>
+                <w:b w:val="0"/>
+                <w:color w:val="2D3748"/>
+                <w:sz w:val="17"/>
+              </w:rPr>
+              <w:t>+0.99 pp</w:t>
+            </w:r>
+          </w:p>
+        </w:tc>
+        <w:tc>
+          <w:tcPr>
+            <w:tcW w:type="dxa" w:w="1440"/>
+            <w:shd w:fill="FFFFFF"/>
+            <w:tcMar>
+              <w:top w:w="70" w:type="dxa"/>
+              <w:bottom w:w="70" w:type="dxa"/>
+              <w:left w:w="100" w:type="dxa"/>
+              <w:right w:w="100" w:type="dxa"/>
+            </w:tcMar>
+          </w:tcPr>
+          <w:p>
+            <w:pPr>
+              <w:spacing w:before="0" w:after="0"/>
+              <w:jc w:val="right"/>
+            </w:pPr>
+            <w:r>
+              <w:rPr>
+                <w:rFonts w:ascii="Calibri" w:hAnsi="Calibri"/>
+                <w:b w:val="0"/>
+                <w:color w:val="2D3748"/>
+                <w:sz w:val="17"/>
+              </w:rPr>
+              <w:t>52.46%</w:t>
+            </w:r>
+          </w:p>
+        </w:tc>
+        <w:tc>
+          <w:tcPr>
+            <w:tcW w:type="dxa" w:w="1152"/>
+            <w:shd w:fill="FFFFFF"/>
+            <w:tcMar>
+              <w:top w:w="70" w:type="dxa"/>
+              <w:bottom w:w="70" w:type="dxa"/>
+              <w:left w:w="100" w:type="dxa"/>
+              <w:right w:w="100" w:type="dxa"/>
+            </w:tcMar>
+          </w:tcPr>
+          <w:p>
+            <w:pPr>
+              <w:spacing w:before="0" w:after="0"/>
+              <w:jc w:val="right"/>
+            </w:pPr>
+            <w:r>
+              <w:rPr>
+                <w:rFonts w:ascii="Calibri" w:hAnsi="Calibri"/>
+                <w:b w:val="0"/>
+                <w:color w:val="2D3748"/>
+                <w:sz w:val="17"/>
+              </w:rPr>
+              <w:t>0.061x</w:t>
+            </w:r>
+          </w:p>
+        </w:tc>
+        <w:tc>
+          <w:tcPr>
+            <w:tcW w:type="dxa" w:w="1584"/>
+            <w:shd w:fill="FFFFFF"/>
+            <w:tcMar>
+              <w:top w:w="70" w:type="dxa"/>
+              <w:bottom w:w="70" w:type="dxa"/>
+              <w:left w:w="100" w:type="dxa"/>
+              <w:right w:w="100" w:type="dxa"/>
+            </w:tcMar>
+          </w:tcPr>
+          <w:p>
+            <w:pPr>
+              <w:spacing w:before="0" w:after="0"/>
+              <w:jc w:val="left"/>
+            </w:pPr>
+            <w:r>
+              <w:rPr>
+                <w:rFonts w:ascii="Calibri" w:hAnsi="Calibri"/>
+                <w:b w:val="0"/>
+                <w:color w:val="2D3748"/>
+                <w:sz w:val="17"/>
+              </w:rPr>
+              <w:t>MONOPOLIO / PODER DE MARCA</w:t>
+            </w:r>
+          </w:p>
+        </w:tc>
+      </w:tr>
+      <w:tr>
+        <w:tc>
+          <w:tcPr>
+            <w:tcW w:type="dxa" w:w="1440"/>
+            <w:shd w:fill="F7FAFC"/>
+            <w:tcMar>
+              <w:top w:w="70" w:type="dxa"/>
+              <w:bottom w:w="70" w:type="dxa"/>
+              <w:left w:w="100" w:type="dxa"/>
+              <w:right w:w="100" w:type="dxa"/>
+            </w:tcMar>
+          </w:tcPr>
+          <w:p>
+            <w:pPr>
+              <w:spacing w:before="0" w:after="0"/>
+              <w:jc w:val="left"/>
+            </w:pPr>
+            <w:r>
+              <w:rPr>
+                <w:rFonts w:ascii="Calibri" w:hAnsi="Calibri"/>
+                <w:b w:val="0"/>
+                <w:color w:val="2D3748"/>
+                <w:sz w:val="17"/>
+              </w:rPr>
+              <w:t>FY2019</w:t>
+            </w:r>
+          </w:p>
+        </w:tc>
+        <w:tc>
+          <w:tcPr>
+            <w:tcW w:type="dxa" w:w="1440"/>
+            <w:shd w:fill="F7FAFC"/>
+            <w:tcMar>
+              <w:top w:w="70" w:type="dxa"/>
+              <w:bottom w:w="70" w:type="dxa"/>
+              <w:left w:w="100" w:type="dxa"/>
+              <w:right w:w="100" w:type="dxa"/>
+            </w:tcMar>
+          </w:tcPr>
+          <w:p>
+            <w:pPr>
+              <w:spacing w:before="0" w:after="0"/>
+              <w:jc w:val="right"/>
+            </w:pPr>
+            <w:r>
+              <w:rPr>
+                <w:rFonts w:ascii="Calibri" w:hAnsi="Calibri"/>
+                <w:b w:val="0"/>
+                <w:color w:val="2D3748"/>
+                <w:sz w:val="17"/>
+              </w:rPr>
+              <w:t>N/D</w:t>
+            </w:r>
+          </w:p>
+        </w:tc>
+        <w:tc>
+          <w:tcPr>
+            <w:tcW w:type="dxa" w:w="1440"/>
+            <w:shd w:fill="F7FAFC"/>
+            <w:tcMar>
+              <w:top w:w="70" w:type="dxa"/>
+              <w:bottom w:w="70" w:type="dxa"/>
+              <w:left w:w="100" w:type="dxa"/>
+              <w:right w:w="100" w:type="dxa"/>
+            </w:tcMar>
+          </w:tcPr>
+          <w:p>
+            <w:pPr>
+              <w:spacing w:before="0" w:after="0"/>
+              <w:jc w:val="right"/>
+            </w:pPr>
+            <w:r>
+              <w:rPr>
+                <w:rFonts w:ascii="Calibri" w:hAnsi="Calibri"/>
+                <w:b w:val="0"/>
+                <w:color w:val="2D3748"/>
+                <w:sz w:val="17"/>
+              </w:rPr>
+              <w:t>N/D</w:t>
+            </w:r>
+          </w:p>
+        </w:tc>
+        <w:tc>
+          <w:tcPr>
+            <w:tcW w:type="dxa" w:w="1296"/>
+            <w:shd w:fill="F7FAFC"/>
+            <w:tcMar>
+              <w:top w:w="70" w:type="dxa"/>
+              <w:bottom w:w="70" w:type="dxa"/>
+              <w:left w:w="100" w:type="dxa"/>
+              <w:right w:w="100" w:type="dxa"/>
+            </w:tcMar>
+          </w:tcPr>
+          <w:p>
+            <w:pPr>
+              <w:spacing w:before="0" w:after="0"/>
+              <w:jc w:val="right"/>
+            </w:pPr>
+            <w:r>
+              <w:rPr>
+                <w:rFonts w:ascii="Calibri" w:hAnsi="Calibri"/>
+                <w:b w:val="0"/>
+                <w:color w:val="2D3748"/>
+                <w:sz w:val="17"/>
+              </w:rPr>
+              <w:t>+0.00 pp</w:t>
+            </w:r>
+          </w:p>
+        </w:tc>
+        <w:tc>
+          <w:tcPr>
+            <w:tcW w:type="dxa" w:w="1440"/>
+            <w:shd w:fill="F7FAFC"/>
+            <w:tcMar>
+              <w:top w:w="70" w:type="dxa"/>
+              <w:bottom w:w="70" w:type="dxa"/>
+              <w:left w:w="100" w:type="dxa"/>
+              <w:right w:w="100" w:type="dxa"/>
+            </w:tcMar>
+          </w:tcPr>
+          <w:p>
+            <w:pPr>
+              <w:spacing w:before="0" w:after="0"/>
+              <w:jc w:val="right"/>
+            </w:pPr>
+            <w:r>
+              <w:rPr>
+                <w:rFonts w:ascii="Calibri" w:hAnsi="Calibri"/>
+                <w:b w:val="0"/>
+                <w:color w:val="2D3748"/>
+                <w:sz w:val="17"/>
+              </w:rPr>
+              <w:t>49.35%</w:t>
+            </w:r>
+          </w:p>
+        </w:tc>
+        <w:tc>
+          <w:tcPr>
+            <w:tcW w:type="dxa" w:w="1152"/>
+            <w:shd w:fill="F7FAFC"/>
+            <w:tcMar>
+              <w:top w:w="70" w:type="dxa"/>
+              <w:bottom w:w="70" w:type="dxa"/>
+              <w:left w:w="100" w:type="dxa"/>
+              <w:right w:w="100" w:type="dxa"/>
+            </w:tcMar>
+          </w:tcPr>
+          <w:p>
+            <w:pPr>
+              <w:spacing w:before="0" w:after="0"/>
+              <w:jc w:val="right"/>
+            </w:pPr>
+            <w:r>
+              <w:rPr>
+                <w:rFonts w:ascii="Calibri" w:hAnsi="Calibri"/>
+                <w:b w:val="0"/>
+                <w:color w:val="2D3748"/>
+                <w:sz w:val="17"/>
+              </w:rPr>
+              <w:t>N/D</w:t>
+            </w:r>
+          </w:p>
+        </w:tc>
+        <w:tc>
+          <w:tcPr>
+            <w:tcW w:type="dxa" w:w="1584"/>
+            <w:shd w:fill="F7FAFC"/>
             <w:tcMar>
               <w:top w:w="70" w:type="dxa"/>
               <w:bottom w:w="70" w:type="dxa"/>
@@ -18196,7 +19459,7 @@
                 <w:color w:val="1B365D"/>
                 <w:sz w:val="17"/>
               </w:rPr>
-              <w:t>LTM (FY2024 Auditado)</w:t>
+              <w:t>LTM</w:t>
             </w:r>
           </w:p>
         </w:tc>
@@ -18223,7 +19486,7 @@
                 <w:color w:val="1B365D"/>
                 <w:sz w:val="17"/>
               </w:rPr>
-              <w:t>11.63%</w:t>
+              <w:t>8.01%</w:t>
             </w:r>
           </w:p>
         </w:tc>
@@ -18250,7 +19513,7 @@
                 <w:color w:val="1B365D"/>
                 <w:sz w:val="17"/>
               </w:rPr>
-              <w:t>12.86%</w:t>
+              <w:t>11.03%</w:t>
             </w:r>
           </w:p>
         </w:tc>
@@ -18277,7 +19540,7 @@
                 <w:color w:val="1B365D"/>
                 <w:sz w:val="17"/>
               </w:rPr>
-              <w:t>44.27%</w:t>
+              <w:t>47.79%</w:t>
             </w:r>
           </w:p>
         </w:tc>
@@ -18304,7 +19567,7 @@
                 <w:color w:val="1B365D"/>
                 <w:sz w:val="17"/>
               </w:rPr>
-              <w:t>0.26x</w:t>
+              <w:t>0.17x</w:t>
             </w:r>
           </w:p>
         </w:tc>
@@ -18331,7 +19594,7 @@
                 <w:color w:val="1B365D"/>
                 <w:sz w:val="17"/>
               </w:rPr>
-              <w:t>+5.87 pp</w:t>
+              <w:t>+2.25 pp</w:t>
             </w:r>
           </w:p>
         </w:tc>
@@ -19357,7 +20620,7 @@
         <w:spacing w:before="360" w:after="160"/>
       </w:pPr>
       <w:r>
-        <w:t>11. Rendimiento del Capital Ajustado por Intangibles, Costo de Capital (WACC) y Creación de Valor Económico</w:t>
+        <w:t>11. Rentabilidad del Capital Propio (ROTCE), Costo de Capital (Ke) y Creación de Valor Económico</w:t>
       </w:r>
     </w:p>
     <w:p>
@@ -19366,7 +20629,7 @@
           <w:i/>
           <w:sz w:val="20"/>
         </w:rPr>
-        <w:t>Evaluación del retorno económico del capital y la sostenibilidad de las ventajas competitivas (Economic Moat) para Nu Holdings Ltd. (NU) al período FY2024.</w:t>
+        <w:t>Evaluación del retorno financiero y sostenibilidad de las ventajas competitivas (Economic Moat) para Nu Holdings Ltd. (NU) al período LTM.</w:t>
       </w:r>
     </w:p>
     <w:tbl>
@@ -19408,7 +20671,7 @@
                 <w:color w:val="1B365D"/>
                 <w:sz w:val="21"/>
               </w:rPr>
-              <w:t>📌 DICTAMEN DE VALOR ECONÓMICO: ⚖️ RENDIMIENTO COMPETITIVO ESTÁNDAR (SPREAD +1.17 p.p.)</w:t>
+              <w:t>📌 DICTAMEN DE VALOR ECONÓMICO: 🏰 WIDE MOAT / COMPOUNDING MACHINE (SPREAD +18.30 p.p.)</w:t>
               <w:br/>
             </w:r>
           </w:p>
@@ -19422,7 +20685,7 @@
                 <w:color w:val="2D3748"/>
                 <w:sz w:val="19"/>
               </w:rPr>
-              <w:t>• ROC Greenblatt Tangible (FY2024): 6051.93% (Productividad operativa pura pre-tax sobre capital de trabajo y PP&amp;E físico instalado).</w:t>
+              <w:t>• Rentabilidad de Balance (ROTCE - LTM): 28.11% (Rendimiento sobre fondos propios auditado).</w:t>
             </w:r>
           </w:p>
           <w:p>
@@ -19435,7 +20698,7 @@
                 <w:color w:val="2D3748"/>
                 <w:sz w:val="19"/>
               </w:rPr>
-              <w:t>• ROIC Ajustado por Intangibles (FY2024): 10.60% frente a un ROIC contable tradicional de 10.60%.</w:t>
+              <w:t>• Costo del Capital Propio (Ke vía CAPM): 9.82% (Tasa de corte mínima exigida por accionistas).</w:t>
             </w:r>
           </w:p>
           <w:p>
@@ -19448,7 +20711,7 @@
                 <w:color w:val="2D3748"/>
                 <w:sz w:val="19"/>
               </w:rPr>
-              <w:t>• Costo Promedio Ponderado de Capital (WACC): 9.43% (Costo del Equity Ke: 9.43%, Deuda Neta Kd: 0.00%).</w:t>
+              <w:t>• Spread Económico Neto: +18.30 p.p. de rendimiento por encima del coste del capital propio.</w:t>
             </w:r>
           </w:p>
           <w:p>
@@ -19461,7 +20724,7 @@
                 <w:color w:val="2D3748"/>
                 <w:sz w:val="19"/>
               </w:rPr>
-              <w:t>• Spread Económico Neto: +1.17 p.p. de rendimiento por encima del costo de capital exigido por el mercado.</w:t>
+              <w:t>• Inaplicabilidad de WACC: En entidades financieras, depósitos y float son insumos operativos; el retorno se evalúa mediante ROTCE vs Ke.</w:t>
             </w:r>
           </w:p>
           <w:p>
@@ -19474,7 +20737,7 @@
                 <w:color w:val="2D3748"/>
                 <w:sz w:val="19"/>
               </w:rPr>
-              <w:t>• Stock de Intangibles Fuera de Balance: $0.0M capitalizados en innovación y amortizados económicamente a 3 años.</w:t>
+              <w:t>• Patrimonio Tangible Auditado: $12,840.3M reportados en balances SEC Form 10-K / 20-F.</w:t>
             </w:r>
           </w:p>
           <w:p>
@@ -19487,7 +20750,7 @@
                 <w:color w:val="2D3748"/>
                 <w:sz w:val="19"/>
               </w:rPr>
-              <w:t>• Tesis de Foso Defensivo: El retorno (10.60%) apenas cubre el costo de financiamiento (9.43%), dejando un excedente marginal de +1.17 p.p. Opera en un entorno de alta competencia sin poder de fijación de precios.</w:t>
+              <w:t>• Tesis de Foso Defensivo: Spread de Retorno Excedente (ROTCE - Ke) = +18.30 p.p. (ROTCE: 28.11% vs Ke: 9.82%).</w:t>
             </w:r>
           </w:p>
         </w:tc>
@@ -19653,7 +20916,7 @@
               <w:rPr>
                 <w:sz w:val="17"/>
               </w:rPr>
-              <w:t>$14.16</w:t>
+              <w:t>$15.72</w:t>
             </w:r>
           </w:p>
         </w:tc>
@@ -19691,7 +20954,7 @@
               <w:rPr>
                 <w:sz w:val="17"/>
               </w:rPr>
-              <w:t>Consenso Validado (Δ &lt; 0.1%)</w:t>
+              <w:t>Consenso Validado</w:t>
             </w:r>
           </w:p>
         </w:tc>
@@ -19734,7 +20997,7 @@
               <w:rPr>
                 <w:sz w:val="17"/>
               </w:rPr>
-              <w:t>$67,855.9M</w:t>
+              <w:t>$76,688.5M</w:t>
             </w:r>
           </w:p>
         </w:tc>
@@ -19815,7 +21078,7 @@
               <w:rPr>
                 <w:sz w:val="17"/>
               </w:rPr>
-              <w:t>4.96%</w:t>
+              <w:t>5.22%</w:t>
             </w:r>
           </w:p>
         </w:tc>
@@ -19853,7 +21116,7 @@
               <w:rPr>
                 <w:sz w:val="17"/>
               </w:rPr>
-              <w:t>Δ &lt; 0.05% (Consensuado)</w:t>
+              <w:t>Consensuado</w:t>
             </w:r>
           </w:p>
         </w:tc>
@@ -19896,7 +21159,7 @@
               <w:rPr>
                 <w:sz w:val="17"/>
               </w:rPr>
-              <w:t>0.94</w:t>
+              <w:t>0.97</w:t>
             </w:r>
           </w:p>
         </w:tc>
@@ -20027,7 +21290,7 @@
         <w:pStyle w:val="Heading2"/>
       </w:pPr>
       <w:r>
-        <w:t>11.2. Desglose y Explicación del ROC Tangible (Joel Greenblatt)</w:t>
+        <w:t>11.2. Bloque B: Coste del Capital Propio (Ke) y Estructura Patrimonial</w:t>
       </w:r>
     </w:p>
     <w:p>
@@ -20035,1086 +21298,15 @@
         <w:rPr>
           <w:sz w:val="19"/>
         </w:rPr>
-        <w:t>El Return on Capital (ROC) de Joel Greenblatt evalúa la rentabilidad operativa pura antes de impuestos (EBIT) sobre los activos físicos tangibles (Capital de Trabajo Neto Operativo + PP&amp;E Físico). Para Nu Holdings Ltd., el ROC de 6051.93% refleja un modelo extraordinariamente Asset-Light, donde los proveedores financian el circulante (NWC negativo) y la manufactura es subcontratada, rindiendo más de $3.00 de beneficio por dólar instalado.</w:t>
+        <w:t>En instituciones financieras y aseguradoras, el Coste Medio Ponderado de Capital (WACC) es metodológicamente inaplicable. Los depósitos a la vista, pagarés y el float de primas constituyen el inventario operativo del negocio, no un apalancamiento financiero externo. La rentabilidad se evalúa frente al Coste del Capital Propio (Ke vía CAPM) de 9.82%.</w:t>
       </w:r>
-    </w:p>
-    <w:tbl>
-      <w:tblPr>
-        <w:tblW w:type="auto" w:w="0"/>
-        <w:jc w:val="center"/>
-        <w:tblLayout w:type="fixed"/>
-        <w:tblLook w:firstColumn="1" w:firstRow="1" w:lastColumn="0" w:lastRow="0" w:noHBand="0" w:noVBand="1" w:val="04A0"/>
-        <w:tblBorders>
-          <w:top w:val="single" w:sz="6" w:space="0" w:color="D2D6DC"/>
-          <w:left w:val="none"/>
-          <w:bottom w:val="single" w:sz="10" w:space="0" w:color="1B365D"/>
-          <w:right w:val="none"/>
-          <w:insideH w:val="single" w:sz="4" w:space="0" w:color="D2D6DC"/>
-          <w:insideV w:val="none"/>
-        </w:tblBorders>
-      </w:tblPr>
-      <w:tblGrid>
-        <w:gridCol w:w="2592"/>
-        <w:gridCol w:w="1296"/>
-        <w:gridCol w:w="1296"/>
-        <w:gridCol w:w="2160"/>
-        <w:gridCol w:w="2448"/>
-      </w:tblGrid>
-      <w:tr>
-        <w:tc>
-          <w:tcPr>
-            <w:tcW w:type="dxa" w:w="1958"/>
-            <w:shd w:fill="1B365D"/>
-            <w:tcMar>
-              <w:top w:w="80" w:type="dxa"/>
-              <w:bottom w:w="80" w:type="dxa"/>
-              <w:left w:w="100" w:type="dxa"/>
-              <w:right w:w="100" w:type="dxa"/>
-            </w:tcMar>
-          </w:tcPr>
-          <w:p>
-            <w:r>
-              <w:rPr>
-                <w:b/>
-                <w:color w:val="FFFFFF"/>
-                <w:sz w:val="17"/>
-              </w:rPr>
-              <w:t>Partida Contable / Paso</w:t>
-            </w:r>
-          </w:p>
-        </w:tc>
-        <w:tc>
-          <w:tcPr>
-            <w:tcW w:type="dxa" w:w="1958"/>
-            <w:shd w:fill="1B365D"/>
-            <w:tcMar>
-              <w:top w:w="80" w:type="dxa"/>
-              <w:bottom w:w="80" w:type="dxa"/>
-              <w:left w:w="100" w:type="dxa"/>
-              <w:right w:w="100" w:type="dxa"/>
-            </w:tcMar>
-          </w:tcPr>
-          <w:p>
-            <w:r>
-              <w:rPr>
-                <w:b/>
-                <w:color w:val="FFFFFF"/>
-                <w:sz w:val="17"/>
-              </w:rPr>
-              <w:t>LTM</w:t>
-            </w:r>
-          </w:p>
-        </w:tc>
-        <w:tc>
-          <w:tcPr>
-            <w:tcW w:type="dxa" w:w="1958"/>
-            <w:shd w:fill="1B365D"/>
-            <w:tcMar>
-              <w:top w:w="80" w:type="dxa"/>
-              <w:bottom w:w="80" w:type="dxa"/>
-              <w:left w:w="100" w:type="dxa"/>
-              <w:right w:w="100" w:type="dxa"/>
-            </w:tcMar>
-          </w:tcPr>
-          <w:p>
-            <w:r>
-              <w:rPr>
-                <w:b/>
-                <w:color w:val="FFFFFF"/>
-                <w:sz w:val="17"/>
-              </w:rPr>
-              <w:t>FY2024</w:t>
-            </w:r>
-          </w:p>
-        </w:tc>
-        <w:tc>
-          <w:tcPr>
-            <w:tcW w:type="dxa" w:w="1958"/>
-            <w:shd w:fill="1B365D"/>
-            <w:tcMar>
-              <w:top w:w="80" w:type="dxa"/>
-              <w:bottom w:w="80" w:type="dxa"/>
-              <w:left w:w="100" w:type="dxa"/>
-              <w:right w:w="100" w:type="dxa"/>
-            </w:tcMar>
-          </w:tcPr>
-          <w:p>
-            <w:r>
-              <w:rPr>
-                <w:b/>
-                <w:color w:val="FFFFFF"/>
-                <w:sz w:val="17"/>
-              </w:rPr>
-              <w:t>Origen en Balances SEC</w:t>
-            </w:r>
-          </w:p>
-        </w:tc>
-        <w:tc>
-          <w:tcPr>
-            <w:tcW w:type="dxa" w:w="1958"/>
-            <w:shd w:fill="1B365D"/>
-            <w:tcMar>
-              <w:top w:w="80" w:type="dxa"/>
-              <w:bottom w:w="80" w:type="dxa"/>
-              <w:left w:w="100" w:type="dxa"/>
-              <w:right w:w="100" w:type="dxa"/>
-            </w:tcMar>
-          </w:tcPr>
-          <w:p>
-            <w:r>
-              <w:rPr>
-                <w:b/>
-                <w:color w:val="FFFFFF"/>
-                <w:sz w:val="17"/>
-              </w:rPr>
-              <w:t>Criterio y Salvaguarda Contable</w:t>
-            </w:r>
-          </w:p>
-        </w:tc>
-      </w:tr>
-      <w:tr>
-        <w:tc>
-          <w:tcPr>
-            <w:tcW w:type="dxa" w:w="1958"/>
-            <w:tcMar>
-              <w:top w:w="60" w:type="dxa"/>
-              <w:bottom w:w="60" w:type="dxa"/>
-              <w:left w:w="100" w:type="dxa"/>
-              <w:right w:w="100" w:type="dxa"/>
-            </w:tcMar>
-          </w:tcPr>
-          <w:p>
-            <w:r>
-              <w:rPr>
-                <w:b/>
-                <w:sz w:val="17"/>
-              </w:rPr>
-              <w:t>(+) Beneficio Operativo (EBIT)</w:t>
-            </w:r>
-          </w:p>
-        </w:tc>
-        <w:tc>
-          <w:tcPr>
-            <w:tcW w:type="dxa" w:w="1958"/>
-            <w:tcMar>
-              <w:top w:w="60" w:type="dxa"/>
-              <w:bottom w:w="60" w:type="dxa"/>
-              <w:left w:w="100" w:type="dxa"/>
-              <w:right w:w="100" w:type="dxa"/>
-            </w:tcMar>
-          </w:tcPr>
-          <w:p>
-            <w:r>
-              <w:rPr>
-                <w:b/>
-                <w:sz w:val="17"/>
-              </w:rPr>
-              <w:t>$1,972.1M</w:t>
-            </w:r>
-          </w:p>
-        </w:tc>
-        <w:tc>
-          <w:tcPr>
-            <w:tcW w:type="dxa" w:w="1958"/>
-            <w:tcMar>
-              <w:top w:w="60" w:type="dxa"/>
-              <w:bottom w:w="60" w:type="dxa"/>
-              <w:left w:w="100" w:type="dxa"/>
-              <w:right w:w="100" w:type="dxa"/>
-            </w:tcMar>
-          </w:tcPr>
-          <w:p>
-            <w:r>
-              <w:rPr>
-                <w:sz w:val="17"/>
-              </w:rPr>
-              <w:t>$1,972.1M</w:t>
-            </w:r>
-          </w:p>
-        </w:tc>
-        <w:tc>
-          <w:tcPr>
-            <w:tcW w:type="dxa" w:w="1958"/>
-            <w:tcMar>
-              <w:top w:w="60" w:type="dxa"/>
-              <w:bottom w:w="60" w:type="dxa"/>
-              <w:left w:w="100" w:type="dxa"/>
-              <w:right w:w="100" w:type="dxa"/>
-            </w:tcMar>
-          </w:tcPr>
-          <w:p>
-            <w:r>
-              <w:rPr>
-                <w:sz w:val="17"/>
-              </w:rPr>
-              <w:t>Income Statement (Operating Income)</w:t>
-            </w:r>
-          </w:p>
-        </w:tc>
-        <w:tc>
-          <w:tcPr>
-            <w:tcW w:type="dxa" w:w="1958"/>
-            <w:tcMar>
-              <w:top w:w="60" w:type="dxa"/>
-              <w:bottom w:w="60" w:type="dxa"/>
-              <w:left w:w="100" w:type="dxa"/>
-              <w:right w:w="100" w:type="dxa"/>
-            </w:tcMar>
-          </w:tcPr>
-          <w:p>
-            <w:r>
-              <w:rPr>
-                <w:sz w:val="17"/>
-              </w:rPr>
-              <w:t>Beneficio operativo puro antes de intereses e impuestos.</w:t>
-            </w:r>
-          </w:p>
-        </w:tc>
-      </w:tr>
-      <w:tr>
-        <w:tc>
-          <w:tcPr>
-            <w:tcW w:type="dxa" w:w="1958"/>
-            <w:tcMar>
-              <w:top w:w="60" w:type="dxa"/>
-              <w:bottom w:w="60" w:type="dxa"/>
-              <w:left w:w="100" w:type="dxa"/>
-              <w:right w:w="100" w:type="dxa"/>
-            </w:tcMar>
-            <w:shd w:fill="F7FAFC"/>
-          </w:tcPr>
-          <w:p>
-            <w:r>
-              <w:rPr>
-                <w:b/>
-                <w:sz w:val="17"/>
-              </w:rPr>
-              <w:t>(+) Activos Corrientes Operativos</w:t>
-            </w:r>
-          </w:p>
-        </w:tc>
-        <w:tc>
-          <w:tcPr>
-            <w:tcW w:type="dxa" w:w="1958"/>
-            <w:tcMar>
-              <w:top w:w="60" w:type="dxa"/>
-              <w:bottom w:w="60" w:type="dxa"/>
-              <w:left w:w="100" w:type="dxa"/>
-              <w:right w:w="100" w:type="dxa"/>
-            </w:tcMar>
-            <w:shd w:fill="F7FAFC"/>
-          </w:tcPr>
-          <w:p>
-            <w:r>
-              <w:rPr>
-                <w:b/>
-                <w:sz w:val="17"/>
-              </w:rPr>
-              <w:t>$0.0M</w:t>
-            </w:r>
-          </w:p>
-        </w:tc>
-        <w:tc>
-          <w:tcPr>
-            <w:tcW w:type="dxa" w:w="1958"/>
-            <w:tcMar>
-              <w:top w:w="60" w:type="dxa"/>
-              <w:bottom w:w="60" w:type="dxa"/>
-              <w:left w:w="100" w:type="dxa"/>
-              <w:right w:w="100" w:type="dxa"/>
-            </w:tcMar>
-            <w:shd w:fill="F7FAFC"/>
-          </w:tcPr>
-          <w:p>
-            <w:r>
-              <w:rPr>
-                <w:sz w:val="17"/>
-              </w:rPr>
-              <w:t>$0.0M</w:t>
-            </w:r>
-          </w:p>
-        </w:tc>
-        <w:tc>
-          <w:tcPr>
-            <w:tcW w:type="dxa" w:w="1958"/>
-            <w:tcMar>
-              <w:top w:w="60" w:type="dxa"/>
-              <w:bottom w:w="60" w:type="dxa"/>
-              <w:left w:w="100" w:type="dxa"/>
-              <w:right w:w="100" w:type="dxa"/>
-            </w:tcMar>
-            <w:shd w:fill="F7FAFC"/>
-          </w:tcPr>
-          <w:p>
-            <w:r>
-              <w:rPr>
-                <w:sz w:val="17"/>
-              </w:rPr>
-              <w:t>Balance Sheet (Current Assets)</w:t>
-            </w:r>
-          </w:p>
-        </w:tc>
-        <w:tc>
-          <w:tcPr>
-            <w:tcW w:type="dxa" w:w="1958"/>
-            <w:tcMar>
-              <w:top w:w="60" w:type="dxa"/>
-              <w:bottom w:w="60" w:type="dxa"/>
-              <w:left w:w="100" w:type="dxa"/>
-              <w:right w:w="100" w:type="dxa"/>
-            </w:tcMar>
-            <w:shd w:fill="F7FAFC"/>
-          </w:tcPr>
-          <w:p>
-            <w:r>
-              <w:rPr>
-                <w:sz w:val="17"/>
-              </w:rPr>
-              <w:t>Total Current Assets menos Efectivo y Valores Negociables.</w:t>
-            </w:r>
-          </w:p>
-        </w:tc>
-      </w:tr>
-      <w:tr>
-        <w:tc>
-          <w:tcPr>
-            <w:tcW w:type="dxa" w:w="1958"/>
-            <w:tcMar>
-              <w:top w:w="60" w:type="dxa"/>
-              <w:bottom w:w="60" w:type="dxa"/>
-              <w:left w:w="100" w:type="dxa"/>
-              <w:right w:w="100" w:type="dxa"/>
-            </w:tcMar>
-          </w:tcPr>
-          <w:p>
-            <w:r>
-              <w:rPr>
-                <w:b/>
-                <w:sz w:val="17"/>
-              </w:rPr>
-              <w:t>(-) Pasivos Corrientes Operativos</w:t>
-            </w:r>
-          </w:p>
-        </w:tc>
-        <w:tc>
-          <w:tcPr>
-            <w:tcW w:type="dxa" w:w="1958"/>
-            <w:tcMar>
-              <w:top w:w="60" w:type="dxa"/>
-              <w:bottom w:w="60" w:type="dxa"/>
-              <w:left w:w="100" w:type="dxa"/>
-              <w:right w:w="100" w:type="dxa"/>
-            </w:tcMar>
-          </w:tcPr>
-          <w:p>
-            <w:r>
-              <w:rPr>
-                <w:b/>
-                <w:sz w:val="17"/>
-              </w:rPr>
-              <w:t>$0.0M</w:t>
-            </w:r>
-          </w:p>
-        </w:tc>
-        <w:tc>
-          <w:tcPr>
-            <w:tcW w:type="dxa" w:w="1958"/>
-            <w:tcMar>
-              <w:top w:w="60" w:type="dxa"/>
-              <w:bottom w:w="60" w:type="dxa"/>
-              <w:left w:w="100" w:type="dxa"/>
-              <w:right w:w="100" w:type="dxa"/>
-            </w:tcMar>
-          </w:tcPr>
-          <w:p>
-            <w:r>
-              <w:rPr>
-                <w:sz w:val="17"/>
-              </w:rPr>
-              <w:t>$0.0M</w:t>
-            </w:r>
-          </w:p>
-        </w:tc>
-        <w:tc>
-          <w:tcPr>
-            <w:tcW w:type="dxa" w:w="1958"/>
-            <w:tcMar>
-              <w:top w:w="60" w:type="dxa"/>
-              <w:bottom w:w="60" w:type="dxa"/>
-              <w:left w:w="100" w:type="dxa"/>
-              <w:right w:w="100" w:type="dxa"/>
-            </w:tcMar>
-          </w:tcPr>
-          <w:p>
-            <w:r>
-              <w:rPr>
-                <w:sz w:val="17"/>
-              </w:rPr>
-              <w:t>Balance Sheet (Current Liabilities)</w:t>
-            </w:r>
-          </w:p>
-        </w:tc>
-        <w:tc>
-          <w:tcPr>
-            <w:tcW w:type="dxa" w:w="1958"/>
-            <w:tcMar>
-              <w:top w:w="60" w:type="dxa"/>
-              <w:bottom w:w="60" w:type="dxa"/>
-              <w:left w:w="100" w:type="dxa"/>
-              <w:right w:w="100" w:type="dxa"/>
-            </w:tcMar>
-          </w:tcPr>
-          <w:p>
-            <w:r>
-              <w:rPr>
-                <w:sz w:val="17"/>
-              </w:rPr>
-              <w:t>Total Current Liabilities menos Deuda CP / Papel Comercial.</w:t>
-            </w:r>
-          </w:p>
-        </w:tc>
-      </w:tr>
-      <w:tr>
-        <w:tc>
-          <w:tcPr>
-            <w:tcW w:type="dxa" w:w="1958"/>
-            <w:tcMar>
-              <w:top w:w="60" w:type="dxa"/>
-              <w:bottom w:w="60" w:type="dxa"/>
-              <w:left w:w="100" w:type="dxa"/>
-              <w:right w:w="100" w:type="dxa"/>
-            </w:tcMar>
-            <w:shd w:fill="F7FAFC"/>
-          </w:tcPr>
-          <w:p>
-            <w:r>
-              <w:rPr>
-                <w:b/>
-                <w:sz w:val="17"/>
-              </w:rPr>
-              <w:t>(=) Capital de Trabajo Neto Operativo (NWC)</w:t>
-            </w:r>
-          </w:p>
-        </w:tc>
-        <w:tc>
-          <w:tcPr>
-            <w:tcW w:type="dxa" w:w="1958"/>
-            <w:tcMar>
-              <w:top w:w="60" w:type="dxa"/>
-              <w:bottom w:w="60" w:type="dxa"/>
-              <w:left w:w="100" w:type="dxa"/>
-              <w:right w:w="100" w:type="dxa"/>
-            </w:tcMar>
-            <w:shd w:fill="F7FAFC"/>
-          </w:tcPr>
-          <w:p>
-            <w:r>
-              <w:rPr>
-                <w:b/>
-                <w:sz w:val="17"/>
-              </w:rPr>
-              <w:t>$0.0M</w:t>
-            </w:r>
-          </w:p>
-        </w:tc>
-        <w:tc>
-          <w:tcPr>
-            <w:tcW w:type="dxa" w:w="1958"/>
-            <w:tcMar>
-              <w:top w:w="60" w:type="dxa"/>
-              <w:bottom w:w="60" w:type="dxa"/>
-              <w:left w:w="100" w:type="dxa"/>
-              <w:right w:w="100" w:type="dxa"/>
-            </w:tcMar>
-            <w:shd w:fill="F7FAFC"/>
-          </w:tcPr>
-          <w:p>
-            <w:r>
-              <w:rPr>
-                <w:sz w:val="17"/>
-              </w:rPr>
-              <w:t>$0.0M</w:t>
-            </w:r>
-          </w:p>
-        </w:tc>
-        <w:tc>
-          <w:tcPr>
-            <w:tcW w:type="dxa" w:w="1958"/>
-            <w:tcMar>
-              <w:top w:w="60" w:type="dxa"/>
-              <w:bottom w:w="60" w:type="dxa"/>
-              <w:left w:w="100" w:type="dxa"/>
-              <w:right w:w="100" w:type="dxa"/>
-            </w:tcMar>
-            <w:shd w:fill="F7FAFC"/>
-          </w:tcPr>
-          <w:p>
-            <w:r>
-              <w:rPr>
-                <w:sz w:val="17"/>
-              </w:rPr>
-              <w:t>Cálculo Operativo Derivado</w:t>
-            </w:r>
-          </w:p>
-        </w:tc>
-        <w:tc>
-          <w:tcPr>
-            <w:tcW w:type="dxa" w:w="1958"/>
-            <w:tcMar>
-              <w:top w:w="60" w:type="dxa"/>
-              <w:bottom w:w="60" w:type="dxa"/>
-              <w:left w:w="100" w:type="dxa"/>
-              <w:right w:w="100" w:type="dxa"/>
-            </w:tcMar>
-            <w:shd w:fill="F7FAFC"/>
-          </w:tcPr>
-          <w:p>
-            <w:r>
-              <w:rPr>
-                <w:sz w:val="17"/>
-              </w:rPr>
-              <w:t>Activos Op. - Pasivos Op. (Financiación espontánea si es negativo).</w:t>
-            </w:r>
-          </w:p>
-        </w:tc>
-      </w:tr>
-      <w:tr>
-        <w:tc>
-          <w:tcPr>
-            <w:tcW w:type="dxa" w:w="1958"/>
-            <w:tcMar>
-              <w:top w:w="60" w:type="dxa"/>
-              <w:bottom w:w="60" w:type="dxa"/>
-              <w:left w:w="100" w:type="dxa"/>
-              <w:right w:w="100" w:type="dxa"/>
-            </w:tcMar>
-          </w:tcPr>
-          <w:p>
-            <w:r>
-              <w:rPr>
-                <w:b/>
-                <w:sz w:val="17"/>
-              </w:rPr>
-              <w:t>(+) PP&amp;E Neto (Propiedad, Planta y Equipo)</w:t>
-            </w:r>
-          </w:p>
-        </w:tc>
-        <w:tc>
-          <w:tcPr>
-            <w:tcW w:type="dxa" w:w="1958"/>
-            <w:tcMar>
-              <w:top w:w="60" w:type="dxa"/>
-              <w:bottom w:w="60" w:type="dxa"/>
-              <w:left w:w="100" w:type="dxa"/>
-              <w:right w:w="100" w:type="dxa"/>
-            </w:tcMar>
-          </w:tcPr>
-          <w:p>
-            <w:r>
-              <w:rPr>
-                <w:b/>
-                <w:sz w:val="17"/>
-              </w:rPr>
-              <w:t>$25.9M</w:t>
-            </w:r>
-          </w:p>
-        </w:tc>
-        <w:tc>
-          <w:tcPr>
-            <w:tcW w:type="dxa" w:w="1958"/>
-            <w:tcMar>
-              <w:top w:w="60" w:type="dxa"/>
-              <w:bottom w:w="60" w:type="dxa"/>
-              <w:left w:w="100" w:type="dxa"/>
-              <w:right w:w="100" w:type="dxa"/>
-            </w:tcMar>
-          </w:tcPr>
-          <w:p>
-            <w:r>
-              <w:rPr>
-                <w:sz w:val="17"/>
-              </w:rPr>
-              <w:t>$25.9M</w:t>
-            </w:r>
-          </w:p>
-        </w:tc>
-        <w:tc>
-          <w:tcPr>
-            <w:tcW w:type="dxa" w:w="1958"/>
-            <w:tcMar>
-              <w:top w:w="60" w:type="dxa"/>
-              <w:bottom w:w="60" w:type="dxa"/>
-              <w:left w:w="100" w:type="dxa"/>
-              <w:right w:w="100" w:type="dxa"/>
-            </w:tcMar>
-          </w:tcPr>
-          <w:p>
-            <w:r>
-              <w:rPr>
-                <w:sz w:val="17"/>
-              </w:rPr>
-              <w:t>Balance Sheet (Non-Current Assets)</w:t>
-            </w:r>
-          </w:p>
-        </w:tc>
-        <w:tc>
-          <w:tcPr>
-            <w:tcW w:type="dxa" w:w="1958"/>
-            <w:tcMar>
-              <w:top w:w="60" w:type="dxa"/>
-              <w:bottom w:w="60" w:type="dxa"/>
-              <w:left w:w="100" w:type="dxa"/>
-              <w:right w:w="100" w:type="dxa"/>
-            </w:tcMar>
-          </w:tcPr>
-          <w:p>
-            <w:r>
-              <w:rPr>
-                <w:sz w:val="17"/>
-              </w:rPr>
-              <w:t>Activos fijos físicos tangibles netos de depreciación acumulada.</w:t>
-            </w:r>
-          </w:p>
-        </w:tc>
-      </w:tr>
-      <w:tr>
-        <w:tc>
-          <w:tcPr>
-            <w:tcW w:type="dxa" w:w="1958"/>
-            <w:tcMar>
-              <w:top w:w="60" w:type="dxa"/>
-              <w:bottom w:w="60" w:type="dxa"/>
-              <w:left w:w="100" w:type="dxa"/>
-              <w:right w:w="100" w:type="dxa"/>
-            </w:tcMar>
-            <w:shd w:fill="F7FAFC"/>
-          </w:tcPr>
-          <w:p>
-            <w:r>
-              <w:rPr>
-                <w:b/>
-                <w:sz w:val="17"/>
-              </w:rPr>
-              <w:t>(=) Capital Tangible al Cierre</w:t>
-            </w:r>
-          </w:p>
-        </w:tc>
-        <w:tc>
-          <w:tcPr>
-            <w:tcW w:type="dxa" w:w="1958"/>
-            <w:tcMar>
-              <w:top w:w="60" w:type="dxa"/>
-              <w:bottom w:w="60" w:type="dxa"/>
-              <w:left w:w="100" w:type="dxa"/>
-              <w:right w:w="100" w:type="dxa"/>
-            </w:tcMar>
-            <w:shd w:fill="F7FAFC"/>
-          </w:tcPr>
-          <w:p>
-            <w:r>
-              <w:rPr>
-                <w:b/>
-                <w:sz w:val="17"/>
-              </w:rPr>
-              <w:t>$25.9M</w:t>
-            </w:r>
-          </w:p>
-        </w:tc>
-        <w:tc>
-          <w:tcPr>
-            <w:tcW w:type="dxa" w:w="1958"/>
-            <w:tcMar>
-              <w:top w:w="60" w:type="dxa"/>
-              <w:bottom w:w="60" w:type="dxa"/>
-              <w:left w:w="100" w:type="dxa"/>
-              <w:right w:w="100" w:type="dxa"/>
-            </w:tcMar>
-            <w:shd w:fill="F7FAFC"/>
-          </w:tcPr>
-          <w:p>
-            <w:r>
-              <w:rPr>
-                <w:sz w:val="17"/>
-              </w:rPr>
-              <w:t>$25.9M</w:t>
-            </w:r>
-          </w:p>
-        </w:tc>
-        <w:tc>
-          <w:tcPr>
-            <w:tcW w:type="dxa" w:w="1958"/>
-            <w:tcMar>
-              <w:top w:w="60" w:type="dxa"/>
-              <w:bottom w:w="60" w:type="dxa"/>
-              <w:left w:w="100" w:type="dxa"/>
-              <w:right w:w="100" w:type="dxa"/>
-            </w:tcMar>
-            <w:shd w:fill="F7FAFC"/>
-          </w:tcPr>
-          <w:p>
-            <w:r>
-              <w:rPr>
-                <w:sz w:val="17"/>
-              </w:rPr>
-              <w:t>Salvaguarda Joel Greenblatt</w:t>
-            </w:r>
-          </w:p>
-        </w:tc>
-        <w:tc>
-          <w:tcPr>
-            <w:tcW w:type="dxa" w:w="1958"/>
-            <w:tcMar>
-              <w:top w:w="60" w:type="dxa"/>
-              <w:bottom w:w="60" w:type="dxa"/>
-              <w:left w:w="100" w:type="dxa"/>
-              <w:right w:w="100" w:type="dxa"/>
-            </w:tcMar>
-            <w:shd w:fill="F7FAFC"/>
-          </w:tcPr>
-          <w:p>
-            <w:r>
-              <w:rPr>
-                <w:sz w:val="17"/>
-              </w:rPr>
-              <w:t>Si NWC &lt; 0, se acota al PP&amp;E Neto (nunca menor a las plantas físicas).</w:t>
-            </w:r>
-          </w:p>
-        </w:tc>
-      </w:tr>
-      <w:tr>
-        <w:tc>
-          <w:tcPr>
-            <w:tcW w:type="dxa" w:w="1958"/>
-            <w:tcMar>
-              <w:top w:w="60" w:type="dxa"/>
-              <w:bottom w:w="60" w:type="dxa"/>
-              <w:left w:w="100" w:type="dxa"/>
-              <w:right w:w="100" w:type="dxa"/>
-            </w:tcMar>
-          </w:tcPr>
-          <w:p>
-            <w:r>
-              <w:rPr>
-                <w:b/>
-                <w:sz w:val="17"/>
-              </w:rPr>
-              <w:t>(=) Capital Tangible Operativo Promedio</w:t>
-            </w:r>
-          </w:p>
-        </w:tc>
-        <w:tc>
-          <w:tcPr>
-            <w:tcW w:type="dxa" w:w="1958"/>
-            <w:tcMar>
-              <w:top w:w="60" w:type="dxa"/>
-              <w:bottom w:w="60" w:type="dxa"/>
-              <w:left w:w="100" w:type="dxa"/>
-              <w:right w:w="100" w:type="dxa"/>
-            </w:tcMar>
-          </w:tcPr>
-          <w:p>
-            <w:r>
-              <w:rPr>
-                <w:b/>
-                <w:sz w:val="17"/>
-              </w:rPr>
-              <w:t>$32.6M</w:t>
-            </w:r>
-          </w:p>
-        </w:tc>
-        <w:tc>
-          <w:tcPr>
-            <w:tcW w:type="dxa" w:w="1958"/>
-            <w:tcMar>
-              <w:top w:w="60" w:type="dxa"/>
-              <w:bottom w:w="60" w:type="dxa"/>
-              <w:left w:w="100" w:type="dxa"/>
-              <w:right w:w="100" w:type="dxa"/>
-            </w:tcMar>
-          </w:tcPr>
-          <w:p>
-            <w:r>
-              <w:rPr>
-                <w:sz w:val="17"/>
-              </w:rPr>
-              <w:t>$32.6M</w:t>
-            </w:r>
-          </w:p>
-        </w:tc>
-        <w:tc>
-          <w:tcPr>
-            <w:tcW w:type="dxa" w:w="1958"/>
-            <w:tcMar>
-              <w:top w:w="60" w:type="dxa"/>
-              <w:bottom w:w="60" w:type="dxa"/>
-              <w:left w:w="100" w:type="dxa"/>
-              <w:right w:w="100" w:type="dxa"/>
-            </w:tcMar>
-          </w:tcPr>
-          <w:p>
-            <w:r>
-              <w:rPr>
-                <w:sz w:val="17"/>
-              </w:rPr>
-              <w:t>Denominador (Matching Principle)</w:t>
-            </w:r>
-          </w:p>
-        </w:tc>
-        <w:tc>
-          <w:tcPr>
-            <w:tcW w:type="dxa" w:w="1958"/>
-            <w:tcMar>
-              <w:top w:w="60" w:type="dxa"/>
-              <w:bottom w:w="60" w:type="dxa"/>
-              <w:left w:w="100" w:type="dxa"/>
-              <w:right w:w="100" w:type="dxa"/>
-            </w:tcMar>
-          </w:tcPr>
-          <w:p>
-            <w:r>
-              <w:rPr>
-                <w:sz w:val="17"/>
-              </w:rPr>
-              <w:t>Promedio (t + t-1)/2 para sincronizar capital con flujo anual de EBIT.</w:t>
-            </w:r>
-          </w:p>
-        </w:tc>
-      </w:tr>
-      <w:tr>
-        <w:tc>
-          <w:tcPr>
-            <w:tcW w:type="dxa" w:w="1958"/>
-            <w:tcMar>
-              <w:top w:w="60" w:type="dxa"/>
-              <w:bottom w:w="60" w:type="dxa"/>
-              <w:left w:w="100" w:type="dxa"/>
-              <w:right w:w="100" w:type="dxa"/>
-            </w:tcMar>
-            <w:shd w:fill="F7FAFC"/>
-            <w:shd w:fill="E2EFDA"/>
-          </w:tcPr>
-          <w:p>
-            <w:r>
-              <w:rPr>
-                <w:b/>
-                <w:sz w:val="17"/>
-              </w:rPr>
-              <w:t>(=) ROC Greenblatt Tangible (%)</w:t>
-            </w:r>
-          </w:p>
-        </w:tc>
-        <w:tc>
-          <w:tcPr>
-            <w:tcW w:type="dxa" w:w="1958"/>
-            <w:tcMar>
-              <w:top w:w="60" w:type="dxa"/>
-              <w:bottom w:w="60" w:type="dxa"/>
-              <w:left w:w="100" w:type="dxa"/>
-              <w:right w:w="100" w:type="dxa"/>
-            </w:tcMar>
-            <w:shd w:fill="F7FAFC"/>
-            <w:shd w:fill="E2EFDA"/>
-          </w:tcPr>
-          <w:p>
-            <w:r>
-              <w:rPr>
-                <w:b/>
-                <w:sz w:val="17"/>
-              </w:rPr>
-              <w:t>6051.93%</w:t>
-            </w:r>
-          </w:p>
-        </w:tc>
-        <w:tc>
-          <w:tcPr>
-            <w:tcW w:type="dxa" w:w="1958"/>
-            <w:tcMar>
-              <w:top w:w="60" w:type="dxa"/>
-              <w:bottom w:w="60" w:type="dxa"/>
-              <w:left w:w="100" w:type="dxa"/>
-              <w:right w:w="100" w:type="dxa"/>
-            </w:tcMar>
-            <w:shd w:fill="F7FAFC"/>
-            <w:shd w:fill="E2EFDA"/>
-          </w:tcPr>
-          <w:p>
-            <w:r>
-              <w:rPr>
-                <w:b/>
-                <w:sz w:val="17"/>
-              </w:rPr>
-              <w:t>6051.93%</w:t>
-            </w:r>
-          </w:p>
-        </w:tc>
-        <w:tc>
-          <w:tcPr>
-            <w:tcW w:type="dxa" w:w="1958"/>
-            <w:tcMar>
-              <w:top w:w="60" w:type="dxa"/>
-              <w:bottom w:w="60" w:type="dxa"/>
-              <w:left w:w="100" w:type="dxa"/>
-              <w:right w:w="100" w:type="dxa"/>
-            </w:tcMar>
-            <w:shd w:fill="F7FAFC"/>
-            <w:shd w:fill="E2EFDA"/>
-          </w:tcPr>
-          <w:p>
-            <w:r>
-              <w:rPr>
-                <w:b/>
-                <w:sz w:val="17"/>
-              </w:rPr>
-              <w:t>Ratio Final de Productividad</w:t>
-            </w:r>
-          </w:p>
-        </w:tc>
-        <w:tc>
-          <w:tcPr>
-            <w:tcW w:type="dxa" w:w="1958"/>
-            <w:tcMar>
-              <w:top w:w="60" w:type="dxa"/>
-              <w:bottom w:w="60" w:type="dxa"/>
-              <w:left w:w="100" w:type="dxa"/>
-              <w:right w:w="100" w:type="dxa"/>
-            </w:tcMar>
-            <w:shd w:fill="F7FAFC"/>
-            <w:shd w:fill="E2EFDA"/>
-          </w:tcPr>
-          <w:p>
-            <w:r>
-              <w:rPr>
-                <w:b/>
-                <w:sz w:val="17"/>
-              </w:rPr>
-              <w:t>EBIT / Capital Tangible Promedio.</w:t>
-            </w:r>
-          </w:p>
-        </w:tc>
-      </w:tr>
-    </w:tbl>
-    <w:tbl>
-      <w:tblPr>
-        <w:tblW w:type="auto" w:w="0"/>
-        <w:jc w:val="center"/>
-        <w:tblLayout w:type="fixed"/>
-        <w:tblLook w:firstColumn="1" w:firstRow="1" w:lastColumn="0" w:lastRow="0" w:noHBand="0" w:noVBand="1" w:val="04A0"/>
-      </w:tblPr>
-      <w:tblGrid>
-        <w:gridCol w:w="9792"/>
-      </w:tblGrid>
-      <w:tr>
-        <w:tc>
-          <w:tcPr>
-            <w:tcW w:type="dxa" w:w="9792"/>
-            <w:shd w:fill="F0F4F8"/>
-            <w:tcMar>
-              <w:top w:w="140" w:type="dxa"/>
-              <w:bottom w:w="140" w:type="dxa"/>
-              <w:left w:w="180" w:type="dxa"/>
-              <w:right w:w="180" w:type="dxa"/>
-            </w:tcMar>
-            <w:tcBorders>
-              <w:top w:val="none"/>
-              <w:left w:val="single" w:sz="24" w:space="0" w:color="1B365D"/>
-              <w:bottom w:val="none"/>
-              <w:right w:val="none"/>
-            </w:tcBorders>
-          </w:tcPr>
-          <w:p>
-            <w:pPr>
-              <w:spacing w:before="0" w:after="60" w:line="276" w:lineRule="auto"/>
-            </w:pPr>
-            <w:r>
-              <w:rPr>
-                <w:rFonts w:ascii="Calibri" w:hAnsi="Calibri"/>
-                <w:b/>
-                <w:color w:val="1B365D"/>
-                <w:sz w:val="21"/>
-              </w:rPr>
-              <w:t>📌 Guía de Auditoría: Trazabilidad del ROC en los Balances SEC</w:t>
-              <w:br/>
-            </w:r>
-          </w:p>
-          <w:p>
-            <w:pPr>
-              <w:spacing w:before="40" w:after="40" w:line="276" w:lineRule="auto"/>
-            </w:pPr>
-            <w:r>
-              <w:rPr>
-                <w:rFonts w:ascii="Calibri" w:hAnsi="Calibri"/>
-                <w:color w:val="2D3748"/>
-                <w:sz w:val="19"/>
-              </w:rPr>
-              <w:t>• EBIT (Operating Income): Búsquelo en el Estado Consolidado de Operaciones (Form 10-K / 10-Q).</w:t>
-            </w:r>
-          </w:p>
-          <w:p>
-            <w:pPr>
-              <w:spacing w:before="40" w:after="40" w:line="276" w:lineRule="auto"/>
-            </w:pPr>
-            <w:r>
-              <w:rPr>
-                <w:rFonts w:ascii="Calibri" w:hAnsi="Calibri"/>
-                <w:color w:val="2D3748"/>
-                <w:sz w:val="19"/>
-              </w:rPr>
-              <w:t>• Activos Operativos: Tome Total Current Assets del Balance y reste Cash &amp; Marketable Securities.</w:t>
-            </w:r>
-          </w:p>
-          <w:p>
-            <w:pPr>
-              <w:spacing w:before="40" w:after="40" w:line="276" w:lineRule="auto"/>
-            </w:pPr>
-            <w:r>
-              <w:rPr>
-                <w:rFonts w:ascii="Calibri" w:hAnsi="Calibri"/>
-                <w:color w:val="2D3748"/>
-                <w:sz w:val="19"/>
-              </w:rPr>
-              <w:t>• Pasivos Operativos: Tome Total Current Liabilities del Balance y reste Commercial Paper y Deuda CP.</w:t>
-            </w:r>
-          </w:p>
-          <w:p>
-            <w:pPr>
-              <w:spacing w:before="40" w:after="40" w:line="276" w:lineRule="auto"/>
-            </w:pPr>
-            <w:r>
-              <w:rPr>
-                <w:rFonts w:ascii="Calibri" w:hAnsi="Calibri"/>
-                <w:color w:val="2D3748"/>
-                <w:sz w:val="19"/>
-              </w:rPr>
-              <w:t>• PP&amp;E Neto: Búsquelo en Activos No Corrientes bajo Property, plant and equipment, net.</w:t>
-            </w:r>
-          </w:p>
-          <w:p>
-            <w:pPr>
-              <w:spacing w:before="40" w:after="40" w:line="276" w:lineRule="auto"/>
-            </w:pPr>
-            <w:r>
-              <w:rPr>
-                <w:rFonts w:ascii="Calibri" w:hAnsi="Calibri"/>
-                <w:color w:val="2D3748"/>
-                <w:sz w:val="19"/>
-              </w:rPr>
-              <w:t>• Salvaguarda de Capital de Trabajo Negativo: Si NWC &lt; 0, Joel Greenblatt fija el capital tangible en el PP&amp;E neto para impedir denominadores distorsionados o bases de capital negativas.</w:t>
-            </w:r>
-          </w:p>
-        </w:tc>
-      </w:tr>
-    </w:tbl>
-    <w:p>
-      <w:pPr>
-        <w:spacing w:before="0" w:after="120"/>
-      </w:pPr>
     </w:p>
     <w:p>
       <w:pPr>
         <w:pStyle w:val="Heading2"/>
       </w:pPr>
       <w:r>
-        <w:t>11.3. Desglose y Explicación del ROIC: Tradicional vs. Ajustado por Intangibles (Damodaran)</w:t>
+        <w:t>11.3. Bloque C: Rentabilidad de Balance (ROTCE) vs. Coste de Capital (Ke)</w:t>
       </w:r>
     </w:p>
     <w:p>
@@ -21122,909 +21314,7 @@
         <w:rPr>
           <w:sz w:val="19"/>
         </w:rPr>
-        <w:t>El ROIC Tradicional contable (10.60%) sobrestima el retorno al mandar el I+D a gasto inmediato. La metodología Damodaran capitaliza la innovación a 3 años, reconociendo $0.0M de intangibles fuera de balance. El ROIC Ajustado resultante de 10.60% refleja el verdadero retorno económico sobre el capital total invertido ($39,160.2M).</w:t>
-      </w:r>
-    </w:p>
-    <w:tbl>
-      <w:tblPr>
-        <w:tblW w:type="auto" w:w="0"/>
-        <w:jc w:val="center"/>
-        <w:tblLayout w:type="fixed"/>
-        <w:tblLook w:firstColumn="1" w:firstRow="1" w:lastColumn="0" w:lastRow="0" w:noHBand="0" w:noVBand="1" w:val="04A0"/>
-        <w:tblBorders>
-          <w:top w:val="single" w:sz="6" w:space="0" w:color="D2D6DC"/>
-          <w:left w:val="none"/>
-          <w:bottom w:val="single" w:sz="10" w:space="0" w:color="1B365D"/>
-          <w:right w:val="none"/>
-          <w:insideH w:val="single" w:sz="4" w:space="0" w:color="D2D6DC"/>
-          <w:insideV w:val="none"/>
-        </w:tblBorders>
-      </w:tblPr>
-      <w:tblGrid>
-        <w:gridCol w:w="1440"/>
-        <w:gridCol w:w="1440"/>
-        <w:gridCol w:w="1440"/>
-        <w:gridCol w:w="1440"/>
-        <w:gridCol w:w="1440"/>
-        <w:gridCol w:w="1440"/>
-        <w:gridCol w:w="1152"/>
-      </w:tblGrid>
-      <w:tr>
-        <w:tc>
-          <w:tcPr>
-            <w:tcW w:type="dxa" w:w="1399"/>
-            <w:shd w:fill="1B365D"/>
-            <w:tcMar>
-              <w:top w:w="80" w:type="dxa"/>
-              <w:bottom w:w="80" w:type="dxa"/>
-              <w:left w:w="100" w:type="dxa"/>
-              <w:right w:w="100" w:type="dxa"/>
-            </w:tcMar>
-          </w:tcPr>
-          <w:p>
-            <w:r>
-              <w:rPr>
-                <w:b/>
-                <w:color w:val="FFFFFF"/>
-                <w:sz w:val="17"/>
-              </w:rPr>
-              <w:t>Período Contable</w:t>
-            </w:r>
-          </w:p>
-        </w:tc>
-        <w:tc>
-          <w:tcPr>
-            <w:tcW w:type="dxa" w:w="1399"/>
-            <w:shd w:fill="1B365D"/>
-            <w:tcMar>
-              <w:top w:w="80" w:type="dxa"/>
-              <w:bottom w:w="80" w:type="dxa"/>
-              <w:left w:w="100" w:type="dxa"/>
-              <w:right w:w="100" w:type="dxa"/>
-            </w:tcMar>
-          </w:tcPr>
-          <w:p>
-            <w:r>
-              <w:rPr>
-                <w:b/>
-                <w:color w:val="FFFFFF"/>
-                <w:sz w:val="17"/>
-              </w:rPr>
-              <w:t>ROC Greenblatt</w:t>
-            </w:r>
-          </w:p>
-        </w:tc>
-        <w:tc>
-          <w:tcPr>
-            <w:tcW w:type="dxa" w:w="1399"/>
-            <w:shd w:fill="1B365D"/>
-            <w:tcMar>
-              <w:top w:w="80" w:type="dxa"/>
-              <w:bottom w:w="80" w:type="dxa"/>
-              <w:left w:w="100" w:type="dxa"/>
-              <w:right w:w="100" w:type="dxa"/>
-            </w:tcMar>
-          </w:tcPr>
-          <w:p>
-            <w:r>
-              <w:rPr>
-                <w:b/>
-                <w:color w:val="FFFFFF"/>
-                <w:sz w:val="17"/>
-              </w:rPr>
-              <w:t>ROIC Tradicional</w:t>
-            </w:r>
-          </w:p>
-        </w:tc>
-        <w:tc>
-          <w:tcPr>
-            <w:tcW w:type="dxa" w:w="1399"/>
-            <w:shd w:fill="1B365D"/>
-            <w:tcMar>
-              <w:top w:w="80" w:type="dxa"/>
-              <w:bottom w:w="80" w:type="dxa"/>
-              <w:left w:w="100" w:type="dxa"/>
-              <w:right w:w="100" w:type="dxa"/>
-            </w:tcMar>
-          </w:tcPr>
-          <w:p>
-            <w:r>
-              <w:rPr>
-                <w:b/>
-                <w:color w:val="FFFFFF"/>
-                <w:sz w:val="17"/>
-              </w:rPr>
-              <w:t>ROIC Ajustado</w:t>
-            </w:r>
-          </w:p>
-        </w:tc>
-        <w:tc>
-          <w:tcPr>
-            <w:tcW w:type="dxa" w:w="1399"/>
-            <w:shd w:fill="1B365D"/>
-            <w:tcMar>
-              <w:top w:w="80" w:type="dxa"/>
-              <w:bottom w:w="80" w:type="dxa"/>
-              <w:left w:w="100" w:type="dxa"/>
-              <w:right w:w="100" w:type="dxa"/>
-            </w:tcMar>
-          </w:tcPr>
-          <w:p>
-            <w:r>
-              <w:rPr>
-                <w:b/>
-                <w:color w:val="FFFFFF"/>
-                <w:sz w:val="17"/>
-              </w:rPr>
-              <w:t>Stock Intangibles ($M)</w:t>
-            </w:r>
-          </w:p>
-        </w:tc>
-        <w:tc>
-          <w:tcPr>
-            <w:tcW w:type="dxa" w:w="1399"/>
-            <w:shd w:fill="1B365D"/>
-            <w:tcMar>
-              <w:top w:w="80" w:type="dxa"/>
-              <w:bottom w:w="80" w:type="dxa"/>
-              <w:left w:w="100" w:type="dxa"/>
-              <w:right w:w="100" w:type="dxa"/>
-            </w:tcMar>
-          </w:tcPr>
-          <w:p>
-            <w:r>
-              <w:rPr>
-                <w:b/>
-                <w:color w:val="FFFFFF"/>
-                <w:sz w:val="17"/>
-              </w:rPr>
-              <w:t>Capital Invertido ($M)</w:t>
-            </w:r>
-          </w:p>
-        </w:tc>
-        <w:tc>
-          <w:tcPr>
-            <w:tcW w:type="dxa" w:w="1399"/>
-            <w:shd w:fill="1B365D"/>
-            <w:tcMar>
-              <w:top w:w="80" w:type="dxa"/>
-              <w:bottom w:w="80" w:type="dxa"/>
-              <w:left w:w="100" w:type="dxa"/>
-              <w:right w:w="100" w:type="dxa"/>
-            </w:tcMar>
-          </w:tcPr>
-          <w:p>
-            <w:r>
-              <w:rPr>
-                <w:b/>
-                <w:color w:val="FFFFFF"/>
-                <w:sz w:val="17"/>
-              </w:rPr>
-              <w:t>Spread vs WACC</w:t>
-            </w:r>
-          </w:p>
-        </w:tc>
-      </w:tr>
-      <w:tr>
-        <w:tc>
-          <w:tcPr>
-            <w:tcW w:type="dxa" w:w="1399"/>
-            <w:tcMar>
-              <w:top w:w="60" w:type="dxa"/>
-              <w:bottom w:w="60" w:type="dxa"/>
-              <w:left w:w="100" w:type="dxa"/>
-              <w:right w:w="100" w:type="dxa"/>
-            </w:tcMar>
-          </w:tcPr>
-          <w:p>
-            <w:r>
-              <w:rPr>
-                <w:sz w:val="17"/>
-              </w:rPr>
-              <w:t>FY2020</w:t>
-            </w:r>
-          </w:p>
-        </w:tc>
-        <w:tc>
-          <w:tcPr>
-            <w:tcW w:type="dxa" w:w="1399"/>
-            <w:tcMar>
-              <w:top w:w="60" w:type="dxa"/>
-              <w:bottom w:w="60" w:type="dxa"/>
-              <w:left w:w="100" w:type="dxa"/>
-              <w:right w:w="100" w:type="dxa"/>
-            </w:tcMar>
-          </w:tcPr>
-          <w:p>
-            <w:r>
-              <w:rPr>
-                <w:b/>
-                <w:sz w:val="17"/>
-              </w:rPr>
-              <w:t>-1741.03%</w:t>
-            </w:r>
-          </w:p>
-        </w:tc>
-        <w:tc>
-          <w:tcPr>
-            <w:tcW w:type="dxa" w:w="1399"/>
-            <w:tcMar>
-              <w:top w:w="60" w:type="dxa"/>
-              <w:bottom w:w="60" w:type="dxa"/>
-              <w:left w:w="100" w:type="dxa"/>
-              <w:right w:w="100" w:type="dxa"/>
-            </w:tcMar>
-          </w:tcPr>
-          <w:p>
-            <w:r>
-              <w:rPr>
-                <w:b/>
-                <w:sz w:val="17"/>
-              </w:rPr>
-              <w:t>3.31%</w:t>
-            </w:r>
-          </w:p>
-        </w:tc>
-        <w:tc>
-          <w:tcPr>
-            <w:tcW w:type="dxa" w:w="1399"/>
-            <w:tcMar>
-              <w:top w:w="60" w:type="dxa"/>
-              <w:bottom w:w="60" w:type="dxa"/>
-              <w:left w:w="100" w:type="dxa"/>
-              <w:right w:w="100" w:type="dxa"/>
-            </w:tcMar>
-          </w:tcPr>
-          <w:p>
-            <w:r>
-              <w:rPr>
-                <w:b/>
-                <w:sz w:val="17"/>
-              </w:rPr>
-              <w:t>3.31%</w:t>
-            </w:r>
-          </w:p>
-        </w:tc>
-        <w:tc>
-          <w:tcPr>
-            <w:tcW w:type="dxa" w:w="1399"/>
-            <w:tcMar>
-              <w:top w:w="60" w:type="dxa"/>
-              <w:bottom w:w="60" w:type="dxa"/>
-              <w:left w:w="100" w:type="dxa"/>
-              <w:right w:w="100" w:type="dxa"/>
-            </w:tcMar>
-          </w:tcPr>
-          <w:p>
-            <w:r>
-              <w:rPr>
-                <w:sz w:val="17"/>
-              </w:rPr>
-              <w:t>$0.0M</w:t>
-            </w:r>
-          </w:p>
-        </w:tc>
-        <w:tc>
-          <w:tcPr>
-            <w:tcW w:type="dxa" w:w="1399"/>
-            <w:tcMar>
-              <w:top w:w="60" w:type="dxa"/>
-              <w:bottom w:w="60" w:type="dxa"/>
-              <w:left w:w="100" w:type="dxa"/>
-              <w:right w:w="100" w:type="dxa"/>
-            </w:tcMar>
-          </w:tcPr>
-          <w:p>
-            <w:r>
-              <w:rPr>
-                <w:sz w:val="17"/>
-              </w:rPr>
-              <w:t>$7,810.5M</w:t>
-            </w:r>
-          </w:p>
-        </w:tc>
-        <w:tc>
-          <w:tcPr>
-            <w:tcW w:type="dxa" w:w="1399"/>
-            <w:tcMar>
-              <w:top w:w="60" w:type="dxa"/>
-              <w:bottom w:w="60" w:type="dxa"/>
-              <w:left w:w="100" w:type="dxa"/>
-              <w:right w:w="100" w:type="dxa"/>
-            </w:tcMar>
-          </w:tcPr>
-          <w:p>
-            <w:r>
-              <w:rPr>
-                <w:b/>
-                <w:sz w:val="17"/>
-              </w:rPr>
-              <w:t>-6.12 p.p.</w:t>
-            </w:r>
-          </w:p>
-        </w:tc>
-      </w:tr>
-      <w:tr>
-        <w:tc>
-          <w:tcPr>
-            <w:tcW w:type="dxa" w:w="1399"/>
-            <w:tcMar>
-              <w:top w:w="60" w:type="dxa"/>
-              <w:bottom w:w="60" w:type="dxa"/>
-              <w:left w:w="100" w:type="dxa"/>
-              <w:right w:w="100" w:type="dxa"/>
-            </w:tcMar>
-            <w:shd w:fill="F7FAFC"/>
-          </w:tcPr>
-          <w:p>
-            <w:r>
-              <w:rPr>
-                <w:sz w:val="17"/>
-              </w:rPr>
-              <w:t>FY2021</w:t>
-            </w:r>
-          </w:p>
-        </w:tc>
-        <w:tc>
-          <w:tcPr>
-            <w:tcW w:type="dxa" w:w="1399"/>
-            <w:tcMar>
-              <w:top w:w="60" w:type="dxa"/>
-              <w:bottom w:w="60" w:type="dxa"/>
-              <w:left w:w="100" w:type="dxa"/>
-              <w:right w:w="100" w:type="dxa"/>
-            </w:tcMar>
-            <w:shd w:fill="F7FAFC"/>
-          </w:tcPr>
-          <w:p>
-            <w:r>
-              <w:rPr>
-                <w:b/>
-                <w:sz w:val="17"/>
-              </w:rPr>
-              <w:t>-1377.29%</w:t>
-            </w:r>
-          </w:p>
-        </w:tc>
-        <w:tc>
-          <w:tcPr>
-            <w:tcW w:type="dxa" w:w="1399"/>
-            <w:tcMar>
-              <w:top w:w="60" w:type="dxa"/>
-              <w:bottom w:w="60" w:type="dxa"/>
-              <w:left w:w="100" w:type="dxa"/>
-              <w:right w:w="100" w:type="dxa"/>
-            </w:tcMar>
-            <w:shd w:fill="F7FAFC"/>
-          </w:tcPr>
-          <w:p>
-            <w:r>
-              <w:rPr>
-                <w:b/>
-                <w:sz w:val="17"/>
-              </w:rPr>
-              <w:t>4.64%</w:t>
-            </w:r>
-          </w:p>
-        </w:tc>
-        <w:tc>
-          <w:tcPr>
-            <w:tcW w:type="dxa" w:w="1399"/>
-            <w:tcMar>
-              <w:top w:w="60" w:type="dxa"/>
-              <w:bottom w:w="60" w:type="dxa"/>
-              <w:left w:w="100" w:type="dxa"/>
-              <w:right w:w="100" w:type="dxa"/>
-            </w:tcMar>
-            <w:shd w:fill="F7FAFC"/>
-          </w:tcPr>
-          <w:p>
-            <w:r>
-              <w:rPr>
-                <w:b/>
-                <w:sz w:val="17"/>
-              </w:rPr>
-              <w:t>4.64%</w:t>
-            </w:r>
-          </w:p>
-        </w:tc>
-        <w:tc>
-          <w:tcPr>
-            <w:tcW w:type="dxa" w:w="1399"/>
-            <w:tcMar>
-              <w:top w:w="60" w:type="dxa"/>
-              <w:bottom w:w="60" w:type="dxa"/>
-              <w:left w:w="100" w:type="dxa"/>
-              <w:right w:w="100" w:type="dxa"/>
-            </w:tcMar>
-            <w:shd w:fill="F7FAFC"/>
-          </w:tcPr>
-          <w:p>
-            <w:r>
-              <w:rPr>
-                <w:sz w:val="17"/>
-              </w:rPr>
-              <w:t>$0.0M</w:t>
-            </w:r>
-          </w:p>
-        </w:tc>
-        <w:tc>
-          <w:tcPr>
-            <w:tcW w:type="dxa" w:w="1399"/>
-            <w:tcMar>
-              <w:top w:w="60" w:type="dxa"/>
-              <w:bottom w:w="60" w:type="dxa"/>
-              <w:left w:w="100" w:type="dxa"/>
-              <w:right w:w="100" w:type="dxa"/>
-            </w:tcMar>
-            <w:shd w:fill="F7FAFC"/>
-          </w:tcPr>
-          <w:p>
-            <w:r>
-              <w:rPr>
-                <w:sz w:val="17"/>
-              </w:rPr>
-              <w:t>$12,481.7M</w:t>
-            </w:r>
-          </w:p>
-        </w:tc>
-        <w:tc>
-          <w:tcPr>
-            <w:tcW w:type="dxa" w:w="1399"/>
-            <w:tcMar>
-              <w:top w:w="60" w:type="dxa"/>
-              <w:bottom w:w="60" w:type="dxa"/>
-              <w:left w:w="100" w:type="dxa"/>
-              <w:right w:w="100" w:type="dxa"/>
-            </w:tcMar>
-            <w:shd w:fill="F7FAFC"/>
-          </w:tcPr>
-          <w:p>
-            <w:r>
-              <w:rPr>
-                <w:b/>
-                <w:sz w:val="17"/>
-              </w:rPr>
-              <w:t>-4.79 p.p.</w:t>
-            </w:r>
-          </w:p>
-        </w:tc>
-      </w:tr>
-      <w:tr>
-        <w:tc>
-          <w:tcPr>
-            <w:tcW w:type="dxa" w:w="1399"/>
-            <w:tcMar>
-              <w:top w:w="60" w:type="dxa"/>
-              <w:bottom w:w="60" w:type="dxa"/>
-              <w:left w:w="100" w:type="dxa"/>
-              <w:right w:w="100" w:type="dxa"/>
-            </w:tcMar>
-          </w:tcPr>
-          <w:p>
-            <w:r>
-              <w:rPr>
-                <w:sz w:val="17"/>
-              </w:rPr>
-              <w:t>FY2022</w:t>
-            </w:r>
-          </w:p>
-        </w:tc>
-        <w:tc>
-          <w:tcPr>
-            <w:tcW w:type="dxa" w:w="1399"/>
-            <w:tcMar>
-              <w:top w:w="60" w:type="dxa"/>
-              <w:bottom w:w="60" w:type="dxa"/>
-              <w:left w:w="100" w:type="dxa"/>
-              <w:right w:w="100" w:type="dxa"/>
-            </w:tcMar>
-          </w:tcPr>
-          <w:p>
-            <w:r>
-              <w:rPr>
-                <w:b/>
-                <w:sz w:val="17"/>
-              </w:rPr>
-              <w:t>-1753.16%</w:t>
-            </w:r>
-          </w:p>
-        </w:tc>
-        <w:tc>
-          <w:tcPr>
-            <w:tcW w:type="dxa" w:w="1399"/>
-            <w:tcMar>
-              <w:top w:w="60" w:type="dxa"/>
-              <w:bottom w:w="60" w:type="dxa"/>
-              <w:left w:w="100" w:type="dxa"/>
-              <w:right w:w="100" w:type="dxa"/>
-            </w:tcMar>
-          </w:tcPr>
-          <w:p>
-            <w:r>
-              <w:rPr>
-                <w:b/>
-                <w:sz w:val="17"/>
-              </w:rPr>
-              <w:t>6.12%</w:t>
-            </w:r>
-          </w:p>
-        </w:tc>
-        <w:tc>
-          <w:tcPr>
-            <w:tcW w:type="dxa" w:w="1399"/>
-            <w:tcMar>
-              <w:top w:w="60" w:type="dxa"/>
-              <w:bottom w:w="60" w:type="dxa"/>
-              <w:left w:w="100" w:type="dxa"/>
-              <w:right w:w="100" w:type="dxa"/>
-            </w:tcMar>
-          </w:tcPr>
-          <w:p>
-            <w:r>
-              <w:rPr>
-                <w:b/>
-                <w:sz w:val="17"/>
-              </w:rPr>
-              <w:t>6.12%</w:t>
-            </w:r>
-          </w:p>
-        </w:tc>
-        <w:tc>
-          <w:tcPr>
-            <w:tcW w:type="dxa" w:w="1399"/>
-            <w:tcMar>
-              <w:top w:w="60" w:type="dxa"/>
-              <w:bottom w:w="60" w:type="dxa"/>
-              <w:left w:w="100" w:type="dxa"/>
-              <w:right w:w="100" w:type="dxa"/>
-            </w:tcMar>
-          </w:tcPr>
-          <w:p>
-            <w:r>
-              <w:rPr>
-                <w:sz w:val="17"/>
-              </w:rPr>
-              <w:t>$0.0M</w:t>
-            </w:r>
-          </w:p>
-        </w:tc>
-        <w:tc>
-          <w:tcPr>
-            <w:tcW w:type="dxa" w:w="1399"/>
-            <w:tcMar>
-              <w:top w:w="60" w:type="dxa"/>
-              <w:bottom w:w="60" w:type="dxa"/>
-              <w:left w:w="100" w:type="dxa"/>
-              <w:right w:w="100" w:type="dxa"/>
-            </w:tcMar>
-          </w:tcPr>
-          <w:p>
-            <w:r>
-              <w:rPr>
-                <w:sz w:val="17"/>
-              </w:rPr>
-              <w:t>$21,457.8M</w:t>
-            </w:r>
-          </w:p>
-        </w:tc>
-        <w:tc>
-          <w:tcPr>
-            <w:tcW w:type="dxa" w:w="1399"/>
-            <w:tcMar>
-              <w:top w:w="60" w:type="dxa"/>
-              <w:bottom w:w="60" w:type="dxa"/>
-              <w:left w:w="100" w:type="dxa"/>
-              <w:right w:w="100" w:type="dxa"/>
-            </w:tcMar>
-          </w:tcPr>
-          <w:p>
-            <w:r>
-              <w:rPr>
-                <w:b/>
-                <w:sz w:val="17"/>
-              </w:rPr>
-              <w:t>-3.30 p.p.</w:t>
-            </w:r>
-          </w:p>
-        </w:tc>
-      </w:tr>
-      <w:tr>
-        <w:tc>
-          <w:tcPr>
-            <w:tcW w:type="dxa" w:w="1399"/>
-            <w:tcMar>
-              <w:top w:w="60" w:type="dxa"/>
-              <w:bottom w:w="60" w:type="dxa"/>
-              <w:left w:w="100" w:type="dxa"/>
-              <w:right w:w="100" w:type="dxa"/>
-            </w:tcMar>
-            <w:shd w:fill="F7FAFC"/>
-          </w:tcPr>
-          <w:p>
-            <w:r>
-              <w:rPr>
-                <w:sz w:val="17"/>
-              </w:rPr>
-              <w:t>FY2023</w:t>
-            </w:r>
-          </w:p>
-        </w:tc>
-        <w:tc>
-          <w:tcPr>
-            <w:tcW w:type="dxa" w:w="1399"/>
-            <w:tcMar>
-              <w:top w:w="60" w:type="dxa"/>
-              <w:bottom w:w="60" w:type="dxa"/>
-              <w:left w:w="100" w:type="dxa"/>
-              <w:right w:w="100" w:type="dxa"/>
-            </w:tcMar>
-            <w:shd w:fill="F7FAFC"/>
-          </w:tcPr>
-          <w:p>
-            <w:r>
-              <w:rPr>
-                <w:b/>
-                <w:sz w:val="17"/>
-              </w:rPr>
-              <w:t>3086.53%</w:t>
-            </w:r>
-          </w:p>
-        </w:tc>
-        <w:tc>
-          <w:tcPr>
-            <w:tcW w:type="dxa" w:w="1399"/>
-            <w:tcMar>
-              <w:top w:w="60" w:type="dxa"/>
-              <w:bottom w:w="60" w:type="dxa"/>
-              <w:left w:w="100" w:type="dxa"/>
-              <w:right w:w="100" w:type="dxa"/>
-            </w:tcMar>
-            <w:shd w:fill="F7FAFC"/>
-          </w:tcPr>
-          <w:p>
-            <w:r>
-              <w:rPr>
-                <w:b/>
-                <w:sz w:val="17"/>
-              </w:rPr>
-              <w:t>8.71%</w:t>
-            </w:r>
-          </w:p>
-        </w:tc>
-        <w:tc>
-          <w:tcPr>
-            <w:tcW w:type="dxa" w:w="1399"/>
-            <w:tcMar>
-              <w:top w:w="60" w:type="dxa"/>
-              <w:bottom w:w="60" w:type="dxa"/>
-              <w:left w:w="100" w:type="dxa"/>
-              <w:right w:w="100" w:type="dxa"/>
-            </w:tcMar>
-            <w:shd w:fill="F7FAFC"/>
-          </w:tcPr>
-          <w:p>
-            <w:r>
-              <w:rPr>
-                <w:b/>
-                <w:sz w:val="17"/>
-              </w:rPr>
-              <w:t>8.71%</w:t>
-            </w:r>
-          </w:p>
-        </w:tc>
-        <w:tc>
-          <w:tcPr>
-            <w:tcW w:type="dxa" w:w="1399"/>
-            <w:tcMar>
-              <w:top w:w="60" w:type="dxa"/>
-              <w:bottom w:w="60" w:type="dxa"/>
-              <w:left w:w="100" w:type="dxa"/>
-              <w:right w:w="100" w:type="dxa"/>
-            </w:tcMar>
-            <w:shd w:fill="F7FAFC"/>
-          </w:tcPr>
-          <w:p>
-            <w:r>
-              <w:rPr>
-                <w:sz w:val="17"/>
-              </w:rPr>
-              <w:t>$0.0M</w:t>
-            </w:r>
-          </w:p>
-        </w:tc>
-        <w:tc>
-          <w:tcPr>
-            <w:tcW w:type="dxa" w:w="1399"/>
-            <w:tcMar>
-              <w:top w:w="60" w:type="dxa"/>
-              <w:bottom w:w="60" w:type="dxa"/>
-              <w:left w:w="100" w:type="dxa"/>
-              <w:right w:w="100" w:type="dxa"/>
-            </w:tcMar>
-            <w:shd w:fill="F7FAFC"/>
-          </w:tcPr>
-          <w:p>
-            <w:r>
-              <w:rPr>
-                <w:sz w:val="17"/>
-              </w:rPr>
-              <w:t>$31,668.8M</w:t>
-            </w:r>
-          </w:p>
-        </w:tc>
-        <w:tc>
-          <w:tcPr>
-            <w:tcW w:type="dxa" w:w="1399"/>
-            <w:tcMar>
-              <w:top w:w="60" w:type="dxa"/>
-              <w:bottom w:w="60" w:type="dxa"/>
-              <w:left w:w="100" w:type="dxa"/>
-              <w:right w:w="100" w:type="dxa"/>
-            </w:tcMar>
-            <w:shd w:fill="F7FAFC"/>
-          </w:tcPr>
-          <w:p>
-            <w:r>
-              <w:rPr>
-                <w:b/>
-                <w:sz w:val="17"/>
-              </w:rPr>
-              <w:t>-0.72 p.p.</w:t>
-            </w:r>
-          </w:p>
-        </w:tc>
-      </w:tr>
-      <w:tr>
-        <w:tc>
-          <w:tcPr>
-            <w:tcW w:type="dxa" w:w="1399"/>
-            <w:tcMar>
-              <w:top w:w="60" w:type="dxa"/>
-              <w:bottom w:w="60" w:type="dxa"/>
-              <w:left w:w="100" w:type="dxa"/>
-              <w:right w:w="100" w:type="dxa"/>
-            </w:tcMar>
-          </w:tcPr>
-          <w:p>
-            <w:r>
-              <w:rPr>
-                <w:sz w:val="17"/>
-              </w:rPr>
-              <w:t>FY2024</w:t>
-            </w:r>
-          </w:p>
-        </w:tc>
-        <w:tc>
-          <w:tcPr>
-            <w:tcW w:type="dxa" w:w="1399"/>
-            <w:tcMar>
-              <w:top w:w="60" w:type="dxa"/>
-              <w:bottom w:w="60" w:type="dxa"/>
-              <w:left w:w="100" w:type="dxa"/>
-              <w:right w:w="100" w:type="dxa"/>
-            </w:tcMar>
-          </w:tcPr>
-          <w:p>
-            <w:r>
-              <w:rPr>
-                <w:b/>
-                <w:sz w:val="17"/>
-              </w:rPr>
-              <w:t>6051.93%</w:t>
-            </w:r>
-          </w:p>
-        </w:tc>
-        <w:tc>
-          <w:tcPr>
-            <w:tcW w:type="dxa" w:w="1399"/>
-            <w:tcMar>
-              <w:top w:w="60" w:type="dxa"/>
-              <w:bottom w:w="60" w:type="dxa"/>
-              <w:left w:w="100" w:type="dxa"/>
-              <w:right w:w="100" w:type="dxa"/>
-            </w:tcMar>
-          </w:tcPr>
-          <w:p>
-            <w:r>
-              <w:rPr>
-                <w:b/>
-                <w:sz w:val="17"/>
-              </w:rPr>
-              <w:t>10.60%</w:t>
-            </w:r>
-          </w:p>
-        </w:tc>
-        <w:tc>
-          <w:tcPr>
-            <w:tcW w:type="dxa" w:w="1399"/>
-            <w:tcMar>
-              <w:top w:w="60" w:type="dxa"/>
-              <w:bottom w:w="60" w:type="dxa"/>
-              <w:left w:w="100" w:type="dxa"/>
-              <w:right w:w="100" w:type="dxa"/>
-            </w:tcMar>
-          </w:tcPr>
-          <w:p>
-            <w:r>
-              <w:rPr>
-                <w:b/>
-                <w:sz w:val="17"/>
-              </w:rPr>
-              <w:t>10.60%</w:t>
-            </w:r>
-          </w:p>
-        </w:tc>
-        <w:tc>
-          <w:tcPr>
-            <w:tcW w:type="dxa" w:w="1399"/>
-            <w:tcMar>
-              <w:top w:w="60" w:type="dxa"/>
-              <w:bottom w:w="60" w:type="dxa"/>
-              <w:left w:w="100" w:type="dxa"/>
-              <w:right w:w="100" w:type="dxa"/>
-            </w:tcMar>
-          </w:tcPr>
-          <w:p>
-            <w:r>
-              <w:rPr>
-                <w:sz w:val="17"/>
-              </w:rPr>
-              <w:t>$0.0M</w:t>
-            </w:r>
-          </w:p>
-        </w:tc>
-        <w:tc>
-          <w:tcPr>
-            <w:tcW w:type="dxa" w:w="1399"/>
-            <w:tcMar>
-              <w:top w:w="60" w:type="dxa"/>
-              <w:bottom w:w="60" w:type="dxa"/>
-              <w:left w:w="100" w:type="dxa"/>
-              <w:right w:w="100" w:type="dxa"/>
-            </w:tcMar>
-          </w:tcPr>
-          <w:p>
-            <w:r>
-              <w:rPr>
-                <w:sz w:val="17"/>
-              </w:rPr>
-              <w:t>$39,160.2M</w:t>
-            </w:r>
-          </w:p>
-        </w:tc>
-        <w:tc>
-          <w:tcPr>
-            <w:tcW w:type="dxa" w:w="1399"/>
-            <w:tcMar>
-              <w:top w:w="60" w:type="dxa"/>
-              <w:bottom w:w="60" w:type="dxa"/>
-              <w:left w:w="100" w:type="dxa"/>
-              <w:right w:w="100" w:type="dxa"/>
-            </w:tcMar>
-          </w:tcPr>
-          <w:p>
-            <w:r>
-              <w:rPr>
-                <w:b/>
-                <w:sz w:val="17"/>
-              </w:rPr>
-              <w:t>+1.17 p.p.</w:t>
-            </w:r>
-          </w:p>
-        </w:tc>
-      </w:tr>
-    </w:tbl>
-    <w:p>
-      <w:pPr>
-        <w:spacing w:before="160" w:after="160"/>
-      </w:pPr>
-      <w:r>
-        <w:rPr>
-          <w:i/>
-          <w:sz w:val="18"/>
-        </w:rPr>
-        <w:t>Matriz de Sensibilidad de Vida Útil: N-1 (2a) = 10.60% | N Base (3a) = 10.60% | N+1 (4a) = 10.60%.</w:t>
+        <w:t>La rentabilidad sobre fondos propios (ROTCE) de 28.11% sobre un patrimonio tangible de $12,840.3M refleja la productividad real del balance sin distorsiones contables de I+D o activos físicos industriales.</w:t>
       </w:r>
     </w:p>
     <w:p>
@@ -22032,7 +21322,7 @@
         <w:pStyle w:val="Heading2"/>
       </w:pPr>
       <w:r>
-        <w:t>11.4. Creación de Valor Económico (EVA) y Durabilidad del Foso Defensivo</w:t>
+        <w:t>11.4. Bloque D: Creación de Valor Económico (EVA / Spread) y Durabilidad del Foso Defensivo</w:t>
       </w:r>
     </w:p>
     <w:p>
@@ -22040,9 +21330,9 @@
         <w:rPr>
           <w:sz w:val="19"/>
         </w:rPr>
-        <w:t>Spread Económico = ROIC Ajustado (10.60%) − WACC (9.43%) = +1.17 p.p.</w:t>
+        <w:t>Spread Económico = ROTCE (28.11%) − Ke (9.82%) = +18.30 p.p.</w:t>
         <w:br/>
-        <w:t>Dictamen: ⚖️ RENDIMIENTO COMPETITIVO ESTÁNDAR. La compañía supera holgadamente su costo de capital, generando más de $1.17 anuales de valor neto por cada $100 invertidos.</w:t>
+        <w:t>Dictamen: 🏰 WIDE MOAT / COMPOUNDING MACHINE. La compañía supera holgadamente su costo de financiamiento propio, creando valor neto recurrente.</w:t>
       </w:r>
     </w:p>
     <w:p>
@@ -22243,7 +21533,7 @@
                 <w:b/>
                 <w:sz w:val="17"/>
               </w:rPr>
-              <w:t>4.96%</w:t>
+              <w:t>5.22%</w:t>
             </w:r>
           </w:p>
         </w:tc>
@@ -22345,7 +21635,7 @@
                 <w:b/>
                 <w:sz w:val="17"/>
               </w:rPr>
-              <w:t>0.94</w:t>
+              <w:t>0.97</w:t>
             </w:r>
           </w:p>
         </w:tc>
@@ -22385,7 +21675,7 @@
               <w:rPr>
                 <w:sz w:val="17"/>
               </w:rPr>
-              <w:t>Sensibilidad cíclica moderada y alineada al mercado.</w:t>
+              <w:t>Sensibilidad sistemática alineada al mercado.</w:t>
             </w:r>
           </w:p>
         </w:tc>
@@ -22506,7 +21796,7 @@
               <w:rPr>
                 <w:sz w:val="17"/>
               </w:rPr>
-              <w:t>Costo de Capital (WACC)</w:t>
+              <w:t>Costo de Capital Propio</w:t>
             </w:r>
           </w:p>
         </w:tc>
@@ -22548,7 +21838,7 @@
                 <w:b/>
                 <w:sz w:val="17"/>
               </w:rPr>
-              <w:t>9.43%</w:t>
+              <w:t>9.82%</w:t>
             </w:r>
           </w:p>
         </w:tc>
@@ -22568,7 +21858,7 @@
               <w:rPr>
                 <w:sz w:val="17"/>
               </w:rPr>
-              <w:t>Rango 9.5% - 10.5%</w:t>
+              <w:t>CAPM Benchmark</w:t>
             </w:r>
           </w:p>
         </w:tc>
@@ -22588,7 +21878,7 @@
               <w:rPr>
                 <w:sz w:val="17"/>
               </w:rPr>
-              <w:t>Retorno anual exigido por los tenedores de acciones comunes.</w:t>
+              <w:t>Retorno anual exigido por los accionistas comunes.</w:t>
             </w:r>
           </w:p>
         </w:tc>
@@ -22609,7 +21899,7 @@
               <w:rPr>
                 <w:sz w:val="17"/>
               </w:rPr>
-              <w:t>Costo de Capital (WACC)</w:t>
+              <w:t>Costo de Capital Propio</w:t>
             </w:r>
           </w:p>
         </w:tc>
@@ -22629,7 +21919,7 @@
                 <w:b/>
                 <w:sz w:val="17"/>
               </w:rPr>
-              <w:t>Costo de Deuda Neta (Kd)</w:t>
+              <w:t>WACC Tradicional</w:t>
             </w:r>
           </w:p>
         </w:tc>
@@ -22649,7 +21939,7 @@
                 <w:b/>
                 <w:sz w:val="17"/>
               </w:rPr>
-              <w:t>0.00%</w:t>
+              <w:t>No Aplicable</w:t>
             </w:r>
           </w:p>
         </w:tc>
@@ -22668,7 +21958,7 @@
               <w:rPr>
                 <w:sz w:val="17"/>
               </w:rPr>
-              <w:t>Tasa cupón efectiva</w:t>
+              <w:t>Inaplicable</w:t>
             </w:r>
           </w:p>
         </w:tc>
@@ -22687,7 +21977,7 @@
               <w:rPr>
                 <w:sz w:val="17"/>
               </w:rPr>
-              <w:t>Financiación crediticia con escudo fiscal del 21.0%.</w:t>
+              <w:t>Pasivos operativos (depósitos/float) no computan en WACC.</w:t>
             </w:r>
           </w:p>
         </w:tc>
@@ -22703,13 +21993,15 @@
               <w:right w:w="100" w:type="dxa"/>
             </w:tcMar>
             <w:shd w:fill="F7FAFC"/>
-          </w:tcPr>
-          <w:p>
-            <w:r>
-              <w:rPr>
+            <w:shd w:fill="E2EFDA"/>
+          </w:tcPr>
+          <w:p>
+            <w:r>
+              <w:rPr>
+                <w:b/>
                 <w:sz w:val="17"/>
               </w:rPr>
-              <w:t>Costo de Capital (WACC)</w:t>
+              <w:t>Rentabilidad de Balance</w:t>
             </w:r>
           </w:p>
         </w:tc>
@@ -22723,6 +22015,7 @@
               <w:right w:w="100" w:type="dxa"/>
             </w:tcMar>
             <w:shd w:fill="F7FAFC"/>
+            <w:shd w:fill="E2EFDA"/>
           </w:tcPr>
           <w:p>
             <w:r>
@@ -22730,7 +22023,7 @@
                 <w:b/>
                 <w:sz w:val="17"/>
               </w:rPr>
-              <w:t>WACC Consolidado</w:t>
+              <w:t>ROTCE Auditado</w:t>
             </w:r>
           </w:p>
         </w:tc>
@@ -22744,6 +22037,7 @@
               <w:right w:w="100" w:type="dxa"/>
             </w:tcMar>
             <w:shd w:fill="F7FAFC"/>
+            <w:shd w:fill="E2EFDA"/>
           </w:tcPr>
           <w:p>
             <w:r>
@@ -22751,7 +22045,7 @@
                 <w:b/>
                 <w:sz w:val="17"/>
               </w:rPr>
-              <w:t>9.43%</w:t>
+              <w:t>28.11%</w:t>
             </w:r>
           </w:p>
         </w:tc>
@@ -22765,13 +22059,15 @@
               <w:right w:w="100" w:type="dxa"/>
             </w:tcMar>
             <w:shd w:fill="F7FAFC"/>
-          </w:tcPr>
-          <w:p>
-            <w:r>
-              <w:rPr>
+            <w:shd w:fill="E2EFDA"/>
+          </w:tcPr>
+          <w:p>
+            <w:r>
+              <w:rPr>
+                <w:b/>
                 <w:sz w:val="17"/>
               </w:rPr>
-              <w:t>Mediana Sector (10.50%)</w:t>
+              <w:t>Benchmark Sectorial</w:t>
             </w:r>
           </w:p>
         </w:tc>
@@ -22785,13 +22081,15 @@
               <w:right w:w="100" w:type="dxa"/>
             </w:tcMar>
             <w:shd w:fill="F7FAFC"/>
-          </w:tcPr>
-          <w:p>
-            <w:r>
-              <w:rPr>
+            <w:shd w:fill="E2EFDA"/>
+          </w:tcPr>
+          <w:p>
+            <w:r>
+              <w:rPr>
+                <w:b/>
                 <w:sz w:val="17"/>
               </w:rPr>
-              <w:t>Tasa de corte u obstáculo financiero mínimo para crear valor.</w:t>
+              <w:t>Rentabilidad financiera sobre fondos propios tangibles.</w:t>
             </w:r>
           </w:p>
         </w:tc>
@@ -22806,14 +22104,13 @@
               <w:left w:w="100" w:type="dxa"/>
               <w:right w:w="100" w:type="dxa"/>
             </w:tcMar>
-            <w:shd w:fill="E2EFDA"/>
           </w:tcPr>
           <w:p>
             <w:r>
               <w:rPr>
                 <w:sz w:val="17"/>
               </w:rPr>
-              <w:t>Productividad Tangible</w:t>
+              <w:t>Rentabilidad de Balance</w:t>
             </w:r>
           </w:p>
         </w:tc>
@@ -22826,7 +22123,6 @@
               <w:left w:w="100" w:type="dxa"/>
               <w:right w:w="100" w:type="dxa"/>
             </w:tcMar>
-            <w:shd w:fill="E2EFDA"/>
           </w:tcPr>
           <w:p>
             <w:r>
@@ -22834,7 +22130,7 @@
                 <w:b/>
                 <w:sz w:val="17"/>
               </w:rPr>
-              <w:t>ROC Greenblatt (Pre-Tax)</w:t>
+              <w:t>Base Patrimonial Tangible</w:t>
             </w:r>
           </w:p>
         </w:tc>
@@ -22847,7 +22143,6 @@
               <w:left w:w="100" w:type="dxa"/>
               <w:right w:w="100" w:type="dxa"/>
             </w:tcMar>
-            <w:shd w:fill="E2EFDA"/>
           </w:tcPr>
           <w:p>
             <w:r>
@@ -22855,7 +22150,7 @@
                 <w:b/>
                 <w:sz w:val="17"/>
               </w:rPr>
-              <w:t>6051.93%</w:t>
+              <w:t>$12,840.3M</w:t>
             </w:r>
           </w:p>
         </w:tc>
@@ -22868,14 +22163,13 @@
               <w:left w:w="100" w:type="dxa"/>
               <w:right w:w="100" w:type="dxa"/>
             </w:tcMar>
-            <w:shd w:fill="E2EFDA"/>
           </w:tcPr>
           <w:p>
             <w:r>
               <w:rPr>
                 <w:sz w:val="17"/>
               </w:rPr>
-              <w:t>Mediana Sector (29.85%)</w:t>
+              <w:t>Balance SEC</w:t>
             </w:r>
           </w:p>
         </w:tc>
@@ -22888,14 +22182,13 @@
               <w:left w:w="100" w:type="dxa"/>
               <w:right w:w="100" w:type="dxa"/>
             </w:tcMar>
-            <w:shd w:fill="E2EFDA"/>
           </w:tcPr>
           <w:p>
             <w:r>
               <w:rPr>
                 <w:sz w:val="17"/>
               </w:rPr>
-              <w:t>Asset-Light extremo; supera al sector por ++6022.1 pp.</w:t>
+              <w:t>Patrimonio neto reportado que sustenta la operación.</w:t>
             </w:r>
           </w:p>
         </w:tc>
@@ -22911,13 +22204,15 @@
               <w:right w:w="100" w:type="dxa"/>
             </w:tcMar>
             <w:shd w:fill="F7FAFC"/>
-          </w:tcPr>
-          <w:p>
-            <w:r>
-              <w:rPr>
+            <w:shd w:fill="E2EFDA"/>
+          </w:tcPr>
+          <w:p>
+            <w:r>
+              <w:rPr>
+                <w:b/>
                 <w:sz w:val="17"/>
               </w:rPr>
-              <w:t>Productividad Tangible</w:t>
+              <w:t>Creación de Valor (EVA)</w:t>
             </w:r>
           </w:p>
         </w:tc>
@@ -22931,6 +22226,7 @@
               <w:right w:w="100" w:type="dxa"/>
             </w:tcMar>
             <w:shd w:fill="F7FAFC"/>
+            <w:shd w:fill="E2EFDA"/>
           </w:tcPr>
           <w:p>
             <w:r>
@@ -22938,7 +22234,7 @@
                 <w:b/>
                 <w:sz w:val="17"/>
               </w:rPr>
-              <w:t>Capital Tangible Promedio</w:t>
+              <w:t>Spread Económico (ROTCE − Ke)</w:t>
             </w:r>
           </w:p>
         </w:tc>
@@ -22952,6 +22248,7 @@
               <w:right w:w="100" w:type="dxa"/>
             </w:tcMar>
             <w:shd w:fill="F7FAFC"/>
+            <w:shd w:fill="E2EFDA"/>
           </w:tcPr>
           <w:p>
             <w:r>
@@ -22959,7 +22256,7 @@
                 <w:b/>
                 <w:sz w:val="17"/>
               </w:rPr>
-              <w:t>$32.6M</w:t>
+              <w:t>+18.30 p.p.</w:t>
             </w:r>
           </w:p>
         </w:tc>
@@ -22973,13 +22270,15 @@
               <w:right w:w="100" w:type="dxa"/>
             </w:tcMar>
             <w:shd w:fill="F7FAFC"/>
-          </w:tcPr>
-          <w:p>
-            <w:r>
-              <w:rPr>
+            <w:shd w:fill="E2EFDA"/>
+          </w:tcPr>
+          <w:p>
+            <w:r>
+              <w:rPr>
+                <w:b/>
                 <w:sz w:val="17"/>
               </w:rPr>
-              <w:t>Balance SEC Form 10-Q</w:t>
+              <w:t>Hurdle Rate</w:t>
             </w:r>
           </w:p>
         </w:tc>
@@ -22993,13 +22292,15 @@
               <w:right w:w="100" w:type="dxa"/>
             </w:tcMar>
             <w:shd w:fill="F7FAFC"/>
-          </w:tcPr>
-          <w:p>
-            <w:r>
-              <w:rPr>
+            <w:shd w:fill="E2EFDA"/>
+          </w:tcPr>
+          <w:p>
+            <w:r>
+              <w:rPr>
+                <w:b/>
                 <w:sz w:val="17"/>
               </w:rPr>
-              <w:t>Base física mínima gracias a capital de trabajo negativo.</w:t>
+              <w:t>Extraordinaria generación de riqueza neta sobre el coste de capital.</w:t>
             </w:r>
           </w:p>
         </w:tc>
@@ -23020,7 +22321,7 @@
               <w:rPr>
                 <w:sz w:val="17"/>
               </w:rPr>
-              <w:t>Retorno Reconstituido</w:t>
+              <w:t>Creación de Valor (EVA)</w:t>
             </w:r>
           </w:p>
         </w:tc>
@@ -23040,7 +22341,7 @@
                 <w:b/>
                 <w:sz w:val="17"/>
               </w:rPr>
-              <w:t>ROIC Contable Tradicional</w:t>
+              <w:t>Dictamen Foso Defensivo</w:t>
             </w:r>
           </w:p>
         </w:tc>
@@ -23060,7 +22361,7 @@
                 <w:b/>
                 <w:sz w:val="17"/>
               </w:rPr>
-              <w:t>10.60%</w:t>
+              <w:t>🏰 WIDE MOAT / COMPOUNDING MACHINE</w:t>
             </w:r>
           </w:p>
         </w:tc>
@@ -23079,7 +22380,7 @@
               <w:rPr>
                 <w:sz w:val="17"/>
               </w:rPr>
-              <w:t>ROIC sin ajustes</w:t>
+              <w:t>Compounding Machine</w:t>
             </w:r>
           </w:p>
         </w:tc>
@@ -23098,533 +22399,7 @@
               <w:rPr>
                 <w:sz w:val="17"/>
               </w:rPr>
-              <w:t>Métrica distorsionada por no capitalizar gasto de innovación.</w:t>
-            </w:r>
-          </w:p>
-        </w:tc>
-      </w:tr>
-      <w:tr>
-        <w:tc>
-          <w:tcPr>
-            <w:tcW w:type="dxa" w:w="1958"/>
-            <w:tcMar>
-              <w:top w:w="60" w:type="dxa"/>
-              <w:bottom w:w="60" w:type="dxa"/>
-              <w:left w:w="100" w:type="dxa"/>
-              <w:right w:w="100" w:type="dxa"/>
-            </w:tcMar>
-            <w:shd w:fill="F7FAFC"/>
-          </w:tcPr>
-          <w:p>
-            <w:r>
-              <w:rPr>
-                <w:sz w:val="17"/>
-              </w:rPr>
-              <w:t>Retorno Reconstituido</w:t>
-            </w:r>
-          </w:p>
-        </w:tc>
-        <w:tc>
-          <w:tcPr>
-            <w:tcW w:type="dxa" w:w="1958"/>
-            <w:tcMar>
-              <w:top w:w="60" w:type="dxa"/>
-              <w:bottom w:w="60" w:type="dxa"/>
-              <w:left w:w="100" w:type="dxa"/>
-              <w:right w:w="100" w:type="dxa"/>
-            </w:tcMar>
-            <w:shd w:fill="F7FAFC"/>
-          </w:tcPr>
-          <w:p>
-            <w:r>
-              <w:rPr>
-                <w:b/>
-                <w:sz w:val="17"/>
-              </w:rPr>
-              <w:t>Stock Intangibles I+D</w:t>
-            </w:r>
-          </w:p>
-        </w:tc>
-        <w:tc>
-          <w:tcPr>
-            <w:tcW w:type="dxa" w:w="1958"/>
-            <w:tcMar>
-              <w:top w:w="60" w:type="dxa"/>
-              <w:bottom w:w="60" w:type="dxa"/>
-              <w:left w:w="100" w:type="dxa"/>
-              <w:right w:w="100" w:type="dxa"/>
-            </w:tcMar>
-            <w:shd w:fill="F7FAFC"/>
-          </w:tcPr>
-          <w:p>
-            <w:r>
-              <w:rPr>
-                <w:b/>
-                <w:sz w:val="17"/>
-              </w:rPr>
-              <w:t>$0.0M</w:t>
-            </w:r>
-          </w:p>
-        </w:tc>
-        <w:tc>
-          <w:tcPr>
-            <w:tcW w:type="dxa" w:w="1958"/>
-            <w:tcMar>
-              <w:top w:w="60" w:type="dxa"/>
-              <w:bottom w:w="60" w:type="dxa"/>
-              <w:left w:w="100" w:type="dxa"/>
-              <w:right w:w="100" w:type="dxa"/>
-            </w:tcMar>
-            <w:shd w:fill="F7FAFC"/>
-          </w:tcPr>
-          <w:p>
-            <w:r>
-              <w:rPr>
-                <w:sz w:val="17"/>
-              </w:rPr>
-              <w:t>Amortización 3 Años</w:t>
-            </w:r>
-          </w:p>
-        </w:tc>
-        <w:tc>
-          <w:tcPr>
-            <w:tcW w:type="dxa" w:w="1958"/>
-            <w:tcMar>
-              <w:top w:w="60" w:type="dxa"/>
-              <w:bottom w:w="60" w:type="dxa"/>
-              <w:left w:w="100" w:type="dxa"/>
-              <w:right w:w="100" w:type="dxa"/>
-            </w:tcMar>
-            <w:shd w:fill="F7FAFC"/>
-          </w:tcPr>
-          <w:p>
-            <w:r>
-              <w:rPr>
-                <w:sz w:val="17"/>
-              </w:rPr>
-              <w:t>Valor acumulado de patentes, silicio y software.</w:t>
-            </w:r>
-          </w:p>
-        </w:tc>
-      </w:tr>
-      <w:tr>
-        <w:tc>
-          <w:tcPr>
-            <w:tcW w:type="dxa" w:w="1958"/>
-            <w:tcMar>
-              <w:top w:w="60" w:type="dxa"/>
-              <w:bottom w:w="60" w:type="dxa"/>
-              <w:left w:w="100" w:type="dxa"/>
-              <w:right w:w="100" w:type="dxa"/>
-            </w:tcMar>
-          </w:tcPr>
-          <w:p>
-            <w:r>
-              <w:rPr>
-                <w:sz w:val="17"/>
-              </w:rPr>
-              <w:t>Retorno Reconstituido</w:t>
-            </w:r>
-          </w:p>
-        </w:tc>
-        <w:tc>
-          <w:tcPr>
-            <w:tcW w:type="dxa" w:w="1958"/>
-            <w:tcMar>
-              <w:top w:w="60" w:type="dxa"/>
-              <w:bottom w:w="60" w:type="dxa"/>
-              <w:left w:w="100" w:type="dxa"/>
-              <w:right w:w="100" w:type="dxa"/>
-            </w:tcMar>
-          </w:tcPr>
-          <w:p>
-            <w:r>
-              <w:rPr>
-                <w:b/>
-                <w:sz w:val="17"/>
-              </w:rPr>
-              <w:t>Capital Invertido Promedio</w:t>
-            </w:r>
-          </w:p>
-        </w:tc>
-        <w:tc>
-          <w:tcPr>
-            <w:tcW w:type="dxa" w:w="1958"/>
-            <w:tcMar>
-              <w:top w:w="60" w:type="dxa"/>
-              <w:bottom w:w="60" w:type="dxa"/>
-              <w:left w:w="100" w:type="dxa"/>
-              <w:right w:w="100" w:type="dxa"/>
-            </w:tcMar>
-          </w:tcPr>
-          <w:p>
-            <w:r>
-              <w:rPr>
-                <w:b/>
-                <w:sz w:val="17"/>
-              </w:rPr>
-              <w:t>$39,160.2M</w:t>
-            </w:r>
-          </w:p>
-        </w:tc>
-        <w:tc>
-          <w:tcPr>
-            <w:tcW w:type="dxa" w:w="1958"/>
-            <w:tcMar>
-              <w:top w:w="60" w:type="dxa"/>
-              <w:bottom w:w="60" w:type="dxa"/>
-              <w:left w:w="100" w:type="dxa"/>
-              <w:right w:w="100" w:type="dxa"/>
-            </w:tcMar>
-          </w:tcPr>
-          <w:p>
-            <w:r>
-              <w:rPr>
-                <w:sz w:val="17"/>
-              </w:rPr>
-              <w:t>Base Económica Total</w:t>
-            </w:r>
-          </w:p>
-        </w:tc>
-        <w:tc>
-          <w:tcPr>
-            <w:tcW w:type="dxa" w:w="1958"/>
-            <w:tcMar>
-              <w:top w:w="60" w:type="dxa"/>
-              <w:bottom w:w="60" w:type="dxa"/>
-              <w:left w:w="100" w:type="dxa"/>
-              <w:right w:w="100" w:type="dxa"/>
-            </w:tcMar>
-          </w:tcPr>
-          <w:p>
-            <w:r>
-              <w:rPr>
-                <w:sz w:val="17"/>
-              </w:rPr>
-              <w:t>Base de capital honesta que absorbe las inversiones en I+D.</w:t>
-            </w:r>
-          </w:p>
-        </w:tc>
-      </w:tr>
-      <w:tr>
-        <w:tc>
-          <w:tcPr>
-            <w:tcW w:type="dxa" w:w="1958"/>
-            <w:tcMar>
-              <w:top w:w="60" w:type="dxa"/>
-              <w:bottom w:w="60" w:type="dxa"/>
-              <w:left w:w="100" w:type="dxa"/>
-              <w:right w:w="100" w:type="dxa"/>
-            </w:tcMar>
-            <w:shd w:fill="F7FAFC"/>
-            <w:shd w:fill="E2EFDA"/>
-          </w:tcPr>
-          <w:p>
-            <w:r>
-              <w:rPr>
-                <w:b/>
-                <w:sz w:val="17"/>
-              </w:rPr>
-              <w:t>Retorno Reconstituido</w:t>
-            </w:r>
-          </w:p>
-        </w:tc>
-        <w:tc>
-          <w:tcPr>
-            <w:tcW w:type="dxa" w:w="1958"/>
-            <w:tcMar>
-              <w:top w:w="60" w:type="dxa"/>
-              <w:bottom w:w="60" w:type="dxa"/>
-              <w:left w:w="100" w:type="dxa"/>
-              <w:right w:w="100" w:type="dxa"/>
-            </w:tcMar>
-            <w:shd w:fill="F7FAFC"/>
-            <w:shd w:fill="E2EFDA"/>
-          </w:tcPr>
-          <w:p>
-            <w:r>
-              <w:rPr>
-                <w:b/>
-                <w:sz w:val="17"/>
-              </w:rPr>
-              <w:t>ROIC Ajustado por Intangibles</w:t>
-            </w:r>
-          </w:p>
-        </w:tc>
-        <w:tc>
-          <w:tcPr>
-            <w:tcW w:type="dxa" w:w="1958"/>
-            <w:tcMar>
-              <w:top w:w="60" w:type="dxa"/>
-              <w:bottom w:w="60" w:type="dxa"/>
-              <w:left w:w="100" w:type="dxa"/>
-              <w:right w:w="100" w:type="dxa"/>
-            </w:tcMar>
-            <w:shd w:fill="F7FAFC"/>
-            <w:shd w:fill="E2EFDA"/>
-          </w:tcPr>
-          <w:p>
-            <w:r>
-              <w:rPr>
-                <w:b/>
-                <w:sz w:val="17"/>
-              </w:rPr>
-              <w:t>10.60%</w:t>
-            </w:r>
-          </w:p>
-        </w:tc>
-        <w:tc>
-          <w:tcPr>
-            <w:tcW w:type="dxa" w:w="1958"/>
-            <w:tcMar>
-              <w:top w:w="60" w:type="dxa"/>
-              <w:bottom w:w="60" w:type="dxa"/>
-              <w:left w:w="100" w:type="dxa"/>
-              <w:right w:w="100" w:type="dxa"/>
-            </w:tcMar>
-            <w:shd w:fill="F7FAFC"/>
-            <w:shd w:fill="E2EFDA"/>
-          </w:tcPr>
-          <w:p>
-            <w:r>
-              <w:rPr>
-                <w:b/>
-                <w:sz w:val="17"/>
-              </w:rPr>
-              <w:t>Mediana Sector (18.30%)</w:t>
-            </w:r>
-          </w:p>
-        </w:tc>
-        <w:tc>
-          <w:tcPr>
-            <w:tcW w:type="dxa" w:w="1958"/>
-            <w:tcMar>
-              <w:top w:w="60" w:type="dxa"/>
-              <w:bottom w:w="60" w:type="dxa"/>
-              <w:left w:w="100" w:type="dxa"/>
-              <w:right w:w="100" w:type="dxa"/>
-            </w:tcMar>
-            <w:shd w:fill="F7FAFC"/>
-            <w:shd w:fill="E2EFDA"/>
-          </w:tcPr>
-          <w:p>
-            <w:r>
-              <w:rPr>
-                <w:b/>
-                <w:sz w:val="17"/>
-              </w:rPr>
-              <w:t>Retorno real sobre capital total invertido en el negocio.</w:t>
-            </w:r>
-          </w:p>
-        </w:tc>
-      </w:tr>
-      <w:tr>
-        <w:tc>
-          <w:tcPr>
-            <w:tcW w:type="dxa" w:w="1958"/>
-            <w:tcMar>
-              <w:top w:w="60" w:type="dxa"/>
-              <w:bottom w:w="60" w:type="dxa"/>
-              <w:left w:w="100" w:type="dxa"/>
-              <w:right w:w="100" w:type="dxa"/>
-            </w:tcMar>
-            <w:shd w:fill="E2EFDA"/>
-          </w:tcPr>
-          <w:p>
-            <w:r>
-              <w:rPr>
-                <w:b/>
-                <w:sz w:val="17"/>
-              </w:rPr>
-              <w:t>Creación de Valor (EVA)</w:t>
-            </w:r>
-          </w:p>
-        </w:tc>
-        <w:tc>
-          <w:tcPr>
-            <w:tcW w:type="dxa" w:w="1958"/>
-            <w:tcMar>
-              <w:top w:w="60" w:type="dxa"/>
-              <w:bottom w:w="60" w:type="dxa"/>
-              <w:left w:w="100" w:type="dxa"/>
-              <w:right w:w="100" w:type="dxa"/>
-            </w:tcMar>
-            <w:shd w:fill="E2EFDA"/>
-          </w:tcPr>
-          <w:p>
-            <w:r>
-              <w:rPr>
-                <w:b/>
-                <w:sz w:val="17"/>
-              </w:rPr>
-              <w:t>Spread Económico Neto</w:t>
-            </w:r>
-          </w:p>
-        </w:tc>
-        <w:tc>
-          <w:tcPr>
-            <w:tcW w:type="dxa" w:w="1958"/>
-            <w:tcMar>
-              <w:top w:w="60" w:type="dxa"/>
-              <w:bottom w:w="60" w:type="dxa"/>
-              <w:left w:w="100" w:type="dxa"/>
-              <w:right w:w="100" w:type="dxa"/>
-            </w:tcMar>
-            <w:shd w:fill="E2EFDA"/>
-          </w:tcPr>
-          <w:p>
-            <w:r>
-              <w:rPr>
-                <w:b/>
-                <w:sz w:val="17"/>
-              </w:rPr>
-              <w:t>+1.17 pp</w:t>
-            </w:r>
-          </w:p>
-        </w:tc>
-        <w:tc>
-          <w:tcPr>
-            <w:tcW w:type="dxa" w:w="1958"/>
-            <w:tcMar>
-              <w:top w:w="60" w:type="dxa"/>
-              <w:bottom w:w="60" w:type="dxa"/>
-              <w:left w:w="100" w:type="dxa"/>
-              <w:right w:w="100" w:type="dxa"/>
-            </w:tcMar>
-            <w:shd w:fill="E2EFDA"/>
-          </w:tcPr>
-          <w:p>
-            <w:r>
-              <w:rPr>
-                <w:b/>
-                <w:sz w:val="17"/>
-              </w:rPr>
-              <w:t>Mediana Sector (+9.20 pp)</w:t>
-            </w:r>
-          </w:p>
-        </w:tc>
-        <w:tc>
-          <w:tcPr>
-            <w:tcW w:type="dxa" w:w="1958"/>
-            <w:tcMar>
-              <w:top w:w="60" w:type="dxa"/>
-              <w:bottom w:w="60" w:type="dxa"/>
-              <w:left w:w="100" w:type="dxa"/>
-              <w:right w:w="100" w:type="dxa"/>
-            </w:tcMar>
-            <w:shd w:fill="E2EFDA"/>
-          </w:tcPr>
-          <w:p>
-            <w:r>
-              <w:rPr>
-                <w:b/>
-                <w:sz w:val="17"/>
-              </w:rPr>
-              <w:t>Extraordinaria generación de riqueza neta sobre el coste de capital.</w:t>
-            </w:r>
-          </w:p>
-        </w:tc>
-      </w:tr>
-      <w:tr>
-        <w:tc>
-          <w:tcPr>
-            <w:tcW w:type="dxa" w:w="1958"/>
-            <w:tcMar>
-              <w:top w:w="60" w:type="dxa"/>
-              <w:bottom w:w="60" w:type="dxa"/>
-              <w:left w:w="100" w:type="dxa"/>
-              <w:right w:w="100" w:type="dxa"/>
-            </w:tcMar>
-            <w:shd w:fill="F7FAFC"/>
-          </w:tcPr>
-          <w:p>
-            <w:r>
-              <w:rPr>
-                <w:sz w:val="17"/>
-              </w:rPr>
-              <w:t>Creación de Valor (EVA)</w:t>
-            </w:r>
-          </w:p>
-        </w:tc>
-        <w:tc>
-          <w:tcPr>
-            <w:tcW w:type="dxa" w:w="1958"/>
-            <w:tcMar>
-              <w:top w:w="60" w:type="dxa"/>
-              <w:bottom w:w="60" w:type="dxa"/>
-              <w:left w:w="100" w:type="dxa"/>
-              <w:right w:w="100" w:type="dxa"/>
-            </w:tcMar>
-            <w:shd w:fill="F7FAFC"/>
-          </w:tcPr>
-          <w:p>
-            <w:r>
-              <w:rPr>
-                <w:b/>
-                <w:sz w:val="17"/>
-              </w:rPr>
-              <w:t>Dictamen Foso Defensivo</w:t>
-            </w:r>
-          </w:p>
-        </w:tc>
-        <w:tc>
-          <w:tcPr>
-            <w:tcW w:type="dxa" w:w="1958"/>
-            <w:tcMar>
-              <w:top w:w="60" w:type="dxa"/>
-              <w:bottom w:w="60" w:type="dxa"/>
-              <w:left w:w="100" w:type="dxa"/>
-              <w:right w:w="100" w:type="dxa"/>
-            </w:tcMar>
-            <w:shd w:fill="F7FAFC"/>
-          </w:tcPr>
-          <w:p>
-            <w:r>
-              <w:rPr>
-                <w:b/>
-                <w:sz w:val="17"/>
-              </w:rPr>
-              <w:t>⚖️ RENDIMIENTO COMPETITIVO ESTÁNDAR</w:t>
-            </w:r>
-          </w:p>
-        </w:tc>
-        <w:tc>
-          <w:tcPr>
-            <w:tcW w:type="dxa" w:w="1958"/>
-            <w:tcMar>
-              <w:top w:w="60" w:type="dxa"/>
-              <w:bottom w:w="60" w:type="dxa"/>
-              <w:left w:w="100" w:type="dxa"/>
-              <w:right w:w="100" w:type="dxa"/>
-            </w:tcMar>
-            <w:shd w:fill="F7FAFC"/>
-          </w:tcPr>
-          <w:p>
-            <w:r>
-              <w:rPr>
-                <w:sz w:val="17"/>
-              </w:rPr>
-              <w:t>Compounding Machine</w:t>
-            </w:r>
-          </w:p>
-        </w:tc>
-        <w:tc>
-          <w:tcPr>
-            <w:tcW w:type="dxa" w:w="1958"/>
-            <w:tcMar>
-              <w:top w:w="60" w:type="dxa"/>
-              <w:bottom w:w="60" w:type="dxa"/>
-              <w:left w:w="100" w:type="dxa"/>
-              <w:right w:w="100" w:type="dxa"/>
-            </w:tcMar>
-            <w:shd w:fill="F7FAFC"/>
-          </w:tcPr>
-          <w:p>
-            <w:r>
-              <w:rPr>
-                <w:sz w:val="17"/>
-              </w:rPr>
-              <w:t>Fortaleza estructural inquebrantable de largo plazo.</w:t>
+              <w:t>Fortaleza estructural de intermediación y fondeo.</w:t>
             </w:r>
           </w:p>
         </w:tc>
@@ -23658,7 +22433,7 @@
           <w:color w:val="1B365D"/>
           <w:sz w:val="21"/>
         </w:rPr>
-        <w:t>DICTAMEN FORENSE INSTITUCIONAL (FY2024): ESTÁNDAR SALUDABLE</w:t>
+        <w:t>DICTAMEN FORENSE INSTITUCIONAL (LTM): ANÁLISIS SECTORIAL BANCARIO</w:t>
         <w:br/>
       </w:r>
       <w:r>
@@ -23667,11 +22442,11 @@
           <w:color w:val="2D3748"/>
           <w:sz w:val="19"/>
         </w:rPr>
-        <w:t>• Ratio Sloan de Devengos: -0.91% [DEVENGOS EQUILIBRADOS]</w:t>
+        <w:t>• Ratio Sloan de Devengos: +6.33% [DEVENGOS EQUILIBRADOS]</w:t>
         <w:br/>
-        <w:t>• Montier C-Score: 0 / 6 [RIESGO MUY BAJO / LIBROS LIMPIOS (&lt; 5% PROBABILIDAD DE MANIPULACIÓN)]</w:t>
+        <w:t>• Montier C-Score: NO APLICABLE [NO APLICABLE]</w:t>
         <w:br/>
-        <w:t>• Dictamen: CONTABILIDAD SALUDABLE Y EQUILIBRADA: Devengos dentro de la banda histórica normal (Ratio Sloan: -0.91%) y Montier C-Score de 0/6. Los resultados financieros reflejan razonablemente la realidad económica de las operaciones.</w:t>
+        <w:t>• Dictamen: AUDITORÍA FORENSE ADAPTADA (FINANCIAL_BANKING): Los modelos cuantitativos de devengos industriales y Montier C-Score no son aplicables a balances bancarios y aseguradores. La solvencia e integridad contable se evalúan mediante la calidad de cartera (NPLs), ratios de cobertura de provisiones, margen de interés neto (NIM) y solidez de capital regulatorio (CET1).</w:t>
       </w:r>
     </w:p>
     <w:p>
@@ -23771,7 +22546,7 @@
         <w:tc>
           <w:tcPr>
             <w:tcW w:type="dxa" w:w="1094"/>
-            <w:shd w:fill="1B365D"/>
+            <w:shd w:fill="0A3641"/>
             <w:tcMar>
               <w:top w:w="80" w:type="dxa"/>
               <w:bottom w:w="80" w:type="dxa"/>
@@ -23787,10 +22562,10 @@
               <w:rPr>
                 <w:rFonts w:ascii="Calibri" w:hAnsi="Calibri"/>
                 <w:b/>
-                <w:color w:val="FFFFFF"/>
+                <w:color w:val="FFD700"/>
                 <w:sz w:val="17"/>
               </w:rPr>
-              <w:t>FY2024</w:t>
+              <w:t>LTM</w:t>
             </w:r>
           </w:p>
         </w:tc>
@@ -23816,7 +22591,7 @@
                 <w:color w:val="FFFFFF"/>
                 <w:sz w:val="17"/>
               </w:rPr>
-              <w:t>FY2023</w:t>
+              <w:t>FY2025</w:t>
             </w:r>
           </w:p>
         </w:tc>
@@ -23842,7 +22617,7 @@
                 <w:color w:val="FFFFFF"/>
                 <w:sz w:val="17"/>
               </w:rPr>
-              <w:t>FY2022</w:t>
+              <w:t>FY2024</w:t>
             </w:r>
           </w:p>
         </w:tc>
@@ -23868,7 +22643,7 @@
                 <w:color w:val="FFFFFF"/>
                 <w:sz w:val="17"/>
               </w:rPr>
-              <w:t>FY2021</w:t>
+              <w:t>FY2023</w:t>
             </w:r>
           </w:p>
         </w:tc>
@@ -23894,7 +22669,7 @@
                 <w:color w:val="FFFFFF"/>
                 <w:sz w:val="17"/>
               </w:rPr>
-              <w:t>FY2020</w:t>
+              <w:t>FY2022</w:t>
             </w:r>
           </w:p>
         </w:tc>
@@ -23967,7 +22742,7 @@
                 <w:b w:val="0"/>
                 <w:sz w:val="17"/>
               </w:rPr>
-              <w:t>$1,972.1M</w:t>
+              <w:t>$3,610.0M</w:t>
             </w:r>
           </w:p>
         </w:tc>
@@ -23991,7 +22766,7 @@
                 <w:b w:val="0"/>
                 <w:sz w:val="17"/>
               </w:rPr>
-              <w:t>$1,030.5M</w:t>
+              <w:t>$2,871.7M</w:t>
             </w:r>
           </w:p>
         </w:tc>
@@ -24015,7 +22790,7 @@
                 <w:b w:val="0"/>
                 <w:sz w:val="17"/>
               </w:rPr>
-              <w:t>$-364.6M</w:t>
+              <w:t>$1,972.1M</w:t>
             </w:r>
           </w:p>
         </w:tc>
@@ -24039,7 +22814,7 @@
                 <w:b w:val="0"/>
                 <w:sz w:val="17"/>
               </w:rPr>
-              <w:t>$-165.0M</w:t>
+              <w:t>$1,030.5M</w:t>
             </w:r>
           </w:p>
         </w:tc>
@@ -24063,7 +22838,7 @@
                 <w:b w:val="0"/>
                 <w:sz w:val="17"/>
               </w:rPr>
-              <w:t>$-171.5M</w:t>
+              <w:t>$-364.6M</w:t>
             </w:r>
           </w:p>
         </w:tc>
@@ -24134,7 +22909,7 @@
                 <w:b w:val="0"/>
                 <w:sz w:val="17"/>
               </w:rPr>
-              <w:t>$2,399.0M</w:t>
+              <w:t>$-1,381.6M</w:t>
             </w:r>
           </w:p>
         </w:tc>
@@ -24158,7 +22933,7 @@
                 <w:b w:val="0"/>
                 <w:sz w:val="17"/>
               </w:rPr>
-              <w:t>$1,266.2M</w:t>
+              <w:t>$3,500.5M</w:t>
             </w:r>
           </w:p>
         </w:tc>
@@ -24182,7 +22957,7 @@
                 <w:b w:val="0"/>
                 <w:sz w:val="17"/>
               </w:rPr>
-              <w:t>$755.6M</w:t>
+              <w:t>$2,399.0M</w:t>
             </w:r>
           </w:p>
         </w:tc>
@@ -24206,7 +22981,7 @@
                 <w:b w:val="0"/>
                 <w:sz w:val="17"/>
               </w:rPr>
-              <w:t>$-2,924.3M</w:t>
+              <w:t>$1,266.2M</w:t>
             </w:r>
           </w:p>
         </w:tc>
@@ -24230,7 +23005,7 @@
                 <w:b w:val="0"/>
                 <w:sz w:val="17"/>
               </w:rPr>
-              <w:t>$974.5M</w:t>
+              <w:t>$755.6M</w:t>
             </w:r>
           </w:p>
         </w:tc>
@@ -24301,7 +23076,7 @@
                 <w:b/>
                 <w:sz w:val="17"/>
               </w:rPr>
-              <w:t>$-426.9M</w:t>
+              <w:t>$+4,991.6M</w:t>
             </w:r>
           </w:p>
         </w:tc>
@@ -24325,7 +23100,7 @@
                 <w:b/>
                 <w:sz w:val="17"/>
               </w:rPr>
-              <w:t>$-235.7M</w:t>
+              <w:t>$-628.8M</w:t>
             </w:r>
           </w:p>
         </w:tc>
@@ -24349,7 +23124,7 @@
                 <w:b/>
                 <w:sz w:val="17"/>
               </w:rPr>
-              <w:t>$-1,120.2M</w:t>
+              <w:t>$-426.9M</w:t>
             </w:r>
           </w:p>
         </w:tc>
@@ -24373,7 +23148,7 @@
                 <w:b/>
                 <w:sz w:val="17"/>
               </w:rPr>
-              <w:t>$+2,759.3M</w:t>
+              <w:t>$-235.7M</w:t>
             </w:r>
           </w:p>
         </w:tc>
@@ -24397,7 +23172,7 @@
                 <w:b/>
                 <w:sz w:val="17"/>
               </w:rPr>
-              <w:t>$-1,146.0M</w:t>
+              <w:t>$-1,120.2M</w:t>
             </w:r>
           </w:p>
         </w:tc>
@@ -24468,7 +23243,7 @@
                 <w:b w:val="0"/>
                 <w:sz w:val="17"/>
               </w:rPr>
-              <w:t>$46,714.8M</w:t>
+              <w:t>$78,823.6M</w:t>
             </w:r>
           </w:p>
         </w:tc>
@@ -24492,7 +23267,7 @@
                 <w:b w:val="0"/>
                 <w:sz w:val="17"/>
               </w:rPr>
-              <w:t>$36,716.7M</w:t>
+              <w:t>$62,412.5M</w:t>
             </w:r>
           </w:p>
         </w:tc>
@@ -24516,7 +23291,7 @@
                 <w:b w:val="0"/>
                 <w:sz w:val="17"/>
               </w:rPr>
-              <w:t>$24,896.8M</w:t>
+              <w:t>$46,638.2M</w:t>
             </w:r>
           </w:p>
         </w:tc>
@@ -24540,7 +23315,7 @@
                 <w:b w:val="0"/>
                 <w:sz w:val="17"/>
               </w:rPr>
-              <w:t>$15,006.5M</w:t>
+              <w:t>$36,640.0M</w:t>
             </w:r>
           </w:p>
         </w:tc>
@@ -24564,7 +23339,7 @@
                 <w:b w:val="0"/>
                 <w:sz w:val="17"/>
               </w:rPr>
-              <w:t>$10,154.2M</w:t>
+              <w:t>$24,896.8M</w:t>
             </w:r>
           </w:p>
         </w:tc>
@@ -24635,7 +23410,7 @@
                 <w:b/>
                 <w:sz w:val="17"/>
               </w:rPr>
-              <w:t>-0.91%</w:t>
+              <w:t>+6.33%</w:t>
             </w:r>
           </w:p>
         </w:tc>
@@ -24659,7 +23434,7 @@
                 <w:b/>
                 <w:sz w:val="17"/>
               </w:rPr>
-              <w:t>-0.64%</w:t>
+              <w:t>-1.01%</w:t>
             </w:r>
           </w:p>
         </w:tc>
@@ -24683,7 +23458,7 @@
                 <w:b/>
                 <w:sz w:val="17"/>
               </w:rPr>
-              <w:t>-4.50%</w:t>
+              <w:t>-0.92%</w:t>
             </w:r>
           </w:p>
         </w:tc>
@@ -24707,7 +23482,7 @@
                 <w:b/>
                 <w:sz w:val="17"/>
               </w:rPr>
-              <w:t>+18.39%</w:t>
+              <w:t>-0.64%</w:t>
             </w:r>
           </w:p>
         </w:tc>
@@ -24731,7 +23506,7 @@
                 <w:b/>
                 <w:sz w:val="17"/>
               </w:rPr>
-              <w:t>-11.29%</w:t>
+              <w:t>-4.50%</w:t>
             </w:r>
           </w:p>
         </w:tc>
@@ -24850,7 +23625,7 @@
                 <w:b w:val="0"/>
                 <w:sz w:val="17"/>
               </w:rPr>
-              <w:t>EXCELENTE</w:t>
+              <w:t>SALUDABLE</w:t>
             </w:r>
           </w:p>
         </w:tc>
@@ -24874,7 +23649,7 @@
                 <w:b w:val="0"/>
                 <w:sz w:val="17"/>
               </w:rPr>
-              <w:t>ALERTA ROJA</w:t>
+              <w:t>SALUDABLE</w:t>
             </w:r>
           </w:p>
         </w:tc>
@@ -24939,7 +23714,7 @@
           <w:color w:val="2D3748"/>
           <w:sz w:val="17"/>
         </w:rPr>
-        <w:t>Interpretación para el Inversor: En FY2024, Nu Holdings Ltd. generó $2.4B de CFO frente a $2.0B de beneficio neto, arrojando una tasa de conversión de caja del 121.6% (cada dólar reportado está respaldado por $1.22 de efectivo). El Ratio Sloan de -0.91% descarta por completo el riesgo de beneficios ficticios.</w:t>
+        <w:t>Interpretación para el Inversor: En LTM, Nu Holdings Ltd. generó $-1,381.6M de CFO frente a $3,610.0M de beneficio neto, arrojando una tasa de conversión de caja del -38.3% (cada dólar reportado está respaldado por $-0.38 de efectivo). El Ratio Sloan de +6.33% descarta por completo el riesgo de beneficios ficticios.</w:t>
       </w:r>
     </w:p>
     <w:p>
@@ -25429,7 +24204,7 @@
                 <w:rFonts w:ascii="Calibri" w:hAnsi="Calibri"/>
                 <w:sz w:val="17"/>
               </w:rPr>
-              <w:t>81.5%</w:t>
+              <w:t>72.5%</w:t>
             </w:r>
           </w:p>
         </w:tc>
@@ -25452,7 +24227,7 @@
                 <w:rFonts w:ascii="Calibri" w:hAnsi="Calibri"/>
                 <w:sz w:val="17"/>
               </w:rPr>
-              <w:t>Δ: -4.7 pp</w:t>
+              <w:t>Δ: +5.3 pp</w:t>
             </w:r>
           </w:p>
         </w:tc>
@@ -25494,7 +24269,7 @@
           <w:color w:val="2D3748"/>
           <w:sz w:val="17"/>
         </w:rPr>
-        <w:t>Nota Forense sobre Inventario (NU): Inventario en sintonía con la cadencia de costes (Spread: 0.0%, DIO: 0.0d). Existencias optimizadas.</w:t>
+        <w:t>Nota Forense sobre Inventario (Nu Holdings Ltd.): Entidad del arquetipo 'FINANCIAL_BANKING': no mantiene inventario de existencias ni coste de ventas (COGS).</w:t>
       </w:r>
     </w:p>
     <w:p>
@@ -25508,7 +24283,7 @@
           <w:color w:val="1B365D"/>
           <w:sz w:val="23"/>
         </w:rPr>
-        <w:t>12.3. Desglose Forense Montier C-Score (0/6 Banderas)</w:t>
+        <w:t>12.3. Desglose Forense Montier C-Score (NO APLICABLE)</w:t>
       </w:r>
     </w:p>
     <w:p>
@@ -25720,7 +24495,7 @@
                 <w:rFonts w:ascii="Calibri" w:hAnsi="Calibri"/>
                 <w:sz w:val="16"/>
               </w:rPr>
-              <w:t>Utilidad Neta &gt; Flujo de Caja Operativo (NI &gt; CFO)</w:t>
+              <w:t>NI &gt; CFO</w:t>
             </w:r>
           </w:p>
         </w:tc>
@@ -25743,7 +24518,7 @@
                 <w:rFonts w:ascii="Calibri" w:hAnsi="Calibri"/>
                 <w:sz w:val="16"/>
               </w:rPr>
-              <w:t>NI: $1,972.1M vs CFO: $2,399.0M</w:t>
+              <w:t>N/A</w:t>
             </w:r>
           </w:p>
         </w:tc>
@@ -25765,10 +24540,10 @@
               <w:rPr>
                 <w:rFonts w:ascii="Calibri" w:hAnsi="Calibri"/>
                 <w:b/>
-                <w:color w:val="276A3C"/>
+                <w:color w:val="2D3748"/>
                 <w:sz w:val="16"/>
               </w:rPr>
-              <w:t>✅ OK</w:t>
+              <w:t>➖ N/A</w:t>
             </w:r>
           </w:p>
         </w:tc>
@@ -25791,7 +24566,7 @@
                 <w:rFonts w:ascii="Calibri" w:hAnsi="Calibri"/>
                 <w:sz w:val="16"/>
               </w:rPr>
-              <w:t>La utilidad contable no se transforma en liquidez real. Alerta de beneficios de papel.</w:t>
+              <w:t>No aplicable a intermediación financiera.</w:t>
             </w:r>
           </w:p>
         </w:tc>
@@ -25816,7 +24591,7 @@
                 <w:rFonts w:ascii="Calibri" w:hAnsi="Calibri"/>
                 <w:sz w:val="16"/>
               </w:rPr>
-              <w:t>2. Cuentas por Cobrar vs. Ventas</w:t>
+              <w:t>2. Cuentas por Cobrar vs. Ventas (DSO)</w:t>
             </w:r>
           </w:p>
         </w:tc>
@@ -25839,7 +24614,7 @@
                 <w:rFonts w:ascii="Calibri" w:hAnsi="Calibri"/>
                 <w:sz w:val="16"/>
               </w:rPr>
-              <w:t>Δ Cuentas por Cobrar % &gt; Δ Ventas %</w:t>
+              <w:t>Δ DSO &gt; 0 (o %Δ AR &gt; %Δ Ventas)</w:t>
             </w:r>
           </w:p>
         </w:tc>
@@ -25862,7 +24637,7 @@
                 <w:rFonts w:ascii="Calibri" w:hAnsi="Calibri"/>
                 <w:sz w:val="16"/>
               </w:rPr>
-              <w:t>N/D</w:t>
+              <w:t>N/A</w:t>
             </w:r>
           </w:p>
         </w:tc>
@@ -25884,10 +24659,10 @@
               <w:rPr>
                 <w:rFonts w:ascii="Calibri" w:hAnsi="Calibri"/>
                 <w:b/>
-                <w:color w:val="276A3C"/>
+                <w:color w:val="2D3748"/>
                 <w:sz w:val="16"/>
               </w:rPr>
-              <w:t>✅ OK</w:t>
+              <w:t>➖ N/A</w:t>
             </w:r>
           </w:p>
         </w:tc>
@@ -25910,7 +24685,7 @@
                 <w:rFonts w:ascii="Calibri" w:hAnsi="Calibri"/>
                 <w:sz w:val="16"/>
               </w:rPr>
-              <w:t>Las cuentas a cobrar crecen más rápido que las ventas. Indica relajación de cobros o facturación apresurada (channel stuffing).</w:t>
+              <w:t>Entidades financieras no operan con cuentas comerciales a cobrar.</w:t>
             </w:r>
           </w:p>
         </w:tc>
@@ -25935,7 +24710,7 @@
                 <w:rFonts w:ascii="Calibri" w:hAnsi="Calibri"/>
                 <w:sz w:val="16"/>
               </w:rPr>
-              <w:t>3. Inventarios vs. Coste de Ventas</w:t>
+              <w:t>3. Inventarios vs. Coste de Ventas (DIO)</w:t>
             </w:r>
           </w:p>
         </w:tc>
@@ -25958,7 +24733,7 @@
                 <w:rFonts w:ascii="Calibri" w:hAnsi="Calibri"/>
                 <w:sz w:val="16"/>
               </w:rPr>
-              <w:t>Δ Inventarios % &gt; Δ Coste de Ventas %</w:t>
+              <w:t>Δ DIO &gt; 0 (o %Δ Inv &gt; %Δ COGS)</w:t>
             </w:r>
           </w:p>
         </w:tc>
@@ -25981,7 +24756,7 @@
                 <w:rFonts w:ascii="Calibri" w:hAnsi="Calibri"/>
                 <w:sz w:val="16"/>
               </w:rPr>
-              <w:t>N/D</w:t>
+              <w:t>N/A</w:t>
             </w:r>
           </w:p>
         </w:tc>
@@ -26003,10 +24778,10 @@
               <w:rPr>
                 <w:rFonts w:ascii="Calibri" w:hAnsi="Calibri"/>
                 <w:b/>
-                <w:color w:val="276A3C"/>
+                <w:color w:val="2D3748"/>
                 <w:sz w:val="16"/>
               </w:rPr>
-              <w:t>✅ OK</w:t>
+              <w:t>➖ N/A</w:t>
             </w:r>
           </w:p>
         </w:tc>
@@ -26029,7 +24804,7 @@
                 <w:rFonts w:ascii="Calibri" w:hAnsi="Calibri"/>
                 <w:sz w:val="16"/>
               </w:rPr>
-              <w:t>Las existencias crecen más rápido que los costes de venta. Puede esconder producto no vendido o absorción de costes en inventario para inflar márgenes.</w:t>
+              <w:t>Entidades financieras no mantienen existencias de mercancía ni COGS.</w:t>
             </w:r>
           </w:p>
         </w:tc>
@@ -26054,7 +24829,7 @@
                 <w:rFonts w:ascii="Calibri" w:hAnsi="Calibri"/>
                 <w:sz w:val="16"/>
               </w:rPr>
-              <w:t>4. Deterioro del Margen Bruto</w:t>
+              <w:t>4. Otros Activos Corrientes vs. Ventas</w:t>
             </w:r>
           </w:p>
         </w:tc>
@@ -26077,7 +24852,7 @@
                 <w:rFonts w:ascii="Calibri" w:hAnsi="Calibri"/>
                 <w:sz w:val="16"/>
               </w:rPr>
-              <w:t>Margen Bruto_t &lt; Margen Bruto_t-1</w:t>
+              <w:t>Ratio Otros Act. Ctes/Ventas_t &gt; Ratio Otros Act. Ctes/Ventas_t-1</w:t>
             </w:r>
           </w:p>
         </w:tc>
@@ -26100,7 +24875,7 @@
                 <w:rFonts w:ascii="Calibri" w:hAnsi="Calibri"/>
                 <w:sz w:val="16"/>
               </w:rPr>
-              <w:t>Margen Bruto: 45.61% vs 43.48%</w:t>
+              <w:t>N/A</w:t>
             </w:r>
           </w:p>
         </w:tc>
@@ -26122,10 +24897,10 @@
               <w:rPr>
                 <w:rFonts w:ascii="Calibri" w:hAnsi="Calibri"/>
                 <w:b/>
-                <w:color w:val="276A3C"/>
+                <w:color w:val="2D3748"/>
                 <w:sz w:val="16"/>
               </w:rPr>
-              <w:t>✅ OK</w:t>
+              <w:t>➖ N/A</w:t>
             </w:r>
           </w:p>
         </w:tc>
@@ -26148,7 +24923,7 @@
                 <w:rFonts w:ascii="Calibri" w:hAnsi="Calibri"/>
                 <w:sz w:val="16"/>
               </w:rPr>
-              <w:t>El deterioro del margen bruto genera incentivos en los ejecutivos para estirar partidas contables inferiores.</w:t>
+              <w:t>Estructura de balance sin clasificación corriente/no corriente.</w:t>
             </w:r>
           </w:p>
         </w:tc>
@@ -26173,7 +24948,7 @@
                 <w:rFonts w:ascii="Calibri" w:hAnsi="Calibri"/>
                 <w:sz w:val="16"/>
               </w:rPr>
-              <w:t>5. Incremento de Activos Blandos</w:t>
+              <w:t>5. Reducción de la Tasa de Depreciación</w:t>
             </w:r>
           </w:p>
         </w:tc>
@@ -26196,7 +24971,7 @@
                 <w:rFonts w:ascii="Calibri" w:hAnsi="Calibri"/>
                 <w:sz w:val="16"/>
               </w:rPr>
-              <w:t>Ratio Activos Blandos_t &gt; Ratio Activos Blandos_t-1</w:t>
+              <w:t>Tasa Depreciación_t &lt; Tasa Depreciación_t-1</w:t>
             </w:r>
           </w:p>
         </w:tc>
@@ -26219,7 +24994,7 @@
                 <w:rFonts w:ascii="Calibri" w:hAnsi="Calibri"/>
                 <w:sz w:val="16"/>
               </w:rPr>
-              <w:t>Activos Blandos: 81.6% vs 86.3%</w:t>
+              <w:t>N/A</w:t>
             </w:r>
           </w:p>
         </w:tc>
@@ -26241,10 +25016,10 @@
               <w:rPr>
                 <w:rFonts w:ascii="Calibri" w:hAnsi="Calibri"/>
                 <w:b/>
-                <w:color w:val="276A3C"/>
+                <w:color w:val="2D3748"/>
                 <w:sz w:val="16"/>
               </w:rPr>
-              <w:t>✅ OK</w:t>
+              <w:t>➖ N/A</w:t>
             </w:r>
           </w:p>
         </w:tc>
@@ -26267,7 +25042,7 @@
                 <w:rFonts w:ascii="Calibri" w:hAnsi="Calibri"/>
                 <w:sz w:val="16"/>
               </w:rPr>
-              <w:t>Aumento del peso relativo de partidas del balance que no son activos productivos tangibles ni tesorería.</w:t>
+              <w:t>PP&amp;E tangible inmaterial frente al activo financiero total.</w:t>
             </w:r>
           </w:p>
         </w:tc>
@@ -26292,7 +25067,7 @@
                 <w:rFonts w:ascii="Calibri" w:hAnsi="Calibri"/>
                 <w:sz w:val="16"/>
               </w:rPr>
-              <w:t>6. Reducción de la Tasa de Depreciación</w:t>
+              <w:t>6. Crecimiento Excesivo de Activos Totales</w:t>
             </w:r>
           </w:p>
         </w:tc>
@@ -26315,7 +25090,7 @@
                 <w:rFonts w:ascii="Calibri" w:hAnsi="Calibri"/>
                 <w:sz w:val="16"/>
               </w:rPr>
-              <w:t>Tasa Depreciación_t &lt; Tasa Depreciación_t-1</w:t>
+              <w:t>%Δ Activos Totales &gt; 10.0%</w:t>
             </w:r>
           </w:p>
         </w:tc>
@@ -26338,7 +25113,7 @@
                 <w:rFonts w:ascii="Calibri" w:hAnsi="Calibri"/>
                 <w:sz w:val="16"/>
               </w:rPr>
-              <w:t>0.0%</w:t>
+              <w:t>N/A</w:t>
             </w:r>
           </w:p>
         </w:tc>
@@ -26360,10 +25135,10 @@
               <w:rPr>
                 <w:rFonts w:ascii="Calibri" w:hAnsi="Calibri"/>
                 <w:b/>
-                <w:color w:val="276A3C"/>
+                <w:color w:val="2D3748"/>
                 <w:sz w:val="16"/>
               </w:rPr>
-              <w:t>✅ OK</w:t>
+              <w:t>➖ N/A</w:t>
             </w:r>
           </w:p>
         </w:tc>
@@ -26386,7 +25161,7 @@
                 <w:rFonts w:ascii="Calibri" w:hAnsi="Calibri"/>
                 <w:sz w:val="16"/>
               </w:rPr>
-              <w:t>Reducción de la amortización contable respecto a los activos brutos, inflando el beneficio neto al estirar vidas útiles.</w:t>
+              <w:t>La expansión de balance bancario responde a depósitos y política monetaria.</w:t>
             </w:r>
           </w:p>
         </w:tc>
@@ -26403,7 +25178,7 @@
           <w:color w:val="1B365D"/>
           <w:sz w:val="17"/>
         </w:rPr>
-        <w:t>Dictamen Montier: 0 / 6 Banderas — RIESGO MUY BAJO / LIBROS LIMPIOS. Probabilidad empírica de manipulación &lt; 5%.</w:t>
+        <w:t>Dictamen Montier: NO APLICABLE — NO APLICABLE. Montier C-Score NO APLICABLE para entidades del arquetipo 'FINANCIAL_BANKING'. El modelo de James Montier (Cooking the Books) evalúa partidas de capital de trabajo, inventarios (DIO), cuentas a cobrar comerciales (DSO), otros activos corrientes y depreciación física de PP&amp;E, conceptos ajenos a la estructura operativa de intermediación financiera y balances bancarios/aseguradores.</w:t>
       </w:r>
     </w:p>
     <w:p>
@@ -26641,7 +25416,7 @@
                 <w:rFonts w:ascii="Calibri" w:hAnsi="Calibri"/>
                 <w:sz w:val="17"/>
               </w:rPr>
-              <w:t>-0.91%</w:t>
+              <w:t>+6.33%</w:t>
             </w:r>
           </w:p>
         </w:tc>
@@ -26760,7 +25535,7 @@
                 <w:rFonts w:ascii="Calibri" w:hAnsi="Calibri"/>
                 <w:sz w:val="17"/>
               </w:rPr>
-              <w:t>121.6%</w:t>
+              <w:t>-38.3%</w:t>
             </w:r>
           </w:p>
         </w:tc>
@@ -26806,7 +25581,7 @@
                 <w:rFonts w:ascii="Calibri" w:hAnsi="Calibri"/>
                 <w:sz w:val="17"/>
               </w:rPr>
-              <w:t>Conversión ultra-eficiente de beneficios contables en liquidez real.</w:t>
+              <w:t>Alerta (-38.3%): Caja operativa significativamente inferior a la utilidad.</w:t>
             </w:r>
           </w:p>
         </w:tc>
@@ -27117,7 +25892,7 @@
                 <w:rFonts w:ascii="Calibri" w:hAnsi="Calibri"/>
                 <w:sz w:val="17"/>
               </w:rPr>
-              <w:t>-4.7 pp</w:t>
+              <w:t>+5.3 pp</w:t>
             </w:r>
           </w:p>
         </w:tc>
@@ -27163,7 +25938,7 @@
                 <w:rFonts w:ascii="Calibri" w:hAnsi="Calibri"/>
                 <w:sz w:val="17"/>
               </w:rPr>
-              <w:t>Cero distorsión; gastos operativos no se activan en el balance.</w:t>
+              <w:t>Aumento moderado (+5.3 pp); balance sano con activos blandos bajo 75% (72.5%).</w:t>
             </w:r>
           </w:p>
         </w:tc>
@@ -27236,7 +26011,7 @@
                 <w:rFonts w:ascii="Calibri" w:hAnsi="Calibri"/>
                 <w:sz w:val="17"/>
               </w:rPr>
-              <w:t>0 / 6</w:t>
+              <w:t>NO APLICABLE</w:t>
             </w:r>
           </w:p>
         </w:tc>
@@ -27282,7 +26057,7 @@
                 <w:rFonts w:ascii="Calibri" w:hAnsi="Calibri"/>
                 <w:sz w:val="17"/>
               </w:rPr>
-              <w:t>Libros limpios (0/6); probabilidad estadística de fraude &lt; 5%.</w:t>
+              <w:t>No aplicable a modelo financiero o pendiente de ejercicio comparativo (t-1).</w:t>
             </w:r>
           </w:p>
         </w:tc>
@@ -27329,7 +26104,7 @@
                 <w:color w:val="1B365D"/>
                 <w:sz w:val="22"/>
               </w:rPr>
-              <w:t>DICTAMEN GLOBAL DE SOLVENCIA Y CAPITAL (FY2024): BLINDAJE DE BALANCE (MÁXIMA SOLVENCIA REGULATORIA)</w:t>
+              <w:t>DICTAMEN GLOBAL DE SOLVENCIA Y CAPITAL (LTM): SOLVENCIA REGULATORIA BASILEA III</w:t>
               <w:br/>
             </w:r>
             <w:r>
@@ -27337,12 +26112,12 @@
                 <w:color w:val="2D3748"/>
                 <w:sz w:val="19"/>
               </w:rPr>
-              <w:t>Ratio CET1 / Basilea III: 11.5% - 13.0% (vs. 8.0% mínimo BACEN) | Rating Sintético: AAA (MÁXIMA CALIDAD CREDITICIA (LIBRE DE DEUDA))</w:t>
+              <w:t>Rating Sintético: D (DEFAULT INMINENTE O TÉCNICO (D / Default)) | Loan-to-Deposit Ratio: 83.1%</w:t>
               <w:br/>
-              <w:t>Loan-to-Deposit Ratio: 83.1% | Cobertura de Provisiones: &gt; 200.0% sobre NPL &gt;90d</w:t>
+              <w:t>Cobertura de Provisiones: N/D | Retorno sobre Patrimonio Tangible (ROTCE): 26.40%</w:t>
               <w:br/>
               <w:br/>
-              <w:t>En instituciones financieras, los depósitos de clientes son materia prima operativa y no deuda corporativa. Nu Holdings Ltd. presenta una solvencia extraordinaria respaldada por depósitos minoristas directos y generación orgánica de capital con ROTCE de 26.40%.</w:t>
+              <w:t>En instituciones financieras, los depósitos de clientes son materia prima operativa y no deuda corporativa. Nu Holdings Ltd. presenta solvencia prudencial respaldada por depósitos y capitalización conforme a Basilea III.</w:t>
             </w:r>
           </w:p>
         </w:tc>
@@ -27354,7 +26129,7 @@
         <w:pStyle w:val="Heading2"/>
       </w:pPr>
       <w:r>
-        <w:t>13.1. Estructura de Balance, Cartera de Crédito y Fondeo (FY2024)</w:t>
+        <w:t>13.1. Estructura de Balance, Cartera de Crédito y Fondeo (LTM)</w:t>
       </w:r>
     </w:p>
     <w:tbl>
@@ -27422,7 +26197,7 @@
                 <w:color w:val="FFFFFF"/>
                 <w:sz w:val="18"/>
               </w:rPr>
-              <w:t>Valor FY2024</w:t>
+              <w:t>Valor LTM</w:t>
             </w:r>
           </w:p>
         </w:tc>
@@ -27467,7 +26242,7 @@
               <w:rPr>
                 <w:sz w:val="17"/>
               </w:rPr>
-              <w:t>Saldo Bruto de Préstamos y Tarjetas</w:t>
+              <w:t>Saldo Bruto de Préstamos y Créditos</w:t>
             </w:r>
           </w:p>
         </w:tc>
@@ -27494,7 +26269,7 @@
               <w:rPr>
                 <w:sz w:val="17"/>
               </w:rPr>
-              <w:t>Cartera diversificada en crédito al consumo.</w:t>
+              <w:t>Cartera de activos productivos de crédito.</w:t>
             </w:r>
           </w:p>
         </w:tc>
@@ -27525,7 +26300,7 @@
               <w:rPr>
                 <w:sz w:val="17"/>
               </w:rPr>
-              <w:t>Cuentas Corrientes y de Ahorro Minoristas</w:t>
+              <w:t>Cuentas Corrientes y de Ahorro</w:t>
             </w:r>
           </w:p>
         </w:tc>
@@ -27554,7 +26329,7 @@
               <w:rPr>
                 <w:sz w:val="17"/>
               </w:rPr>
-              <w:t>Fondeo minorista abundante (+41% YoY); mínimo coste.</w:t>
+              <w:t>Base de captación y fondeo de clientes.</w:t>
             </w:r>
           </w:p>
         </w:tc>
@@ -27610,7 +26385,7 @@
               <w:rPr>
                 <w:sz w:val="17"/>
               </w:rPr>
-              <w:t>Equilibrio Óptimo: Fondeo 100% orgánico sin deuda mayorista.</w:t>
+              <w:t>Proporción de fondeo con pasivos de clientes.</w:t>
             </w:r>
           </w:p>
         </w:tc>
@@ -27656,7 +26431,7 @@
                 <w:b/>
                 <w:sz w:val="17"/>
               </w:rPr>
-              <w:t>$9,185.7M</w:t>
+              <w:t>$22,700.7M</w:t>
             </w:r>
           </w:p>
         </w:tc>
@@ -27670,7 +26445,7 @@
               <w:rPr>
                 <w:sz w:val="17"/>
               </w:rPr>
-              <w:t>Colchón de reserva ante retiros imprevistos.</w:t>
+              <w:t>Colchón de reserva ante fluctuaciones de pasivo.</w:t>
             </w:r>
           </w:p>
         </w:tc>
@@ -27699,7 +26474,7 @@
               <w:rPr>
                 <w:sz w:val="17"/>
               </w:rPr>
-              <w:t>Bonos y Préstamos Bancarios de Mercado</w:t>
+              <w:t>Bonos y Préstamos de Mercado</w:t>
             </w:r>
           </w:p>
         </w:tc>
@@ -27713,7 +26488,7 @@
                 <w:b/>
                 <w:sz w:val="17"/>
               </w:rPr>
-              <w:t>$0.0M</w:t>
+              <w:t>$5,740.6M</w:t>
             </w:r>
           </w:p>
         </w:tc>
@@ -27726,7 +26501,7 @@
               <w:rPr>
                 <w:sz w:val="17"/>
               </w:rPr>
-              <w:t>Cero deuda de mercado; estructura blindada.</w:t>
+              <w:t>Pasivos financieros de mercado emitidos.</w:t>
             </w:r>
           </w:p>
         </w:tc>
@@ -27806,7 +26581,7 @@
                 <w:color w:val="FFFFFF"/>
                 <w:sz w:val="18"/>
               </w:rPr>
-              <w:t>Valor FY2024</w:t>
+              <w:t>Valor LTM</w:t>
             </w:r>
           </w:p>
         </w:tc>
@@ -27878,7 +26653,7 @@
               <w:rPr>
                 <w:sz w:val="17"/>
               </w:rPr>
-              <w:t>Mora temprana bajo control estricto y estacional.</w:t>
+              <w:t>Control de mora en tramos iniciales.</w:t>
             </w:r>
           </w:p>
         </w:tc>
@@ -27938,7 +26713,7 @@
               <w:rPr>
                 <w:sz w:val="17"/>
               </w:rPr>
-              <w:t>Mora madura estabilizada en niveles previstos.</w:t>
+              <w:t>Cartera dudosa en mora madura.</w:t>
             </w:r>
           </w:p>
         </w:tc>
@@ -27981,7 +26756,7 @@
                 <w:b/>
                 <w:sz w:val="17"/>
               </w:rPr>
-              <w:t>&gt; 200.0%</w:t>
+              <w:t>N/D</w:t>
             </w:r>
           </w:p>
         </w:tc>
@@ -27994,7 +26769,7 @@
               <w:rPr>
                 <w:sz w:val="17"/>
               </w:rPr>
-              <w:t>Blindaje Total: Provisiones duplican saldo dudoso.</w:t>
+              <w:t>Cobertura de reservas sobre saldo dudoso.</w:t>
             </w:r>
           </w:p>
         </w:tc>
@@ -28040,7 +26815,7 @@
                 <w:b/>
                 <w:sz w:val="17"/>
               </w:rPr>
-              <w:t>~5.5%</w:t>
+              <w:t>N/D</w:t>
             </w:r>
           </w:p>
         </w:tc>
@@ -28054,7 +26829,7 @@
               <w:rPr>
                 <w:sz w:val="17"/>
               </w:rPr>
-              <w:t>Absorbido con holgura por el Margen de Intereses.</w:t>
+              <w:t>Coste de riesgo asumido en la cartera.</w:t>
             </w:r>
           </w:p>
         </w:tc>
@@ -28070,7 +26845,7 @@
                 <w:b/>
                 <w:sz w:val="17"/>
               </w:rPr>
-              <w:t>Risk-Adjusted NIM</w:t>
+              <w:t>Margen de Interés Neto (NIM)</w:t>
             </w:r>
           </w:p>
         </w:tc>
@@ -28083,7 +26858,7 @@
               <w:rPr>
                 <w:sz w:val="17"/>
               </w:rPr>
-              <w:t>NII - Provisiones sobre Activos</w:t>
+              <w:t>NII sobre Activos Medios</w:t>
             </w:r>
           </w:p>
         </w:tc>
@@ -28097,7 +26872,7 @@
                 <w:b/>
                 <w:sz w:val="17"/>
               </w:rPr>
-              <w:t>10.8%</w:t>
+              <w:t>13.45%</w:t>
             </w:r>
           </w:p>
         </w:tc>
@@ -28110,7 +26885,7 @@
               <w:rPr>
                 <w:sz w:val="17"/>
               </w:rPr>
-              <w:t>Margen de intermediación neto de élite global.</w:t>
+              <w:t>Margen de intermediación financiera.</w:t>
             </w:r>
           </w:p>
         </w:tc>
@@ -28222,7 +26997,7 @@
                 <w:b/>
                 <w:sz w:val="17"/>
               </w:rPr>
-              <w:t>Common Equity Tier 1 (CET1)</w:t>
+              <w:t>Capital Regulatorio / Basilea III</w:t>
             </w:r>
           </w:p>
         </w:tc>
@@ -28236,7 +27011,7 @@
                 <w:b/>
                 <w:sz w:val="17"/>
               </w:rPr>
-              <w:t>11.5% - 13.0%</w:t>
+              <w:t>Conforme</w:t>
             </w:r>
           </w:p>
         </w:tc>
@@ -28249,7 +27024,7 @@
               <w:rPr>
                 <w:sz w:val="17"/>
               </w:rPr>
-              <w:t>Mín. 8.0% (BACEN)</w:t>
+              <w:t>Requerimientos Internacionales</w:t>
             </w:r>
           </w:p>
         </w:tc>
@@ -28262,7 +27037,7 @@
               <w:rPr>
                 <w:sz w:val="17"/>
               </w:rPr>
-              <w:t>Colchón de capital excedente de +350-500 bps.</w:t>
+              <w:t>Supervisión prudencial de solvencia bancaria.</w:t>
             </w:r>
           </w:p>
         </w:tc>
@@ -28294,7 +27069,7 @@
                 <w:b/>
                 <w:sz w:val="17"/>
               </w:rPr>
-              <w:t>AAA</w:t>
+              <w:t>D</w:t>
             </w:r>
           </w:p>
         </w:tc>
@@ -28308,7 +27083,7 @@
               <w:rPr>
                 <w:sz w:val="17"/>
               </w:rPr>
-              <w:t>Spread Teórico: +0.40%</w:t>
+              <w:t>Metodología Damodaran</w:t>
             </w:r>
           </w:p>
         </w:tc>
@@ -28322,7 +27097,7 @@
               <w:rPr>
                 <w:sz w:val="17"/>
               </w:rPr>
-              <w:t>MÁXIMA CALIDAD CREDITICIA (LIBRE DE DEUDA)</w:t>
+              <w:t>DEFAULT INMINENTE O TÉCNICO (D / Default)</w:t>
             </w:r>
           </w:p>
         </w:tc>
@@ -28352,7 +27127,7 @@
                 <w:b/>
                 <w:sz w:val="17"/>
               </w:rPr>
-              <w:t>NO APLICABLE A BANCOS</w:t>
+              <w:t>NO APLICA A LA BANCA</w:t>
             </w:r>
           </w:p>
         </w:tc>
@@ -28455,7 +27230,7 @@
           <w:color w:val="1B365D"/>
           <w:sz w:val="21"/>
         </w:rPr>
-        <w:t>DICTAMEN DE VALORACIÓN BANCARIA: EXCESS RETURN MODEL &amp; P/TBV</w:t>
+        <w:t>DICTAMEN DE VALORACIÓN FINANCIERA: MODELO DE RETORNO EXCEDENTE (P/TBV)</w:t>
         <w:br/>
       </w:r>
       <w:r>
@@ -28464,13 +27239,13 @@
           <w:color w:val="2D3748"/>
           <w:sz w:val="19"/>
         </w:rPr>
-        <w:t>• Cotización: $14.16  |  Patrimonio Tangible por Acción (TBV): $1.6  |  P/TBV Mercado: 8.85x</w:t>
+        <w:t>• Cotización: $15.72  |  Valor en Libros por Acción: $2.63  |  P/TBV Mercado: 5.98x</w:t>
         <w:br/>
-        <w:t>• Rentabilidad Tangible (ROTCE): 26.4% vs. Coste Capital (Ke): 9.43%  -&gt;  Spread Económico: +16.97 pp</w:t>
+        <w:t>• Rentabilidad de Balance (ROTCE): 28.11% vs. Coste Capital (Ke): 9.82%  -&gt;  Spread: +18.3 pp</w:t>
         <w:br/>
-        <w:t>• P/TBV Justificado por Fundamentals: 3.86x (Precio Teórico Justo: $6.18)</w:t>
+        <w:t>• P/TBV Justificado Teórico: 3.68x (Precio Teórico Justo: $9.68)</w:t>
         <w:br/>
-        <w:t>• Veredicto: El mercado descuenta sostener un ROTCE del ~55.9% o crecimiento compuesto de cartera &gt; 25% anual.</w:t>
+        <w:t>• Veredicto: El mercado descuenta sostener un ROTCE del ~43.8% o expansión con retornos sobre fondos propios.</w:t>
       </w:r>
     </w:p>
     <w:p>
@@ -28484,7 +27259,7 @@
           <w:color w:val="1B365D"/>
           <w:sz w:val="23"/>
         </w:rPr>
-        <w:t>14.1. Parámetros Maestros de Valoración Bancaria (Gordon-Shapiro &amp; CAPM)</w:t>
+        <w:t>14.1. Parámetros Maestros de Valoración Financiera (Gordon-Shapiro &amp; CAPM)</w:t>
       </w:r>
     </w:p>
     <w:tbl>
@@ -28494,11 +27269,11 @@
         <w:tblLook w:firstColumn="1" w:firstRow="1" w:lastColumn="0" w:lastRow="0" w:noHBand="0" w:noVBand="1" w:val="04A0"/>
         <w:tblBorders>
           <w:top w:val="single" w:sz="6" w:space="0" w:color="D2D6DC"/>
-          <w:left w:val="none"/>
-          <w:bottom w:val="single" w:sz="10" w:space="0" w:color="1B365D"/>
-          <w:right w:val="none"/>
+          <w:bottom w:val="single" w:sz="6" w:space="0" w:color="D2D6DC"/>
           <w:insideH w:val="single" w:sz="4" w:space="0" w:color="D2D6DC"/>
           <w:insideV w:val="none"/>
+          <w:left w:val="none"/>
+          <w:right w:val="none"/>
         </w:tblBorders>
       </w:tblPr>
       <w:tblGrid>
@@ -28519,7 +27294,7 @@
                 <w:color w:val="FFFFFF"/>
                 <w:sz w:val="18"/>
               </w:rPr>
-              <w:t>Parámetro Bancario</w:t>
+              <w:t>Parámetro Financiero</w:t>
             </w:r>
           </w:p>
         </w:tc>
@@ -28567,7 +27342,7 @@
                 <w:b/>
                 <w:sz w:val="17"/>
               </w:rPr>
-              <w:t>Patrimonio Tangible Total (TBV)</w:t>
+              <w:t>Patrimonio Contable Total</w:t>
             </w:r>
           </w:p>
         </w:tc>
@@ -28581,7 +27356,7 @@
                 <w:b/>
                 <w:sz w:val="17"/>
               </w:rPr>
-              <w:t>$7,646.3 M</w:t>
+              <w:t>$12,840.3 M</w:t>
             </w:r>
           </w:p>
         </w:tc>
@@ -28611,7 +27386,7 @@
                 <w:b/>
                 <w:sz w:val="17"/>
               </w:rPr>
-              <w:t>Patrimonio Tangible por Acción</w:t>
+              <w:t>Valor Contable por Acción</w:t>
             </w:r>
           </w:p>
         </w:tc>
@@ -28626,7 +27401,7 @@
                 <w:b/>
                 <w:sz w:val="17"/>
               </w:rPr>
-              <w:t>$1.6</w:t>
+              <w:t>$2.63</w:t>
             </w:r>
           </w:p>
         </w:tc>
@@ -28640,7 +27415,7 @@
               <w:rPr>
                 <w:sz w:val="17"/>
               </w:rPr>
-              <w:t>Valor en libros puro por título en circulación.</w:t>
+              <w:t>Valor en libros por título en circulación.</w:t>
             </w:r>
           </w:p>
         </w:tc>
@@ -28656,7 +27431,7 @@
                 <w:b/>
                 <w:sz w:val="17"/>
               </w:rPr>
-              <w:t>Rentabilidad Tangible (ROTCE)</w:t>
+              <w:t>Rentabilidad de Balance (ROTCE)</w:t>
             </w:r>
           </w:p>
         </w:tc>
@@ -28670,7 +27445,7 @@
                 <w:b/>
                 <w:sz w:val="17"/>
               </w:rPr>
-              <w:t>26.4%</w:t>
+              <w:t>28.11%</w:t>
             </w:r>
           </w:p>
         </w:tc>
@@ -28683,7 +27458,7 @@
               <w:rPr>
                 <w:sz w:val="17"/>
               </w:rPr>
-              <w:t>Capacidad de generar utilidad neta sobre capital tangible.</w:t>
+              <w:t>Capacidad de generar utilidad neta sobre capital propio.</w:t>
             </w:r>
           </w:p>
         </w:tc>
@@ -28715,7 +27490,7 @@
                 <w:b/>
                 <w:sz w:val="17"/>
               </w:rPr>
-              <w:t>9.43%</w:t>
+              <w:t>9.82%</w:t>
             </w:r>
           </w:p>
         </w:tc>
@@ -28759,7 +27534,7 @@
                 <w:b/>
                 <w:sz w:val="17"/>
               </w:rPr>
-              <w:t>+16.97 pp</w:t>
+              <w:t>+18.3 pp</w:t>
             </w:r>
           </w:p>
         </w:tc>
@@ -28804,7 +27579,7 @@
                 <w:b/>
                 <w:sz w:val="17"/>
               </w:rPr>
-              <w:t>3.86x</w:t>
+              <w:t>3.68x</w:t>
             </w:r>
           </w:p>
         </w:tc>
@@ -28848,7 +27623,7 @@
                 <w:b/>
                 <w:sz w:val="17"/>
               </w:rPr>
-              <w:t>$6.18</w:t>
+              <w:t>$9.68</w:t>
             </w:r>
           </w:p>
         </w:tc>
@@ -28889,11 +27664,11 @@
         <w:tblLook w:firstColumn="1" w:firstRow="1" w:lastColumn="0" w:lastRow="0" w:noHBand="0" w:noVBand="1" w:val="04A0"/>
         <w:tblBorders>
           <w:top w:val="single" w:sz="6" w:space="0" w:color="D2D6DC"/>
-          <w:left w:val="none"/>
-          <w:bottom w:val="single" w:sz="10" w:space="0" w:color="1B365D"/>
-          <w:right w:val="none"/>
+          <w:bottom w:val="single" w:sz="6" w:space="0" w:color="D2D6DC"/>
           <w:insideH w:val="single" w:sz="4" w:space="0" w:color="D2D6DC"/>
           <w:insideV w:val="none"/>
+          <w:left w:val="none"/>
+          <w:right w:val="none"/>
         </w:tblBorders>
       </w:tblPr>
       <w:tblGrid>
@@ -28935,7 +27710,7 @@
                 <w:color w:val="FFFFFF"/>
                 <w:sz w:val="17"/>
               </w:rPr>
-              <w:t>18.0%</w:t>
+              <w:t>22.1%</w:t>
             </w:r>
           </w:p>
         </w:tc>
@@ -28951,7 +27726,7 @@
                 <w:color w:val="FFFFFF"/>
                 <w:sz w:val="17"/>
               </w:rPr>
-              <w:t>20.0%</w:t>
+              <w:t>24.1%</w:t>
             </w:r>
           </w:p>
         </w:tc>
@@ -28967,7 +27742,7 @@
                 <w:color w:val="FFFFFF"/>
                 <w:sz w:val="17"/>
               </w:rPr>
-              <w:t>22.0%</w:t>
+              <w:t>26.1%</w:t>
             </w:r>
           </w:p>
         </w:tc>
@@ -28983,7 +27758,7 @@
                 <w:color w:val="FFFFFF"/>
                 <w:sz w:val="17"/>
               </w:rPr>
-              <w:t>24.5%</w:t>
+              <w:t>28.1%</w:t>
             </w:r>
           </w:p>
         </w:tc>
@@ -28999,7 +27774,7 @@
                 <w:color w:val="FFFFFF"/>
                 <w:sz w:val="17"/>
               </w:rPr>
-              <w:t>26.4%</w:t>
+              <w:t>30.1%</w:t>
             </w:r>
           </w:p>
         </w:tc>
@@ -29015,7 +27790,7 @@
                 <w:color w:val="FFFFFF"/>
                 <w:sz w:val="17"/>
               </w:rPr>
-              <w:t>28.0%</w:t>
+              <w:t>32.1%</w:t>
             </w:r>
           </w:p>
         </w:tc>
@@ -29046,7 +27821,7 @@
               <w:rPr>
                 <w:sz w:val="16"/>
               </w:rPr>
-              <w:t>8.43% (Bajo / Optimista)</w:t>
+              <w:t>8.82% (Bajo / Optimista)</w:t>
             </w:r>
           </w:p>
         </w:tc>
@@ -29059,7 +27834,7 @@
               <w:rPr>
                 <w:sz w:val="16"/>
               </w:rPr>
-              <w:t>$4.71</w:t>
+              <w:t>$8.63</w:t>
             </w:r>
           </w:p>
         </w:tc>
@@ -29072,7 +27847,7 @@
               <w:rPr>
                 <w:sz w:val="16"/>
               </w:rPr>
-              <w:t>$5.36</w:t>
+              <w:t>$9.54</w:t>
             </w:r>
           </w:p>
         </w:tc>
@@ -29085,20 +27860,7 @@
               <w:rPr>
                 <w:sz w:val="16"/>
               </w:rPr>
-              <w:t>$6.01</w:t>
-            </w:r>
-          </w:p>
-        </w:tc>
-        <w:tc>
-          <w:tcPr>
-            <w:tcW w:type="dxa" w:w="1224"/>
-          </w:tcPr>
-          <w:p>
-            <w:r>
-              <w:rPr>
-                <w:sz w:val="16"/>
-              </w:rPr>
-              <w:t>$6.82</w:t>
+              <w:t>$10.44</w:t>
             </w:r>
           </w:p>
         </w:tc>
@@ -29112,7 +27874,7 @@
                 <w:b/>
                 <w:sz w:val="16"/>
               </w:rPr>
-              <w:t>$7.44</w:t>
+              <w:t>$11.35</w:t>
             </w:r>
           </w:p>
         </w:tc>
@@ -29125,7 +27887,20 @@
               <w:rPr>
                 <w:sz w:val="16"/>
               </w:rPr>
-              <w:t>$7.96</w:t>
+              <w:t>$12.25</w:t>
+            </w:r>
+          </w:p>
+        </w:tc>
+        <w:tc>
+          <w:tcPr>
+            <w:tcW w:type="dxa" w:w="1224"/>
+          </w:tcPr>
+          <w:p>
+            <w:r>
+              <w:rPr>
+                <w:sz w:val="16"/>
+              </w:rPr>
+              <w:t>$13.15</w:t>
             </w:r>
           </w:p>
         </w:tc>
@@ -29154,7 +27929,7 @@
               <w:rPr>
                 <w:sz w:val="16"/>
               </w:rPr>
-              <w:t>8.93% (Favorable)</w:t>
+              <w:t>9.32% (Favorable)</w:t>
             </w:r>
           </w:p>
         </w:tc>
@@ -29168,7 +27943,7 @@
               <w:rPr>
                 <w:sz w:val="16"/>
               </w:rPr>
-              <w:t>$4.28</w:t>
+              <w:t>$7.95</w:t>
             </w:r>
           </w:p>
         </w:tc>
@@ -29182,7 +27957,7 @@
               <w:rPr>
                 <w:sz w:val="16"/>
               </w:rPr>
-              <w:t>$4.87</w:t>
+              <w:t>$8.78</w:t>
             </w:r>
           </w:p>
         </w:tc>
@@ -29196,7 +27971,7 @@
               <w:rPr>
                 <w:sz w:val="16"/>
               </w:rPr>
-              <w:t>$5.46</w:t>
+              <w:t>$9.62</w:t>
             </w:r>
           </w:p>
         </w:tc>
@@ -29208,9 +27983,10 @@
           <w:p>
             <w:r>
               <w:rPr>
+                <w:b/>
                 <w:sz w:val="16"/>
               </w:rPr>
-              <w:t>$6.19</w:t>
+              <w:t>$10.45</w:t>
             </w:r>
           </w:p>
         </w:tc>
@@ -29222,10 +27998,68 @@
           <w:p>
             <w:r>
               <w:rPr>
+                <w:sz w:val="16"/>
+              </w:rPr>
+              <w:t>$11.28</w:t>
+            </w:r>
+          </w:p>
+        </w:tc>
+        <w:tc>
+          <w:tcPr>
+            <w:tcW w:type="dxa" w:w="1224"/>
+            <w:shd w:fill="F7FAFC"/>
+          </w:tcPr>
+          <w:p>
+            <w:r>
+              <w:rPr>
+                <w:sz w:val="16"/>
+              </w:rPr>
+              <w:t>$12.11</w:t>
+            </w:r>
+          </w:p>
+        </w:tc>
+        <w:tc>
+          <w:tcPr>
+            <w:tcW w:type="dxa" w:w="1224"/>
+            <w:shd w:fill="F7FAFC"/>
+          </w:tcPr>
+          <w:p>
+            <w:r>
+              <w:rPr>
+                <w:sz w:val="16"/>
+              </w:rPr>
+              <w:t>Escenario de sensibilidad financiera.</w:t>
+            </w:r>
+          </w:p>
+        </w:tc>
+      </w:tr>
+      <w:tr>
+        <w:tc>
+          <w:tcPr>
+            <w:tcW w:type="dxa" w:w="1224"/>
+            <w:shd w:fill="F7FAFC"/>
+          </w:tcPr>
+          <w:p>
+            <w:r>
+              <w:rPr>
+                <w:sz w:val="16"/>
+              </w:rPr>
+              <w:t>9.82% (Ke Auditado Base)</w:t>
+            </w:r>
+          </w:p>
+        </w:tc>
+        <w:tc>
+          <w:tcPr>
+            <w:tcW w:type="dxa" w:w="1224"/>
+            <w:shd w:fill="F7FAFC"/>
+          </w:tcPr>
+          <w:p>
+            <w:r>
+              <w:rPr>
                 <w:b/>
                 <w:sz w:val="16"/>
               </w:rPr>
-              <w:t>$6.75</w:t>
+              <w:t>$7.37</w:t>
             </w:r>
           </w:p>
         </w:tc>
@@ -29237,9 +28071,10 @@
           <w:p>
             <w:r>
               <w:rPr>
+                <w:b/>
                 <w:sz w:val="16"/>
               </w:rPr>
-              <w:t>$7.22</w:t>
+              <w:t>$8.14</w:t>
             </w:r>
           </w:p>
         </w:tc>
@@ -29251,9 +28086,69 @@
           <w:p>
             <w:r>
               <w:rPr>
+                <w:b/>
                 <w:sz w:val="16"/>
               </w:rPr>
-              <w:t>Escenario de sensibilidad financiera.</w:t>
+              <w:t>$8.91</w:t>
+            </w:r>
+          </w:p>
+        </w:tc>
+        <w:tc>
+          <w:tcPr>
+            <w:tcW w:type="dxa" w:w="1224"/>
+            <w:shd w:fill="FFF2CC"/>
+          </w:tcPr>
+          <w:p>
+            <w:r>
+              <w:rPr>
+                <w:b/>
+                <w:sz w:val="16"/>
+              </w:rPr>
+              <w:t>$9.68</w:t>
+            </w:r>
+          </w:p>
+        </w:tc>
+        <w:tc>
+          <w:tcPr>
+            <w:tcW w:type="dxa" w:w="1224"/>
+            <w:shd w:fill="F7FAFC"/>
+          </w:tcPr>
+          <w:p>
+            <w:r>
+              <w:rPr>
+                <w:b/>
+                <w:sz w:val="16"/>
+              </w:rPr>
+              <w:t>$10.45</w:t>
+            </w:r>
+          </w:p>
+        </w:tc>
+        <w:tc>
+          <w:tcPr>
+            <w:tcW w:type="dxa" w:w="1224"/>
+            <w:shd w:fill="F7FAFC"/>
+          </w:tcPr>
+          <w:p>
+            <w:r>
+              <w:rPr>
+                <w:b/>
+                <w:sz w:val="16"/>
+              </w:rPr>
+              <w:t>$11.23</w:t>
+            </w:r>
+          </w:p>
+        </w:tc>
+        <w:tc>
+          <w:tcPr>
+            <w:tcW w:type="dxa" w:w="1224"/>
+            <w:shd w:fill="F7FAFC"/>
+          </w:tcPr>
+          <w:p>
+            <w:r>
+              <w:rPr>
+                <w:sz w:val="16"/>
+              </w:rPr>
+              <w:t>ESCENARIO CENTRAL: Valor teórico fundamental por rentabilidad de balance.</w:t>
             </w:r>
           </w:p>
         </w:tc>
@@ -29269,7 +28164,7 @@
               <w:rPr>
                 <w:sz w:val="16"/>
               </w:rPr>
-              <w:t>9.43% (Ke Auditado Base)</w:t>
+              <w:t>10.32% (Exigente)</w:t>
             </w:r>
           </w:p>
         </w:tc>
@@ -29281,10 +28176,52 @@
           <w:p>
             <w:r>
               <w:rPr>
+                <w:sz w:val="16"/>
+              </w:rPr>
+              <w:t>$6.86</w:t>
+            </w:r>
+          </w:p>
+        </w:tc>
+        <w:tc>
+          <w:tcPr>
+            <w:tcW w:type="dxa" w:w="1224"/>
+            <w:shd w:fill="F7FAFC"/>
+          </w:tcPr>
+          <w:p>
+            <w:r>
+              <w:rPr>
+                <w:sz w:val="16"/>
+              </w:rPr>
+              <w:t>$7.58</w:t>
+            </w:r>
+          </w:p>
+        </w:tc>
+        <w:tc>
+          <w:tcPr>
+            <w:tcW w:type="dxa" w:w="1224"/>
+            <w:shd w:fill="F7FAFC"/>
+          </w:tcPr>
+          <w:p>
+            <w:r>
+              <w:rPr>
+                <w:sz w:val="16"/>
+              </w:rPr>
+              <w:t>$8.30</w:t>
+            </w:r>
+          </w:p>
+        </w:tc>
+        <w:tc>
+          <w:tcPr>
+            <w:tcW w:type="dxa" w:w="1224"/>
+            <w:shd w:fill="F7FAFC"/>
+          </w:tcPr>
+          <w:p>
+            <w:r>
+              <w:rPr>
                 <w:b/>
                 <w:sz w:val="16"/>
               </w:rPr>
-              <w:t>$3.91</w:t>
+              <w:t>$9.02</w:t>
             </w:r>
           </w:p>
         </w:tc>
@@ -29296,293 +28233,131 @@
           <w:p>
             <w:r>
               <w:rPr>
+                <w:sz w:val="16"/>
+              </w:rPr>
+              <w:t>$9.74</w:t>
+            </w:r>
+          </w:p>
+        </w:tc>
+        <w:tc>
+          <w:tcPr>
+            <w:tcW w:type="dxa" w:w="1224"/>
+            <w:shd w:fill="F7FAFC"/>
+          </w:tcPr>
+          <w:p>
+            <w:r>
+              <w:rPr>
+                <w:sz w:val="16"/>
+              </w:rPr>
+              <w:t>$10.46</w:t>
+            </w:r>
+          </w:p>
+        </w:tc>
+        <w:tc>
+          <w:tcPr>
+            <w:tcW w:type="dxa" w:w="1224"/>
+            <w:shd w:fill="F7FAFC"/>
+          </w:tcPr>
+          <w:p>
+            <w:r>
+              <w:rPr>
+                <w:sz w:val="16"/>
+              </w:rPr>
+              <w:t>Escenario de sensibilidad financiera.</w:t>
+            </w:r>
+          </w:p>
+        </w:tc>
+      </w:tr>
+      <w:tr>
+        <w:tc>
+          <w:tcPr>
+            <w:tcW w:type="dxa" w:w="1224"/>
+          </w:tcPr>
+          <w:p>
+            <w:r>
+              <w:rPr>
+                <w:sz w:val="16"/>
+              </w:rPr>
+              <w:t>10.82% (Estrés Macro / Tipos)</w:t>
+            </w:r>
+          </w:p>
+        </w:tc>
+        <w:tc>
+          <w:tcPr>
+            <w:tcW w:type="dxa" w:w="1224"/>
+          </w:tcPr>
+          <w:p>
+            <w:r>
+              <w:rPr>
+                <w:sz w:val="16"/>
+              </w:rPr>
+              <w:t>$6.43</w:t>
+            </w:r>
+          </w:p>
+        </w:tc>
+        <w:tc>
+          <w:tcPr>
+            <w:tcW w:type="dxa" w:w="1224"/>
+          </w:tcPr>
+          <w:p>
+            <w:r>
+              <w:rPr>
+                <w:sz w:val="16"/>
+              </w:rPr>
+              <w:t>$7.10</w:t>
+            </w:r>
+          </w:p>
+        </w:tc>
+        <w:tc>
+          <w:tcPr>
+            <w:tcW w:type="dxa" w:w="1224"/>
+          </w:tcPr>
+          <w:p>
+            <w:r>
+              <w:rPr>
+                <w:sz w:val="16"/>
+              </w:rPr>
+              <w:t>$7.77</w:t>
+            </w:r>
+          </w:p>
+        </w:tc>
+        <w:tc>
+          <w:tcPr>
+            <w:tcW w:type="dxa" w:w="1224"/>
+          </w:tcPr>
+          <w:p>
+            <w:r>
+              <w:rPr>
                 <w:b/>
                 <w:sz w:val="16"/>
               </w:rPr>
-              <w:t>$4.45</w:t>
+              <w:t>$8.44</w:t>
             </w:r>
           </w:p>
         </w:tc>
         <w:tc>
           <w:tcPr>
             <w:tcW w:type="dxa" w:w="1224"/>
-            <w:shd w:fill="F7FAFC"/>
-          </w:tcPr>
-          <w:p>
-            <w:r>
-              <w:rPr>
-                <w:b/>
+          </w:tcPr>
+          <w:p>
+            <w:r>
+              <w:rPr>
                 <w:sz w:val="16"/>
               </w:rPr>
-              <w:t>$4.99</w:t>
+              <w:t>$9.12</w:t>
             </w:r>
           </w:p>
         </w:tc>
         <w:tc>
           <w:tcPr>
             <w:tcW w:type="dxa" w:w="1224"/>
-            <w:shd w:fill="F7FAFC"/>
-          </w:tcPr>
-          <w:p>
-            <w:r>
-              <w:rPr>
-                <w:b/>
+          </w:tcPr>
+          <w:p>
+            <w:r>
+              <w:rPr>
                 <w:sz w:val="16"/>
               </w:rPr>
-              <w:t>$5.67</w:t>
-            </w:r>
-          </w:p>
-        </w:tc>
-        <w:tc>
-          <w:tcPr>
-            <w:tcW w:type="dxa" w:w="1224"/>
-            <w:shd w:fill="FFF2CC"/>
-          </w:tcPr>
-          <w:p>
-            <w:r>
-              <w:rPr>
-                <w:b/>
-                <w:sz w:val="16"/>
-              </w:rPr>
-              <w:t>$6.18</w:t>
-            </w:r>
-          </w:p>
-        </w:tc>
-        <w:tc>
-          <w:tcPr>
-            <w:tcW w:type="dxa" w:w="1224"/>
-            <w:shd w:fill="F7FAFC"/>
-          </w:tcPr>
-          <w:p>
-            <w:r>
-              <w:rPr>
-                <w:b/>
-                <w:sz w:val="16"/>
-              </w:rPr>
-              <w:t>$6.61</w:t>
-            </w:r>
-          </w:p>
-        </w:tc>
-        <w:tc>
-          <w:tcPr>
-            <w:tcW w:type="dxa" w:w="1224"/>
-            <w:shd w:fill="F7FAFC"/>
-          </w:tcPr>
-          <w:p>
-            <w:r>
-              <w:rPr>
-                <w:sz w:val="16"/>
-              </w:rPr>
-              <w:t>ESCENARIO CENTRAL: Valor teórico fundamental por ROTCE.</w:t>
-            </w:r>
-          </w:p>
-        </w:tc>
-      </w:tr>
-      <w:tr>
-        <w:tc>
-          <w:tcPr>
-            <w:tcW w:type="dxa" w:w="1224"/>
-            <w:shd w:fill="F7FAFC"/>
-          </w:tcPr>
-          <w:p>
-            <w:r>
-              <w:rPr>
-                <w:sz w:val="16"/>
-              </w:rPr>
-              <w:t>9.93% (Exigente)</w:t>
-            </w:r>
-          </w:p>
-        </w:tc>
-        <w:tc>
-          <w:tcPr>
-            <w:tcW w:type="dxa" w:w="1224"/>
-            <w:shd w:fill="F7FAFC"/>
-          </w:tcPr>
-          <w:p>
-            <w:r>
-              <w:rPr>
-                <w:sz w:val="16"/>
-              </w:rPr>
-              <w:t>$3.61</w:t>
-            </w:r>
-          </w:p>
-        </w:tc>
-        <w:tc>
-          <w:tcPr>
-            <w:tcW w:type="dxa" w:w="1224"/>
-            <w:shd w:fill="F7FAFC"/>
-          </w:tcPr>
-          <w:p>
-            <w:r>
-              <w:rPr>
-                <w:sz w:val="16"/>
-              </w:rPr>
-              <w:t>$4.11</w:t>
-            </w:r>
-          </w:p>
-        </w:tc>
-        <w:tc>
-          <w:tcPr>
-            <w:tcW w:type="dxa" w:w="1224"/>
-            <w:shd w:fill="F7FAFC"/>
-          </w:tcPr>
-          <w:p>
-            <w:r>
-              <w:rPr>
-                <w:sz w:val="16"/>
-              </w:rPr>
-              <w:t>$4.61</w:t>
-            </w:r>
-          </w:p>
-        </w:tc>
-        <w:tc>
-          <w:tcPr>
-            <w:tcW w:type="dxa" w:w="1224"/>
-            <w:shd w:fill="F7FAFC"/>
-          </w:tcPr>
-          <w:p>
-            <w:r>
-              <w:rPr>
-                <w:sz w:val="16"/>
-              </w:rPr>
-              <w:t>$5.23</w:t>
-            </w:r>
-          </w:p>
-        </w:tc>
-        <w:tc>
-          <w:tcPr>
-            <w:tcW w:type="dxa" w:w="1224"/>
-            <w:shd w:fill="F7FAFC"/>
-          </w:tcPr>
-          <w:p>
-            <w:r>
-              <w:rPr>
-                <w:b/>
-                <w:sz w:val="16"/>
-              </w:rPr>
-              <w:t>$5.70</w:t>
-            </w:r>
-          </w:p>
-        </w:tc>
-        <w:tc>
-          <w:tcPr>
-            <w:tcW w:type="dxa" w:w="1224"/>
-            <w:shd w:fill="F7FAFC"/>
-          </w:tcPr>
-          <w:p>
-            <w:r>
-              <w:rPr>
-                <w:sz w:val="16"/>
-              </w:rPr>
-              <w:t>$6.10</w:t>
-            </w:r>
-          </w:p>
-        </w:tc>
-        <w:tc>
-          <w:tcPr>
-            <w:tcW w:type="dxa" w:w="1224"/>
-            <w:shd w:fill="F7FAFC"/>
-          </w:tcPr>
-          <w:p>
-            <w:r>
-              <w:rPr>
-                <w:sz w:val="16"/>
-              </w:rPr>
-              <w:t>Escenario de sensibilidad financiera.</w:t>
-            </w:r>
-          </w:p>
-        </w:tc>
-      </w:tr>
-      <w:tr>
-        <w:tc>
-          <w:tcPr>
-            <w:tcW w:type="dxa" w:w="1224"/>
-          </w:tcPr>
-          <w:p>
-            <w:r>
-              <w:rPr>
-                <w:sz w:val="16"/>
-              </w:rPr>
-              <w:t>10.43% (Estrés Macro / Tipos)</w:t>
-            </w:r>
-          </w:p>
-        </w:tc>
-        <w:tc>
-          <w:tcPr>
-            <w:tcW w:type="dxa" w:w="1224"/>
-          </w:tcPr>
-          <w:p>
-            <w:r>
-              <w:rPr>
-                <w:sz w:val="16"/>
-              </w:rPr>
-              <w:t>$3.35</w:t>
-            </w:r>
-          </w:p>
-        </w:tc>
-        <w:tc>
-          <w:tcPr>
-            <w:tcW w:type="dxa" w:w="1224"/>
-          </w:tcPr>
-          <w:p>
-            <w:r>
-              <w:rPr>
-                <w:sz w:val="16"/>
-              </w:rPr>
-              <w:t>$3.81</w:t>
-            </w:r>
-          </w:p>
-        </w:tc>
-        <w:tc>
-          <w:tcPr>
-            <w:tcW w:type="dxa" w:w="1224"/>
-          </w:tcPr>
-          <w:p>
-            <w:r>
-              <w:rPr>
-                <w:sz w:val="16"/>
-              </w:rPr>
-              <w:t>$4.27</w:t>
-            </w:r>
-          </w:p>
-        </w:tc>
-        <w:tc>
-          <w:tcPr>
-            <w:tcW w:type="dxa" w:w="1224"/>
-          </w:tcPr>
-          <w:p>
-            <w:r>
-              <w:rPr>
-                <w:sz w:val="16"/>
-              </w:rPr>
-              <w:t>$4.85</w:t>
-            </w:r>
-          </w:p>
-        </w:tc>
-        <w:tc>
-          <w:tcPr>
-            <w:tcW w:type="dxa" w:w="1224"/>
-          </w:tcPr>
-          <w:p>
-            <w:r>
-              <w:rPr>
-                <w:b/>
-                <w:sz w:val="16"/>
-              </w:rPr>
-              <w:t>$5.29</w:t>
-            </w:r>
-          </w:p>
-        </w:tc>
-        <w:tc>
-          <w:tcPr>
-            <w:tcW w:type="dxa" w:w="1224"/>
-          </w:tcPr>
-          <w:p>
-            <w:r>
-              <w:rPr>
-                <w:sz w:val="16"/>
-              </w:rPr>
-              <w:t>$5.66</w:t>
+              <w:t>$9.79</w:t>
             </w:r>
           </w:p>
         </w:tc>
@@ -29613,7 +28388,7 @@
           <w:color w:val="1B365D"/>
           <w:sz w:val="23"/>
         </w:rPr>
-        <w:t>14.3. Cuadro de Mando Consolidado y Tesis Bancaria</w:t>
+        <w:t>14.3. Cuadro de Mando Consolidado y Tesis de Valoración</w:t>
       </w:r>
     </w:p>
     <w:tbl>
@@ -29623,11 +28398,11 @@
         <w:tblLook w:firstColumn="1" w:firstRow="1" w:lastColumn="0" w:lastRow="0" w:noHBand="0" w:noVBand="1" w:val="04A0"/>
         <w:tblBorders>
           <w:top w:val="single" w:sz="6" w:space="0" w:color="D2D6DC"/>
-          <w:left w:val="none"/>
-          <w:bottom w:val="single" w:sz="10" w:space="0" w:color="1B365D"/>
-          <w:right w:val="none"/>
+          <w:bottom w:val="single" w:sz="6" w:space="0" w:color="D2D6DC"/>
           <w:insideH w:val="single" w:sz="4" w:space="0" w:color="D2D6DC"/>
           <w:insideV w:val="none"/>
+          <w:left w:val="none"/>
+          <w:right w:val="none"/>
         </w:tblBorders>
       </w:tblPr>
       <w:tblGrid>
@@ -29726,7 +28501,7 @@
               <w:rPr>
                 <w:sz w:val="17"/>
               </w:rPr>
-              <w:t>Cost-to-Serve ($0.90/mes) + Cost of Funds Minorista</w:t>
+              <w:t>Eficiencia Operativa + Estructura de Fondeo</w:t>
             </w:r>
           </w:p>
         </w:tc>
@@ -29740,7 +28515,7 @@
                 <w:b/>
                 <w:sz w:val="17"/>
               </w:rPr>
-              <w:t>WIDE MOAT FINTECH</w:t>
+              <w:t>🏰 WIDE MOAT / COMPOUNDING MACHINE</w:t>
             </w:r>
           </w:p>
         </w:tc>
@@ -29753,7 +28528,7 @@
               <w:rPr>
                 <w:sz w:val="17"/>
               </w:rPr>
-              <w:t>Ventaja estructural de coste frente a banca tradicional.</w:t>
+              <w:t>Ventaja competitiva estructural en captación e intermediación.</w:t>
             </w:r>
           </w:p>
         </w:tc>
@@ -29770,7 +28545,7 @@
                 <w:b/>
                 <w:sz w:val="17"/>
               </w:rPr>
-              <w:t>Calidad de Cartera y Provisiones</w:t>
+              <w:t>Calidad de Cartera</w:t>
             </w:r>
           </w:p>
         </w:tc>
@@ -29784,7 +28559,7 @@
               <w:rPr>
                 <w:sz w:val="17"/>
               </w:rPr>
-              <w:t>Mora &gt;90d: 6.8% / Cobertura de Provisiones: &gt;200%</w:t>
+              <w:t>Gestión de Riesgo y Cobertura de Provisiones</w:t>
             </w:r>
           </w:p>
         </w:tc>
@@ -29813,7 +28588,7 @@
               <w:rPr>
                 <w:sz w:val="17"/>
               </w:rPr>
-              <w:t>Provisiones duplican saldo dudoso; bajo riesgo neto.</w:t>
+              <w:t>Provisiones adecuadas para absorber pérdidas esperadas en ciclo crediticio.</w:t>
             </w:r>
           </w:p>
         </w:tc>
@@ -29829,7 +28604,7 @@
                 <w:b/>
                 <w:sz w:val="17"/>
               </w:rPr>
-              <w:t>Solvencia Regulatoria y Capital</w:t>
+              <w:t>Solvencia y Capital</w:t>
             </w:r>
           </w:p>
         </w:tc>
@@ -29842,7 +28617,7 @@
               <w:rPr>
                 <w:sz w:val="17"/>
               </w:rPr>
-              <w:t>Ratio CET1: 11.5% - 13.0% (vs. 8.0% mínimo BACEN)</w:t>
+              <w:t>Capital Regulatorio Basilea III / Tier 1 / CET1</w:t>
             </w:r>
           </w:p>
         </w:tc>
@@ -29856,7 +28631,7 @@
                 <w:b/>
                 <w:sz w:val="17"/>
               </w:rPr>
-              <w:t>MÁXIMA SOLVENCIA CET1</w:t>
+              <w:t>SOLVENCIA BASILEA III</w:t>
             </w:r>
           </w:p>
         </w:tc>
@@ -29869,7 +28644,7 @@
               <w:rPr>
                 <w:sz w:val="17"/>
               </w:rPr>
-              <w:t>Colchón de capital anticíclico y autofinanciación orgánica.</w:t>
+              <w:t>Colchón de capital anticíclico y absorción de activos ponderados por riesgo.</w:t>
             </w:r>
           </w:p>
         </w:tc>
@@ -29900,7 +28675,7 @@
               <w:rPr>
                 <w:sz w:val="17"/>
               </w:rPr>
-              <w:t>ROTCE Tangible: 26.4% vs Ke 9.43%</w:t>
+              <w:t>ROTCE Tangible: 28.1% vs Ke 9.82%</w:t>
             </w:r>
           </w:p>
         </w:tc>
@@ -29929,7 +28704,7 @@
               <w:rPr>
                 <w:sz w:val="17"/>
               </w:rPr>
-              <w:t>Spread económico de +17.0 pp sobre coste de capital.</w:t>
+              <w:t>Spread económico de +18.3 pp sobre coste de capital propio.</w:t>
             </w:r>
           </w:p>
         </w:tc>
@@ -29958,7 +28733,7 @@
               <w:rPr>
                 <w:sz w:val="17"/>
               </w:rPr>
-              <w:t>P/TBV: 8.8x vs P/TBV Teórico: 3.9x</w:t>
+              <w:t>P/TBV: 6.0x vs P/TBV Teórico: 3.7x</w:t>
             </w:r>
           </w:p>
         </w:tc>
@@ -29972,7 +28747,7 @@
                 <w:b/>
                 <w:sz w:val="17"/>
               </w:rPr>
-              <w:t>PRICED FOR HYPERGROWTH</w:t>
+              <w:t>PRICED FOR GROWTH</w:t>
             </w:r>
           </w:p>
         </w:tc>
@@ -29985,7 +28760,7 @@
               <w:rPr>
                 <w:sz w:val="17"/>
               </w:rPr>
-              <w:t>Cotización descuenta sostener crecimiento de cartera &gt; 25% anual.</w:t>
+              <w:t>Cotización descuenta sostener crecimiento y rentabilidad elevada.</w:t>
             </w:r>
           </w:p>
         </w:tc>

--- a/data/processed/NU/Analisis_Resultados_Q2_2026_NU.docx
+++ b/data/processed/NU/Analisis_Resultados_Q2_2026_NU.docx
@@ -65,7 +65,7 @@
                 <w:color w:val="D1DFF5"/>
                 <w:sz w:val="17"/>
               </w:rPr>
-              <w:t>Fecha de Análisis: 13 de Septiembre de 2026 | Período Contable: 30 de Junio de 2026</w:t>
+              <w:t>Fecha de Análisis: 14 de Septiembre de 2026 | Período Contable: 30 de Junio de 2026</w:t>
               <w:br/>
               <w:t>Fuente Oficial: Formulario 6-K, Formulario 20-F (SEC EDGAR) &amp; Q2 2026 Earnings Call Transcript</w:t>
             </w:r>

--- a/data/processed/NU/Analisis_Resultados_Q2_2026_NU.docx
+++ b/data/processed/NU/Analisis_Resultados_Q2_2026_NU.docx
@@ -12005,7 +12005,7 @@
           <w:color w:val="2D3748"/>
           <w:sz w:val="20"/>
         </w:rPr>
-        <w:t>2 / 9 Puntos en LTM (VULNERABILIDAD FINANCIERA) (5 / 9 en FY2025).</w:t>
+        <w:t>2 / 9 Puntos en LTM (VULNERABILIDAD FINANCIERA) (4 / 9 en FY2025).</w:t>
       </w:r>
     </w:p>
     <w:p>
@@ -12120,7 +12120,7 @@
           <w:color w:val="2D3748"/>
           <w:sz w:val="20"/>
         </w:rPr>
-        <w:t>Optimiza tanto su margen comercial (MB 47.8% vs 59.2% (-11.38%)) como la productividad de sus activos instalados (Rot 0.19x vs 0.22x (-0.04x)).</w:t>
+        <w:t>Optimiza tanto su margen comercial (N/A) como la productividad de sus activos instalados (Rot 0.18x vs 0.18x (-0.00x)).</w:t>
       </w:r>
     </w:p>
     <w:tbl>
@@ -12303,7 +12303,7 @@
                 <w:color w:val="2D3748"/>
                 <w:sz w:val="18"/>
               </w:rPr>
-              <w:t>Utilidad neta positiva sobre la base de activos instalados.</w:t>
+              <w:t>Utilidad neta positiva sobre la base de activos promedio instalados.</w:t>
             </w:r>
           </w:p>
         </w:tc>
@@ -12329,7 +12329,7 @@
                 <w:color w:val="2D3748"/>
                 <w:sz w:val="18"/>
               </w:rPr>
-              <w:t>4.82% &gt; 0%</w:t>
+              <w:t>4.58% &gt; 0%</w:t>
             </w:r>
           </w:p>
         </w:tc>
@@ -12541,7 +12541,7 @@
                 <w:color w:val="2D3748"/>
                 <w:sz w:val="18"/>
               </w:rPr>
-              <w:t>4.8% vs 5.8% (-0.93%)</w:t>
+              <w:t>4.6% vs 4.6% (-0.02%)</w:t>
             </w:r>
           </w:p>
         </w:tc>
@@ -13071,7 +13071,7 @@
                 <w:color w:val="2D3748"/>
                 <w:sz w:val="18"/>
               </w:rPr>
-              <w:t>MB 47.8% vs 59.2% (-11.38%)</w:t>
+              <w:t>N/A</w:t>
             </w:r>
           </w:p>
         </w:tc>
@@ -13177,7 +13177,7 @@
                 <w:color w:val="2D3748"/>
                 <w:sz w:val="18"/>
               </w:rPr>
-              <w:t>Rot 0.19x vs 0.22x (-0.04x)</w:t>
+              <w:t>Rot 0.18x vs 0.18x (-0.00x)</w:t>
             </w:r>
           </w:p>
         </w:tc>
@@ -15204,7 +15204,7 @@
                 <w:color w:val="1B365D"/>
                 <w:sz w:val="21"/>
               </w:rPr>
-              <w:t>📌 CALIFICACIÓN Y CALIDAD DE CAPITAL: PRODUCTIVIDAD SÓLIDA (SUPERIOR A LA MEDIANA (PERCENTIL 50-75))</w:t>
+              <w:t>📌 CALIFICACIÓN Y CALIDAD DE CAPITAL: NO APLICABLE (BANCA / SEGUROS) (NO APLICABLE)</w:t>
               <w:br/>
             </w:r>
           </w:p>
@@ -15218,7 +15218,7 @@
                 <w:color w:val="2D3748"/>
                 <w:sz w:val="19"/>
               </w:rPr>
-              <w:t>• Gross Profitability Total (LTM): 8.01% de los Activos Totales (vs. Mediana Sector: 5.76%).</w:t>
+              <w:t>• Gross Profitability Total (LTM): 0.00% de los Activos Totales (vs. Mediana Sector: 25.00%).</w:t>
             </w:r>
           </w:p>
           <w:p>
@@ -15231,7 +15231,7 @@
                 <w:color w:val="2D3748"/>
                 <w:sz w:val="19"/>
               </w:rPr>
-              <w:t>• Gross Profitability Operativa Ex-Caja (LTM): 11.03% de los Activos Operativos (vs. Mediana Sector: 6.32%).</w:t>
+              <w:t>• Gross Profitability Operativa Ex-Caja (LTM): 0.00% de los Activos Operativos (vs. Mediana Sector: 28.00%).</w:t>
             </w:r>
           </w:p>
           <w:p>
@@ -15244,7 +15244,7 @@
                 <w:color w:val="2D3748"/>
                 <w:sz w:val="19"/>
               </w:rPr>
-              <w:t>• Efecto Arrastre de Caja (Cash Drag): +3.03 p.p. de penalización contable por atesoramiento de liquidez ociosa.</w:t>
+              <w:t>• Efecto Arrastre de Caja (Cash Drag): +0.00 p.p. de penalización contable por atesoramiento de liquidez ociosa.</w:t>
             </w:r>
           </w:p>
           <w:p>
@@ -15257,7 +15257,7 @@
                 <w:color w:val="2D3748"/>
                 <w:sz w:val="19"/>
               </w:rPr>
-              <w:t>• Posición Sectorial (Industry De-meaning): Supera a la mediana de competidores en +2.25 p.p., confirmando un foso de capital de primer orden mundial.</w:t>
+              <w:t>• Posición Sectorial (Industry De-meaning): Supera a la mediana de competidores en +0.00 p.p., confirmando un foso de capital de primer orden mundial.</w:t>
             </w:r>
           </w:p>
         </w:tc>
@@ -15321,7 +15321,7 @@
                 <w:color w:val="2D3748"/>
                 <w:sz w:val="19"/>
               </w:rPr>
-              <w:t>1. ¿Qué significa el Superior a la Mediana (Percentil 50-75)?: Significa que la rentabilidad de capital de NU supera al 95% de sus competidores directos en la industria. De cada 100 empresas comparables, solo 5 logran una eficiencia igual o superior en la generación de utilidad bruta por dólar de activo instalado.</w:t>
+              <w:t>1. ¿Qué significa el No Aplicable?: Significa que la rentabilidad de capital de NU supera al 95% de sus competidores directos en la industria. De cada 100 empresas comparables, solo 5 logran una eficiencia igual o superior en la generación de utilidad bruta por dólar de activo instalado.</w:t>
             </w:r>
           </w:p>
           <w:p>
@@ -15334,7 +15334,7 @@
                 <w:color w:val="2D3748"/>
                 <w:sz w:val="19"/>
               </w:rPr>
-              <w:t>2. ¿Qué significa Gross Profitability de 8.01%?: Por cada $1.00 de activo total en su balance general, la empresa produce $0.08 de utilidad bruta pura al año, antes de deducciones operativas, intereses e impuestos.</w:t>
+              <w:t>2. ¿Qué significa Gross Profitability de 0.00%?: Por cada $1.00 de activo total en su balance general, la empresa produce $0.00 de utilidad bruta pura al año, antes de deducciones operativas, intereses e impuestos.</w:t>
             </w:r>
           </w:p>
           <w:p>
@@ -15347,7 +15347,7 @@
                 <w:color w:val="2D3748"/>
                 <w:sz w:val="19"/>
               </w:rPr>
-              <w:t>3. ¿Qué significa Ex-Caja (11.03%)?: Al excluir el efectivo y valores negociables líquidos (capital ocioso en caja que no produce bienes), el negocio puramente operativo rinde $0.11 por cada dólar en activos operativos en funcionamiento.</w:t>
+              <w:t>3. ¿Qué significa Ex-Caja (0.00%)?: Al excluir el efectivo y valores negociables líquidos (capital ocioso en caja que no produce bienes), el negocio puramente operativo rinde $0.00 por cada dólar en activos operativos en funcionamiento.</w:t>
             </w:r>
           </w:p>
           <w:p>
@@ -15360,7 +15360,7 @@
                 <w:color w:val="2D3748"/>
                 <w:sz w:val="19"/>
               </w:rPr>
-              <w:t>4. ¿Qué revela el Cash Drag (+3.03 p.p.)?: La acumulación de enormes colchones de caja reduce artificialmente el ratio nominal agregado. Esto demuestra que la fuerza motriz del negocio subyacente es significativamente más potente de lo que aparenta el balance global consolidado.</w:t>
+              <w:t>4. ¿Qué revela el Cash Drag (+0.00 p.p.)?: La acumulación de enormes colchones de caja reduce artificialmente el ratio nominal agregado. Esto demuestra que la fuerza motriz del negocio subyacente es significativamente más potente de lo que aparenta el balance global consolidado.</w:t>
             </w:r>
           </w:p>
         </w:tc>
@@ -15609,7 +15609,7 @@
                 <w:color w:val="1B365D"/>
                 <w:sz w:val="17"/>
               </w:rPr>
-              <w:t>8.01%</w:t>
+              <w:t>0.00%</w:t>
             </w:r>
           </w:p>
         </w:tc>
@@ -15636,7 +15636,7 @@
                 <w:color w:val="1B365D"/>
                 <w:sz w:val="17"/>
               </w:rPr>
-              <w:t>8.85%</w:t>
+              <w:t>0.00%</w:t>
             </w:r>
           </w:p>
         </w:tc>
@@ -15663,7 +15663,7 @@
                 <w:color w:val="1B365D"/>
                 <w:sz w:val="17"/>
               </w:rPr>
-              <w:t>5.76%</w:t>
+              <w:t>0.00%</w:t>
             </w:r>
           </w:p>
         </w:tc>
@@ -15690,7 +15690,7 @@
                 <w:color w:val="1B365D"/>
                 <w:sz w:val="17"/>
               </w:rPr>
-              <w:t>✅ Superior a la Mediana (Percentil 50-75)</w:t>
+              <w:t>✅ No Aplicable</w:t>
             </w:r>
           </w:p>
         </w:tc>
@@ -15717,7 +15717,7 @@
                 <w:color w:val="1B365D"/>
                 <w:sz w:val="17"/>
               </w:rPr>
-              <w:t>Genera $0.08 de utilidad bruta por cada $1.00 de activo total.</w:t>
+              <w:t>Genera $0.00 de utilidad bruta por cada $1.00 de activo total.</w:t>
             </w:r>
           </w:p>
         </w:tc>
@@ -15773,7 +15773,7 @@
                 <w:color w:val="2D3748"/>
                 <w:sz w:val="17"/>
               </w:rPr>
-              <w:t>11.03%</w:t>
+              <w:t>0.00%</w:t>
             </w:r>
           </w:p>
         </w:tc>
@@ -15800,7 +15800,7 @@
                 <w:color w:val="2D3748"/>
                 <w:sz w:val="17"/>
               </w:rPr>
-              <w:t>13.16%</w:t>
+              <w:t>0.00%</w:t>
             </w:r>
           </w:p>
         </w:tc>
@@ -15827,7 +15827,7 @@
                 <w:color w:val="2D3748"/>
                 <w:sz w:val="17"/>
               </w:rPr>
-              <w:t>6.32%</w:t>
+              <w:t>0.00%</w:t>
             </w:r>
           </w:p>
         </w:tc>
@@ -15881,7 +15881,7 @@
                 <w:color w:val="2D3748"/>
                 <w:sz w:val="17"/>
               </w:rPr>
-              <w:t>Al aislar la caja ociosa, rinde $0.11 por dólar productivo.</w:t>
+              <w:t>Al aislar la caja ociosa, rinde $0.00 por dólar productivo.</w:t>
             </w:r>
           </w:p>
         </w:tc>
@@ -15937,7 +15937,7 @@
                 <w:color w:val="2D3748"/>
                 <w:sz w:val="17"/>
               </w:rPr>
-              <w:t>+3.03 pp</w:t>
+              <w:t>+0.00 pp</w:t>
             </w:r>
           </w:p>
         </w:tc>
@@ -15964,7 +15964,7 @@
                 <w:color w:val="2D3748"/>
                 <w:sz w:val="17"/>
               </w:rPr>
-              <w:t>+4.31 pp</w:t>
+              <w:t>+0.00 pp</w:t>
             </w:r>
           </w:p>
         </w:tc>
@@ -15991,7 +15991,7 @@
                 <w:color w:val="2D3748"/>
                 <w:sz w:val="17"/>
               </w:rPr>
-              <w:t>+0.56 pp</w:t>
+              <w:t>+0.00 pp</w:t>
             </w:r>
           </w:p>
         </w:tc>
@@ -16101,7 +16101,7 @@
                 <w:color w:val="2D3748"/>
                 <w:sz w:val="17"/>
               </w:rPr>
-              <w:t>+2.25 pp</w:t>
+              <w:t>+0.00 pp</w:t>
             </w:r>
           </w:p>
         </w:tc>
@@ -16128,7 +16128,7 @@
                 <w:color w:val="2D3748"/>
                 <w:sz w:val="17"/>
               </w:rPr>
-              <w:t>+3.09 pp</w:t>
+              <w:t>+0.00 pp</w:t>
             </w:r>
           </w:p>
         </w:tc>
@@ -16209,7 +16209,7 @@
                 <w:color w:val="2D3748"/>
                 <w:sz w:val="17"/>
               </w:rPr>
-              <w:t>Supera en +2.25 puntos porcentuales a la mediana del sector.</w:t>
+              <w:t>Supera en +0.00 puntos porcentuales a la mediana del sector.</w:t>
             </w:r>
           </w:p>
         </w:tc>
@@ -16274,7 +16274,7 @@
                 <w:color w:val="1B365D"/>
                 <w:sz w:val="21"/>
               </w:rPr>
-              <w:t>📌 MATRIZ DE DECISIÓN COMPETITIVA: ⚡ LÍDER EN VOLUMEN Y VELOCIDAD</w:t>
+              <w:t>📌 MATRIZ DE DECISIÓN COMPETITIVA: 🏦 N/A SECTOR FINANCIERO (VER ROTCE / NIM / COMBINED RATIO)</w:t>
               <w:br/>
             </w:r>
           </w:p>
@@ -16288,7 +16288,7 @@
                 <w:color w:val="2D3748"/>
                 <w:sz w:val="19"/>
               </w:rPr>
-              <w:t>Ventaja impulsada por rotación: márgenes ajustados (47.8% vs mediana 49.7%), pero alta velocidad de despliegue de activos (0.17x vs mediana 0.12x). Modelo tipo distribución mayorista, retail masivo o manufactura ultraeficiente.</w:t>
+              <w:t>El modelo de Novy-Marx evalúa la productividad fabril/comercial pura deduciendo el coste directo de ventas (COGS). En intermediación financiera y seguros no existe inventario físico ni COGS; los intereses pagados remuneran depósitos de clientes. La productividad y eficiencia del capital se evalúan mediante Margen de Interés Neto (NIM), Ratio de Eficiencia y ROTCE/ROE.</w:t>
             </w:r>
           </w:p>
           <w:p>
@@ -16314,7 +16314,7 @@
                 <w:color w:val="2D3748"/>
                 <w:sz w:val="19"/>
               </w:rPr>
-              <w:t xml:space="preserve">  Margen Bruto (47.79%) × Rotación de Activos (0.168x) = 8.01% (Concilia al 100.0% con GP/A de 8.01%).</w:t>
+              <w:t xml:space="preserve">  Margen Bruto (0.00%) × Rotación de Activos (0.000x) = 0.00% (Concilia al 100.0% con GP/A de 0.00%).</w:t>
             </w:r>
           </w:p>
           <w:p>
@@ -16327,7 +16327,7 @@
                 <w:color w:val="2D3748"/>
                 <w:sz w:val="19"/>
               </w:rPr>
-              <w:t>• Identidad Operativa Ex-Caja: Margen Bruto (47.79%) × Rotación Ex-Caja (0.231x) = 11.03% (concilia con 11.03%).</w:t>
+              <w:t>• Identidad Operativa Ex-Caja: Margen Bruto (0.00%) × Rotación Ex-Caja (0.000x) = 0.00% (concilia con 0.00%).</w:t>
             </w:r>
           </w:p>
         </w:tc>
@@ -16576,7 +16576,7 @@
                 <w:color w:val="2D3748"/>
                 <w:sz w:val="17"/>
               </w:rPr>
-              <w:t>47.79%</w:t>
+              <w:t>0.00%</w:t>
             </w:r>
           </w:p>
         </w:tc>
@@ -16603,7 +16603,7 @@
                 <w:color w:val="2D3748"/>
                 <w:sz w:val="17"/>
               </w:rPr>
-              <w:t>59.17%</w:t>
+              <w:t>0.00%</w:t>
             </w:r>
           </w:p>
         </w:tc>
@@ -16630,7 +16630,7 @@
                 <w:color w:val="2D3748"/>
                 <w:sz w:val="17"/>
               </w:rPr>
-              <w:t>49.66%</w:t>
+              <w:t>0.00%</w:t>
             </w:r>
           </w:p>
         </w:tc>
@@ -16657,7 +16657,7 @@
                 <w:color w:val="2D3748"/>
                 <w:sz w:val="17"/>
               </w:rPr>
-              <w:t>-1.86 pp</w:t>
+              <w:t>+0.00 pp</w:t>
             </w:r>
           </w:p>
         </w:tc>
@@ -16740,7 +16740,7 @@
                 <w:color w:val="1B365D"/>
                 <w:sz w:val="17"/>
               </w:rPr>
-              <w:t>0.168x</w:t>
+              <w:t>0.000x</w:t>
             </w:r>
           </w:p>
         </w:tc>
@@ -16767,7 +16767,7 @@
                 <w:color w:val="1B365D"/>
                 <w:sz w:val="17"/>
               </w:rPr>
-              <w:t>0.149x</w:t>
+              <w:t>0.000x</w:t>
             </w:r>
           </w:p>
         </w:tc>
@@ -16794,7 +16794,7 @@
                 <w:color w:val="1B365D"/>
                 <w:sz w:val="17"/>
               </w:rPr>
-              <w:t>0.116x</w:t>
+              <w:t>0.000x</w:t>
             </w:r>
           </w:p>
         </w:tc>
@@ -16821,7 +16821,7 @@
                 <w:color w:val="1B365D"/>
                 <w:sz w:val="17"/>
               </w:rPr>
-              <w:t>+0.05x</w:t>
+              <w:t>+0.00x</w:t>
             </w:r>
           </w:p>
         </w:tc>
@@ -16904,7 +16904,7 @@
                 <w:color w:val="2D3748"/>
                 <w:sz w:val="17"/>
               </w:rPr>
-              <w:t>0.231x</w:t>
+              <w:t>0.000x</w:t>
             </w:r>
           </w:p>
         </w:tc>
@@ -16931,7 +16931,7 @@
                 <w:color w:val="2D3748"/>
                 <w:sz w:val="17"/>
               </w:rPr>
-              <w:t>0.222x</w:t>
+              <w:t>0.000x</w:t>
             </w:r>
           </w:p>
         </w:tc>
@@ -16958,7 +16958,7 @@
                 <w:color w:val="2D3748"/>
                 <w:sz w:val="17"/>
               </w:rPr>
-              <w:t>0.128x</w:t>
+              <w:t>0.000x</w:t>
             </w:r>
           </w:p>
         </w:tc>
@@ -17068,7 +17068,7 @@
                 <w:color w:val="1B365D"/>
                 <w:sz w:val="17"/>
               </w:rPr>
-              <w:t>8.01%</w:t>
+              <w:t>0.00%</w:t>
             </w:r>
           </w:p>
         </w:tc>
@@ -17095,7 +17095,7 @@
                 <w:color w:val="1B365D"/>
                 <w:sz w:val="17"/>
               </w:rPr>
-              <w:t>8.85%</w:t>
+              <w:t>0.00%</w:t>
             </w:r>
           </w:p>
         </w:tc>
@@ -17122,7 +17122,7 @@
                 <w:color w:val="1B365D"/>
                 <w:sz w:val="17"/>
               </w:rPr>
-              <w:t>5.76%</w:t>
+              <w:t>0.00%</w:t>
             </w:r>
           </w:p>
         </w:tc>
@@ -17149,7 +17149,7 @@
                 <w:color w:val="1B365D"/>
                 <w:sz w:val="17"/>
               </w:rPr>
-              <w:t>+2.25 pp</w:t>
+              <w:t>+0.00 pp</w:t>
             </w:r>
           </w:p>
         </w:tc>
@@ -17255,7 +17255,7 @@
                 <w:color w:val="2D3748"/>
                 <w:sz w:val="19"/>
               </w:rPr>
-              <w:t>• Expansión a 3 Años (vs. FY2023): -0.05 puntos porcentuales.</w:t>
+              <w:t>• Expansión a 3 Años (vs. FY2023): +0.00 puntos porcentuales.</w:t>
             </w:r>
           </w:p>
           <w:p>
@@ -17268,7 +17268,7 @@
                 <w:color w:val="2D3748"/>
                 <w:sz w:val="19"/>
               </w:rPr>
-              <w:t>• Expansión a 5 Años (vs. FY2021): +4.32 puntos porcentuales.</w:t>
+              <w:t>• Expansión a 5 Años (vs. FY2021): +0.00 puntos porcentuales.</w:t>
             </w:r>
           </w:p>
           <w:p>
@@ -17281,7 +17281,7 @@
                 <w:color w:val="2D3748"/>
                 <w:sz w:val="19"/>
               </w:rPr>
-              <w:t>• Coeficiente de Variación (CV GP/A): 0.370 (indica una trayectoria predecible y baja volatilidad operativa).</w:t>
+              <w:t>• Coeficiente de Variación (CV GP/A): 0.000 (indica una trayectoria predecible y baja volatilidad operativa).</w:t>
             </w:r>
           </w:p>
           <w:p>
@@ -17294,7 +17294,7 @@
                 <w:color w:val="2D3748"/>
                 <w:sz w:val="19"/>
               </w:rPr>
-              <w:t>• Conclusión de Tendencia: Trayectoria constructiva y estable (+4.32 p.p. en 5 años); foso económico protegido.</w:t>
+              <w:t>• Conclusión de Tendencia: Historial insuficiente para evaluar tendencia de 3-5 años.</w:t>
             </w:r>
           </w:p>
         </w:tc>
@@ -17571,7 +17571,7 @@
                 <w:color w:val="1B365D"/>
                 <w:sz w:val="17"/>
               </w:rPr>
-              <w:t>8.01%</w:t>
+              <w:t>N/D</w:t>
             </w:r>
           </w:p>
         </w:tc>
@@ -17598,7 +17598,7 @@
                 <w:color w:val="1B365D"/>
                 <w:sz w:val="17"/>
               </w:rPr>
-              <w:t>11.03%</w:t>
+              <w:t>N/D</w:t>
             </w:r>
           </w:p>
         </w:tc>
@@ -17625,7 +17625,7 @@
                 <w:color w:val="1B365D"/>
                 <w:sz w:val="17"/>
               </w:rPr>
-              <w:t>+3.03 pp</w:t>
+              <w:t>N/D</w:t>
             </w:r>
           </w:p>
         </w:tc>
@@ -17652,7 +17652,7 @@
                 <w:color w:val="1B365D"/>
                 <w:sz w:val="17"/>
               </w:rPr>
-              <w:t>47.79%</w:t>
+              <w:t>N/D</w:t>
             </w:r>
           </w:p>
         </w:tc>
@@ -17679,7 +17679,7 @@
                 <w:color w:val="1B365D"/>
                 <w:sz w:val="17"/>
               </w:rPr>
-              <w:t>0.168x</w:t>
+              <w:t>N/D</w:t>
             </w:r>
           </w:p>
         </w:tc>
@@ -17706,7 +17706,7 @@
                 <w:color w:val="1B365D"/>
                 <w:sz w:val="17"/>
               </w:rPr>
-              <w:t>LÍDER EN VOLUMEN Y ESCALA</w:t>
+              <w:t>NO APLICABLE A INTERMEDIACIÓN FINANCIERA</w:t>
             </w:r>
           </w:p>
         </w:tc>
@@ -17762,7 +17762,7 @@
                 <w:color w:val="2D3748"/>
                 <w:sz w:val="17"/>
               </w:rPr>
-              <w:t>8.85%</w:t>
+              <w:t>N/D</w:t>
             </w:r>
           </w:p>
         </w:tc>
@@ -17789,7 +17789,7 @@
                 <w:color w:val="2D3748"/>
                 <w:sz w:val="17"/>
               </w:rPr>
-              <w:t>13.16%</w:t>
+              <w:t>N/D</w:t>
             </w:r>
           </w:p>
         </w:tc>
@@ -17816,7 +17816,7 @@
                 <w:color w:val="2D3748"/>
                 <w:sz w:val="17"/>
               </w:rPr>
-              <w:t>+4.31 pp</w:t>
+              <w:t>N/D</w:t>
             </w:r>
           </w:p>
         </w:tc>
@@ -17843,7 +17843,7 @@
                 <w:color w:val="2D3748"/>
                 <w:sz w:val="17"/>
               </w:rPr>
-              <w:t>59.17%</w:t>
+              <w:t>N/D</w:t>
             </w:r>
           </w:p>
         </w:tc>
@@ -17870,7 +17870,7 @@
                 <w:color w:val="2D3748"/>
                 <w:sz w:val="17"/>
               </w:rPr>
-              <w:t>0.149x</w:t>
+              <w:t>N/D</w:t>
             </w:r>
           </w:p>
         </w:tc>
@@ -17897,7 +17897,7 @@
                 <w:color w:val="2D3748"/>
                 <w:sz w:val="17"/>
               </w:rPr>
-              <w:t>COMPOUNDER DE ÉLITE</w:t>
+              <w:t>NO APLICABLE A INTERMEDIACIÓN FINANCIERA</w:t>
             </w:r>
           </w:p>
         </w:tc>
@@ -17953,7 +17953,7 @@
                 <w:color w:val="2D3748"/>
                 <w:sz w:val="17"/>
               </w:rPr>
-              <w:t>10.52%</w:t>
+              <w:t>N/D</w:t>
             </w:r>
           </w:p>
         </w:tc>
@@ -17980,7 +17980,7 @@
                 <w:color w:val="2D3748"/>
                 <w:sz w:val="17"/>
               </w:rPr>
-              <w:t>15.45%</w:t>
+              <w:t>N/D</w:t>
             </w:r>
           </w:p>
         </w:tc>
@@ -18007,7 +18007,7 @@
                 <w:color w:val="2D3748"/>
                 <w:sz w:val="17"/>
               </w:rPr>
-              <w:t>+4.93 pp</w:t>
+              <w:t>N/D</w:t>
             </w:r>
           </w:p>
         </w:tc>
@@ -18034,7 +18034,7 @@
                 <w:color w:val="2D3748"/>
                 <w:sz w:val="17"/>
               </w:rPr>
-              <w:t>60.50%</w:t>
+              <w:t>N/D</w:t>
             </w:r>
           </w:p>
         </w:tc>
@@ -18061,7 +18061,7 @@
                 <w:color w:val="2D3748"/>
                 <w:sz w:val="17"/>
               </w:rPr>
-              <w:t>0.174x</w:t>
+              <w:t>N/D</w:t>
             </w:r>
           </w:p>
         </w:tc>
@@ -18088,7 +18088,7 @@
                 <w:color w:val="2D3748"/>
                 <w:sz w:val="17"/>
               </w:rPr>
-              <w:t>COMPOUNDER DE ÉLITE</w:t>
+              <w:t>NO APLICABLE A INTERMEDIACIÓN FINANCIERA</w:t>
             </w:r>
           </w:p>
         </w:tc>
@@ -18144,7 +18144,7 @@
                 <w:color w:val="2D3748"/>
                 <w:sz w:val="17"/>
               </w:rPr>
-              <w:t>8.05%</w:t>
+              <w:t>N/D</w:t>
             </w:r>
           </w:p>
         </w:tc>
@@ -18171,7 +18171,7 @@
                 <w:color w:val="2D3748"/>
                 <w:sz w:val="17"/>
               </w:rPr>
-              <w:t>11.65%</w:t>
+              <w:t>N/D</w:t>
             </w:r>
           </w:p>
         </w:tc>
@@ -18198,7 +18198,7 @@
                 <w:color w:val="2D3748"/>
                 <w:sz w:val="17"/>
               </w:rPr>
-              <w:t>+3.59 pp</w:t>
+              <w:t>N/D</w:t>
             </w:r>
           </w:p>
         </w:tc>
@@ -18225,7 +18225,7 @@
                 <w:color w:val="2D3748"/>
                 <w:sz w:val="17"/>
               </w:rPr>
-              <w:t>58.26%</w:t>
+              <w:t>N/D</w:t>
             </w:r>
           </w:p>
         </w:tc>
@@ -18252,7 +18252,7 @@
                 <w:color w:val="2D3748"/>
                 <w:sz w:val="17"/>
               </w:rPr>
-              <w:t>0.138x</w:t>
+              <w:t>N/D</w:t>
             </w:r>
           </w:p>
         </w:tc>
@@ -18279,7 +18279,7 @@
                 <w:color w:val="2D3748"/>
                 <w:sz w:val="17"/>
               </w:rPr>
-              <w:t>COMPOUNDER DE ÉLITE</w:t>
+              <w:t>NO APLICABLE A INTERMEDIACIÓN FINANCIERA</w:t>
             </w:r>
           </w:p>
         </w:tc>
@@ -18335,7 +18335,7 @@
                 <w:color w:val="2D3748"/>
                 <w:sz w:val="17"/>
               </w:rPr>
-              <w:t>5.56%</w:t>
+              <w:t>N/D</w:t>
             </w:r>
           </w:p>
         </w:tc>
@@ -18362,7 +18362,7 @@
                 <w:color w:val="2D3748"/>
                 <w:sz w:val="17"/>
               </w:rPr>
-              <w:t>7.24%</w:t>
+              <w:t>N/D</w:t>
             </w:r>
           </w:p>
         </w:tc>
@@ -18389,7 +18389,7 @@
                 <w:color w:val="2D3748"/>
                 <w:sz w:val="17"/>
               </w:rPr>
-              <w:t>+1.68 pp</w:t>
+              <w:t>N/D</w:t>
             </w:r>
           </w:p>
         </w:tc>
@@ -18416,7 +18416,7 @@
                 <w:color w:val="2D3748"/>
                 <w:sz w:val="17"/>
               </w:rPr>
-              <w:t>51.26%</w:t>
+              <w:t>N/D</w:t>
             </w:r>
           </w:p>
         </w:tc>
@@ -18443,7 +18443,7 @@
                 <w:color w:val="2D3748"/>
                 <w:sz w:val="17"/>
               </w:rPr>
-              <w:t>0.108x</w:t>
+              <w:t>N/D</w:t>
             </w:r>
           </w:p>
         </w:tc>
@@ -18470,7 +18470,7 @@
                 <w:color w:val="2D3748"/>
                 <w:sz w:val="17"/>
               </w:rPr>
-              <w:t>MONOPOLIO / PODER DE MARCA</w:t>
+              <w:t>NO APLICABLE A INTERMEDIACIÓN FINANCIERA</w:t>
             </w:r>
           </w:p>
         </w:tc>
@@ -18526,7 +18526,7 @@
                 <w:color w:val="2D3748"/>
                 <w:sz w:val="17"/>
               </w:rPr>
-              <w:t>3.69%</w:t>
+              <w:t>N/D</w:t>
             </w:r>
           </w:p>
         </w:tc>
@@ -18553,7 +18553,7 @@
                 <w:color w:val="2D3748"/>
                 <w:sz w:val="17"/>
               </w:rPr>
-              <w:t>4.52%</w:t>
+              <w:t>N/D</w:t>
             </w:r>
           </w:p>
         </w:tc>
@@ -18580,7 +18580,7 @@
                 <w:color w:val="2D3748"/>
                 <w:sz w:val="17"/>
               </w:rPr>
-              <w:t>+0.83 pp</w:t>
+              <w:t>N/D</w:t>
             </w:r>
           </w:p>
         </w:tc>
@@ -18607,7 +18607,7 @@
                 <w:color w:val="2D3748"/>
                 <w:sz w:val="17"/>
               </w:rPr>
-              <w:t>55.08%</w:t>
+              <w:t>N/D</w:t>
             </w:r>
           </w:p>
         </w:tc>
@@ -18634,7 +18634,7 @@
                 <w:color w:val="2D3748"/>
                 <w:sz w:val="17"/>
               </w:rPr>
-              <w:t>0.067x</w:t>
+              <w:t>N/D</w:t>
             </w:r>
           </w:p>
         </w:tc>
@@ -18661,7 +18661,7 @@
                 <w:color w:val="2D3748"/>
                 <w:sz w:val="17"/>
               </w:rPr>
-              <w:t>MONOPOLIO / PODER DE MARCA</w:t>
+              <w:t>NO APLICABLE A INTERMEDIACIÓN FINANCIERA</w:t>
             </w:r>
           </w:p>
         </w:tc>
@@ -18717,7 +18717,7 @@
                 <w:color w:val="2D3748"/>
                 <w:sz w:val="17"/>
               </w:rPr>
-              <w:t>3.22%</w:t>
+              <w:t>N/D</w:t>
             </w:r>
           </w:p>
         </w:tc>
@@ -18744,7 +18744,7 @@
                 <w:color w:val="2D3748"/>
                 <w:sz w:val="17"/>
               </w:rPr>
-              <w:t>4.21%</w:t>
+              <w:t>N/D</w:t>
             </w:r>
           </w:p>
         </w:tc>
@@ -18771,7 +18771,7 @@
                 <w:color w:val="2D3748"/>
                 <w:sz w:val="17"/>
               </w:rPr>
-              <w:t>+0.99 pp</w:t>
+              <w:t>N/D</w:t>
             </w:r>
           </w:p>
         </w:tc>
@@ -18798,7 +18798,7 @@
                 <w:color w:val="2D3748"/>
                 <w:sz w:val="17"/>
               </w:rPr>
-              <w:t>52.46%</w:t>
+              <w:t>N/D</w:t>
             </w:r>
           </w:p>
         </w:tc>
@@ -18825,7 +18825,7 @@
                 <w:color w:val="2D3748"/>
                 <w:sz w:val="17"/>
               </w:rPr>
-              <w:t>0.061x</w:t>
+              <w:t>N/D</w:t>
             </w:r>
           </w:p>
         </w:tc>
@@ -18852,7 +18852,7 @@
                 <w:color w:val="2D3748"/>
                 <w:sz w:val="17"/>
               </w:rPr>
-              <w:t>MONOPOLIO / PODER DE MARCA</w:t>
+              <w:t>NO APLICABLE A INTERMEDIACIÓN FINANCIERA</w:t>
             </w:r>
           </w:p>
         </w:tc>
@@ -18962,7 +18962,7 @@
                 <w:color w:val="2D3748"/>
                 <w:sz w:val="17"/>
               </w:rPr>
-              <w:t>+0.00 pp</w:t>
+              <w:t>N/D</w:t>
             </w:r>
           </w:p>
         </w:tc>
@@ -18989,7 +18989,7 @@
                 <w:color w:val="2D3748"/>
                 <w:sz w:val="17"/>
               </w:rPr>
-              <w:t>49.35%</w:t>
+              <w:t>N/D</w:t>
             </w:r>
           </w:p>
         </w:tc>
@@ -19043,7 +19043,7 @@
                 <w:color w:val="2D3748"/>
                 <w:sz w:val="17"/>
               </w:rPr>
-              <w:t>BAJA PRODUCTIVIDAD DE CAPITAL</w:t>
+              <w:t>NO APLICABLE A INTERMEDIACIÓN FINANCIERA</w:t>
             </w:r>
           </w:p>
         </w:tc>
@@ -19459,7 +19459,7 @@
                 <w:color w:val="1B365D"/>
                 <w:sz w:val="17"/>
               </w:rPr>
-              <w:t>LTM</w:t>
+              <w:t>LTM (FY2024 Auditado)</w:t>
             </w:r>
           </w:p>
         </w:tc>
@@ -19486,7 +19486,7 @@
                 <w:color w:val="1B365D"/>
                 <w:sz w:val="17"/>
               </w:rPr>
-              <w:t>8.01%</w:t>
+              <w:t>11.63%</w:t>
             </w:r>
           </w:p>
         </w:tc>
@@ -19513,7 +19513,7 @@
                 <w:color w:val="1B365D"/>
                 <w:sz w:val="17"/>
               </w:rPr>
-              <w:t>11.03%</w:t>
+              <w:t>12.86%</w:t>
             </w:r>
           </w:p>
         </w:tc>
@@ -19540,7 +19540,7 @@
                 <w:color w:val="1B365D"/>
                 <w:sz w:val="17"/>
               </w:rPr>
-              <w:t>47.79%</w:t>
+              <w:t>44.27%</w:t>
             </w:r>
           </w:p>
         </w:tc>
@@ -19567,7 +19567,7 @@
                 <w:color w:val="1B365D"/>
                 <w:sz w:val="17"/>
               </w:rPr>
-              <w:t>0.17x</w:t>
+              <w:t>0.26x</w:t>
             </w:r>
           </w:p>
         </w:tc>
@@ -19594,7 +19594,7 @@
                 <w:color w:val="1B365D"/>
                 <w:sz w:val="17"/>
               </w:rPr>
-              <w:t>+2.25 pp</w:t>
+              <w:t>-13.37 pp</w:t>
             </w:r>
           </w:p>
         </w:tc>
@@ -19839,7 +19839,7 @@
                 <w:color w:val="2D3748"/>
                 <w:sz w:val="17"/>
               </w:rPr>
-              <w:t>+0.00 pp</w:t>
+              <w:t>-19.24 pp</w:t>
             </w:r>
           </w:p>
         </w:tc>
@@ -20084,7 +20084,7 @@
                 <w:color w:val="2D3748"/>
                 <w:sz w:val="17"/>
               </w:rPr>
-              <w:t>-0.32 pp</w:t>
+              <w:t>-19.56 pp</w:t>
             </w:r>
           </w:p>
         </w:tc>
@@ -20221,7 +20221,7 @@
                 <w:color w:val="2D3748"/>
                 <w:sz w:val="17"/>
               </w:rPr>
-              <w:t>5.76%</w:t>
+              <w:t>0.00%</w:t>
             </w:r>
           </w:p>
         </w:tc>
@@ -20248,7 +20248,7 @@
                 <w:color w:val="2D3748"/>
                 <w:sz w:val="17"/>
               </w:rPr>
-              <w:t>6.32%</w:t>
+              <w:t>0.00%</w:t>
             </w:r>
           </w:p>
         </w:tc>
@@ -20275,7 +20275,7 @@
                 <w:color w:val="2D3748"/>
                 <w:sz w:val="17"/>
               </w:rPr>
-              <w:t>49.66%</w:t>
+              <w:t>0.00%</w:t>
             </w:r>
           </w:p>
         </w:tc>
@@ -20302,7 +20302,7 @@
                 <w:color w:val="2D3748"/>
                 <w:sz w:val="17"/>
               </w:rPr>
-              <w:t>0.12x</w:t>
+              <w:t>0.00x</w:t>
             </w:r>
           </w:p>
         </w:tc>
@@ -20466,7 +20466,7 @@
                 <w:color w:val="2D3748"/>
                 <w:sz w:val="17"/>
               </w:rPr>
-              <w:t>8.70%</w:t>
+              <w:t>0.00%</w:t>
             </w:r>
           </w:p>
         </w:tc>
@@ -20574,7 +20574,7 @@
                 <w:color w:val="2D3748"/>
                 <w:sz w:val="17"/>
               </w:rPr>
-              <w:t>+2.94 pp</w:t>
+              <w:t>+0.00 pp</w:t>
             </w:r>
           </w:p>
         </w:tc>
@@ -20671,7 +20671,7 @@
                 <w:color w:val="1B365D"/>
                 <w:sz w:val="21"/>
               </w:rPr>
-              <w:t>📌 DICTAMEN DE VALOR ECONÓMICO: 🏰 WIDE MOAT / COMPOUNDING MACHINE (SPREAD +18.30 p.p.)</w:t>
+              <w:t>📌 DICTAMEN DE VALOR ECONÓMICO: 🏰 WIDE MOAT / COMPOUNDING MACHINE (SPREAD +18.36 p.p.)</w:t>
               <w:br/>
             </w:r>
           </w:p>
@@ -20698,7 +20698,7 @@
                 <w:color w:val="2D3748"/>
                 <w:sz w:val="19"/>
               </w:rPr>
-              <w:t>• Costo del Capital Propio (Ke vía CAPM): 9.82% (Tasa de corte mínima exigida por accionistas).</w:t>
+              <w:t>• Costo del Capital Propio (Ke vía CAPM): 9.76% (Tasa de corte mínima exigida por accionistas).</w:t>
             </w:r>
           </w:p>
           <w:p>
@@ -20711,7 +20711,7 @@
                 <w:color w:val="2D3748"/>
                 <w:sz w:val="19"/>
               </w:rPr>
-              <w:t>• Spread Económico Neto: +18.30 p.p. de rendimiento por encima del coste del capital propio.</w:t>
+              <w:t>• Spread Económico Neto: +18.36 p.p. de rendimiento por encima del coste del capital propio.</w:t>
             </w:r>
           </w:p>
           <w:p>
@@ -20750,7 +20750,7 @@
                 <w:color w:val="2D3748"/>
                 <w:sz w:val="19"/>
               </w:rPr>
-              <w:t>• Tesis de Foso Defensivo: Spread de Retorno Excedente (ROTCE - Ke) = +18.30 p.p. (ROTCE: 28.11% vs Ke: 9.82%).</w:t>
+              <w:t>• Tesis de Foso Defensivo: Spread de Retorno Excedente (ROTCE - Ke) = +18.36 p.p. (ROTCE: 28.11% vs Ke: 9.76%).</w:t>
             </w:r>
           </w:p>
         </w:tc>
@@ -20916,7 +20916,7 @@
               <w:rPr>
                 <w:sz w:val="17"/>
               </w:rPr>
-              <w:t>$15.72</w:t>
+              <w:t>$14.87</w:t>
             </w:r>
           </w:p>
         </w:tc>
@@ -20997,7 +20997,7 @@
               <w:rPr>
                 <w:sz w:val="17"/>
               </w:rPr>
-              <w:t>$76,688.5M</w:t>
+              <w:t>$72,529.2M</w:t>
             </w:r>
           </w:p>
         </w:tc>
@@ -21078,7 +21078,7 @@
               <w:rPr>
                 <w:sz w:val="17"/>
               </w:rPr>
-              <w:t>5.22%</w:t>
+              <w:t>5.19%</w:t>
             </w:r>
           </w:p>
         </w:tc>
@@ -21159,7 +21159,7 @@
               <w:rPr>
                 <w:sz w:val="17"/>
               </w:rPr>
-              <w:t>0.97</w:t>
+              <w:t>0.96</w:t>
             </w:r>
           </w:p>
         </w:tc>
@@ -21298,7 +21298,7 @@
         <w:rPr>
           <w:sz w:val="19"/>
         </w:rPr>
-        <w:t>En instituciones financieras y aseguradoras, el Coste Medio Ponderado de Capital (WACC) es metodológicamente inaplicable. Los depósitos a la vista, pagarés y el float de primas constituyen el inventario operativo del negocio, no un apalancamiento financiero externo. La rentabilidad se evalúa frente al Coste del Capital Propio (Ke vía CAPM) de 9.82%.</w:t>
+        <w:t>En instituciones financieras y aseguradoras, el Coste Medio Ponderado de Capital (WACC) es metodológicamente inaplicable. Los depósitos a la vista, pagarés y el float de primas constituyen el inventario operativo del negocio, no un apalancamiento financiero externo. La rentabilidad se evalúa frente al Coste del Capital Propio (Ke vía CAPM) de 9.76%.</w:t>
       </w:r>
     </w:p>
     <w:p>
@@ -21330,7 +21330,7 @@
         <w:rPr>
           <w:sz w:val="19"/>
         </w:rPr>
-        <w:t>Spread Económico = ROTCE (28.11%) − Ke (9.82%) = +18.30 p.p.</w:t>
+        <w:t>Spread Económico = ROTCE (28.11%) − Ke (9.76%) = +18.36 p.p.</w:t>
         <w:br/>
         <w:t>Dictamen: 🏰 WIDE MOAT / COMPOUNDING MACHINE. La compañía supera holgadamente su costo de financiamiento propio, creando valor neto recurrente.</w:t>
       </w:r>
@@ -21533,7 +21533,7 @@
                 <w:b/>
                 <w:sz w:val="17"/>
               </w:rPr>
-              <w:t>5.22%</w:t>
+              <w:t>5.19%</w:t>
             </w:r>
           </w:p>
         </w:tc>
@@ -21635,7 +21635,7 @@
                 <w:b/>
                 <w:sz w:val="17"/>
               </w:rPr>
-              <w:t>0.97</w:t>
+              <w:t>0.96</w:t>
             </w:r>
           </w:p>
         </w:tc>
@@ -21838,7 +21838,7 @@
                 <w:b/>
                 <w:sz w:val="17"/>
               </w:rPr>
-              <w:t>9.82%</w:t>
+              <w:t>9.76%</w:t>
             </w:r>
           </w:p>
         </w:tc>
@@ -22256,7 +22256,7 @@
                 <w:b/>
                 <w:sz w:val="17"/>
               </w:rPr>
-              <w:t>+18.30 p.p.</w:t>
+              <w:t>+18.36 p.p.</w:t>
             </w:r>
           </w:p>
         </w:tc>
@@ -22442,7 +22442,7 @@
           <w:color w:val="2D3748"/>
           <w:sz w:val="19"/>
         </w:rPr>
-        <w:t>• Ratio Sloan de Devengos: +6.33% [DEVENGOS EQUILIBRADOS]</w:t>
+        <w:t>• Ratio Sloan de Devengos: +0.00% [N/A BANCA Y SEGUROS]</w:t>
         <w:br/>
         <w:t>• Montier C-Score: NO APLICABLE [NO APLICABLE]</w:t>
         <w:br/>
@@ -23068,7 +23068,7 @@
           </w:tcPr>
           <w:p>
             <w:pPr>
-              <w:jc w:val="right"/>
+              <w:jc w:val="center"/>
             </w:pPr>
             <w:r>
               <w:rPr>
@@ -23076,7 +23076,7 @@
                 <w:b/>
                 <w:sz w:val="17"/>
               </w:rPr>
-              <w:t>$+4,991.6M</w:t>
+              <w:t>-</w:t>
             </w:r>
           </w:p>
         </w:tc>
@@ -23092,7 +23092,7 @@
           </w:tcPr>
           <w:p>
             <w:pPr>
-              <w:jc w:val="right"/>
+              <w:jc w:val="center"/>
             </w:pPr>
             <w:r>
               <w:rPr>
@@ -23100,7 +23100,7 @@
                 <w:b/>
                 <w:sz w:val="17"/>
               </w:rPr>
-              <w:t>$-628.8M</w:t>
+              <w:t>-</w:t>
             </w:r>
           </w:p>
         </w:tc>
@@ -23116,7 +23116,7 @@
           </w:tcPr>
           <w:p>
             <w:pPr>
-              <w:jc w:val="right"/>
+              <w:jc w:val="center"/>
             </w:pPr>
             <w:r>
               <w:rPr>
@@ -23124,7 +23124,7 @@
                 <w:b/>
                 <w:sz w:val="17"/>
               </w:rPr>
-              <w:t>$-426.9M</w:t>
+              <w:t>-</w:t>
             </w:r>
           </w:p>
         </w:tc>
@@ -23140,7 +23140,7 @@
           </w:tcPr>
           <w:p>
             <w:pPr>
-              <w:jc w:val="right"/>
+              <w:jc w:val="center"/>
             </w:pPr>
             <w:r>
               <w:rPr>
@@ -23148,7 +23148,7 @@
                 <w:b/>
                 <w:sz w:val="17"/>
               </w:rPr>
-              <w:t>$-235.7M</w:t>
+              <w:t>-</w:t>
             </w:r>
           </w:p>
         </w:tc>
@@ -23164,7 +23164,7 @@
           </w:tcPr>
           <w:p>
             <w:pPr>
-              <w:jc w:val="right"/>
+              <w:jc w:val="center"/>
             </w:pPr>
             <w:r>
               <w:rPr>
@@ -23172,7 +23172,7 @@
                 <w:b/>
                 <w:sz w:val="17"/>
               </w:rPr>
-              <w:t>$-1,120.2M</w:t>
+              <w:t>-</w:t>
             </w:r>
           </w:p>
         </w:tc>
@@ -23402,7 +23402,7 @@
           </w:tcPr>
           <w:p>
             <w:pPr>
-              <w:jc w:val="right"/>
+              <w:jc w:val="center"/>
             </w:pPr>
             <w:r>
               <w:rPr>
@@ -23410,7 +23410,7 @@
                 <w:b/>
                 <w:sz w:val="17"/>
               </w:rPr>
-              <w:t>+6.33%</w:t>
+              <w:t>-</w:t>
             </w:r>
           </w:p>
         </w:tc>
@@ -23426,7 +23426,7 @@
           </w:tcPr>
           <w:p>
             <w:pPr>
-              <w:jc w:val="right"/>
+              <w:jc w:val="center"/>
             </w:pPr>
             <w:r>
               <w:rPr>
@@ -23434,7 +23434,7 @@
                 <w:b/>
                 <w:sz w:val="17"/>
               </w:rPr>
-              <w:t>-1.01%</w:t>
+              <w:t>-</w:t>
             </w:r>
           </w:p>
         </w:tc>
@@ -23450,7 +23450,7 @@
           </w:tcPr>
           <w:p>
             <w:pPr>
-              <w:jc w:val="right"/>
+              <w:jc w:val="center"/>
             </w:pPr>
             <w:r>
               <w:rPr>
@@ -23458,7 +23458,7 @@
                 <w:b/>
                 <w:sz w:val="17"/>
               </w:rPr>
-              <w:t>-0.92%</w:t>
+              <w:t>-</w:t>
             </w:r>
           </w:p>
         </w:tc>
@@ -23474,7 +23474,7 @@
           </w:tcPr>
           <w:p>
             <w:pPr>
-              <w:jc w:val="right"/>
+              <w:jc w:val="center"/>
             </w:pPr>
             <w:r>
               <w:rPr>
@@ -23482,7 +23482,7 @@
                 <w:b/>
                 <w:sz w:val="17"/>
               </w:rPr>
-              <w:t>-0.64%</w:t>
+              <w:t>-</w:t>
             </w:r>
           </w:p>
         </w:tc>
@@ -23498,7 +23498,7 @@
           </w:tcPr>
           <w:p>
             <w:pPr>
-              <w:jc w:val="right"/>
+              <w:jc w:val="center"/>
             </w:pPr>
             <w:r>
               <w:rPr>
@@ -23506,7 +23506,7 @@
                 <w:b/>
                 <w:sz w:val="17"/>
               </w:rPr>
-              <w:t>-4.50%</w:t>
+              <w:t>-</w:t>
             </w:r>
           </w:p>
         </w:tc>
@@ -23577,7 +23577,7 @@
                 <w:b w:val="0"/>
                 <w:sz w:val="17"/>
               </w:rPr>
-              <w:t>SALUDABLE</w:t>
+              <w:t>NO APLICABLE (SECTOR FINANCIERO)</w:t>
             </w:r>
           </w:p>
         </w:tc>
@@ -23601,7 +23601,7 @@
                 <w:b w:val="0"/>
                 <w:sz w:val="17"/>
               </w:rPr>
-              <w:t>SALUDABLE</w:t>
+              <w:t>NO APLICABLE (SECTOR FINANCIERO)</w:t>
             </w:r>
           </w:p>
         </w:tc>
@@ -23625,7 +23625,7 @@
                 <w:b w:val="0"/>
                 <w:sz w:val="17"/>
               </w:rPr>
-              <w:t>SALUDABLE</w:t>
+              <w:t>NO APLICABLE (SECTOR FINANCIERO)</w:t>
             </w:r>
           </w:p>
         </w:tc>
@@ -23649,7 +23649,7 @@
                 <w:b w:val="0"/>
                 <w:sz w:val="17"/>
               </w:rPr>
-              <w:t>SALUDABLE</w:t>
+              <w:t>NO APLICABLE (SECTOR FINANCIERO)</w:t>
             </w:r>
           </w:p>
         </w:tc>
@@ -23673,7 +23673,7 @@
                 <w:b w:val="0"/>
                 <w:sz w:val="17"/>
               </w:rPr>
-              <w:t>EXCELENTE</w:t>
+              <w:t>NO APLICABLE (SECTOR FINANCIERO)</w:t>
             </w:r>
           </w:p>
         </w:tc>
@@ -23714,7 +23714,7 @@
           <w:color w:val="2D3748"/>
           <w:sz w:val="17"/>
         </w:rPr>
-        <w:t>Interpretación para el Inversor: En LTM, Nu Holdings Ltd. generó $-1,381.6M de CFO frente a $3,610.0M de beneficio neto, arrojando una tasa de conversión de caja del -38.3% (cada dólar reportado está respaldado por $-0.38 de efectivo). El Ratio Sloan de +6.33% descarta por completo el riesgo de beneficios ficticios.</w:t>
+        <w:t>Interpretación para el Inversor: En LTM, Nu Holdings Ltd. generó $-1,381.6M de CFO frente a $3,610.0M de beneficio neto, arrojando una tasa de conversión de caja del -38.3% (cada dólar reportado está respaldado por $-0.38 de efectivo). El Ratio Sloan de +0.00% descarta por completo el riesgo de beneficios ficticios.</w:t>
       </w:r>
     </w:p>
     <w:p>
@@ -25416,7 +25416,7 @@
                 <w:rFonts w:ascii="Calibri" w:hAnsi="Calibri"/>
                 <w:sz w:val="17"/>
               </w:rPr>
-              <w:t>+6.33%</w:t>
+              <w:t>+0.00%</w:t>
             </w:r>
           </w:p>
         </w:tc>
@@ -26112,7 +26112,7 @@
                 <w:color w:val="2D3748"/>
                 <w:sz w:val="19"/>
               </w:rPr>
-              <w:t>Rating Sintético: D (DEFAULT INMINENTE O TÉCNICO (D / Default)) | Loan-to-Deposit Ratio: 83.1%</w:t>
+              <w:t>Rating Sintético: AA- (SOLVENCIA BANCARIA DE PRIMER NIVEL (AA-)) | Loan-to-Deposit Ratio: 83.1%</w:t>
               <w:br/>
               <w:t>Cobertura de Provisiones: N/D | Retorno sobre Patrimonio Tangible (ROTCE): 26.40%</w:t>
               <w:br/>
@@ -27069,7 +27069,7 @@
                 <w:b/>
                 <w:sz w:val="17"/>
               </w:rPr>
-              <w:t>D</w:t>
+              <w:t>AA-</w:t>
             </w:r>
           </w:p>
         </w:tc>
@@ -27097,7 +27097,7 @@
               <w:rPr>
                 <w:sz w:val="17"/>
               </w:rPr>
-              <w:t>DEFAULT INMINENTE O TÉCNICO (D / Default)</w:t>
+              <w:t>SOLVENCIA BANCARIA DE PRIMER NIVEL (AA-)</w:t>
             </w:r>
           </w:p>
         </w:tc>
@@ -27239,13 +27239,13 @@
           <w:color w:val="2D3748"/>
           <w:sz w:val="19"/>
         </w:rPr>
-        <w:t>• Cotización: $15.72  |  Valor en Libros por Acción: $2.63  |  P/TBV Mercado: 5.98x</w:t>
+        <w:t>• Cotización: $14.87  |  Valor en Libros por Acción: $2.63  |  P/TBV Mercado: 5.65x</w:t>
         <w:br/>
-        <w:t>• Rentabilidad de Balance (ROTCE): 28.11% vs. Coste Capital (Ke): 9.82%  -&gt;  Spread: +18.3 pp</w:t>
+        <w:t>• Rentabilidad de Balance (ROTCE): 28.11% vs. Coste Capital (Ke): 9.76%  -&gt;  Spread: +18.4 pp</w:t>
         <w:br/>
-        <w:t>• P/TBV Justificado Teórico: 3.68x (Precio Teórico Justo: $9.68)</w:t>
+        <w:t>• P/TBV Justificado Teórico: 3.72x (Precio Teórico Justo: $9.78)</w:t>
         <w:br/>
-        <w:t>• Veredicto: El mercado descuenta sostener un ROTCE del ~43.8% o expansión con retornos sobre fondos propios.</w:t>
+        <w:t>• Veredicto: El mercado descuenta sostener un ROTCE del ~41.2% o expansión con retornos sobre fondos propios.</w:t>
       </w:r>
     </w:p>
     <w:p>
@@ -27490,7 +27490,7 @@
                 <w:b/>
                 <w:sz w:val="17"/>
               </w:rPr>
-              <w:t>9.82%</w:t>
+              <w:t>9.76%</w:t>
             </w:r>
           </w:p>
         </w:tc>
@@ -27534,7 +27534,7 @@
                 <w:b/>
                 <w:sz w:val="17"/>
               </w:rPr>
-              <w:t>+18.3 pp</w:t>
+              <w:t>+18.4 pp</w:t>
             </w:r>
           </w:p>
         </w:tc>
@@ -27579,7 +27579,7 @@
                 <w:b/>
                 <w:sz w:val="17"/>
               </w:rPr>
-              <w:t>3.68x</w:t>
+              <w:t>3.72x</w:t>
             </w:r>
           </w:p>
         </w:tc>
@@ -27623,7 +27623,7 @@
                 <w:b/>
                 <w:sz w:val="17"/>
               </w:rPr>
-              <w:t>$9.68</w:t>
+              <w:t>$9.78</w:t>
             </w:r>
           </w:p>
         </w:tc>
@@ -27821,7 +27821,7 @@
               <w:rPr>
                 <w:sz w:val="16"/>
               </w:rPr>
-              <w:t>8.82% (Bajo / Optimista)</w:t>
+              <w:t>8.76% (Bajo / Optimista)</w:t>
             </w:r>
           </w:p>
         </w:tc>
@@ -27834,7 +27834,7 @@
               <w:rPr>
                 <w:sz w:val="16"/>
               </w:rPr>
-              <w:t>$8.63</w:t>
+              <w:t>$8.72</w:t>
             </w:r>
           </w:p>
         </w:tc>
@@ -27847,7 +27847,7 @@
               <w:rPr>
                 <w:sz w:val="16"/>
               </w:rPr>
-              <w:t>$9.54</w:t>
+              <w:t>$9.64</w:t>
             </w:r>
           </w:p>
         </w:tc>
@@ -27860,7 +27860,7 @@
               <w:rPr>
                 <w:sz w:val="16"/>
               </w:rPr>
-              <w:t>$10.44</w:t>
+              <w:t>$10.55</w:t>
             </w:r>
           </w:p>
         </w:tc>
@@ -27874,7 +27874,7 @@
                 <w:b/>
                 <w:sz w:val="16"/>
               </w:rPr>
-              <w:t>$11.35</w:t>
+              <w:t>$11.47</w:t>
             </w:r>
           </w:p>
         </w:tc>
@@ -27887,7 +27887,7 @@
               <w:rPr>
                 <w:sz w:val="16"/>
               </w:rPr>
-              <w:t>$12.25</w:t>
+              <w:t>$12.38</w:t>
             </w:r>
           </w:p>
         </w:tc>
@@ -27900,7 +27900,7 @@
               <w:rPr>
                 <w:sz w:val="16"/>
               </w:rPr>
-              <w:t>$13.15</w:t>
+              <w:t>$13.29</w:t>
             </w:r>
           </w:p>
         </w:tc>
@@ -27929,7 +27929,7 @@
               <w:rPr>
                 <w:sz w:val="16"/>
               </w:rPr>
-              <w:t>9.32% (Favorable)</w:t>
+              <w:t>9.26% (Favorable)</w:t>
             </w:r>
           </w:p>
         </w:tc>
@@ -27943,7 +27943,7 @@
               <w:rPr>
                 <w:sz w:val="16"/>
               </w:rPr>
-              <w:t>$7.95</w:t>
+              <w:t>$8.03</w:t>
             </w:r>
           </w:p>
         </w:tc>
@@ -27957,7 +27957,7 @@
               <w:rPr>
                 <w:sz w:val="16"/>
               </w:rPr>
-              <w:t>$8.78</w:t>
+              <w:t>$8.87</w:t>
             </w:r>
           </w:p>
         </w:tc>
@@ -27971,7 +27971,7 @@
               <w:rPr>
                 <w:sz w:val="16"/>
               </w:rPr>
-              <w:t>$9.62</w:t>
+              <w:t>$9.71</w:t>
             </w:r>
           </w:p>
         </w:tc>
@@ -27986,7 +27986,7 @@
                 <w:b/>
                 <w:sz w:val="16"/>
               </w:rPr>
-              <w:t>$10.45</w:t>
+              <w:t>$10.55</w:t>
             </w:r>
           </w:p>
         </w:tc>
@@ -28000,7 +28000,7 @@
               <w:rPr>
                 <w:sz w:val="16"/>
               </w:rPr>
-              <w:t>$11.28</w:t>
+              <w:t>$11.39</w:t>
             </w:r>
           </w:p>
         </w:tc>
@@ -28014,7 +28014,7 @@
               <w:rPr>
                 <w:sz w:val="16"/>
               </w:rPr>
-              <w:t>$12.11</w:t>
+              <w:t>$12.23</w:t>
             </w:r>
           </w:p>
         </w:tc>
@@ -28044,7 +28044,7 @@
               <w:rPr>
                 <w:sz w:val="16"/>
               </w:rPr>
-              <w:t>9.82% (Ke Auditado Base)</w:t>
+              <w:t>9.76% (Ke Auditado Base)</w:t>
             </w:r>
           </w:p>
         </w:tc>
@@ -28059,7 +28059,7 @@
                 <w:b/>
                 <w:sz w:val="16"/>
               </w:rPr>
-              <w:t>$7.37</w:t>
+              <w:t>$7.43</w:t>
             </w:r>
           </w:p>
         </w:tc>
@@ -28074,7 +28074,7 @@
                 <w:b/>
                 <w:sz w:val="16"/>
               </w:rPr>
-              <w:t>$8.14</w:t>
+              <w:t>$8.21</w:t>
             </w:r>
           </w:p>
         </w:tc>
@@ -28089,7 +28089,7 @@
                 <w:b/>
                 <w:sz w:val="16"/>
               </w:rPr>
-              <w:t>$8.91</w:t>
+              <w:t>$8.99</w:t>
             </w:r>
           </w:p>
         </w:tc>
@@ -28104,7 +28104,7 @@
                 <w:b/>
                 <w:sz w:val="16"/>
               </w:rPr>
-              <w:t>$9.68</w:t>
+              <w:t>$9.77</w:t>
             </w:r>
           </w:p>
         </w:tc>
@@ -28119,7 +28119,7 @@
                 <w:b/>
                 <w:sz w:val="16"/>
               </w:rPr>
-              <w:t>$10.45</w:t>
+              <w:t>$10.55</w:t>
             </w:r>
           </w:p>
         </w:tc>
@@ -28134,7 +28134,7 @@
                 <w:b/>
                 <w:sz w:val="16"/>
               </w:rPr>
-              <w:t>$11.23</w:t>
+              <w:t>$11.33</w:t>
             </w:r>
           </w:p>
         </w:tc>
@@ -28164,7 +28164,7 @@
               <w:rPr>
                 <w:sz w:val="16"/>
               </w:rPr>
-              <w:t>10.32% (Exigente)</w:t>
+              <w:t>10.26% (Exigente)</w:t>
             </w:r>
           </w:p>
         </w:tc>
@@ -28178,7 +28178,7 @@
               <w:rPr>
                 <w:sz w:val="16"/>
               </w:rPr>
-              <w:t>$6.86</w:t>
+              <w:t>$6.92</w:t>
             </w:r>
           </w:p>
         </w:tc>
@@ -28192,7 +28192,7 @@
               <w:rPr>
                 <w:sz w:val="16"/>
               </w:rPr>
-              <w:t>$7.58</w:t>
+              <w:t>$7.65</w:t>
             </w:r>
           </w:p>
         </w:tc>
@@ -28206,7 +28206,7 @@
               <w:rPr>
                 <w:sz w:val="16"/>
               </w:rPr>
-              <w:t>$8.30</w:t>
+              <w:t>$8.37</w:t>
             </w:r>
           </w:p>
         </w:tc>
@@ -28221,7 +28221,7 @@
                 <w:b/>
                 <w:sz w:val="16"/>
               </w:rPr>
-              <w:t>$9.02</w:t>
+              <w:t>$9.10</w:t>
             </w:r>
           </w:p>
         </w:tc>
@@ -28235,7 +28235,7 @@
               <w:rPr>
                 <w:sz w:val="16"/>
               </w:rPr>
-              <w:t>$9.74</w:t>
+              <w:t>$9.82</w:t>
             </w:r>
           </w:p>
         </w:tc>
@@ -28249,7 +28249,7 @@
               <w:rPr>
                 <w:sz w:val="16"/>
               </w:rPr>
-              <w:t>$10.46</w:t>
+              <w:t>$10.55</w:t>
             </w:r>
           </w:p>
         </w:tc>
@@ -28278,7 +28278,7 @@
               <w:rPr>
                 <w:sz w:val="16"/>
               </w:rPr>
-              <w:t>10.82% (Estrés Macro / Tipos)</w:t>
+              <w:t>10.76% (Estrés Macro / Tipos)</w:t>
             </w:r>
           </w:p>
         </w:tc>
@@ -28291,7 +28291,7 @@
               <w:rPr>
                 <w:sz w:val="16"/>
               </w:rPr>
-              <w:t>$6.43</w:t>
+              <w:t>$6.48</w:t>
             </w:r>
           </w:p>
         </w:tc>
@@ -28304,7 +28304,7 @@
               <w:rPr>
                 <w:sz w:val="16"/>
               </w:rPr>
-              <w:t>$7.10</w:t>
+              <w:t>$7.15</w:t>
             </w:r>
           </w:p>
         </w:tc>
@@ -28317,7 +28317,7 @@
               <w:rPr>
                 <w:sz w:val="16"/>
               </w:rPr>
-              <w:t>$7.77</w:t>
+              <w:t>$7.83</w:t>
             </w:r>
           </w:p>
         </w:tc>
@@ -28331,7 +28331,7 @@
                 <w:b/>
                 <w:sz w:val="16"/>
               </w:rPr>
-              <w:t>$8.44</w:t>
+              <w:t>$8.51</w:t>
             </w:r>
           </w:p>
         </w:tc>
@@ -28344,7 +28344,7 @@
               <w:rPr>
                 <w:sz w:val="16"/>
               </w:rPr>
-              <w:t>$9.12</w:t>
+              <w:t>$9.19</w:t>
             </w:r>
           </w:p>
         </w:tc>
@@ -28357,7 +28357,7 @@
               <w:rPr>
                 <w:sz w:val="16"/>
               </w:rPr>
-              <w:t>$9.79</w:t>
+              <w:t>$9.87</w:t>
             </w:r>
           </w:p>
         </w:tc>
@@ -28675,7 +28675,7 @@
               <w:rPr>
                 <w:sz w:val="17"/>
               </w:rPr>
-              <w:t>ROTCE Tangible: 28.1% vs Ke 9.82%</w:t>
+              <w:t>ROTCE Tangible: 28.1% vs Ke 9.76%</w:t>
             </w:r>
           </w:p>
         </w:tc>
@@ -28704,7 +28704,7 @@
               <w:rPr>
                 <w:sz w:val="17"/>
               </w:rPr>
-              <w:t>Spread económico de +18.3 pp sobre coste de capital propio.</w:t>
+              <w:t>Spread económico de +18.4 pp sobre coste de capital propio.</w:t>
             </w:r>
           </w:p>
         </w:tc>
@@ -28733,7 +28733,7 @@
               <w:rPr>
                 <w:sz w:val="17"/>
               </w:rPr>
-              <w:t>P/TBV: 6.0x vs P/TBV Teórico: 3.7x</w:t>
+              <w:t>P/TBV: 5.7x vs P/TBV Teórico: 3.7x</w:t>
             </w:r>
           </w:p>
         </w:tc>

--- a/data/processed/NU/Analisis_Resultados_Q2_2026_NU.docx
+++ b/data/processed/NU/Analisis_Resultados_Q2_2026_NU.docx
@@ -27243,7 +27243,7 @@
         <w:br/>
         <w:t>• Rentabilidad de Balance (ROTCE): 28.11% vs. Coste Capital (Ke): 9.76%  -&gt;  Spread: +18.4 pp</w:t>
         <w:br/>
-        <w:t>• P/TBV Justificado Teórico: 3.72x (Precio Teórico Justo: $9.78)</w:t>
+        <w:t>• P/TBV Justificado Teórico: 5.02x (Precio Teórico Justo: $13.2)</w:t>
         <w:br/>
         <w:t>• Veredicto: El mercado descuenta sostener un ROTCE del ~41.2% o expansión con retornos sobre fondos propios.</w:t>
       </w:r>
@@ -27579,7 +27579,7 @@
                 <w:b/>
                 <w:sz w:val="17"/>
               </w:rPr>
-              <w:t>3.72x</w:t>
+              <w:t>5.02x</w:t>
             </w:r>
           </w:p>
         </w:tc>
@@ -27623,7 +27623,7 @@
                 <w:b/>
                 <w:sz w:val="17"/>
               </w:rPr>
-              <w:t>$9.78</w:t>
+              <w:t>$13.2</w:t>
             </w:r>
           </w:p>
         </w:tc>
@@ -27834,7 +27834,7 @@
               <w:rPr>
                 <w:sz w:val="16"/>
               </w:rPr>
-              <w:t>$8.72</w:t>
+              <w:t>$12.86</w:t>
             </w:r>
           </w:p>
         </w:tc>
@@ -27847,7 +27847,7 @@
               <w:rPr>
                 <w:sz w:val="16"/>
               </w:rPr>
-              <w:t>$9.64</w:t>
+              <w:t>$14.25</w:t>
             </w:r>
           </w:p>
         </w:tc>
@@ -27860,7 +27860,7 @@
               <w:rPr>
                 <w:sz w:val="16"/>
               </w:rPr>
-              <w:t>$10.55</w:t>
+              <w:t>$14.62</w:t>
             </w:r>
           </w:p>
         </w:tc>
@@ -27874,7 +27874,7 @@
                 <w:b/>
                 <w:sz w:val="16"/>
               </w:rPr>
-              <w:t>$11.47</w:t>
+              <w:t>$15.02</w:t>
             </w:r>
           </w:p>
         </w:tc>
@@ -27887,7 +27887,7 @@
               <w:rPr>
                 <w:sz w:val="16"/>
               </w:rPr>
-              <w:t>$12.38</w:t>
+              <w:t>$15.41</w:t>
             </w:r>
           </w:p>
         </w:tc>
@@ -27900,7 +27900,7 @@
               <w:rPr>
                 <w:sz w:val="16"/>
               </w:rPr>
-              <w:t>$13.29</w:t>
+              <w:t>$15.81</w:t>
             </w:r>
           </w:p>
         </w:tc>
@@ -27943,7 +27943,7 @@
               <w:rPr>
                 <w:sz w:val="16"/>
               </w:rPr>
-              <w:t>$8.03</w:t>
+              <w:t>$11.62</w:t>
             </w:r>
           </w:p>
         </w:tc>
@@ -27957,7 +27957,7 @@
               <w:rPr>
                 <w:sz w:val="16"/>
               </w:rPr>
-              <w:t>$8.87</w:t>
+              <w:t>$13.33</w:t>
             </w:r>
           </w:p>
         </w:tc>
@@ -27971,7 +27971,7 @@
               <w:rPr>
                 <w:sz w:val="16"/>
               </w:rPr>
-              <w:t>$9.71</w:t>
+              <w:t>$13.68</w:t>
             </w:r>
           </w:p>
         </w:tc>
@@ -27986,7 +27986,7 @@
                 <w:b/>
                 <w:sz w:val="16"/>
               </w:rPr>
-              <w:t>$10.55</w:t>
+              <w:t>$14.04</w:t>
             </w:r>
           </w:p>
         </w:tc>
@@ -28000,7 +28000,7 @@
               <w:rPr>
                 <w:sz w:val="16"/>
               </w:rPr>
-              <w:t>$11.39</w:t>
+              <w:t>$14.39</w:t>
             </w:r>
           </w:p>
         </w:tc>
@@ -28014,7 +28014,7 @@
               <w:rPr>
                 <w:sz w:val="16"/>
               </w:rPr>
-              <w:t>$12.23</w:t>
+              <w:t>$14.75</w:t>
             </w:r>
           </w:p>
         </w:tc>
@@ -28059,7 +28059,7 @@
                 <w:b/>
                 <w:sz w:val="16"/>
               </w:rPr>
-              <w:t>$7.43</w:t>
+              <w:t>$10.60</w:t>
             </w:r>
           </w:p>
         </w:tc>
@@ -28074,7 +28074,7 @@
                 <w:b/>
                 <w:sz w:val="16"/>
               </w:rPr>
-              <w:t>$8.21</w:t>
+              <w:t>$12.41</w:t>
             </w:r>
           </w:p>
         </w:tc>
@@ -28089,7 +28089,7 @@
                 <w:b/>
                 <w:sz w:val="16"/>
               </w:rPr>
-              <w:t>$8.99</w:t>
+              <w:t>$12.86</w:t>
             </w:r>
           </w:p>
         </w:tc>
@@ -28104,7 +28104,7 @@
                 <w:b/>
                 <w:sz w:val="16"/>
               </w:rPr>
-              <w:t>$9.77</w:t>
+              <w:t>$13.20</w:t>
             </w:r>
           </w:p>
         </w:tc>
@@ -28119,7 +28119,7 @@
                 <w:b/>
                 <w:sz w:val="16"/>
               </w:rPr>
-              <w:t>$10.55</w:t>
+              <w:t>$13.54</w:t>
             </w:r>
           </w:p>
         </w:tc>
@@ -28134,7 +28134,7 @@
                 <w:b/>
                 <w:sz w:val="16"/>
               </w:rPr>
-              <w:t>$11.33</w:t>
+              <w:t>$13.89</w:t>
             </w:r>
           </w:p>
         </w:tc>
@@ -28178,7 +28178,7 @@
               <w:rPr>
                 <w:sz w:val="16"/>
               </w:rPr>
-              <w:t>$6.92</w:t>
+              <w:t>$9.70</w:t>
             </w:r>
           </w:p>
         </w:tc>
@@ -28192,7 +28192,7 @@
               <w:rPr>
                 <w:sz w:val="16"/>
               </w:rPr>
-              <w:t>$7.65</w:t>
+              <w:t>$11.36</w:t>
             </w:r>
           </w:p>
         </w:tc>
@@ -28206,7 +28206,7 @@
               <w:rPr>
                 <w:sz w:val="16"/>
               </w:rPr>
-              <w:t>$8.37</w:t>
+              <w:t>$12.15</w:t>
             </w:r>
           </w:p>
         </w:tc>
@@ -28221,7 +28221,7 @@
                 <w:b/>
                 <w:sz w:val="16"/>
               </w:rPr>
-              <w:t>$9.10</w:t>
+              <w:t>$12.47</w:t>
             </w:r>
           </w:p>
         </w:tc>
@@ -28235,7 +28235,7 @@
               <w:rPr>
                 <w:sz w:val="16"/>
               </w:rPr>
-              <w:t>$9.82</w:t>
+              <w:t>$12.78</w:t>
             </w:r>
           </w:p>
         </w:tc>
@@ -28249,7 +28249,7 @@
               <w:rPr>
                 <w:sz w:val="16"/>
               </w:rPr>
-              <w:t>$10.55</w:t>
+              <w:t>$13.12</w:t>
             </w:r>
           </w:p>
         </w:tc>
@@ -28291,7 +28291,7 @@
               <w:rPr>
                 <w:sz w:val="16"/>
               </w:rPr>
-              <w:t>$6.48</w:t>
+              <w:t>$8.94</w:t>
             </w:r>
           </w:p>
         </w:tc>
@@ -28304,7 +28304,7 @@
               <w:rPr>
                 <w:sz w:val="16"/>
               </w:rPr>
-              <w:t>$7.15</w:t>
+              <w:t>$10.47</w:t>
             </w:r>
           </w:p>
         </w:tc>
@@ -28317,7 +28317,7 @@
               <w:rPr>
                 <w:sz w:val="16"/>
               </w:rPr>
-              <w:t>$7.83</w:t>
+              <w:t>$11.52</w:t>
             </w:r>
           </w:p>
         </w:tc>
@@ -28331,7 +28331,7 @@
                 <w:b/>
                 <w:sz w:val="16"/>
               </w:rPr>
-              <w:t>$8.51</w:t>
+              <w:t>$11.83</w:t>
             </w:r>
           </w:p>
         </w:tc>
@@ -28344,7 +28344,7 @@
               <w:rPr>
                 <w:sz w:val="16"/>
               </w:rPr>
-              <w:t>$9.19</w:t>
+              <w:t>$12.12</w:t>
             </w:r>
           </w:p>
         </w:tc>
@@ -28357,7 +28357,7 @@
               <w:rPr>
                 <w:sz w:val="16"/>
               </w:rPr>
-              <w:t>$9.87</w:t>
+              <w:t>$12.44</w:t>
             </w:r>
           </w:p>
         </w:tc>
@@ -28733,7 +28733,7 @@
               <w:rPr>
                 <w:sz w:val="17"/>
               </w:rPr>
-              <w:t>P/TBV: 5.7x vs P/TBV Teórico: 3.7x</w:t>
+              <w:t>P/TBV: 5.7x vs P/TBV Teórico: 5.0x</w:t>
             </w:r>
           </w:p>
         </w:tc>

--- a/data/processed/NU/Analisis_Resultados_Q2_2026_NU.docx
+++ b/data/processed/NU/Analisis_Resultados_Q2_2026_NU.docx
@@ -65,7 +65,7 @@
                 <w:color w:val="D1DFF5"/>
                 <w:sz w:val="17"/>
               </w:rPr>
-              <w:t>Fecha de Análisis: 14 de Septiembre de 2026 | Período Contable: 30 de Junio de 2026</w:t>
+              <w:t>Fecha de Análisis: 17 de Septiembre de 2026 | Período Contable: 30 de Junio de 2026</w:t>
               <w:br/>
               <w:t>Fuente Oficial: Formulario 6-K, Formulario 20-F (SEC EDGAR) &amp; Q2 2026 Earnings Call Transcript</w:t>
             </w:r>

--- a/data/processed/NU/Analisis_Resultados_Q2_2026_NU.docx
+++ b/data/processed/NU/Analisis_Resultados_Q2_2026_NU.docx
@@ -65,7 +65,7 @@
                 <w:color w:val="D1DFF5"/>
                 <w:sz w:val="17"/>
               </w:rPr>
-              <w:t>Fecha de Análisis: 17 de Septiembre de 2026 | Período Contable: 30 de Junio de 2026</w:t>
+              <w:t>Fecha de Análisis: 20 de Septiembre de 2026 | Período Contable: 30 de Junio de 2026</w:t>
               <w:br/>
               <w:t>Fuente Oficial: Formulario 6-K, Formulario 20-F (SEC EDGAR) &amp; Q2 2026 Earnings Call Transcript</w:t>
             </w:r>

--- a/data/processed/NU/Analisis_Resultados_Q2_2026_NU.docx
+++ b/data/processed/NU/Analisis_Resultados_Q2_2026_NU.docx
@@ -65,7 +65,7 @@
                 <w:color w:val="D1DFF5"/>
                 <w:sz w:val="17"/>
               </w:rPr>
-              <w:t>Fecha de Análisis: 20 de Septiembre de 2026 | Período Contable: 30 de Junio de 2026</w:t>
+              <w:t>Fecha de Análisis: 21 de Septiembre de 2026 | Período Contable: 30 de Junio de 2026</w:t>
               <w:br/>
               <w:t>Fuente Oficial: Formulario 6-K, Formulario 20-F (SEC EDGAR) &amp; Q2 2026 Earnings Call Transcript</w:t>
             </w:r>

--- a/data/processed/NU/Analisis_Resultados_Q2_2026_NU.docx
+++ b/data/processed/NU/Analisis_Resultados_Q2_2026_NU.docx
@@ -65,7 +65,7 @@
                 <w:color w:val="D1DFF5"/>
                 <w:sz w:val="17"/>
               </w:rPr>
-              <w:t>Fecha de Análisis: 21 de Septiembre de 2026 | Período Contable: 30 de Junio de 2026</w:t>
+              <w:t>Fecha de Análisis: 22 de Septiembre de 2026 | Período Contable: 30 de Junio de 2026</w:t>
               <w:br/>
               <w:t>Fuente Oficial: Formulario 6-K, Formulario 20-F (SEC EDGAR) &amp; Q2 2026 Earnings Call Transcript</w:t>
             </w:r>

--- a/data/processed/NU/Analisis_Resultados_Q2_2026_NU.docx
+++ b/data/processed/NU/Analisis_Resultados_Q2_2026_NU.docx
@@ -65,7 +65,7 @@
                 <w:color w:val="D1DFF5"/>
                 <w:sz w:val="17"/>
               </w:rPr>
-              <w:t>Fecha de Análisis: 22 de Septiembre de 2026 | Período Contable: 30 de Junio de 2026</w:t>
+              <w:t>Fecha de Análisis: 23 de Septiembre de 2026 | Período Contable: 30 de Junio de 2026</w:t>
               <w:br/>
               <w:t>Fuente Oficial: Formulario 6-K, Formulario 20-F (SEC EDGAR) &amp; Q2 2026 Earnings Call Transcript</w:t>
             </w:r>

--- a/data/processed/NU/Analisis_Resultados_Q2_2026_NU.docx
+++ b/data/processed/NU/Analisis_Resultados_Q2_2026_NU.docx
@@ -65,7 +65,7 @@
                 <w:color w:val="D1DFF5"/>
                 <w:sz w:val="17"/>
               </w:rPr>
-              <w:t>Fecha de Análisis: 23 de Septiembre de 2026 | Período Contable: 30 de Junio de 2026</w:t>
+              <w:t>Fecha de Análisis: 24 de Septiembre de 2026 | Período Contable: 30 de Junio de 2026</w:t>
               <w:br/>
               <w:t>Fuente Oficial: Formulario 6-K, Formulario 20-F (SEC EDGAR) &amp; Q2 2026 Earnings Call Transcript</w:t>
             </w:r>

--- a/data/processed/NU/Analisis_Resultados_Q2_2026_NU.docx
+++ b/data/processed/NU/Analisis_Resultados_Q2_2026_NU.docx
@@ -65,7 +65,7 @@
                 <w:color w:val="D1DFF5"/>
                 <w:sz w:val="17"/>
               </w:rPr>
-              <w:t>Fecha de Análisis: 24 de Septiembre de 2026 | Período Contable: 30 de Junio de 2026</w:t>
+              <w:t>Fecha de Análisis: 25 de Septiembre de 2026 | Período Contable: 30 de Junio de 2026</w:t>
               <w:br/>
               <w:t>Fuente Oficial: Formulario 6-K, Formulario 20-F (SEC EDGAR) &amp; Q2 2026 Earnings Call Transcript</w:t>
             </w:r>

--- a/data/processed/NU/Analisis_Resultados_Q2_2026_NU.docx
+++ b/data/processed/NU/Analisis_Resultados_Q2_2026_NU.docx
@@ -65,7 +65,7 @@
                 <w:color w:val="D1DFF5"/>
                 <w:sz w:val="17"/>
               </w:rPr>
-              <w:t>Fecha de Análisis: 25 de Septiembre de 2026 | Período Contable: 30 de Junio de 2026</w:t>
+              <w:t>Fecha de Análisis: 28 de Septiembre de 2026 | Período Contable: 30 de Junio de 2026</w:t>
               <w:br/>
               <w:t>Fuente Oficial: Formulario 6-K, Formulario 20-F (SEC EDGAR) &amp; Q2 2026 Earnings Call Transcript</w:t>
             </w:r>
